--- a/TS Jatai Ghanam Project/TS 3.3/TS 3.3 Jatai Tamil Corrections.docx
+++ b/TS Jatai Ghanam Project/TS 3.3/TS 3.3 Jatai Tamil Corrections.docx
@@ -1,7 +1,2984 @@
 
 <file path=word/document.xml><?xml version="1.0" encoding="utf-8"?>
-<w:document xmlns:wpc="http://schemas.microsoft.com/office/word/2010/wordprocessingCanvas" xmlns:cx="http://schemas.microsoft.com/office/drawing/2014/chartex" xmlns:cx1="http://schemas.microsoft.com/office/drawing/2015/9/8/chartex" xmlns:cx2="http://schemas.microsoft.com/office/drawing/2015/10/21/chartex" xmlns:cx3="http://schemas.microsoft.com/office/drawing/2016/5/9/chartex" xmlns:cx4="http://schemas.microsoft.com/office/drawing/2016/5/10/chartex" xmlns:cx5="http://schemas.microsoft.com/office/drawing/2016/5/11/chartex" xmlns:cx6="http://schemas.microsoft.com/office/drawing/2016/5/12/chartex" xmlns:cx7="http://schemas.microsoft.com/office/drawing/2016/5/13/chartex" xmlns:cx8="http://schemas.microsoft.com/office/drawing/2016/5/14/chartex" xmlns:mc="http://schemas.openxmlformats.org/markup-compatibility/2006" xmlns:aink="http://schemas.microsoft.com/office/drawing/2016/ink" xmlns:am3d="http://schemas.microsoft.com/office/drawing/2017/model3d" xmlns:o="urn:schemas-microsoft-com:office:office" xmlns:oel="http://schemas.microsoft.com/office/2019/extlst" xmlns:r="http://schemas.openxmlformats.org/officeDocument/2006/relationships" xmlns:m="http://schemas.openxmlformats.org/officeDocument/2006/math" xmlns:v="urn:schemas-microsoft-com:vml" xmlns:wp14="http://schemas.microsoft.com/office/word/2010/wordprocessingDrawing" xmlns:wp="http://schemas.openxmlformats.org/drawingml/2006/wordprocessingDrawing" xmlns:w10="urn:schemas-microsoft-com:office:word" xmlns:w="http://schemas.openxmlformats.org/wordprocessingml/2006/main" xmlns:w14="http://schemas.microsoft.com/office/word/2010/wordml" xmlns:w15="http://schemas.microsoft.com/office/word/2012/wordml" xmlns:w16cex="http://schemas.microsoft.com/office/word/2018/wordml/cex" xmlns:w16cid="http://schemas.microsoft.com/office/word/2016/wordml/cid" xmlns:w16="http://schemas.microsoft.com/office/word/2018/wordml" xmlns:w16sdtdh="http://schemas.microsoft.com/office/word/2020/wordml/sdtdatahash" xmlns:w16se="http://schemas.microsoft.com/office/word/2015/wordml/symex" xmlns:wpg="http://schemas.microsoft.com/office/word/2010/wordprocessingGroup" xmlns:wpi="http://schemas.microsoft.com/office/word/2010/wordprocessingInk" xmlns:wne="http://schemas.microsoft.com/office/word/2006/wordml" xmlns:wps="http://schemas.microsoft.com/office/word/2010/wordprocessingShape" mc:Ignorable="w14 w15 w16se w16cid w16 w16cex w16sdtdh wp14">
+<w:document xmlns:wpc="http://schemas.microsoft.com/office/word/2010/wordprocessingCanvas" xmlns:cx="http://schemas.microsoft.com/office/drawing/2014/chartex" xmlns:cx1="http://schemas.microsoft.com/office/drawing/2015/9/8/chartex" xmlns:cx2="http://schemas.microsoft.com/office/drawing/2015/10/21/chartex" xmlns:cx3="http://schemas.microsoft.com/office/drawing/2016/5/9/chartex" xmlns:cx4="http://schemas.microsoft.com/office/drawing/2016/5/10/chartex" xmlns:cx5="http://schemas.microsoft.com/office/drawing/2016/5/11/chartex" xmlns:cx6="http://schemas.microsoft.com/office/drawing/2016/5/12/chartex" xmlns:cx7="http://schemas.microsoft.com/office/drawing/2016/5/13/chartex" xmlns:cx8="http://schemas.microsoft.com/office/drawing/2016/5/14/chartex" xmlns:mc="http://schemas.openxmlformats.org/markup-compatibility/2006" xmlns:aink="http://schemas.microsoft.com/office/drawing/2016/ink" xmlns:am3d="http://schemas.microsoft.com/office/drawing/2017/model3d" xmlns:o="urn:schemas-microsoft-com:office:office" xmlns:oel="http://schemas.microsoft.com/office/2019/extlst" xmlns:r="http://schemas.openxmlformats.org/officeDocument/2006/relationships" xmlns:m="http://schemas.openxmlformats.org/officeDocument/2006/math" xmlns:v="urn:schemas-microsoft-com:vml" xmlns:wp14="http://schemas.microsoft.com/office/word/2010/wordprocessingDrawing" xmlns:wp="http://schemas.openxmlformats.org/drawingml/2006/wordprocessingDrawing" xmlns:w10="urn:schemas-microsoft-com:office:word" xmlns:w="http://schemas.openxmlformats.org/wordprocessingml/2006/main" xmlns:w14="http://schemas.microsoft.com/office/word/2010/wordml" xmlns:w15="http://schemas.microsoft.com/office/word/2012/wordml" xmlns:w16cei="http://schemas.microsoft.com/office/word/2026/wordml/cei" xmlns:w16cex="http://schemas.microsoft.com/office/word/2018/wordml/cex" xmlns:w16cid="http://schemas.microsoft.com/office/word/2016/wordml/cid" xmlns:w16="http://schemas.microsoft.com/office/word/2018/wordml" xmlns:w16du="http://schemas.microsoft.com/office/word/2023/wordml/word16du" xmlns:w16sdtdh="http://schemas.microsoft.com/office/word/2020/wordml/sdtdatahash" xmlns:w16sdtfl="http://schemas.microsoft.com/office/word/2024/wordml/sdtformatlock" xmlns:w16se="http://schemas.microsoft.com/office/word/2015/wordml/symex" xmlns:wpg="http://schemas.microsoft.com/office/word/2010/wordprocessingGroup" xmlns:wpi="http://schemas.microsoft.com/office/word/2010/wordprocessingInk" xmlns:wne="http://schemas.microsoft.com/office/word/2006/wordml" xmlns:wps="http://schemas.microsoft.com/office/word/2010/wordprocessingShape" mc:Ignorable="w14 w15 w16se w16cid w16 w16cex w16sdtdh w16sdtfl w16du wp14">
   <w:body>
+    <w:p>
+      <w:pPr>
+        <w:spacing w:before="0" w:line="240" w:lineRule="auto"/>
+        <w:jc w:val="center"/>
+        <w:rPr>
+          <w:b/>
+          <w:bCs/>
+          <w:sz w:val="32"/>
+          <w:szCs w:val="32"/>
+          <w:u w:val="single"/>
+        </w:rPr>
+      </w:pPr>
+      <w:r>
+        <w:rPr>
+          <w:b/>
+          <w:bCs/>
+          <w:sz w:val="32"/>
+          <w:szCs w:val="32"/>
+          <w:u w:val="single"/>
+        </w:rPr>
+        <w:t xml:space="preserve">TS </w:t>
+      </w:r>
+      <w:r>
+        <w:rPr>
+          <w:b/>
+          <w:bCs/>
+          <w:sz w:val="32"/>
+          <w:szCs w:val="32"/>
+          <w:u w:val="single"/>
+        </w:rPr>
+        <w:t>Jatai</w:t>
+      </w:r>
+      <w:r>
+        <w:rPr>
+          <w:b/>
+          <w:bCs/>
+          <w:sz w:val="32"/>
+          <w:szCs w:val="32"/>
+          <w:u w:val="single"/>
+        </w:rPr>
+        <w:t xml:space="preserve"> </w:t>
+      </w:r>
+      <w:r>
+        <w:rPr>
+          <w:b/>
+          <w:bCs/>
+          <w:sz w:val="32"/>
+          <w:szCs w:val="32"/>
+          <w:u w:val="single"/>
+        </w:rPr>
+        <w:t xml:space="preserve">– TS </w:t>
+      </w:r>
+      <w:r>
+        <w:rPr>
+          <w:b/>
+          <w:bCs/>
+          <w:sz w:val="32"/>
+          <w:szCs w:val="32"/>
+          <w:u w:val="single"/>
+        </w:rPr>
+        <w:t>3.3</w:t>
+      </w:r>
+      <w:r>
+        <w:rPr>
+          <w:b/>
+          <w:bCs/>
+          <w:sz w:val="32"/>
+          <w:szCs w:val="32"/>
+          <w:u w:val="single"/>
+        </w:rPr>
+        <w:t xml:space="preserve"> </w:t>
+      </w:r>
+      <w:r>
+        <w:rPr>
+          <w:b/>
+          <w:bCs/>
+          <w:sz w:val="32"/>
+          <w:szCs w:val="32"/>
+          <w:u w:val="single"/>
+        </w:rPr>
+        <w:t>Tamil</w:t>
+      </w:r>
+      <w:r>
+        <w:rPr>
+          <w:b/>
+          <w:bCs/>
+          <w:sz w:val="32"/>
+          <w:szCs w:val="32"/>
+          <w:u w:val="single"/>
+        </w:rPr>
+        <w:t xml:space="preserve"> Corrections –</w:t>
+      </w:r>
+      <w:r>
+        <w:rPr>
+          <w:b/>
+          <w:bCs/>
+          <w:sz w:val="32"/>
+          <w:szCs w:val="32"/>
+          <w:u w:val="single"/>
+        </w:rPr>
+        <w:t xml:space="preserve"> </w:t>
+      </w:r>
+      <w:r>
+        <w:rPr>
+          <w:b/>
+          <w:bCs/>
+          <w:sz w:val="32"/>
+          <w:szCs w:val="32"/>
+          <w:u w:val="single"/>
+        </w:rPr>
+        <w:t xml:space="preserve">Observed </w:t>
+      </w:r>
+      <w:proofErr w:type="gramStart"/>
+      <w:r>
+        <w:rPr>
+          <w:b/>
+          <w:bCs/>
+          <w:sz w:val="32"/>
+          <w:szCs w:val="32"/>
+          <w:u w:val="single"/>
+        </w:rPr>
+        <w:t xml:space="preserve">till </w:t>
+      </w:r>
+      <w:r>
+        <w:rPr>
+          <w:b/>
+          <w:bCs/>
+          <w:sz w:val="32"/>
+          <w:szCs w:val="32"/>
+          <w:highlight w:val="red"/>
+          <w:u w:val="single"/>
+        </w:rPr>
+        <w:t>???</w:t>
+      </w:r>
+      <w:proofErr w:type="gramEnd"/>
+    </w:p>
+    <w:p>
+      <w:pPr>
+        <w:spacing w:before="0" w:line="240" w:lineRule="auto"/>
+        <w:jc w:val="center"/>
+        <w:rPr>
+          <w:b/>
+          <w:bCs/>
+          <w:sz w:val="28"/>
+          <w:szCs w:val="32"/>
+        </w:rPr>
+      </w:pPr>
+      <w:r>
+        <w:rPr>
+          <w:b/>
+          <w:bCs/>
+          <w:sz w:val="28"/>
+          <w:szCs w:val="32"/>
+        </w:rPr>
+        <w:t>(ignore those which are already incorporated in your book’s version and date)</w:t>
+      </w:r>
+    </w:p>
+    <w:tbl>
+      <w:tblPr>
+        <w:tblW w:w="14537" w:type="dxa"/>
+        <w:tblInd w:w="-792" w:type="dxa"/>
+        <w:tblBorders>
+          <w:top w:val="single" w:sz="4" w:space="0" w:color="000000"/>
+          <w:left w:val="single" w:sz="4" w:space="0" w:color="000000"/>
+          <w:bottom w:val="single" w:sz="4" w:space="0" w:color="000000"/>
+          <w:right w:val="single" w:sz="4" w:space="0" w:color="000000"/>
+          <w:insideH w:val="single" w:sz="4" w:space="0" w:color="000000"/>
+          <w:insideV w:val="single" w:sz="4" w:space="0" w:color="000000"/>
+        </w:tblBorders>
+        <w:tblLook w:val="04A0" w:firstRow="1" w:lastRow="0" w:firstColumn="1" w:lastColumn="0" w:noHBand="0" w:noVBand="1"/>
+      </w:tblPr>
+      <w:tblGrid>
+        <w:gridCol w:w="7166"/>
+        <w:gridCol w:w="7371"/>
+      </w:tblGrid>
+      <w:tr>
+        <w:tc>
+          <w:tcPr>
+            <w:tcW w:w="7166" w:type="dxa"/>
+          </w:tcPr>
+          <w:p>
+            <w:pPr>
+              <w:spacing w:before="0" w:line="240" w:lineRule="auto"/>
+              <w:jc w:val="center"/>
+              <w:rPr>
+                <w:b/>
+                <w:sz w:val="32"/>
+                <w:szCs w:val="32"/>
+              </w:rPr>
+            </w:pPr>
+            <w:r>
+              <w:rPr>
+                <w:b/>
+                <w:sz w:val="32"/>
+                <w:szCs w:val="32"/>
+              </w:rPr>
+              <w:t>As Printed</w:t>
+            </w:r>
+          </w:p>
+        </w:tc>
+        <w:tc>
+          <w:tcPr>
+            <w:tcW w:w="7371" w:type="dxa"/>
+          </w:tcPr>
+          <w:p>
+            <w:pPr>
+              <w:spacing w:before="0" w:line="240" w:lineRule="auto"/>
+              <w:ind w:right="-18"/>
+              <w:jc w:val="center"/>
+              <w:rPr>
+                <w:b/>
+                <w:sz w:val="32"/>
+                <w:szCs w:val="32"/>
+              </w:rPr>
+            </w:pPr>
+            <w:r>
+              <w:rPr>
+                <w:b/>
+                <w:sz w:val="32"/>
+                <w:szCs w:val="32"/>
+              </w:rPr>
+              <w:t>To be read as or corrected as</w:t>
+            </w:r>
+            <w:r>
+              <w:rPr>
+                <w:b/>
+                <w:sz w:val="32"/>
+                <w:szCs w:val="32"/>
+              </w:rPr>
+              <w:t xml:space="preserve"> </w:t>
+            </w:r>
+          </w:p>
+        </w:tc>
+      </w:tr>
+      <w:tr>
+        <w:trPr>
+          <w:trHeight w:val="1055"/>
+        </w:trPr>
+        <w:tc>
+          <w:tcPr>
+            <w:tcW w:w="7166" w:type="dxa"/>
+          </w:tcPr>
+          <w:p>
+            <w:pPr>
+              <w:autoSpaceDE w:val="0"/>
+              <w:autoSpaceDN w:val="0"/>
+              <w:adjustRightInd w:val="0"/>
+              <w:spacing w:before="0" w:line="240" w:lineRule="auto"/>
+              <w:rPr>
+                <w:rFonts w:ascii="Latha" w:hAnsi="Latha" w:cs="Latha"/>
+                <w:szCs w:val="24"/>
+                <w:lang w:bidi="ta-IN"/>
+              </w:rPr>
+            </w:pPr>
+            <w:r>
+              <w:rPr>
+                <w:rFonts w:ascii="Latha" w:hAnsi="Latha" w:cs="Latha"/>
+                <w:b/>
+                <w:bCs/>
+                <w:szCs w:val="24"/>
+                <w:cs/>
+                <w:lang w:bidi="ta-IN"/>
+              </w:rPr>
+              <w:t>24</w:t>
+            </w:r>
+            <w:r>
+              <w:rPr>
+                <w:rFonts w:ascii="Latha" w:hAnsi="Latha" w:cs="Latha"/>
+                <w:b/>
+                <w:bCs/>
+                <w:szCs w:val="24"/>
+                <w:cs/>
+                <w:lang w:bidi="ta-IN"/>
+              </w:rPr>
+              <w:t>)</w:t>
+            </w:r>
+            <w:r>
+              <w:rPr>
+                <w:rFonts w:ascii="Latha" w:hAnsi="Latha" w:cs="Latha"/>
+                <w:szCs w:val="24"/>
+                <w:lang w:bidi="ta-IN"/>
+              </w:rPr>
+              <w:tab/>
+            </w:r>
+            <w:r>
+              <w:rPr>
+                <w:rFonts w:ascii="Latha" w:hAnsi="Latha" w:cs="Latha"/>
+                <w:b/>
+                <w:bCs/>
+                <w:szCs w:val="24"/>
+                <w:cs/>
+                <w:lang w:bidi="ta-IN"/>
+              </w:rPr>
+              <w:t>3.3</w:t>
+            </w:r>
+            <w:r>
+              <w:rPr>
+                <w:rFonts w:ascii="Latha" w:hAnsi="Latha" w:cs="Latha"/>
+                <w:b/>
+                <w:bCs/>
+                <w:szCs w:val="24"/>
+                <w:lang w:bidi="ta-IN"/>
+              </w:rPr>
+              <w:t>.</w:t>
+            </w:r>
+            <w:r>
+              <w:rPr>
+                <w:rFonts w:ascii="Latha" w:hAnsi="Latha" w:cs="Latha"/>
+                <w:b/>
+                <w:bCs/>
+                <w:szCs w:val="24"/>
+                <w:cs/>
+                <w:lang w:bidi="ta-IN"/>
+              </w:rPr>
+              <w:t>6</w:t>
+            </w:r>
+            <w:r>
+              <w:rPr>
+                <w:rFonts w:ascii="Latha" w:hAnsi="Latha" w:cs="Latha"/>
+                <w:b/>
+                <w:bCs/>
+                <w:szCs w:val="24"/>
+                <w:lang w:bidi="ta-IN"/>
+              </w:rPr>
+              <w:t>.</w:t>
+            </w:r>
+            <w:r>
+              <w:rPr>
+                <w:rFonts w:ascii="Latha" w:hAnsi="Latha" w:cs="Latha"/>
+                <w:b/>
+                <w:bCs/>
+                <w:szCs w:val="24"/>
+                <w:cs/>
+                <w:lang w:bidi="ta-IN"/>
+              </w:rPr>
+              <w:t>1</w:t>
+            </w:r>
+            <w:r>
+              <w:rPr>
+                <w:rFonts w:ascii="Latha" w:hAnsi="Latha" w:cs="Latha"/>
+                <w:b/>
+                <w:bCs/>
+                <w:szCs w:val="24"/>
+                <w:lang w:bidi="ta-IN"/>
+              </w:rPr>
+              <w:t>(</w:t>
+            </w:r>
+            <w:r>
+              <w:rPr>
+                <w:rFonts w:ascii="Latha" w:hAnsi="Latha" w:cs="Latha"/>
+                <w:b/>
+                <w:bCs/>
+                <w:szCs w:val="24"/>
+                <w:cs/>
+                <w:lang w:bidi="ta-IN"/>
+              </w:rPr>
+              <w:t>21</w:t>
+            </w:r>
+            <w:r>
+              <w:rPr>
+                <w:rFonts w:ascii="Latha" w:hAnsi="Latha" w:cs="Latha"/>
+                <w:b/>
+                <w:bCs/>
+                <w:szCs w:val="24"/>
+                <w:lang w:bidi="ta-IN"/>
+              </w:rPr>
+              <w:t>)</w:t>
+            </w:r>
+            <w:r>
+              <w:rPr>
+                <w:rFonts w:ascii="Latha" w:hAnsi="Latha" w:cs="Latha"/>
+                <w:szCs w:val="24"/>
+                <w:lang w:bidi="ta-IN"/>
+              </w:rPr>
+              <w:t xml:space="preserve">-  </w:t>
+            </w:r>
+            <w:r>
+              <w:rPr>
+                <w:rFonts w:ascii="Latha" w:hAnsi="Latha" w:cs="Latha"/>
+                <w:szCs w:val="24"/>
+                <w:cs/>
+                <w:lang w:bidi="ta-IN"/>
+              </w:rPr>
+              <w:t>அ</w:t>
+            </w:r>
+            <w:r>
+              <w:rPr>
+                <w:rFonts w:ascii="BRH Tamil Tab Extra" w:hAnsi="BRH Tamil Tab Extra" w:cs="Latha"/>
+                <w:b/>
+                <w:bCs/>
+                <w:szCs w:val="28"/>
+                <w:lang w:bidi="ta-IN"/>
+              </w:rPr>
+              <w:t>…</w:t>
+            </w:r>
+            <w:r>
+              <w:rPr>
+                <w:rFonts w:ascii="Latha" w:hAnsi="Latha" w:cs="Latha"/>
+                <w:szCs w:val="24"/>
+                <w:cs/>
+                <w:lang w:bidi="ta-IN"/>
+              </w:rPr>
+              <w:t>வ</w:t>
+            </w:r>
+            <w:r>
+              <w:rPr>
+                <w:rFonts w:ascii="BRH Tamil Tab Extra" w:hAnsi="BRH Tamil Tab Extra" w:cs="Latha"/>
+                <w:b/>
+                <w:bCs/>
+                <w:szCs w:val="28"/>
+                <w:lang w:bidi="ta-IN"/>
+              </w:rPr>
+              <w:t>…</w:t>
+            </w:r>
+            <w:r>
+              <w:rPr>
+                <w:rFonts w:ascii="Latha" w:hAnsi="Latha" w:cs="Latha"/>
+                <w:szCs w:val="24"/>
+                <w:cs/>
+                <w:lang w:bidi="ta-IN"/>
+              </w:rPr>
+              <w:t>ரு</w:t>
+            </w:r>
+            <w:r>
+              <w:rPr>
+                <w:rFonts w:ascii="BRH Tamil Tab Extra" w:hAnsi="BRH Tamil Tab Extra" w:cs="Latha"/>
+                <w:b/>
+                <w:bCs/>
+                <w:szCs w:val="28"/>
+                <w:lang w:bidi="ta-IN"/>
+              </w:rPr>
+              <w:t>…</w:t>
+            </w:r>
+            <w:r>
+              <w:rPr>
+                <w:rFonts w:ascii="Latha" w:hAnsi="Latha" w:cs="Latha"/>
+                <w:szCs w:val="24"/>
+                <w:cs/>
+                <w:lang w:bidi="ta-IN"/>
+              </w:rPr>
+              <w:t>ந்தே</w:t>
+            </w:r>
+            <w:r>
+              <w:rPr>
+                <w:rFonts w:ascii="Latha" w:hAnsi="Latha" w:cs="Latha"/>
+                <w:b/>
+                <w:bCs/>
+                <w:position w:val="-12"/>
+                <w:szCs w:val="24"/>
+                <w:cs/>
+                <w:lang w:bidi="ta-IN"/>
+              </w:rPr>
+              <w:t>4</w:t>
+            </w:r>
+            <w:r>
+              <w:rPr>
+                <w:rFonts w:ascii="Latha" w:hAnsi="Latha" w:cs="Latha"/>
+                <w:szCs w:val="24"/>
+                <w:cs/>
+                <w:lang w:bidi="ta-IN"/>
+              </w:rPr>
+              <w:t xml:space="preserve"> </w:t>
+            </w:r>
+            <w:r>
+              <w:rPr>
+                <w:rFonts w:ascii="Latha" w:hAnsi="Latha" w:cs="Latha"/>
+                <w:szCs w:val="24"/>
+                <w:lang w:bidi="ta-IN"/>
+              </w:rPr>
+              <w:t>|</w:t>
+            </w:r>
+          </w:p>
+          <w:p>
+            <w:pPr>
+              <w:autoSpaceDE w:val="0"/>
+              <w:autoSpaceDN w:val="0"/>
+              <w:adjustRightInd w:val="0"/>
+              <w:spacing w:before="0" w:line="240" w:lineRule="auto"/>
+              <w:rPr>
+                <w:rFonts w:cs="BRH Malayalam Extra"/>
+                <w:szCs w:val="40"/>
+              </w:rPr>
+            </w:pPr>
+            <w:r>
+              <w:rPr>
+                <w:rFonts w:ascii="Latha" w:hAnsi="Latha" w:cs="Latha"/>
+                <w:szCs w:val="24"/>
+                <w:cs/>
+                <w:lang w:bidi="ta-IN"/>
+              </w:rPr>
+              <w:t>அ</w:t>
+            </w:r>
+            <w:r>
+              <w:rPr>
+                <w:rFonts w:ascii="BRH Tamil Tab Extra" w:hAnsi="BRH Tamil Tab Extra" w:cs="Latha"/>
+                <w:b/>
+                <w:bCs/>
+                <w:szCs w:val="28"/>
+                <w:lang w:bidi="ta-IN"/>
+              </w:rPr>
+              <w:t>…</w:t>
+            </w:r>
+            <w:r>
+              <w:rPr>
+                <w:rFonts w:ascii="Latha" w:hAnsi="Latha" w:cs="Latha"/>
+                <w:szCs w:val="24"/>
+                <w:cs/>
+                <w:lang w:bidi="ta-IN"/>
+              </w:rPr>
+              <w:t>வ</w:t>
+            </w:r>
+            <w:r>
+              <w:rPr>
+                <w:rFonts w:ascii="BRH Tamil Tab Extra" w:hAnsi="BRH Tamil Tab Extra" w:cs="Latha"/>
+                <w:b/>
+                <w:bCs/>
+                <w:szCs w:val="28"/>
+                <w:lang w:bidi="ta-IN"/>
+              </w:rPr>
+              <w:t>…</w:t>
+            </w:r>
+            <w:r>
+              <w:rPr>
+                <w:rFonts w:ascii="Latha" w:hAnsi="Latha" w:cs="Latha"/>
+                <w:szCs w:val="24"/>
+                <w:cs/>
+                <w:lang w:bidi="ta-IN"/>
+              </w:rPr>
+              <w:t>ரு</w:t>
+            </w:r>
+            <w:r>
+              <w:rPr>
+                <w:rFonts w:ascii="BRH Tamil Tab Extra" w:hAnsi="BRH Tamil Tab Extra" w:cs="Latha"/>
+                <w:b/>
+                <w:bCs/>
+                <w:szCs w:val="28"/>
+                <w:lang w:bidi="ta-IN"/>
+              </w:rPr>
+              <w:t>…</w:t>
+            </w:r>
+            <w:r>
+              <w:rPr>
+                <w:rFonts w:ascii="Latha" w:hAnsi="Latha" w:cs="Latha"/>
+                <w:szCs w:val="24"/>
+                <w:cs/>
+                <w:lang w:bidi="ta-IN"/>
+              </w:rPr>
+              <w:t>ந்த</w:t>
+            </w:r>
+            <w:r>
+              <w:rPr>
+                <w:rFonts w:ascii="Latha" w:hAnsi="Latha" w:cs="Latha"/>
+                <w:b/>
+                <w:bCs/>
+                <w:position w:val="-12"/>
+                <w:szCs w:val="24"/>
+                <w:cs/>
+                <w:lang w:bidi="ta-IN"/>
+              </w:rPr>
+              <w:t>4</w:t>
+            </w:r>
+            <w:r>
+              <w:rPr>
+                <w:rFonts w:ascii="Latha" w:hAnsi="Latha" w:cs="Latha"/>
+                <w:szCs w:val="24"/>
+                <w:cs/>
+                <w:lang w:bidi="ta-IN"/>
+              </w:rPr>
+              <w:t xml:space="preserve"> இத்ய</w:t>
+            </w:r>
+            <w:r>
+              <w:rPr>
+                <w:rFonts w:ascii="Latha" w:hAnsi="Latha" w:cs="Latha"/>
+                <w:szCs w:val="24"/>
+                <w:highlight w:val="yellow"/>
+                <w:cs/>
+                <w:lang w:bidi="ta-IN"/>
+              </w:rPr>
+              <w:t>வ</w:t>
+            </w:r>
+            <w:r>
+              <w:rPr>
+                <w:rFonts w:ascii="BRH Tamil Tab Extra" w:hAnsi="BRH Tamil Tab Extra" w:cs="Latha"/>
+                <w:b/>
+                <w:bCs/>
+                <w:szCs w:val="28"/>
+                <w:lang w:bidi="ta-IN"/>
+              </w:rPr>
+              <w:t>†</w:t>
+            </w:r>
+            <w:r>
+              <w:rPr>
+                <w:rFonts w:ascii="Latha" w:hAnsi="Latha" w:cs="Latha"/>
+                <w:szCs w:val="24"/>
+                <w:lang w:bidi="ta-IN"/>
+              </w:rPr>
+              <w:t xml:space="preserve"> - </w:t>
+            </w:r>
+            <w:r>
+              <w:rPr>
+                <w:rFonts w:ascii="Latha" w:hAnsi="Latha" w:cs="Latha"/>
+                <w:szCs w:val="24"/>
+                <w:cs/>
+                <w:lang w:bidi="ta-IN"/>
+              </w:rPr>
+              <w:t>ரு</w:t>
+            </w:r>
+            <w:r>
+              <w:rPr>
+                <w:rFonts w:ascii="BRH Tamil Tab Extra" w:hAnsi="BRH Tamil Tab Extra" w:cs="Latha"/>
+                <w:b/>
+                <w:bCs/>
+                <w:szCs w:val="28"/>
+                <w:lang w:bidi="ta-IN"/>
+              </w:rPr>
+              <w:t>…</w:t>
+            </w:r>
+            <w:r>
+              <w:rPr>
+                <w:rFonts w:ascii="Latha" w:hAnsi="Latha" w:cs="Latha"/>
+                <w:szCs w:val="24"/>
+                <w:cs/>
+                <w:lang w:bidi="ta-IN"/>
+              </w:rPr>
+              <w:t>ந்தே</w:t>
+            </w:r>
+            <w:r>
+              <w:rPr>
+                <w:rFonts w:ascii="Latha" w:hAnsi="Latha" w:cs="Latha"/>
+                <w:b/>
+                <w:bCs/>
+                <w:position w:val="-12"/>
+                <w:szCs w:val="24"/>
+                <w:cs/>
+                <w:lang w:bidi="ta-IN"/>
+              </w:rPr>
+              <w:t>4</w:t>
+            </w:r>
+            <w:r>
+              <w:rPr>
+                <w:rFonts w:ascii="Latha" w:hAnsi="Latha" w:cs="Latha"/>
+                <w:szCs w:val="24"/>
+                <w:cs/>
+                <w:lang w:bidi="ta-IN"/>
+              </w:rPr>
+              <w:t xml:space="preserve"> </w:t>
+            </w:r>
+            <w:r>
+              <w:rPr>
+                <w:rFonts w:ascii="Latha" w:hAnsi="Latha" w:cs="Latha"/>
+                <w:szCs w:val="24"/>
+                <w:lang w:bidi="ta-IN"/>
+              </w:rPr>
+              <w:t xml:space="preserve">| </w:t>
+            </w:r>
+          </w:p>
+        </w:tc>
+        <w:tc>
+          <w:tcPr>
+            <w:tcW w:w="7371" w:type="dxa"/>
+          </w:tcPr>
+          <w:p>
+            <w:pPr>
+              <w:autoSpaceDE w:val="0"/>
+              <w:autoSpaceDN w:val="0"/>
+              <w:adjustRightInd w:val="0"/>
+              <w:spacing w:before="0" w:line="240" w:lineRule="auto"/>
+              <w:rPr>
+                <w:rFonts w:ascii="Latha" w:hAnsi="Latha" w:cs="Latha"/>
+                <w:szCs w:val="24"/>
+                <w:lang w:bidi="ta-IN"/>
+              </w:rPr>
+            </w:pPr>
+            <w:r>
+              <w:rPr>
+                <w:rFonts w:ascii="Latha" w:hAnsi="Latha" w:cs="Latha"/>
+                <w:b/>
+                <w:bCs/>
+                <w:szCs w:val="24"/>
+                <w:cs/>
+                <w:lang w:bidi="ta-IN"/>
+              </w:rPr>
+              <w:t>24</w:t>
+            </w:r>
+            <w:r>
+              <w:rPr>
+                <w:rFonts w:ascii="Latha" w:hAnsi="Latha" w:cs="Latha"/>
+                <w:b/>
+                <w:bCs/>
+                <w:szCs w:val="24"/>
+                <w:cs/>
+                <w:lang w:bidi="ta-IN"/>
+              </w:rPr>
+              <w:t>)</w:t>
+            </w:r>
+            <w:r>
+              <w:rPr>
+                <w:rFonts w:ascii="Latha" w:hAnsi="Latha" w:cs="Latha"/>
+                <w:szCs w:val="24"/>
+                <w:lang w:bidi="ta-IN"/>
+              </w:rPr>
+              <w:tab/>
+            </w:r>
+            <w:r>
+              <w:rPr>
+                <w:rFonts w:ascii="Latha" w:hAnsi="Latha" w:cs="Latha"/>
+                <w:b/>
+                <w:bCs/>
+                <w:szCs w:val="24"/>
+                <w:cs/>
+                <w:lang w:bidi="ta-IN"/>
+              </w:rPr>
+              <w:t>3.3</w:t>
+            </w:r>
+            <w:r>
+              <w:rPr>
+                <w:rFonts w:ascii="Latha" w:hAnsi="Latha" w:cs="Latha"/>
+                <w:b/>
+                <w:bCs/>
+                <w:szCs w:val="24"/>
+                <w:lang w:bidi="ta-IN"/>
+              </w:rPr>
+              <w:t>.</w:t>
+            </w:r>
+            <w:r>
+              <w:rPr>
+                <w:rFonts w:ascii="Latha" w:hAnsi="Latha" w:cs="Latha"/>
+                <w:b/>
+                <w:bCs/>
+                <w:szCs w:val="24"/>
+                <w:cs/>
+                <w:lang w:bidi="ta-IN"/>
+              </w:rPr>
+              <w:t>6</w:t>
+            </w:r>
+            <w:r>
+              <w:rPr>
+                <w:rFonts w:ascii="Latha" w:hAnsi="Latha" w:cs="Latha"/>
+                <w:b/>
+                <w:bCs/>
+                <w:szCs w:val="24"/>
+                <w:lang w:bidi="ta-IN"/>
+              </w:rPr>
+              <w:t>.</w:t>
+            </w:r>
+            <w:r>
+              <w:rPr>
+                <w:rFonts w:ascii="Latha" w:hAnsi="Latha" w:cs="Latha"/>
+                <w:b/>
+                <w:bCs/>
+                <w:szCs w:val="24"/>
+                <w:cs/>
+                <w:lang w:bidi="ta-IN"/>
+              </w:rPr>
+              <w:t>1</w:t>
+            </w:r>
+            <w:r>
+              <w:rPr>
+                <w:rFonts w:ascii="Latha" w:hAnsi="Latha" w:cs="Latha"/>
+                <w:b/>
+                <w:bCs/>
+                <w:szCs w:val="24"/>
+                <w:lang w:bidi="ta-IN"/>
+              </w:rPr>
+              <w:t>(</w:t>
+            </w:r>
+            <w:r>
+              <w:rPr>
+                <w:rFonts w:ascii="Latha" w:hAnsi="Latha" w:cs="Latha"/>
+                <w:b/>
+                <w:bCs/>
+                <w:szCs w:val="24"/>
+                <w:cs/>
+                <w:lang w:bidi="ta-IN"/>
+              </w:rPr>
+              <w:t>21</w:t>
+            </w:r>
+            <w:r>
+              <w:rPr>
+                <w:rFonts w:ascii="Latha" w:hAnsi="Latha" w:cs="Latha"/>
+                <w:b/>
+                <w:bCs/>
+                <w:szCs w:val="24"/>
+                <w:lang w:bidi="ta-IN"/>
+              </w:rPr>
+              <w:t>)</w:t>
+            </w:r>
+            <w:r>
+              <w:rPr>
+                <w:rFonts w:ascii="Latha" w:hAnsi="Latha" w:cs="Latha"/>
+                <w:szCs w:val="24"/>
+                <w:lang w:bidi="ta-IN"/>
+              </w:rPr>
+              <w:t xml:space="preserve">-  </w:t>
+            </w:r>
+            <w:r>
+              <w:rPr>
+                <w:rFonts w:ascii="Latha" w:hAnsi="Latha" w:cs="Latha"/>
+                <w:szCs w:val="24"/>
+                <w:cs/>
+                <w:lang w:bidi="ta-IN"/>
+              </w:rPr>
+              <w:t>அ</w:t>
+            </w:r>
+            <w:r>
+              <w:rPr>
+                <w:rFonts w:ascii="BRH Tamil Tab Extra" w:hAnsi="BRH Tamil Tab Extra" w:cs="Latha"/>
+                <w:b/>
+                <w:bCs/>
+                <w:szCs w:val="28"/>
+                <w:lang w:bidi="ta-IN"/>
+              </w:rPr>
+              <w:t>…</w:t>
+            </w:r>
+            <w:r>
+              <w:rPr>
+                <w:rFonts w:ascii="Latha" w:hAnsi="Latha" w:cs="Latha"/>
+                <w:szCs w:val="24"/>
+                <w:cs/>
+                <w:lang w:bidi="ta-IN"/>
+              </w:rPr>
+              <w:t>வ</w:t>
+            </w:r>
+            <w:r>
+              <w:rPr>
+                <w:rFonts w:ascii="BRH Tamil Tab Extra" w:hAnsi="BRH Tamil Tab Extra" w:cs="Latha"/>
+                <w:b/>
+                <w:bCs/>
+                <w:szCs w:val="28"/>
+                <w:lang w:bidi="ta-IN"/>
+              </w:rPr>
+              <w:t>…</w:t>
+            </w:r>
+            <w:r>
+              <w:rPr>
+                <w:rFonts w:ascii="Latha" w:hAnsi="Latha" w:cs="Latha"/>
+                <w:szCs w:val="24"/>
+                <w:cs/>
+                <w:lang w:bidi="ta-IN"/>
+              </w:rPr>
+              <w:t>ரு</w:t>
+            </w:r>
+            <w:r>
+              <w:rPr>
+                <w:rFonts w:ascii="BRH Tamil Tab Extra" w:hAnsi="BRH Tamil Tab Extra" w:cs="Latha"/>
+                <w:b/>
+                <w:bCs/>
+                <w:szCs w:val="28"/>
+                <w:lang w:bidi="ta-IN"/>
+              </w:rPr>
+              <w:t>…</w:t>
+            </w:r>
+            <w:r>
+              <w:rPr>
+                <w:rFonts w:ascii="Latha" w:hAnsi="Latha" w:cs="Latha"/>
+                <w:szCs w:val="24"/>
+                <w:cs/>
+                <w:lang w:bidi="ta-IN"/>
+              </w:rPr>
+              <w:t>ந்தே</w:t>
+            </w:r>
+            <w:r>
+              <w:rPr>
+                <w:rFonts w:ascii="Latha" w:hAnsi="Latha" w:cs="Latha"/>
+                <w:b/>
+                <w:bCs/>
+                <w:position w:val="-12"/>
+                <w:szCs w:val="24"/>
+                <w:cs/>
+                <w:lang w:bidi="ta-IN"/>
+              </w:rPr>
+              <w:t>4</w:t>
+            </w:r>
+            <w:r>
+              <w:rPr>
+                <w:rFonts w:ascii="Latha" w:hAnsi="Latha" w:cs="Latha"/>
+                <w:szCs w:val="24"/>
+                <w:cs/>
+                <w:lang w:bidi="ta-IN"/>
+              </w:rPr>
+              <w:t xml:space="preserve"> </w:t>
+            </w:r>
+            <w:r>
+              <w:rPr>
+                <w:rFonts w:ascii="Latha" w:hAnsi="Latha" w:cs="Latha"/>
+                <w:szCs w:val="24"/>
+                <w:lang w:bidi="ta-IN"/>
+              </w:rPr>
+              <w:t>|</w:t>
+            </w:r>
+          </w:p>
+          <w:p>
+            <w:pPr>
+              <w:autoSpaceDE w:val="0"/>
+              <w:autoSpaceDN w:val="0"/>
+              <w:adjustRightInd w:val="0"/>
+              <w:spacing w:before="0" w:line="240" w:lineRule="auto"/>
+              <w:rPr>
+                <w:rFonts w:cs="BRH Malayalam Extra"/>
+                <w:szCs w:val="40"/>
+              </w:rPr>
+            </w:pPr>
+            <w:r>
+              <w:rPr>
+                <w:rFonts w:ascii="Latha" w:hAnsi="Latha" w:cs="Latha"/>
+                <w:szCs w:val="24"/>
+                <w:cs/>
+                <w:lang w:bidi="ta-IN"/>
+              </w:rPr>
+              <w:t>அ</w:t>
+            </w:r>
+            <w:r>
+              <w:rPr>
+                <w:rFonts w:ascii="BRH Tamil Tab Extra" w:hAnsi="BRH Tamil Tab Extra" w:cs="Latha"/>
+                <w:b/>
+                <w:bCs/>
+                <w:szCs w:val="28"/>
+                <w:lang w:bidi="ta-IN"/>
+              </w:rPr>
+              <w:t>…</w:t>
+            </w:r>
+            <w:r>
+              <w:rPr>
+                <w:rFonts w:ascii="Latha" w:hAnsi="Latha" w:cs="Latha"/>
+                <w:szCs w:val="24"/>
+                <w:cs/>
+                <w:lang w:bidi="ta-IN"/>
+              </w:rPr>
+              <w:t>வ</w:t>
+            </w:r>
+            <w:r>
+              <w:rPr>
+                <w:rFonts w:ascii="BRH Tamil Tab Extra" w:hAnsi="BRH Tamil Tab Extra" w:cs="Latha"/>
+                <w:b/>
+                <w:bCs/>
+                <w:szCs w:val="28"/>
+                <w:lang w:bidi="ta-IN"/>
+              </w:rPr>
+              <w:t>…</w:t>
+            </w:r>
+            <w:r>
+              <w:rPr>
+                <w:rFonts w:ascii="Latha" w:hAnsi="Latha" w:cs="Latha"/>
+                <w:szCs w:val="24"/>
+                <w:cs/>
+                <w:lang w:bidi="ta-IN"/>
+              </w:rPr>
+              <w:t>ரு</w:t>
+            </w:r>
+            <w:r>
+              <w:rPr>
+                <w:rFonts w:ascii="BRH Tamil Tab Extra" w:hAnsi="BRH Tamil Tab Extra" w:cs="Latha"/>
+                <w:b/>
+                <w:bCs/>
+                <w:szCs w:val="28"/>
+                <w:lang w:bidi="ta-IN"/>
+              </w:rPr>
+              <w:t>…</w:t>
+            </w:r>
+            <w:r>
+              <w:rPr>
+                <w:rFonts w:ascii="Latha" w:hAnsi="Latha" w:cs="Latha"/>
+                <w:szCs w:val="24"/>
+                <w:cs/>
+                <w:lang w:bidi="ta-IN"/>
+              </w:rPr>
+              <w:t>ந்த</w:t>
+            </w:r>
+            <w:r>
+              <w:rPr>
+                <w:rFonts w:ascii="Latha" w:hAnsi="Latha" w:cs="Latha"/>
+                <w:b/>
+                <w:bCs/>
+                <w:position w:val="-12"/>
+                <w:szCs w:val="24"/>
+                <w:cs/>
+                <w:lang w:bidi="ta-IN"/>
+              </w:rPr>
+              <w:t>4</w:t>
+            </w:r>
+            <w:r>
+              <w:rPr>
+                <w:rFonts w:ascii="Latha" w:hAnsi="Latha" w:cs="Latha"/>
+                <w:szCs w:val="24"/>
+                <w:cs/>
+                <w:lang w:bidi="ta-IN"/>
+              </w:rPr>
+              <w:t xml:space="preserve"> இத்</w:t>
+            </w:r>
+            <w:r>
+              <w:rPr>
+                <w:rFonts w:ascii="Latha" w:hAnsi="Latha" w:cs="Latha"/>
+                <w:szCs w:val="24"/>
+                <w:highlight w:val="green"/>
+                <w:cs/>
+                <w:lang w:bidi="ta-IN"/>
+              </w:rPr>
+              <w:t>ய</w:t>
+            </w:r>
+            <w:r>
+              <w:rPr>
+                <w:rFonts w:ascii="BRH Tamil Tab Extra" w:hAnsi="BRH Tamil Tab Extra" w:cs="Latha"/>
+                <w:b/>
+                <w:bCs/>
+                <w:szCs w:val="28"/>
+                <w:lang w:bidi="ta-IN"/>
+              </w:rPr>
+              <w:t>†</w:t>
+            </w:r>
+            <w:r>
+              <w:rPr>
+                <w:rFonts w:ascii="Latha" w:hAnsi="Latha" w:cs="Latha"/>
+                <w:szCs w:val="24"/>
+                <w:cs/>
+                <w:lang w:bidi="ta-IN"/>
+              </w:rPr>
+              <w:t>வ</w:t>
+            </w:r>
+            <w:r>
+              <w:rPr>
+                <w:rFonts w:ascii="Latha" w:hAnsi="Latha" w:cs="Latha"/>
+                <w:szCs w:val="24"/>
+                <w:lang w:bidi="ta-IN"/>
+              </w:rPr>
+              <w:t xml:space="preserve"> - </w:t>
+            </w:r>
+            <w:r>
+              <w:rPr>
+                <w:rFonts w:ascii="Latha" w:hAnsi="Latha" w:cs="Latha"/>
+                <w:szCs w:val="24"/>
+                <w:cs/>
+                <w:lang w:bidi="ta-IN"/>
+              </w:rPr>
+              <w:t>ரு</w:t>
+            </w:r>
+            <w:r>
+              <w:rPr>
+                <w:rFonts w:ascii="BRH Tamil Tab Extra" w:hAnsi="BRH Tamil Tab Extra" w:cs="Latha"/>
+                <w:b/>
+                <w:bCs/>
+                <w:szCs w:val="28"/>
+                <w:lang w:bidi="ta-IN"/>
+              </w:rPr>
+              <w:t>…</w:t>
+            </w:r>
+            <w:r>
+              <w:rPr>
+                <w:rFonts w:ascii="Latha" w:hAnsi="Latha" w:cs="Latha"/>
+                <w:szCs w:val="24"/>
+                <w:cs/>
+                <w:lang w:bidi="ta-IN"/>
+              </w:rPr>
+              <w:t>ந்தே</w:t>
+            </w:r>
+            <w:r>
+              <w:rPr>
+                <w:rFonts w:ascii="Latha" w:hAnsi="Latha" w:cs="Latha"/>
+                <w:b/>
+                <w:bCs/>
+                <w:position w:val="-12"/>
+                <w:szCs w:val="24"/>
+                <w:cs/>
+                <w:lang w:bidi="ta-IN"/>
+              </w:rPr>
+              <w:t>4</w:t>
+            </w:r>
+            <w:r>
+              <w:rPr>
+                <w:rFonts w:ascii="Latha" w:hAnsi="Latha" w:cs="Latha"/>
+                <w:szCs w:val="24"/>
+                <w:cs/>
+                <w:lang w:bidi="ta-IN"/>
+              </w:rPr>
+              <w:t xml:space="preserve"> </w:t>
+            </w:r>
+            <w:r>
+              <w:rPr>
+                <w:rFonts w:ascii="Latha" w:hAnsi="Latha" w:cs="Latha"/>
+                <w:szCs w:val="24"/>
+                <w:lang w:bidi="ta-IN"/>
+              </w:rPr>
+              <w:t xml:space="preserve">| </w:t>
+            </w:r>
+          </w:p>
+        </w:tc>
+      </w:tr>
+      <w:tr>
+        <w:trPr>
+          <w:trHeight w:val="630"/>
+        </w:trPr>
+        <w:tc>
+          <w:tcPr>
+            <w:tcW w:w="7166" w:type="dxa"/>
+          </w:tcPr>
+          <w:p>
+            <w:pPr>
+              <w:widowControl w:val="0"/>
+              <w:autoSpaceDE w:val="0"/>
+              <w:autoSpaceDN w:val="0"/>
+              <w:adjustRightInd w:val="0"/>
+              <w:spacing w:before="0" w:line="240" w:lineRule="auto"/>
+              <w:rPr>
+                <w:rFonts w:ascii="BRH Devanagari Extra" w:hAnsi="BRH Devanagari Extra" w:cs="BRH Devanagari Extra"/>
+                <w:color w:val="000000"/>
+                <w:sz w:val="32"/>
+                <w:szCs w:val="32"/>
+              </w:rPr>
+            </w:pPr>
+            <w:r>
+              <w:rPr>
+                <w:rFonts w:cs="BRH Devanagari Extra"/>
+                <w:color w:val="000000"/>
+                <w:szCs w:val="32"/>
+              </w:rPr>
+              <w:t>51</w:t>
+            </w:r>
+            <w:r>
+              <w:rPr>
+                <w:rFonts w:ascii="BRH Devanagari Extra" w:hAnsi="BRH Devanagari Extra" w:cs="BRH Devanagari Extra"/>
+                <w:color w:val="000000"/>
+                <w:sz w:val="32"/>
+                <w:szCs w:val="32"/>
+              </w:rPr>
+              <w:t>)</w:t>
+            </w:r>
+            <w:r>
+              <w:rPr>
+                <w:rFonts w:ascii="BRH Devanagari Extra" w:hAnsi="BRH Devanagari Extra" w:cs="BRH Devanagari Extra"/>
+                <w:color w:val="000000"/>
+                <w:sz w:val="32"/>
+                <w:szCs w:val="32"/>
+              </w:rPr>
+              <w:tab/>
+            </w:r>
+            <w:r>
+              <w:rPr>
+                <w:rFonts w:cs="BRH Devanagari Extra"/>
+                <w:color w:val="000000"/>
+                <w:szCs w:val="32"/>
+              </w:rPr>
+              <w:t>3</w:t>
+            </w:r>
+            <w:r>
+              <w:rPr>
+                <w:rFonts w:ascii="BRH Devanagari Extra" w:hAnsi="BRH Devanagari Extra" w:cs="BRH Devanagari Extra"/>
+                <w:color w:val="000000"/>
+                <w:sz w:val="32"/>
+                <w:szCs w:val="32"/>
+              </w:rPr>
+              <w:t>.</w:t>
+            </w:r>
+            <w:r>
+              <w:rPr>
+                <w:rFonts w:cs="BRH Devanagari Extra"/>
+                <w:color w:val="000000"/>
+                <w:szCs w:val="32"/>
+              </w:rPr>
+              <w:t>3</w:t>
+            </w:r>
+            <w:r>
+              <w:rPr>
+                <w:rFonts w:ascii="BRH Devanagari Extra" w:hAnsi="BRH Devanagari Extra" w:cs="BRH Devanagari Extra"/>
+                <w:color w:val="000000"/>
+                <w:sz w:val="32"/>
+                <w:szCs w:val="32"/>
+              </w:rPr>
+              <w:t>.</w:t>
+            </w:r>
+            <w:r>
+              <w:rPr>
+                <w:rFonts w:cs="BRH Devanagari Extra"/>
+                <w:color w:val="000000"/>
+                <w:szCs w:val="32"/>
+              </w:rPr>
+              <w:t>8</w:t>
+            </w:r>
+            <w:r>
+              <w:rPr>
+                <w:rFonts w:ascii="BRH Devanagari Extra" w:hAnsi="BRH Devanagari Extra" w:cs="BRH Devanagari Extra"/>
+                <w:color w:val="000000"/>
+                <w:sz w:val="32"/>
+                <w:szCs w:val="32"/>
+              </w:rPr>
+              <w:t>.</w:t>
+            </w:r>
+            <w:r>
+              <w:rPr>
+                <w:rFonts w:cs="BRH Devanagari Extra"/>
+                <w:color w:val="000000"/>
+                <w:szCs w:val="32"/>
+              </w:rPr>
+              <w:t>3</w:t>
+            </w:r>
+            <w:r>
+              <w:rPr>
+                <w:rFonts w:ascii="BRH Devanagari Extra" w:hAnsi="BRH Devanagari Extra" w:cs="BRH Devanagari Extra"/>
+                <w:color w:val="000000"/>
+                <w:sz w:val="32"/>
+                <w:szCs w:val="32"/>
+              </w:rPr>
+              <w:t>(</w:t>
+            </w:r>
+            <w:r>
+              <w:rPr>
+                <w:rFonts w:cs="BRH Devanagari Extra"/>
+                <w:color w:val="000000"/>
+                <w:szCs w:val="32"/>
+              </w:rPr>
+              <w:t>46</w:t>
+            </w:r>
+            <w:r>
+              <w:rPr>
+                <w:rFonts w:ascii="BRH Devanagari Extra" w:hAnsi="BRH Devanagari Extra" w:cs="BRH Devanagari Extra"/>
+                <w:color w:val="000000"/>
+                <w:sz w:val="32"/>
+                <w:szCs w:val="32"/>
+              </w:rPr>
+              <w:t>)- rÉiÉç | AlÉ</w:t>
+            </w:r>
+            <w:r>
+              <w:rPr>
+                <w:rFonts w:ascii="BRH Devanagari Extra" w:hAnsi="BRH Devanagari Extra" w:cs="BRH Devanagari Extra"/>
+                <w:color w:val="000000"/>
+                <w:sz w:val="32"/>
+                <w:szCs w:val="32"/>
+                <w:highlight w:val="yellow"/>
+              </w:rPr>
+              <w:t>ÑþmÉÉ</w:t>
+            </w:r>
+            <w:r>
+              <w:rPr>
+                <w:rFonts w:ascii="BRH Devanagari Extra" w:hAnsi="BRH Devanagari Extra" w:cs="BRH Devanagari Extra"/>
+                <w:color w:val="000000"/>
+                <w:sz w:val="32"/>
+                <w:szCs w:val="32"/>
+              </w:rPr>
+              <w:t>æ</w:t>
+            </w:r>
+            <w:r>
+              <w:rPr>
+                <w:rFonts w:ascii="BRH Malayalam Extra" w:hAnsi="BRH Malayalam Extra" w:cs="BRH Devanagari Extra"/>
+                <w:color w:val="000000"/>
+                <w:szCs w:val="32"/>
+              </w:rPr>
+              <w:t>–</w:t>
+            </w:r>
+            <w:r>
+              <w:rPr>
+                <w:rFonts w:ascii="BRH Devanagari Extra" w:hAnsi="BRH Devanagari Extra" w:cs="BRH Devanagari Extra"/>
+                <w:color w:val="000000"/>
+                <w:sz w:val="32"/>
+                <w:szCs w:val="32"/>
+              </w:rPr>
+              <w:t>wrÉ |</w:t>
+            </w:r>
+          </w:p>
+          <w:p>
+            <w:pPr>
+              <w:widowControl w:val="0"/>
+              <w:autoSpaceDE w:val="0"/>
+              <w:autoSpaceDN w:val="0"/>
+              <w:adjustRightInd w:val="0"/>
+              <w:spacing w:before="0" w:line="240" w:lineRule="auto"/>
+              <w:rPr>
+                <w:rFonts w:ascii="BRH Devanagari Extra" w:hAnsi="BRH Devanagari Extra" w:cs="BRH Devanagari Extra"/>
+                <w:color w:val="000000"/>
+                <w:sz w:val="32"/>
+                <w:szCs w:val="32"/>
+              </w:rPr>
+            </w:pPr>
+            <w:r>
+              <w:rPr>
+                <w:rFonts w:ascii="BRH Devanagari Extra" w:hAnsi="BRH Devanagari Extra" w:cs="BRH Devanagari Extra"/>
+                <w:color w:val="000000"/>
+                <w:sz w:val="32"/>
+                <w:szCs w:val="32"/>
+              </w:rPr>
+              <w:t>rÉSlÉÑþmÉÉæ</w:t>
+            </w:r>
+            <w:r>
+              <w:rPr>
+                <w:rFonts w:ascii="BRH Malayalam Extra" w:hAnsi="BRH Malayalam Extra" w:cs="BRH Devanagari Extra"/>
+                <w:color w:val="000000"/>
+                <w:szCs w:val="32"/>
+              </w:rPr>
+              <w:t>–</w:t>
+            </w:r>
+            <w:r>
+              <w:rPr>
+                <w:rFonts w:ascii="BRH Devanagari Extra" w:hAnsi="BRH Devanagari Extra" w:cs="BRH Devanagari Extra"/>
+                <w:color w:val="000000"/>
+                <w:sz w:val="32"/>
+                <w:szCs w:val="32"/>
+              </w:rPr>
+              <w:t xml:space="preserve"> wrÉÉlÉÑþ</w:t>
+            </w:r>
+            <w:r>
+              <w:rPr>
+                <w:rFonts w:ascii="BRH Devanagari Extra" w:hAnsi="BRH Devanagari Extra" w:cs="BRH Devanagari Extra"/>
+                <w:color w:val="000000"/>
+                <w:sz w:val="32"/>
+                <w:szCs w:val="32"/>
+                <w:highlight w:val="yellow"/>
+              </w:rPr>
+              <w:t>mÉÉæ</w:t>
+            </w:r>
+            <w:r>
+              <w:rPr>
+                <w:rFonts w:ascii="BRH Malayalam Extra" w:hAnsi="BRH Malayalam Extra" w:cs="BRH Devanagari Extra"/>
+                <w:color w:val="000000"/>
+                <w:szCs w:val="32"/>
+                <w:highlight w:val="yellow"/>
+              </w:rPr>
+              <w:t>–</w:t>
+            </w:r>
+            <w:r>
+              <w:rPr>
+                <w:rFonts w:ascii="BRH Devanagari Extra" w:hAnsi="BRH Devanagari Extra" w:cs="BRH Devanagari Extra"/>
+                <w:color w:val="000000"/>
+                <w:sz w:val="32"/>
+                <w:szCs w:val="32"/>
+                <w:highlight w:val="yellow"/>
+              </w:rPr>
+              <w:t>wrÉ</w:t>
+            </w:r>
+            <w:r>
+              <w:rPr>
+                <w:rFonts w:ascii="BRH Devanagari Extra" w:hAnsi="BRH Devanagari Extra" w:cs="BRH Devanagari Extra"/>
+                <w:color w:val="000000"/>
+                <w:sz w:val="32"/>
+                <w:szCs w:val="32"/>
+              </w:rPr>
+              <w:t xml:space="preserve"> rÉSè rÉSlÉÑþ</w:t>
+            </w:r>
+            <w:r>
+              <w:rPr>
+                <w:rFonts w:ascii="BRH Devanagari Extra" w:hAnsi="BRH Devanagari Extra" w:cs="BRH Devanagari Extra"/>
+                <w:color w:val="000000"/>
+                <w:sz w:val="32"/>
+                <w:szCs w:val="32"/>
+                <w:highlight w:val="yellow"/>
+              </w:rPr>
+              <w:t>mÉÉ</w:t>
+            </w:r>
+            <w:r>
+              <w:rPr>
+                <w:rFonts w:ascii="BRH Devanagari Extra" w:hAnsi="BRH Devanagari Extra" w:cs="BRH Devanagari Extra"/>
+                <w:color w:val="000000"/>
+                <w:sz w:val="32"/>
+                <w:szCs w:val="32"/>
+              </w:rPr>
+              <w:t>æ</w:t>
+            </w:r>
+            <w:r>
+              <w:rPr>
+                <w:rFonts w:ascii="BRH Malayalam Extra" w:hAnsi="BRH Malayalam Extra" w:cs="BRH Devanagari Extra"/>
+                <w:color w:val="000000"/>
+                <w:szCs w:val="32"/>
+              </w:rPr>
+              <w:t>–</w:t>
+            </w:r>
+            <w:r>
+              <w:rPr>
+                <w:rFonts w:ascii="BRH Devanagari Extra" w:hAnsi="BRH Devanagari Extra" w:cs="BRH Devanagari Extra"/>
+                <w:color w:val="000000"/>
+                <w:sz w:val="32"/>
+                <w:szCs w:val="32"/>
+              </w:rPr>
+              <w:t xml:space="preserve">wrÉ | </w:t>
+            </w:r>
+          </w:p>
+          <w:p>
+            <w:pPr>
+              <w:widowControl w:val="0"/>
+              <w:autoSpaceDE w:val="0"/>
+              <w:autoSpaceDN w:val="0"/>
+              <w:adjustRightInd w:val="0"/>
+              <w:spacing w:before="0" w:line="240" w:lineRule="auto"/>
+              <w:rPr>
+                <w:rFonts w:ascii="BRH Devanagari Extra" w:hAnsi="BRH Devanagari Extra" w:cs="BRH Devanagari Extra"/>
+                <w:color w:val="000000"/>
+                <w:sz w:val="32"/>
+                <w:szCs w:val="32"/>
+              </w:rPr>
+            </w:pPr>
+            <w:r>
+              <w:rPr>
+                <w:rFonts w:cs="BRH Devanagari Extra"/>
+                <w:color w:val="000000"/>
+                <w:szCs w:val="32"/>
+              </w:rPr>
+              <w:t>52</w:t>
+            </w:r>
+            <w:r>
+              <w:rPr>
+                <w:rFonts w:ascii="BRH Devanagari Extra" w:hAnsi="BRH Devanagari Extra" w:cs="BRH Devanagari Extra"/>
+                <w:color w:val="000000"/>
+                <w:sz w:val="32"/>
+                <w:szCs w:val="32"/>
+              </w:rPr>
+              <w:t>)</w:t>
+            </w:r>
+            <w:r>
+              <w:rPr>
+                <w:rFonts w:ascii="BRH Devanagari Extra" w:hAnsi="BRH Devanagari Extra" w:cs="BRH Devanagari Extra"/>
+                <w:color w:val="000000"/>
+                <w:sz w:val="32"/>
+                <w:szCs w:val="32"/>
+              </w:rPr>
+              <w:tab/>
+            </w:r>
+            <w:r>
+              <w:rPr>
+                <w:rFonts w:cs="BRH Devanagari Extra"/>
+                <w:color w:val="000000"/>
+                <w:szCs w:val="32"/>
+              </w:rPr>
+              <w:t>3</w:t>
+            </w:r>
+            <w:r>
+              <w:rPr>
+                <w:rFonts w:ascii="BRH Devanagari Extra" w:hAnsi="BRH Devanagari Extra" w:cs="BRH Devanagari Extra"/>
+                <w:color w:val="000000"/>
+                <w:sz w:val="32"/>
+                <w:szCs w:val="32"/>
+              </w:rPr>
+              <w:t>.</w:t>
+            </w:r>
+            <w:r>
+              <w:rPr>
+                <w:rFonts w:cs="BRH Devanagari Extra"/>
+                <w:color w:val="000000"/>
+                <w:szCs w:val="32"/>
+              </w:rPr>
+              <w:t>3</w:t>
+            </w:r>
+            <w:r>
+              <w:rPr>
+                <w:rFonts w:ascii="BRH Devanagari Extra" w:hAnsi="BRH Devanagari Extra" w:cs="BRH Devanagari Extra"/>
+                <w:color w:val="000000"/>
+                <w:sz w:val="32"/>
+                <w:szCs w:val="32"/>
+              </w:rPr>
+              <w:t>.</w:t>
+            </w:r>
+            <w:r>
+              <w:rPr>
+                <w:rFonts w:cs="BRH Devanagari Extra"/>
+                <w:color w:val="000000"/>
+                <w:szCs w:val="32"/>
+              </w:rPr>
+              <w:t>8</w:t>
+            </w:r>
+            <w:r>
+              <w:rPr>
+                <w:rFonts w:ascii="BRH Devanagari Extra" w:hAnsi="BRH Devanagari Extra" w:cs="BRH Devanagari Extra"/>
+                <w:color w:val="000000"/>
+                <w:sz w:val="32"/>
+                <w:szCs w:val="32"/>
+              </w:rPr>
+              <w:t>.</w:t>
+            </w:r>
+            <w:r>
+              <w:rPr>
+                <w:rFonts w:cs="BRH Devanagari Extra"/>
+                <w:color w:val="000000"/>
+                <w:szCs w:val="32"/>
+              </w:rPr>
+              <w:t>3</w:t>
+            </w:r>
+            <w:r>
+              <w:rPr>
+                <w:rFonts w:ascii="BRH Devanagari Extra" w:hAnsi="BRH Devanagari Extra" w:cs="BRH Devanagari Extra"/>
+                <w:color w:val="000000"/>
+                <w:sz w:val="32"/>
+                <w:szCs w:val="32"/>
+              </w:rPr>
+              <w:t>(</w:t>
+            </w:r>
+            <w:r>
+              <w:rPr>
+                <w:rFonts w:cs="BRH Devanagari Extra"/>
+                <w:color w:val="000000"/>
+                <w:szCs w:val="32"/>
+              </w:rPr>
+              <w:t>47</w:t>
+            </w:r>
+            <w:r>
+              <w:rPr>
+                <w:rFonts w:ascii="BRH Devanagari Extra" w:hAnsi="BRH Devanagari Extra" w:cs="BRH Devanagari Extra"/>
+                <w:color w:val="000000"/>
+                <w:sz w:val="32"/>
+                <w:szCs w:val="32"/>
+              </w:rPr>
+              <w:t>)- AlÉ</w:t>
+            </w:r>
+            <w:r>
+              <w:rPr>
+                <w:rFonts w:ascii="BRH Devanagari Extra" w:hAnsi="BRH Devanagari Extra" w:cs="BRH Devanagari Extra"/>
+                <w:color w:val="000000"/>
+                <w:sz w:val="32"/>
+                <w:szCs w:val="32"/>
+                <w:highlight w:val="yellow"/>
+              </w:rPr>
+              <w:t>ÑþmÉ</w:t>
+            </w:r>
+            <w:r>
+              <w:rPr>
+                <w:rFonts w:ascii="BRH Devanagari Extra" w:hAnsi="BRH Devanagari Extra" w:cs="BRH Devanagari Extra"/>
+                <w:color w:val="000000"/>
+                <w:sz w:val="32"/>
+                <w:szCs w:val="32"/>
+              </w:rPr>
+              <w:t>Éæ</w:t>
+            </w:r>
+            <w:r>
+              <w:rPr>
+                <w:rFonts w:ascii="BRH Malayalam Extra" w:hAnsi="BRH Malayalam Extra" w:cs="BRH Devanagari Extra"/>
+                <w:color w:val="000000"/>
+                <w:szCs w:val="32"/>
+              </w:rPr>
+              <w:t>–</w:t>
+            </w:r>
+            <w:r>
+              <w:rPr>
+                <w:rFonts w:ascii="BRH Devanagari Extra" w:hAnsi="BRH Devanagari Extra" w:cs="BRH Devanagari Extra"/>
+                <w:color w:val="000000"/>
+                <w:sz w:val="32"/>
+                <w:szCs w:val="32"/>
+              </w:rPr>
+              <w:t>wrÉ | mÉë</w:t>
+            </w:r>
+            <w:r>
+              <w:rPr>
+                <w:rFonts w:ascii="BRH Malayalam Extra" w:hAnsi="BRH Malayalam Extra" w:cs="BRH Devanagari Extra"/>
+                <w:color w:val="000000"/>
+                <w:szCs w:val="32"/>
+              </w:rPr>
+              <w:t>–</w:t>
+            </w:r>
+            <w:r>
+              <w:rPr>
+                <w:rFonts w:ascii="BRH Devanagari Extra" w:hAnsi="BRH Devanagari Extra" w:cs="BRH Devanagari Extra"/>
+                <w:color w:val="000000"/>
+                <w:sz w:val="32"/>
+                <w:szCs w:val="32"/>
+              </w:rPr>
+              <w:t>rÉÉ</w:t>
+            </w:r>
+            <w:r>
+              <w:rPr>
+                <w:rFonts w:ascii="BRH Malayalam Extra" w:hAnsi="BRH Malayalam Extra" w:cs="BRH Devanagari Extra"/>
+                <w:color w:val="000000"/>
+                <w:szCs w:val="32"/>
+              </w:rPr>
+              <w:t>–</w:t>
+            </w:r>
+            <w:r>
+              <w:rPr>
+                <w:rFonts w:ascii="BRH Devanagari Extra" w:hAnsi="BRH Devanagari Extra" w:cs="BRH Devanagari Extra"/>
+                <w:color w:val="000000"/>
+                <w:sz w:val="32"/>
+                <w:szCs w:val="32"/>
+              </w:rPr>
+              <w:t>rÉÉiÉç |</w:t>
+            </w:r>
+          </w:p>
+          <w:p>
+            <w:pPr>
+              <w:widowControl w:val="0"/>
+              <w:autoSpaceDE w:val="0"/>
+              <w:autoSpaceDN w:val="0"/>
+              <w:adjustRightInd w:val="0"/>
+              <w:spacing w:before="0" w:line="240" w:lineRule="auto"/>
+              <w:rPr>
+                <w:rFonts w:ascii="BRH Devanagari Extra" w:hAnsi="BRH Devanagari Extra" w:cs="BRH Devanagari Extra"/>
+                <w:color w:val="000000"/>
+                <w:sz w:val="32"/>
+                <w:szCs w:val="32"/>
+              </w:rPr>
+            </w:pPr>
+            <w:r>
+              <w:rPr>
+                <w:rFonts w:ascii="BRH Devanagari Extra" w:hAnsi="BRH Devanagari Extra" w:cs="BRH Devanagari Extra"/>
+                <w:color w:val="000000"/>
+                <w:sz w:val="32"/>
+                <w:szCs w:val="32"/>
+              </w:rPr>
+              <w:t>AlÉÑþ</w:t>
+            </w:r>
+            <w:r>
+              <w:rPr>
+                <w:rFonts w:ascii="BRH Devanagari Extra" w:hAnsi="BRH Devanagari Extra" w:cs="BRH Devanagari Extra"/>
+                <w:color w:val="000000"/>
+                <w:sz w:val="32"/>
+                <w:szCs w:val="32"/>
+                <w:highlight w:val="yellow"/>
+              </w:rPr>
+              <w:t>mÉ</w:t>
+            </w:r>
+            <w:r>
+              <w:rPr>
+                <w:rFonts w:ascii="BRH Devanagari Extra" w:hAnsi="BRH Devanagari Extra" w:cs="BRH Devanagari Extra"/>
+                <w:color w:val="000000"/>
+                <w:sz w:val="32"/>
+                <w:szCs w:val="32"/>
+              </w:rPr>
+              <w:t>Éæ</w:t>
+            </w:r>
+            <w:r>
+              <w:rPr>
+                <w:rFonts w:ascii="BRH Malayalam Extra" w:hAnsi="BRH Malayalam Extra" w:cs="BRH Devanagari Extra"/>
+                <w:color w:val="000000"/>
+                <w:szCs w:val="32"/>
+              </w:rPr>
+              <w:t>–</w:t>
+            </w:r>
+            <w:r>
+              <w:rPr>
+                <w:rFonts w:ascii="BRH Devanagari Extra" w:hAnsi="BRH Devanagari Extra" w:cs="BRH Devanagari Extra"/>
+                <w:color w:val="000000"/>
+                <w:sz w:val="32"/>
+                <w:szCs w:val="32"/>
+              </w:rPr>
+              <w:t xml:space="preserve">wrÉ </w:t>
+            </w:r>
+            <w:r>
+              <w:rPr>
+                <w:rFonts w:ascii="BRH Devanagari Extra" w:hAnsi="BRH Devanagari Extra" w:cs="BRH Devanagari Extra"/>
+                <w:color w:val="000000"/>
+                <w:sz w:val="32"/>
+                <w:szCs w:val="32"/>
+                <w:highlight w:val="yellow"/>
+              </w:rPr>
+              <w:t>mÉë</w:t>
+            </w:r>
+            <w:r>
+              <w:rPr>
+                <w:rFonts w:ascii="BRH Devanagari Extra" w:hAnsi="BRH Devanagari Extra" w:cs="BRH Devanagari Extra"/>
+                <w:color w:val="000000"/>
+                <w:sz w:val="32"/>
+                <w:szCs w:val="32"/>
+              </w:rPr>
+              <w:t>þrÉÉ</w:t>
+            </w:r>
+            <w:r>
+              <w:rPr>
+                <w:rFonts w:ascii="BRH Malayalam Extra" w:hAnsi="BRH Malayalam Extra" w:cs="BRH Devanagari Extra"/>
+                <w:color w:val="000000"/>
+                <w:szCs w:val="32"/>
+              </w:rPr>
+              <w:t>–</w:t>
+            </w:r>
+            <w:r>
+              <w:rPr>
+                <w:rFonts w:ascii="BRH Devanagari Extra" w:hAnsi="BRH Devanagari Extra" w:cs="BRH Devanagari Extra"/>
+                <w:color w:val="000000"/>
+                <w:sz w:val="32"/>
+                <w:szCs w:val="32"/>
+              </w:rPr>
+              <w:t>rÉÉiÉç mÉëþrÉÉ</w:t>
+            </w:r>
+            <w:r>
+              <w:rPr>
+                <w:rFonts w:ascii="BRH Malayalam Extra" w:hAnsi="BRH Malayalam Extra" w:cs="BRH Devanagari Extra"/>
+                <w:color w:val="000000"/>
+                <w:szCs w:val="32"/>
+              </w:rPr>
+              <w:t>–</w:t>
+            </w:r>
+            <w:r>
+              <w:rPr>
+                <w:rFonts w:ascii="BRH Devanagari Extra" w:hAnsi="BRH Devanagari Extra" w:cs="BRH Devanagari Extra"/>
+                <w:color w:val="000000"/>
+                <w:sz w:val="32"/>
+                <w:szCs w:val="32"/>
+              </w:rPr>
+              <w:t>rÉÉ SlÉÑþmÉÉæ</w:t>
+            </w:r>
+            <w:r>
+              <w:rPr>
+                <w:rFonts w:ascii="BRH Malayalam Extra" w:hAnsi="BRH Malayalam Extra" w:cs="BRH Devanagari Extra"/>
+                <w:color w:val="000000"/>
+                <w:szCs w:val="32"/>
+              </w:rPr>
+              <w:t>–</w:t>
+            </w:r>
+            <w:r>
+              <w:rPr>
+                <w:rFonts w:ascii="BRH Devanagari Extra" w:hAnsi="BRH Devanagari Extra" w:cs="BRH Devanagari Extra"/>
+                <w:color w:val="000000"/>
+                <w:sz w:val="32"/>
+                <w:szCs w:val="32"/>
+              </w:rPr>
+              <w:t xml:space="preserve"> wrÉÉlÉÑ</w:t>
+            </w:r>
+            <w:r>
+              <w:rPr>
+                <w:rFonts w:ascii="BRH Devanagari Extra" w:hAnsi="BRH Devanagari Extra" w:cs="BRH Devanagari Extra"/>
+                <w:color w:val="000000"/>
+                <w:sz w:val="32"/>
+                <w:szCs w:val="32"/>
+                <w:highlight w:val="yellow"/>
+              </w:rPr>
+              <w:t>þmÉÉ</w:t>
+            </w:r>
+            <w:r>
+              <w:rPr>
+                <w:rFonts w:ascii="BRH Devanagari Extra" w:hAnsi="BRH Devanagari Extra" w:cs="BRH Devanagari Extra"/>
+                <w:color w:val="000000"/>
+                <w:sz w:val="32"/>
+                <w:szCs w:val="32"/>
+              </w:rPr>
+              <w:t>æ</w:t>
+            </w:r>
+            <w:r>
+              <w:rPr>
+                <w:rFonts w:ascii="BRH Malayalam Extra" w:hAnsi="BRH Malayalam Extra" w:cs="BRH Devanagari Extra"/>
+                <w:color w:val="000000"/>
+                <w:szCs w:val="32"/>
+              </w:rPr>
+              <w:t>–</w:t>
+            </w:r>
+            <w:r>
+              <w:rPr>
+                <w:rFonts w:ascii="BRH Devanagari Extra" w:hAnsi="BRH Devanagari Extra" w:cs="BRH Devanagari Extra"/>
+                <w:color w:val="000000"/>
+                <w:sz w:val="32"/>
+                <w:szCs w:val="32"/>
+              </w:rPr>
+              <w:t xml:space="preserve">wrÉ </w:t>
+            </w:r>
+            <w:r>
+              <w:rPr>
+                <w:rFonts w:ascii="BRH Devanagari Extra" w:hAnsi="BRH Devanagari Extra" w:cs="BRH Devanagari Extra"/>
+                <w:color w:val="000000"/>
+                <w:sz w:val="32"/>
+                <w:szCs w:val="32"/>
+                <w:highlight w:val="yellow"/>
+              </w:rPr>
+              <w:t>mÉ</w:t>
+            </w:r>
+            <w:r>
+              <w:rPr>
+                <w:rFonts w:ascii="BRH Devanagari Extra" w:hAnsi="BRH Devanagari Extra" w:cs="BRH Devanagari Extra"/>
+                <w:color w:val="000000"/>
+                <w:sz w:val="32"/>
+                <w:szCs w:val="32"/>
+              </w:rPr>
+              <w:t>ëþrÉÉ</w:t>
+            </w:r>
+            <w:r>
+              <w:rPr>
+                <w:rFonts w:ascii="BRH Malayalam Extra" w:hAnsi="BRH Malayalam Extra" w:cs="BRH Devanagari Extra"/>
+                <w:color w:val="000000"/>
+                <w:szCs w:val="32"/>
+              </w:rPr>
+              <w:t>–</w:t>
+            </w:r>
+            <w:r>
+              <w:rPr>
+                <w:rFonts w:ascii="BRH Devanagari Extra" w:hAnsi="BRH Devanagari Extra" w:cs="BRH Devanagari Extra"/>
+                <w:color w:val="000000"/>
+                <w:sz w:val="32"/>
+                <w:szCs w:val="32"/>
+              </w:rPr>
+              <w:t xml:space="preserve">rÉÉiÉç | </w:t>
+            </w:r>
+          </w:p>
+          <w:p>
+            <w:pPr>
+              <w:widowControl w:val="0"/>
+              <w:autoSpaceDE w:val="0"/>
+              <w:autoSpaceDN w:val="0"/>
+              <w:adjustRightInd w:val="0"/>
+              <w:spacing w:before="0" w:line="240" w:lineRule="auto"/>
+              <w:rPr>
+                <w:rFonts w:ascii="BRH Devanagari Extra" w:hAnsi="BRH Devanagari Extra" w:cs="BRH Devanagari Extra"/>
+                <w:color w:val="000000"/>
+                <w:sz w:val="32"/>
+                <w:szCs w:val="32"/>
+              </w:rPr>
+            </w:pPr>
+            <w:r>
+              <w:rPr>
+                <w:rFonts w:cs="BRH Devanagari Extra"/>
+                <w:color w:val="000000"/>
+                <w:szCs w:val="32"/>
+              </w:rPr>
+              <w:t>53</w:t>
+            </w:r>
+            <w:r>
+              <w:rPr>
+                <w:rFonts w:ascii="BRH Devanagari Extra" w:hAnsi="BRH Devanagari Extra" w:cs="BRH Devanagari Extra"/>
+                <w:color w:val="000000"/>
+                <w:sz w:val="32"/>
+                <w:szCs w:val="32"/>
+              </w:rPr>
+              <w:t>)</w:t>
+            </w:r>
+            <w:r>
+              <w:rPr>
+                <w:rFonts w:ascii="BRH Devanagari Extra" w:hAnsi="BRH Devanagari Extra" w:cs="BRH Devanagari Extra"/>
+                <w:color w:val="000000"/>
+                <w:sz w:val="32"/>
+                <w:szCs w:val="32"/>
+              </w:rPr>
+              <w:tab/>
+            </w:r>
+            <w:r>
+              <w:rPr>
+                <w:rFonts w:cs="BRH Devanagari Extra"/>
+                <w:color w:val="000000"/>
+                <w:szCs w:val="32"/>
+              </w:rPr>
+              <w:t>3</w:t>
+            </w:r>
+            <w:r>
+              <w:rPr>
+                <w:rFonts w:ascii="BRH Devanagari Extra" w:hAnsi="BRH Devanagari Extra" w:cs="BRH Devanagari Extra"/>
+                <w:color w:val="000000"/>
+                <w:sz w:val="32"/>
+                <w:szCs w:val="32"/>
+              </w:rPr>
+              <w:t>.</w:t>
+            </w:r>
+            <w:r>
+              <w:rPr>
+                <w:rFonts w:cs="BRH Devanagari Extra"/>
+                <w:color w:val="000000"/>
+                <w:szCs w:val="32"/>
+              </w:rPr>
+              <w:t>3</w:t>
+            </w:r>
+            <w:r>
+              <w:rPr>
+                <w:rFonts w:ascii="BRH Devanagari Extra" w:hAnsi="BRH Devanagari Extra" w:cs="BRH Devanagari Extra"/>
+                <w:color w:val="000000"/>
+                <w:sz w:val="32"/>
+                <w:szCs w:val="32"/>
+              </w:rPr>
+              <w:t>.</w:t>
+            </w:r>
+            <w:r>
+              <w:rPr>
+                <w:rFonts w:cs="BRH Devanagari Extra"/>
+                <w:color w:val="000000"/>
+                <w:szCs w:val="32"/>
+              </w:rPr>
+              <w:t>8</w:t>
+            </w:r>
+            <w:r>
+              <w:rPr>
+                <w:rFonts w:ascii="BRH Devanagari Extra" w:hAnsi="BRH Devanagari Extra" w:cs="BRH Devanagari Extra"/>
+                <w:color w:val="000000"/>
+                <w:sz w:val="32"/>
+                <w:szCs w:val="32"/>
+              </w:rPr>
+              <w:t>.</w:t>
+            </w:r>
+            <w:r>
+              <w:rPr>
+                <w:rFonts w:cs="BRH Devanagari Extra"/>
+                <w:color w:val="000000"/>
+                <w:szCs w:val="32"/>
+              </w:rPr>
+              <w:t>3</w:t>
+            </w:r>
+            <w:r>
+              <w:rPr>
+                <w:rFonts w:ascii="BRH Devanagari Extra" w:hAnsi="BRH Devanagari Extra" w:cs="BRH Devanagari Extra"/>
+                <w:color w:val="000000"/>
+                <w:sz w:val="32"/>
+                <w:szCs w:val="32"/>
+              </w:rPr>
+              <w:t>(</w:t>
+            </w:r>
+            <w:r>
+              <w:rPr>
+                <w:rFonts w:cs="BRH Devanagari Extra"/>
+                <w:color w:val="000000"/>
+                <w:szCs w:val="32"/>
+              </w:rPr>
+              <w:t>47</w:t>
+            </w:r>
+            <w:r>
+              <w:rPr>
+                <w:rFonts w:ascii="BRH Devanagari Extra" w:hAnsi="BRH Devanagari Extra" w:cs="BRH Devanagari Extra"/>
+                <w:color w:val="000000"/>
+                <w:sz w:val="32"/>
+                <w:szCs w:val="32"/>
+              </w:rPr>
+              <w:t>)- AlÉ</w:t>
+            </w:r>
+            <w:r>
+              <w:rPr>
+                <w:rFonts w:ascii="BRH Devanagari Extra" w:hAnsi="BRH Devanagari Extra" w:cs="BRH Devanagari Extra"/>
+                <w:color w:val="000000"/>
+                <w:sz w:val="32"/>
+                <w:szCs w:val="32"/>
+                <w:highlight w:val="yellow"/>
+              </w:rPr>
+              <w:t>ÑþmÉ</w:t>
+            </w:r>
+            <w:r>
+              <w:rPr>
+                <w:rFonts w:ascii="BRH Devanagari Extra" w:hAnsi="BRH Devanagari Extra" w:cs="BRH Devanagari Extra"/>
+                <w:color w:val="000000"/>
+                <w:sz w:val="32"/>
+                <w:szCs w:val="32"/>
+              </w:rPr>
+              <w:t>Éæ</w:t>
+            </w:r>
+            <w:r>
+              <w:rPr>
+                <w:rFonts w:ascii="BRH Malayalam Extra" w:hAnsi="BRH Malayalam Extra" w:cs="BRH Devanagari Extra"/>
+                <w:color w:val="000000"/>
+                <w:szCs w:val="32"/>
+              </w:rPr>
+              <w:t>–</w:t>
+            </w:r>
+            <w:r>
+              <w:rPr>
+                <w:rFonts w:ascii="BRH Devanagari Extra" w:hAnsi="BRH Devanagari Extra" w:cs="BRH Devanagari Extra"/>
+                <w:color w:val="000000"/>
+                <w:sz w:val="32"/>
+                <w:szCs w:val="32"/>
+              </w:rPr>
+              <w:t>wrÉ |</w:t>
+            </w:r>
+          </w:p>
+          <w:p>
+            <w:pPr>
+              <w:widowControl w:val="0"/>
+              <w:autoSpaceDE w:val="0"/>
+              <w:autoSpaceDN w:val="0"/>
+              <w:adjustRightInd w:val="0"/>
+              <w:spacing w:before="0" w:line="240" w:lineRule="auto"/>
+              <w:rPr>
+                <w:rFonts w:ascii="BRH Devanagari Extra" w:hAnsi="BRH Devanagari Extra" w:cs="BRH Devanagari Extra"/>
+                <w:color w:val="000000"/>
+                <w:sz w:val="32"/>
+                <w:szCs w:val="32"/>
+              </w:rPr>
+            </w:pPr>
+            <w:r>
+              <w:rPr>
+                <w:rFonts w:ascii="BRH Devanagari Extra" w:hAnsi="BRH Devanagari Extra" w:cs="BRH Devanagari Extra"/>
+                <w:color w:val="000000"/>
+                <w:sz w:val="32"/>
+                <w:szCs w:val="32"/>
+              </w:rPr>
+              <w:t>AlÉÑþmÉÉæ</w:t>
+            </w:r>
+            <w:r>
+              <w:rPr>
+                <w:rFonts w:ascii="BRH Malayalam Extra" w:hAnsi="BRH Malayalam Extra" w:cs="BRH Devanagari Extra"/>
+                <w:color w:val="000000"/>
+                <w:szCs w:val="32"/>
+              </w:rPr>
+              <w:t>–</w:t>
+            </w:r>
+            <w:r>
+              <w:rPr>
+                <w:rFonts w:ascii="BRH Devanagari Extra" w:hAnsi="BRH Devanagari Extra" w:cs="BRH Devanagari Extra"/>
+                <w:color w:val="000000"/>
+                <w:sz w:val="32"/>
+                <w:szCs w:val="32"/>
+              </w:rPr>
+              <w:t>wrÉåirÉlÉÑþmÉ - AÉå</w:t>
+            </w:r>
+            <w:r>
+              <w:rPr>
+                <w:rFonts w:ascii="BRH Malayalam Extra" w:hAnsi="BRH Malayalam Extra" w:cs="BRH Devanagari Extra"/>
+                <w:color w:val="000000"/>
+                <w:szCs w:val="32"/>
+              </w:rPr>
+              <w:t>–</w:t>
+            </w:r>
+            <w:r>
+              <w:rPr>
+                <w:rFonts w:ascii="BRH Devanagari Extra" w:hAnsi="BRH Devanagari Extra" w:cs="BRH Devanagari Extra"/>
+                <w:color w:val="000000"/>
+                <w:sz w:val="32"/>
+                <w:szCs w:val="32"/>
+              </w:rPr>
+              <w:t>wrÉ</w:t>
+            </w:r>
+            <w:r>
+              <w:rPr>
+                <w:rFonts w:ascii="BRH Malayalam Extra" w:hAnsi="BRH Malayalam Extra" w:cs="BRH Devanagari Extra"/>
+                <w:color w:val="000000"/>
+                <w:szCs w:val="32"/>
+              </w:rPr>
+              <w:t>–</w:t>
+            </w:r>
+            <w:r>
+              <w:rPr>
+                <w:rFonts w:ascii="BRH Devanagari Extra" w:hAnsi="BRH Devanagari Extra" w:cs="BRH Devanagari Extra"/>
+                <w:color w:val="000000"/>
+                <w:sz w:val="32"/>
+                <w:szCs w:val="32"/>
+              </w:rPr>
+              <w:t xml:space="preserve"> | </w:t>
+            </w:r>
+          </w:p>
+          <w:p>
+            <w:pPr>
+              <w:widowControl w:val="0"/>
+              <w:autoSpaceDE w:val="0"/>
+              <w:autoSpaceDN w:val="0"/>
+              <w:adjustRightInd w:val="0"/>
+              <w:spacing w:before="0" w:line="240" w:lineRule="auto"/>
+              <w:rPr>
+                <w:rFonts w:cs="BRH Malayalam Extra"/>
+                <w:color w:val="000000"/>
+                <w:szCs w:val="32"/>
+              </w:rPr>
+            </w:pPr>
+          </w:p>
+        </w:tc>
+        <w:tc>
+          <w:tcPr>
+            <w:tcW w:w="7371" w:type="dxa"/>
+          </w:tcPr>
+          <w:p>
+            <w:pPr>
+              <w:widowControl w:val="0"/>
+              <w:autoSpaceDE w:val="0"/>
+              <w:autoSpaceDN w:val="0"/>
+              <w:adjustRightInd w:val="0"/>
+              <w:spacing w:before="0" w:line="240" w:lineRule="auto"/>
+              <w:rPr>
+                <w:rFonts w:ascii="BRH Devanagari Extra" w:hAnsi="BRH Devanagari Extra" w:cs="BRH Devanagari Extra"/>
+                <w:color w:val="000000"/>
+                <w:sz w:val="32"/>
+                <w:szCs w:val="32"/>
+              </w:rPr>
+            </w:pPr>
+            <w:r>
+              <w:rPr>
+                <w:rFonts w:cs="BRH Devanagari Extra"/>
+                <w:color w:val="000000"/>
+                <w:szCs w:val="32"/>
+              </w:rPr>
+              <w:t>51</w:t>
+            </w:r>
+            <w:r>
+              <w:rPr>
+                <w:rFonts w:ascii="BRH Devanagari Extra" w:hAnsi="BRH Devanagari Extra" w:cs="BRH Devanagari Extra"/>
+                <w:color w:val="000000"/>
+                <w:sz w:val="32"/>
+                <w:szCs w:val="32"/>
+              </w:rPr>
+              <w:t>)</w:t>
+            </w:r>
+            <w:r>
+              <w:rPr>
+                <w:rFonts w:ascii="BRH Devanagari Extra" w:hAnsi="BRH Devanagari Extra" w:cs="BRH Devanagari Extra"/>
+                <w:color w:val="000000"/>
+                <w:sz w:val="32"/>
+                <w:szCs w:val="32"/>
+              </w:rPr>
+              <w:tab/>
+            </w:r>
+            <w:r>
+              <w:rPr>
+                <w:rFonts w:cs="BRH Devanagari Extra"/>
+                <w:color w:val="000000"/>
+                <w:szCs w:val="32"/>
+              </w:rPr>
+              <w:t>3</w:t>
+            </w:r>
+            <w:r>
+              <w:rPr>
+                <w:rFonts w:ascii="BRH Devanagari Extra" w:hAnsi="BRH Devanagari Extra" w:cs="BRH Devanagari Extra"/>
+                <w:color w:val="000000"/>
+                <w:sz w:val="32"/>
+                <w:szCs w:val="32"/>
+              </w:rPr>
+              <w:t>.</w:t>
+            </w:r>
+            <w:r>
+              <w:rPr>
+                <w:rFonts w:cs="BRH Devanagari Extra"/>
+                <w:color w:val="000000"/>
+                <w:szCs w:val="32"/>
+              </w:rPr>
+              <w:t>3</w:t>
+            </w:r>
+            <w:r>
+              <w:rPr>
+                <w:rFonts w:ascii="BRH Devanagari Extra" w:hAnsi="BRH Devanagari Extra" w:cs="BRH Devanagari Extra"/>
+                <w:color w:val="000000"/>
+                <w:sz w:val="32"/>
+                <w:szCs w:val="32"/>
+              </w:rPr>
+              <w:t>.</w:t>
+            </w:r>
+            <w:r>
+              <w:rPr>
+                <w:rFonts w:cs="BRH Devanagari Extra"/>
+                <w:color w:val="000000"/>
+                <w:szCs w:val="32"/>
+              </w:rPr>
+              <w:t>8</w:t>
+            </w:r>
+            <w:r>
+              <w:rPr>
+                <w:rFonts w:ascii="BRH Devanagari Extra" w:hAnsi="BRH Devanagari Extra" w:cs="BRH Devanagari Extra"/>
+                <w:color w:val="000000"/>
+                <w:sz w:val="32"/>
+                <w:szCs w:val="32"/>
+              </w:rPr>
+              <w:t>.</w:t>
+            </w:r>
+            <w:r>
+              <w:rPr>
+                <w:rFonts w:cs="BRH Devanagari Extra"/>
+                <w:color w:val="000000"/>
+                <w:szCs w:val="32"/>
+              </w:rPr>
+              <w:t>3</w:t>
+            </w:r>
+            <w:r>
+              <w:rPr>
+                <w:rFonts w:ascii="BRH Devanagari Extra" w:hAnsi="BRH Devanagari Extra" w:cs="BRH Devanagari Extra"/>
+                <w:color w:val="000000"/>
+                <w:sz w:val="32"/>
+                <w:szCs w:val="32"/>
+              </w:rPr>
+              <w:t>(</w:t>
+            </w:r>
+            <w:r>
+              <w:rPr>
+                <w:rFonts w:cs="BRH Devanagari Extra"/>
+                <w:color w:val="000000"/>
+                <w:szCs w:val="32"/>
+              </w:rPr>
+              <w:t>46</w:t>
+            </w:r>
+            <w:r>
+              <w:rPr>
+                <w:rFonts w:ascii="BRH Devanagari Extra" w:hAnsi="BRH Devanagari Extra" w:cs="BRH Devanagari Extra"/>
+                <w:color w:val="000000"/>
+                <w:sz w:val="32"/>
+                <w:szCs w:val="32"/>
+              </w:rPr>
+              <w:t>)- rÉiÉç | AlÉ</w:t>
+            </w:r>
+            <w:r>
+              <w:rPr>
+                <w:rFonts w:ascii="BRH Devanagari Extra" w:hAnsi="BRH Devanagari Extra" w:cs="BRH Devanagari Extra"/>
+                <w:color w:val="000000"/>
+                <w:sz w:val="32"/>
+                <w:szCs w:val="32"/>
+                <w:highlight w:val="yellow"/>
+              </w:rPr>
+              <w:t>Ñ</w:t>
+            </w:r>
+            <w:r>
+              <w:rPr>
+                <w:rFonts w:ascii="BRH Devanagari Extra" w:hAnsi="BRH Devanagari Extra" w:cs="BRH Devanagari Extra"/>
+                <w:color w:val="000000"/>
+                <w:sz w:val="32"/>
+                <w:szCs w:val="32"/>
+                <w:highlight w:val="green"/>
+              </w:rPr>
+              <w:t>þmÉÉ</w:t>
+            </w:r>
+            <w:r>
+              <w:rPr>
+                <w:rFonts w:ascii="BRH Devanagari Extra" w:hAnsi="BRH Devanagari Extra" w:cs="BRH Devanagari Extra"/>
+                <w:color w:val="000000"/>
+                <w:sz w:val="32"/>
+                <w:szCs w:val="32"/>
+              </w:rPr>
+              <w:t>æwrÉ |</w:t>
+            </w:r>
+          </w:p>
+          <w:p>
+            <w:pPr>
+              <w:widowControl w:val="0"/>
+              <w:autoSpaceDE w:val="0"/>
+              <w:autoSpaceDN w:val="0"/>
+              <w:adjustRightInd w:val="0"/>
+              <w:spacing w:before="0" w:line="240" w:lineRule="auto"/>
+              <w:rPr>
+                <w:rFonts w:ascii="BRH Devanagari Extra" w:hAnsi="BRH Devanagari Extra" w:cs="BRH Devanagari Extra"/>
+                <w:color w:val="000000"/>
+                <w:sz w:val="32"/>
+                <w:szCs w:val="32"/>
+              </w:rPr>
+            </w:pPr>
+            <w:r>
+              <w:rPr>
+                <w:rFonts w:ascii="BRH Devanagari Extra" w:hAnsi="BRH Devanagari Extra" w:cs="BRH Devanagari Extra"/>
+                <w:color w:val="000000"/>
+                <w:sz w:val="32"/>
+                <w:szCs w:val="32"/>
+              </w:rPr>
+              <w:t>rÉSlÉÑþmÉÉæ</w:t>
+            </w:r>
+            <w:r>
+              <w:rPr>
+                <w:rFonts w:ascii="BRH Malayalam Extra" w:hAnsi="BRH Malayalam Extra" w:cs="BRH Devanagari Extra"/>
+                <w:color w:val="000000"/>
+                <w:szCs w:val="32"/>
+              </w:rPr>
+              <w:t>–</w:t>
+            </w:r>
+            <w:r>
+              <w:rPr>
+                <w:rFonts w:ascii="BRH Devanagari Extra" w:hAnsi="BRH Devanagari Extra" w:cs="BRH Devanagari Extra"/>
+                <w:color w:val="000000"/>
+                <w:sz w:val="32"/>
+                <w:szCs w:val="32"/>
+              </w:rPr>
+              <w:t xml:space="preserve"> wrÉÉlÉÑþ</w:t>
+            </w:r>
+            <w:r>
+              <w:rPr>
+                <w:rFonts w:ascii="BRH Devanagari Extra" w:hAnsi="BRH Devanagari Extra" w:cs="BRH Devanagari Extra"/>
+                <w:color w:val="000000"/>
+                <w:sz w:val="32"/>
+                <w:szCs w:val="32"/>
+                <w:highlight w:val="green"/>
+              </w:rPr>
+              <w:t>mÉÉæwrÉ</w:t>
+            </w:r>
+            <w:r>
+              <w:rPr>
+                <w:rFonts w:ascii="BRH Malayalam Extra" w:hAnsi="BRH Malayalam Extra" w:cs="BRH Devanagari Extra"/>
+                <w:color w:val="000000"/>
+                <w:szCs w:val="32"/>
+              </w:rPr>
+              <w:t>–</w:t>
+            </w:r>
+            <w:r>
+              <w:rPr>
+                <w:rFonts w:ascii="BRH Devanagari Extra" w:hAnsi="BRH Devanagari Extra" w:cs="BRH Devanagari Extra"/>
+                <w:color w:val="000000"/>
+                <w:sz w:val="32"/>
+                <w:szCs w:val="32"/>
+              </w:rPr>
+              <w:t xml:space="preserve"> rÉSè rÉSlÉÑþ</w:t>
+            </w:r>
+            <w:r>
+              <w:rPr>
+                <w:rFonts w:ascii="BRH Devanagari Extra" w:hAnsi="BRH Devanagari Extra" w:cs="BRH Devanagari Extra"/>
+                <w:color w:val="000000"/>
+                <w:sz w:val="32"/>
+                <w:szCs w:val="32"/>
+                <w:highlight w:val="green"/>
+              </w:rPr>
+              <w:t>mÉÉæ</w:t>
+            </w:r>
+            <w:r>
+              <w:rPr>
+                <w:rFonts w:ascii="BRH Devanagari Extra" w:hAnsi="BRH Devanagari Extra" w:cs="BRH Devanagari Extra"/>
+                <w:color w:val="000000"/>
+                <w:sz w:val="32"/>
+                <w:szCs w:val="32"/>
+              </w:rPr>
+              <w:t xml:space="preserve">wrÉ | </w:t>
+            </w:r>
+          </w:p>
+          <w:p>
+            <w:pPr>
+              <w:widowControl w:val="0"/>
+              <w:autoSpaceDE w:val="0"/>
+              <w:autoSpaceDN w:val="0"/>
+              <w:adjustRightInd w:val="0"/>
+              <w:spacing w:before="0" w:line="240" w:lineRule="auto"/>
+              <w:rPr>
+                <w:rFonts w:ascii="BRH Devanagari Extra" w:hAnsi="BRH Devanagari Extra" w:cs="BRH Devanagari Extra"/>
+                <w:color w:val="000000"/>
+                <w:sz w:val="32"/>
+                <w:szCs w:val="32"/>
+              </w:rPr>
+            </w:pPr>
+            <w:r>
+              <w:rPr>
+                <w:rFonts w:cs="BRH Devanagari Extra"/>
+                <w:color w:val="000000"/>
+                <w:szCs w:val="32"/>
+              </w:rPr>
+              <w:t>52</w:t>
+            </w:r>
+            <w:r>
+              <w:rPr>
+                <w:rFonts w:ascii="BRH Devanagari Extra" w:hAnsi="BRH Devanagari Extra" w:cs="BRH Devanagari Extra"/>
+                <w:color w:val="000000"/>
+                <w:sz w:val="32"/>
+                <w:szCs w:val="32"/>
+              </w:rPr>
+              <w:t>)</w:t>
+            </w:r>
+            <w:r>
+              <w:rPr>
+                <w:rFonts w:ascii="BRH Devanagari Extra" w:hAnsi="BRH Devanagari Extra" w:cs="BRH Devanagari Extra"/>
+                <w:color w:val="000000"/>
+                <w:sz w:val="32"/>
+                <w:szCs w:val="32"/>
+              </w:rPr>
+              <w:tab/>
+            </w:r>
+            <w:r>
+              <w:rPr>
+                <w:rFonts w:cs="BRH Devanagari Extra"/>
+                <w:color w:val="000000"/>
+                <w:szCs w:val="32"/>
+              </w:rPr>
+              <w:t>3</w:t>
+            </w:r>
+            <w:r>
+              <w:rPr>
+                <w:rFonts w:ascii="BRH Devanagari Extra" w:hAnsi="BRH Devanagari Extra" w:cs="BRH Devanagari Extra"/>
+                <w:color w:val="000000"/>
+                <w:sz w:val="32"/>
+                <w:szCs w:val="32"/>
+              </w:rPr>
+              <w:t>.</w:t>
+            </w:r>
+            <w:r>
+              <w:rPr>
+                <w:rFonts w:cs="BRH Devanagari Extra"/>
+                <w:color w:val="000000"/>
+                <w:szCs w:val="32"/>
+              </w:rPr>
+              <w:t>3</w:t>
+            </w:r>
+            <w:r>
+              <w:rPr>
+                <w:rFonts w:ascii="BRH Devanagari Extra" w:hAnsi="BRH Devanagari Extra" w:cs="BRH Devanagari Extra"/>
+                <w:color w:val="000000"/>
+                <w:sz w:val="32"/>
+                <w:szCs w:val="32"/>
+              </w:rPr>
+              <w:t>.</w:t>
+            </w:r>
+            <w:r>
+              <w:rPr>
+                <w:rFonts w:cs="BRH Devanagari Extra"/>
+                <w:color w:val="000000"/>
+                <w:szCs w:val="32"/>
+              </w:rPr>
+              <w:t>8</w:t>
+            </w:r>
+            <w:r>
+              <w:rPr>
+                <w:rFonts w:ascii="BRH Devanagari Extra" w:hAnsi="BRH Devanagari Extra" w:cs="BRH Devanagari Extra"/>
+                <w:color w:val="000000"/>
+                <w:sz w:val="32"/>
+                <w:szCs w:val="32"/>
+              </w:rPr>
+              <w:t>.</w:t>
+            </w:r>
+            <w:r>
+              <w:rPr>
+                <w:rFonts w:cs="BRH Devanagari Extra"/>
+                <w:color w:val="000000"/>
+                <w:szCs w:val="32"/>
+              </w:rPr>
+              <w:t>3</w:t>
+            </w:r>
+            <w:r>
+              <w:rPr>
+                <w:rFonts w:ascii="BRH Devanagari Extra" w:hAnsi="BRH Devanagari Extra" w:cs="BRH Devanagari Extra"/>
+                <w:color w:val="000000"/>
+                <w:sz w:val="32"/>
+                <w:szCs w:val="32"/>
+              </w:rPr>
+              <w:t>(</w:t>
+            </w:r>
+            <w:r>
+              <w:rPr>
+                <w:rFonts w:cs="BRH Devanagari Extra"/>
+                <w:color w:val="000000"/>
+                <w:szCs w:val="32"/>
+              </w:rPr>
+              <w:t>47</w:t>
+            </w:r>
+            <w:r>
+              <w:rPr>
+                <w:rFonts w:ascii="BRH Devanagari Extra" w:hAnsi="BRH Devanagari Extra" w:cs="BRH Devanagari Extra"/>
+                <w:color w:val="000000"/>
+                <w:sz w:val="32"/>
+                <w:szCs w:val="32"/>
+              </w:rPr>
+              <w:t>)- AlÉ</w:t>
+            </w:r>
+            <w:r>
+              <w:rPr>
+                <w:rFonts w:ascii="BRH Devanagari Extra" w:hAnsi="BRH Devanagari Extra" w:cs="BRH Devanagari Extra"/>
+                <w:color w:val="000000"/>
+                <w:sz w:val="32"/>
+                <w:szCs w:val="32"/>
+                <w:highlight w:val="yellow"/>
+              </w:rPr>
+              <w:t>Ñþ</w:t>
+            </w:r>
+            <w:r>
+              <w:rPr>
+                <w:rFonts w:ascii="BRH Devanagari Extra" w:hAnsi="BRH Devanagari Extra" w:cs="BRH Devanagari Extra"/>
+                <w:color w:val="000000"/>
+                <w:sz w:val="32"/>
+                <w:szCs w:val="32"/>
+                <w:highlight w:val="green"/>
+              </w:rPr>
+              <w:t>mÉ</w:t>
+            </w:r>
+            <w:r>
+              <w:rPr>
+                <w:rFonts w:ascii="BRH Devanagari Extra" w:hAnsi="BRH Devanagari Extra" w:cs="BRH Devanagari Extra"/>
+                <w:color w:val="000000"/>
+                <w:sz w:val="32"/>
+                <w:szCs w:val="32"/>
+              </w:rPr>
+              <w:t>ÉæwrÉ | mÉë</w:t>
+            </w:r>
+            <w:r>
+              <w:rPr>
+                <w:rFonts w:ascii="BRH Malayalam Extra" w:hAnsi="BRH Malayalam Extra" w:cs="BRH Devanagari Extra"/>
+                <w:color w:val="000000"/>
+                <w:szCs w:val="32"/>
+              </w:rPr>
+              <w:t>–</w:t>
+            </w:r>
+            <w:r>
+              <w:rPr>
+                <w:rFonts w:ascii="BRH Devanagari Extra" w:hAnsi="BRH Devanagari Extra" w:cs="BRH Devanagari Extra"/>
+                <w:color w:val="000000"/>
+                <w:sz w:val="32"/>
+                <w:szCs w:val="32"/>
+              </w:rPr>
+              <w:t>rÉÉ</w:t>
+            </w:r>
+            <w:r>
+              <w:rPr>
+                <w:rFonts w:ascii="BRH Malayalam Extra" w:hAnsi="BRH Malayalam Extra" w:cs="BRH Devanagari Extra"/>
+                <w:color w:val="000000"/>
+                <w:szCs w:val="32"/>
+              </w:rPr>
+              <w:t>–</w:t>
+            </w:r>
+            <w:r>
+              <w:rPr>
+                <w:rFonts w:ascii="BRH Devanagari Extra" w:hAnsi="BRH Devanagari Extra" w:cs="BRH Devanagari Extra"/>
+                <w:color w:val="000000"/>
+                <w:sz w:val="32"/>
+                <w:szCs w:val="32"/>
+              </w:rPr>
+              <w:t>rÉÉiÉç |</w:t>
+            </w:r>
+          </w:p>
+          <w:p>
+            <w:pPr>
+              <w:widowControl w:val="0"/>
+              <w:autoSpaceDE w:val="0"/>
+              <w:autoSpaceDN w:val="0"/>
+              <w:adjustRightInd w:val="0"/>
+              <w:spacing w:before="0" w:line="240" w:lineRule="auto"/>
+              <w:rPr>
+                <w:rFonts w:ascii="BRH Devanagari Extra" w:hAnsi="BRH Devanagari Extra" w:cs="BRH Devanagari Extra"/>
+                <w:color w:val="000000"/>
+                <w:sz w:val="32"/>
+                <w:szCs w:val="32"/>
+              </w:rPr>
+            </w:pPr>
+            <w:r>
+              <w:rPr>
+                <w:rFonts w:ascii="BRH Devanagari Extra" w:hAnsi="BRH Devanagari Extra" w:cs="BRH Devanagari Extra"/>
+                <w:color w:val="000000"/>
+                <w:sz w:val="32"/>
+                <w:szCs w:val="32"/>
+              </w:rPr>
+              <w:t>AlÉÑþ</w:t>
+            </w:r>
+            <w:r>
+              <w:rPr>
+                <w:rFonts w:ascii="BRH Devanagari Extra" w:hAnsi="BRH Devanagari Extra" w:cs="BRH Devanagari Extra"/>
+                <w:color w:val="000000"/>
+                <w:sz w:val="32"/>
+                <w:szCs w:val="32"/>
+                <w:highlight w:val="green"/>
+              </w:rPr>
+              <w:t>mÉÉ</w:t>
+            </w:r>
+            <w:r>
+              <w:rPr>
+                <w:rFonts w:ascii="BRH Devanagari Extra" w:hAnsi="BRH Devanagari Extra" w:cs="BRH Devanagari Extra"/>
+                <w:color w:val="000000"/>
+                <w:sz w:val="32"/>
+                <w:szCs w:val="32"/>
+              </w:rPr>
+              <w:t xml:space="preserve">æwrÉ </w:t>
+            </w:r>
+            <w:r>
+              <w:rPr>
+                <w:rFonts w:ascii="BRH Devanagari Extra" w:hAnsi="BRH Devanagari Extra" w:cs="BRH Devanagari Extra"/>
+                <w:color w:val="000000"/>
+                <w:sz w:val="32"/>
+                <w:szCs w:val="32"/>
+                <w:highlight w:val="green"/>
+              </w:rPr>
+              <w:t>mÉ</w:t>
+            </w:r>
+            <w:r>
+              <w:rPr>
+                <w:rFonts w:ascii="BRH Devanagari Extra" w:hAnsi="BRH Devanagari Extra" w:cs="BRH Devanagari Extra"/>
+                <w:color w:val="000000"/>
+                <w:sz w:val="32"/>
+                <w:szCs w:val="32"/>
+                <w:highlight w:val="yellow"/>
+              </w:rPr>
+              <w:t>ë</w:t>
+            </w:r>
+            <w:r>
+              <w:rPr>
+                <w:rFonts w:ascii="BRH Devanagari Extra" w:hAnsi="BRH Devanagari Extra" w:cs="BRH Devanagari Extra"/>
+                <w:color w:val="000000"/>
+                <w:sz w:val="32"/>
+                <w:szCs w:val="32"/>
+              </w:rPr>
+              <w:t>rÉÉ</w:t>
+            </w:r>
+            <w:r>
+              <w:rPr>
+                <w:rFonts w:ascii="BRH Malayalam Extra" w:hAnsi="BRH Malayalam Extra" w:cs="BRH Devanagari Extra"/>
+                <w:color w:val="000000"/>
+                <w:szCs w:val="32"/>
+              </w:rPr>
+              <w:t>–</w:t>
+            </w:r>
+            <w:r>
+              <w:rPr>
+                <w:rFonts w:ascii="BRH Devanagari Extra" w:hAnsi="BRH Devanagari Extra" w:cs="BRH Devanagari Extra"/>
+                <w:color w:val="000000"/>
+                <w:sz w:val="32"/>
+                <w:szCs w:val="32"/>
+              </w:rPr>
+              <w:t>rÉÉiÉç mÉëþrÉÉ</w:t>
+            </w:r>
+            <w:r>
+              <w:rPr>
+                <w:rFonts w:ascii="BRH Malayalam Extra" w:hAnsi="BRH Malayalam Extra" w:cs="BRH Devanagari Extra"/>
+                <w:color w:val="000000"/>
+                <w:szCs w:val="32"/>
+              </w:rPr>
+              <w:t>–</w:t>
+            </w:r>
+            <w:r>
+              <w:rPr>
+                <w:rFonts w:ascii="BRH Devanagari Extra" w:hAnsi="BRH Devanagari Extra" w:cs="BRH Devanagari Extra"/>
+                <w:color w:val="000000"/>
+                <w:sz w:val="32"/>
+                <w:szCs w:val="32"/>
+              </w:rPr>
+              <w:t>rÉÉ SlÉÑþmÉÉæ</w:t>
+            </w:r>
+            <w:r>
+              <w:rPr>
+                <w:rFonts w:ascii="BRH Malayalam Extra" w:hAnsi="BRH Malayalam Extra" w:cs="BRH Devanagari Extra"/>
+                <w:color w:val="000000"/>
+                <w:szCs w:val="32"/>
+              </w:rPr>
+              <w:t>–</w:t>
+            </w:r>
+            <w:r>
+              <w:rPr>
+                <w:rFonts w:ascii="BRH Devanagari Extra" w:hAnsi="BRH Devanagari Extra" w:cs="BRH Devanagari Extra"/>
+                <w:color w:val="000000"/>
+                <w:sz w:val="32"/>
+                <w:szCs w:val="32"/>
+              </w:rPr>
+              <w:t xml:space="preserve"> wrÉÉlÉÑ</w:t>
+            </w:r>
+            <w:r>
+              <w:rPr>
+                <w:rFonts w:ascii="BRH Devanagari Extra" w:hAnsi="BRH Devanagari Extra" w:cs="BRH Devanagari Extra"/>
+                <w:color w:val="000000"/>
+                <w:sz w:val="32"/>
+                <w:szCs w:val="32"/>
+                <w:highlight w:val="yellow"/>
+              </w:rPr>
+              <w:t>þ</w:t>
+            </w:r>
+            <w:r>
+              <w:rPr>
+                <w:rFonts w:ascii="BRH Devanagari Extra" w:hAnsi="BRH Devanagari Extra" w:cs="BRH Devanagari Extra"/>
+                <w:color w:val="000000"/>
+                <w:sz w:val="32"/>
+                <w:szCs w:val="32"/>
+                <w:highlight w:val="green"/>
+              </w:rPr>
+              <w:t>mÉÉ</w:t>
+            </w:r>
+            <w:r>
+              <w:rPr>
+                <w:rFonts w:ascii="BRH Devanagari Extra" w:hAnsi="BRH Devanagari Extra" w:cs="BRH Devanagari Extra"/>
+                <w:color w:val="000000"/>
+                <w:sz w:val="32"/>
+                <w:szCs w:val="32"/>
+              </w:rPr>
+              <w:t xml:space="preserve">æwrÉ </w:t>
+            </w:r>
+            <w:r>
+              <w:rPr>
+                <w:rFonts w:ascii="BRH Devanagari Extra" w:hAnsi="BRH Devanagari Extra" w:cs="BRH Devanagari Extra"/>
+                <w:color w:val="000000"/>
+                <w:sz w:val="32"/>
+                <w:szCs w:val="32"/>
+                <w:highlight w:val="green"/>
+              </w:rPr>
+              <w:t>mÉ</w:t>
+            </w:r>
+            <w:r>
+              <w:rPr>
+                <w:rFonts w:ascii="BRH Devanagari Extra" w:hAnsi="BRH Devanagari Extra" w:cs="BRH Devanagari Extra"/>
+                <w:color w:val="000000"/>
+                <w:sz w:val="32"/>
+                <w:szCs w:val="32"/>
+              </w:rPr>
+              <w:t>ërÉÉ</w:t>
+            </w:r>
+            <w:r>
+              <w:rPr>
+                <w:rFonts w:ascii="BRH Malayalam Extra" w:hAnsi="BRH Malayalam Extra" w:cs="BRH Devanagari Extra"/>
+                <w:color w:val="000000"/>
+                <w:szCs w:val="32"/>
+              </w:rPr>
+              <w:t>–</w:t>
+            </w:r>
+            <w:r>
+              <w:rPr>
+                <w:rFonts w:ascii="BRH Devanagari Extra" w:hAnsi="BRH Devanagari Extra" w:cs="BRH Devanagari Extra"/>
+                <w:color w:val="000000"/>
+                <w:sz w:val="32"/>
+                <w:szCs w:val="32"/>
+              </w:rPr>
+              <w:t xml:space="preserve">rÉÉiÉç | </w:t>
+            </w:r>
+          </w:p>
+          <w:p>
+            <w:pPr>
+              <w:widowControl w:val="0"/>
+              <w:autoSpaceDE w:val="0"/>
+              <w:autoSpaceDN w:val="0"/>
+              <w:adjustRightInd w:val="0"/>
+              <w:spacing w:before="0" w:line="240" w:lineRule="auto"/>
+              <w:rPr>
+                <w:rFonts w:ascii="BRH Devanagari Extra" w:hAnsi="BRH Devanagari Extra" w:cs="BRH Devanagari Extra"/>
+                <w:color w:val="000000"/>
+                <w:sz w:val="32"/>
+                <w:szCs w:val="32"/>
+              </w:rPr>
+            </w:pPr>
+            <w:r>
+              <w:rPr>
+                <w:rFonts w:cs="BRH Devanagari Extra"/>
+                <w:color w:val="000000"/>
+                <w:szCs w:val="32"/>
+              </w:rPr>
+              <w:t>53</w:t>
+            </w:r>
+            <w:r>
+              <w:rPr>
+                <w:rFonts w:ascii="BRH Devanagari Extra" w:hAnsi="BRH Devanagari Extra" w:cs="BRH Devanagari Extra"/>
+                <w:color w:val="000000"/>
+                <w:sz w:val="32"/>
+                <w:szCs w:val="32"/>
+              </w:rPr>
+              <w:t>)</w:t>
+            </w:r>
+            <w:r>
+              <w:rPr>
+                <w:rFonts w:ascii="BRH Devanagari Extra" w:hAnsi="BRH Devanagari Extra" w:cs="BRH Devanagari Extra"/>
+                <w:color w:val="000000"/>
+                <w:sz w:val="32"/>
+                <w:szCs w:val="32"/>
+              </w:rPr>
+              <w:tab/>
+            </w:r>
+            <w:r>
+              <w:rPr>
+                <w:rFonts w:cs="BRH Devanagari Extra"/>
+                <w:color w:val="000000"/>
+                <w:szCs w:val="32"/>
+              </w:rPr>
+              <w:t>3</w:t>
+            </w:r>
+            <w:r>
+              <w:rPr>
+                <w:rFonts w:ascii="BRH Devanagari Extra" w:hAnsi="BRH Devanagari Extra" w:cs="BRH Devanagari Extra"/>
+                <w:color w:val="000000"/>
+                <w:sz w:val="32"/>
+                <w:szCs w:val="32"/>
+              </w:rPr>
+              <w:t>.</w:t>
+            </w:r>
+            <w:r>
+              <w:rPr>
+                <w:rFonts w:cs="BRH Devanagari Extra"/>
+                <w:color w:val="000000"/>
+                <w:szCs w:val="32"/>
+              </w:rPr>
+              <w:t>3</w:t>
+            </w:r>
+            <w:r>
+              <w:rPr>
+                <w:rFonts w:ascii="BRH Devanagari Extra" w:hAnsi="BRH Devanagari Extra" w:cs="BRH Devanagari Extra"/>
+                <w:color w:val="000000"/>
+                <w:sz w:val="32"/>
+                <w:szCs w:val="32"/>
+              </w:rPr>
+              <w:t>.</w:t>
+            </w:r>
+            <w:r>
+              <w:rPr>
+                <w:rFonts w:cs="BRH Devanagari Extra"/>
+                <w:color w:val="000000"/>
+                <w:szCs w:val="32"/>
+              </w:rPr>
+              <w:t>8</w:t>
+            </w:r>
+            <w:r>
+              <w:rPr>
+                <w:rFonts w:ascii="BRH Devanagari Extra" w:hAnsi="BRH Devanagari Extra" w:cs="BRH Devanagari Extra"/>
+                <w:color w:val="000000"/>
+                <w:sz w:val="32"/>
+                <w:szCs w:val="32"/>
+              </w:rPr>
+              <w:t>.</w:t>
+            </w:r>
+            <w:r>
+              <w:rPr>
+                <w:rFonts w:cs="BRH Devanagari Extra"/>
+                <w:color w:val="000000"/>
+                <w:szCs w:val="32"/>
+              </w:rPr>
+              <w:t>3</w:t>
+            </w:r>
+            <w:r>
+              <w:rPr>
+                <w:rFonts w:ascii="BRH Devanagari Extra" w:hAnsi="BRH Devanagari Extra" w:cs="BRH Devanagari Extra"/>
+                <w:color w:val="000000"/>
+                <w:sz w:val="32"/>
+                <w:szCs w:val="32"/>
+              </w:rPr>
+              <w:t>(</w:t>
+            </w:r>
+            <w:r>
+              <w:rPr>
+                <w:rFonts w:cs="BRH Devanagari Extra"/>
+                <w:color w:val="000000"/>
+                <w:szCs w:val="32"/>
+              </w:rPr>
+              <w:t>47</w:t>
+            </w:r>
+            <w:r>
+              <w:rPr>
+                <w:rFonts w:ascii="BRH Devanagari Extra" w:hAnsi="BRH Devanagari Extra" w:cs="BRH Devanagari Extra"/>
+                <w:color w:val="000000"/>
+                <w:sz w:val="32"/>
+                <w:szCs w:val="32"/>
+              </w:rPr>
+              <w:t>)- AlÉ</w:t>
+            </w:r>
+            <w:r>
+              <w:rPr>
+                <w:rFonts w:ascii="BRH Devanagari Extra" w:hAnsi="BRH Devanagari Extra" w:cs="BRH Devanagari Extra"/>
+                <w:color w:val="000000"/>
+                <w:sz w:val="32"/>
+                <w:szCs w:val="32"/>
+                <w:highlight w:val="yellow"/>
+              </w:rPr>
+              <w:t>Ñþ</w:t>
+            </w:r>
+            <w:r>
+              <w:rPr>
+                <w:rFonts w:ascii="BRH Devanagari Extra" w:hAnsi="BRH Devanagari Extra" w:cs="BRH Devanagari Extra"/>
+                <w:color w:val="000000"/>
+                <w:sz w:val="32"/>
+                <w:szCs w:val="32"/>
+                <w:highlight w:val="green"/>
+              </w:rPr>
+              <w:t>mÉÉæ</w:t>
+            </w:r>
+            <w:r>
+              <w:rPr>
+                <w:rFonts w:ascii="BRH Devanagari Extra" w:hAnsi="BRH Devanagari Extra" w:cs="BRH Devanagari Extra"/>
+                <w:color w:val="000000"/>
+                <w:sz w:val="32"/>
+                <w:szCs w:val="32"/>
+              </w:rPr>
+              <w:t>wrÉ |</w:t>
+            </w:r>
+          </w:p>
+          <w:p>
+            <w:pPr>
+              <w:widowControl w:val="0"/>
+              <w:autoSpaceDE w:val="0"/>
+              <w:autoSpaceDN w:val="0"/>
+              <w:adjustRightInd w:val="0"/>
+              <w:spacing w:before="0" w:line="240" w:lineRule="auto"/>
+              <w:rPr>
+                <w:rFonts w:ascii="BRH Devanagari Extra" w:hAnsi="BRH Devanagari Extra" w:cs="BRH Devanagari Extra"/>
+                <w:color w:val="000000"/>
+                <w:sz w:val="32"/>
+                <w:szCs w:val="32"/>
+              </w:rPr>
+            </w:pPr>
+            <w:r>
+              <w:rPr>
+                <w:rFonts w:ascii="BRH Devanagari Extra" w:hAnsi="BRH Devanagari Extra" w:cs="BRH Devanagari Extra"/>
+                <w:color w:val="000000"/>
+                <w:sz w:val="32"/>
+                <w:szCs w:val="32"/>
+              </w:rPr>
+              <w:t>AlÉÑþmÉÉæ</w:t>
+            </w:r>
+            <w:r>
+              <w:rPr>
+                <w:rFonts w:ascii="BRH Malayalam Extra" w:hAnsi="BRH Malayalam Extra" w:cs="BRH Devanagari Extra"/>
+                <w:color w:val="000000"/>
+                <w:szCs w:val="32"/>
+              </w:rPr>
+              <w:t>–</w:t>
+            </w:r>
+            <w:r>
+              <w:rPr>
+                <w:rFonts w:ascii="BRH Devanagari Extra" w:hAnsi="BRH Devanagari Extra" w:cs="BRH Devanagari Extra"/>
+                <w:color w:val="000000"/>
+                <w:sz w:val="32"/>
+                <w:szCs w:val="32"/>
+              </w:rPr>
+              <w:t>wrÉåirÉlÉÑþmÉ - AÉå</w:t>
+            </w:r>
+            <w:r>
+              <w:rPr>
+                <w:rFonts w:ascii="BRH Malayalam Extra" w:hAnsi="BRH Malayalam Extra" w:cs="BRH Devanagari Extra"/>
+                <w:color w:val="000000"/>
+                <w:szCs w:val="32"/>
+              </w:rPr>
+              <w:t>–</w:t>
+            </w:r>
+            <w:r>
+              <w:rPr>
+                <w:rFonts w:ascii="BRH Devanagari Extra" w:hAnsi="BRH Devanagari Extra" w:cs="BRH Devanagari Extra"/>
+                <w:color w:val="000000"/>
+                <w:sz w:val="32"/>
+                <w:szCs w:val="32"/>
+              </w:rPr>
+              <w:t>wrÉ</w:t>
+            </w:r>
+            <w:r>
+              <w:rPr>
+                <w:rFonts w:ascii="BRH Malayalam Extra" w:hAnsi="BRH Malayalam Extra" w:cs="BRH Devanagari Extra"/>
+                <w:color w:val="000000"/>
+                <w:szCs w:val="32"/>
+              </w:rPr>
+              <w:t>–</w:t>
+            </w:r>
+            <w:r>
+              <w:rPr>
+                <w:rFonts w:ascii="BRH Devanagari Extra" w:hAnsi="BRH Devanagari Extra" w:cs="BRH Devanagari Extra"/>
+                <w:color w:val="000000"/>
+                <w:sz w:val="32"/>
+                <w:szCs w:val="32"/>
+              </w:rPr>
+              <w:t xml:space="preserve"> | </w:t>
+            </w:r>
+          </w:p>
+          <w:p>
+            <w:pPr>
+              <w:widowControl w:val="0"/>
+              <w:autoSpaceDE w:val="0"/>
+              <w:autoSpaceDN w:val="0"/>
+              <w:adjustRightInd w:val="0"/>
+              <w:spacing w:before="0" w:line="240" w:lineRule="auto"/>
+              <w:rPr>
+                <w:rFonts w:cs="BRH Malayalam Extra"/>
+                <w:color w:val="000000"/>
+                <w:szCs w:val="32"/>
+              </w:rPr>
+            </w:pPr>
+          </w:p>
+        </w:tc>
+      </w:tr>
+      <w:tr>
+        <w:trPr>
+          <w:trHeight w:val="1055"/>
+        </w:trPr>
+        <w:tc>
+          <w:tcPr>
+            <w:tcW w:w="7166" w:type="dxa"/>
+          </w:tcPr>
+          <w:p>
+            <w:pPr>
+              <w:autoSpaceDE w:val="0"/>
+              <w:autoSpaceDN w:val="0"/>
+              <w:adjustRightInd w:val="0"/>
+              <w:spacing w:before="0" w:line="240" w:lineRule="auto"/>
+              <w:rPr>
+                <w:rFonts w:ascii="Latha" w:hAnsi="Latha" w:cs="Latha"/>
+                <w:b/>
+                <w:bCs/>
+                <w:szCs w:val="24"/>
+                <w:cs/>
+                <w:lang w:bidi="ta-IN"/>
+              </w:rPr>
+            </w:pPr>
+          </w:p>
+        </w:tc>
+        <w:tc>
+          <w:tcPr>
+            <w:tcW w:w="7371" w:type="dxa"/>
+          </w:tcPr>
+          <w:p>
+            <w:pPr>
+              <w:autoSpaceDE w:val="0"/>
+              <w:autoSpaceDN w:val="0"/>
+              <w:adjustRightInd w:val="0"/>
+              <w:spacing w:before="0" w:line="240" w:lineRule="auto"/>
+              <w:rPr>
+                <w:rFonts w:ascii="Latha" w:hAnsi="Latha" w:cs="Latha"/>
+                <w:b/>
+                <w:bCs/>
+                <w:szCs w:val="24"/>
+                <w:cs/>
+                <w:lang w:bidi="ta-IN"/>
+              </w:rPr>
+            </w:pPr>
+          </w:p>
+        </w:tc>
+      </w:tr>
+    </w:tbl>
+    <w:p>
+      <w:pPr>
+        <w:spacing w:before="0" w:line="240" w:lineRule="auto"/>
+        <w:jc w:val="center"/>
+        <w:rPr>
+          <w:b/>
+          <w:bCs/>
+          <w:sz w:val="32"/>
+          <w:szCs w:val="32"/>
+          <w:u w:val="single"/>
+        </w:rPr>
+      </w:pPr>
+    </w:p>
+    <w:p>
+      <w:pPr>
+        <w:spacing w:before="0" w:line="240" w:lineRule="auto"/>
+        <w:jc w:val="center"/>
+        <w:rPr>
+          <w:b/>
+          <w:bCs/>
+          <w:sz w:val="32"/>
+          <w:szCs w:val="32"/>
+          <w:u w:val="single"/>
+        </w:rPr>
+      </w:pPr>
+    </w:p>
+    <w:p>
+      <w:pPr>
+        <w:spacing w:before="0" w:line="240" w:lineRule="auto"/>
+        <w:jc w:val="center"/>
+        <w:rPr>
+          <w:b/>
+          <w:bCs/>
+          <w:sz w:val="32"/>
+          <w:szCs w:val="32"/>
+          <w:u w:val="single"/>
+        </w:rPr>
+      </w:pPr>
+    </w:p>
     <w:p>
       <w:pPr>
         <w:spacing w:before="0" w:line="240" w:lineRule="auto"/>
@@ -195,6 +3172,7 @@
                 <w:sz w:val="32"/>
                 <w:szCs w:val="32"/>
               </w:rPr>
+              <w:lastRenderedPageBreak/>
               <w:t>As Printed</w:t>
             </w:r>
           </w:p>
@@ -4244,7 +7222,6 @@
                 <w:cs/>
                 <w:lang w:bidi="ta-IN"/>
               </w:rPr>
-              <w:lastRenderedPageBreak/>
               <w:t>1</w:t>
             </w:r>
             <w:r>
@@ -4606,6 +7583,7 @@
                 <w:cs/>
                 <w:lang w:bidi="ta-IN"/>
               </w:rPr>
+              <w:lastRenderedPageBreak/>
               <w:t>ஷூத்த</w:t>
             </w:r>
             <w:r>
@@ -5690,7 +8668,6 @@
                 <w:cs/>
                 <w:lang w:bidi="ta-IN"/>
               </w:rPr>
-              <w:lastRenderedPageBreak/>
               <w:t>1</w:t>
             </w:r>
             <w:r>
@@ -5896,6 +8873,7 @@
                 <w:cs/>
                 <w:lang w:bidi="ta-IN"/>
               </w:rPr>
+              <w:lastRenderedPageBreak/>
               <w:t>உத்த</w:t>
             </w:r>
             <w:r>
@@ -9721,7 +12699,6 @@
                 <w:cs/>
                 <w:lang w:bidi="ta-IN"/>
               </w:rPr>
-              <w:lastRenderedPageBreak/>
               <w:t>18</w:t>
             </w:r>
             <w:r>
@@ -10537,6 +13514,7 @@
                 <w:cs/>
                 <w:lang w:bidi="ta-IN"/>
               </w:rPr>
+              <w:lastRenderedPageBreak/>
               <w:t>49</w:t>
             </w:r>
             <w:r>
@@ -13757,7 +16735,6 @@
                 <w:cs/>
                 <w:lang w:bidi="ta-IN"/>
               </w:rPr>
-              <w:lastRenderedPageBreak/>
               <w:t>2)</w:t>
             </w:r>
             <w:r>
@@ -15349,6 +18326,7 @@
                 <w:cs/>
                 <w:lang w:bidi="ta-IN"/>
               </w:rPr>
+              <w:lastRenderedPageBreak/>
               <w:t>4)</w:t>
             </w:r>
             <w:r>
@@ -15902,6 +18880,7 @@
                 <w:cs/>
                 <w:lang w:bidi="ta-IN"/>
               </w:rPr>
+              <w:lastRenderedPageBreak/>
               <w:t>2)</w:t>
             </w:r>
             <w:r>
@@ -17498,6 +20477,7 @@
                 <w:cs/>
                 <w:lang w:bidi="ta-IN"/>
               </w:rPr>
+              <w:lastRenderedPageBreak/>
               <w:t>4)</w:t>
             </w:r>
             <w:r>
@@ -18056,6 +21036,7 @@
                 <w:cs/>
                 <w:lang w:bidi="ta-IN"/>
               </w:rPr>
+              <w:lastRenderedPageBreak/>
               <w:t>24</w:t>
             </w:r>
             <w:r>
@@ -21762,6 +24743,7 @@
               </w:rPr>
               <w:t>)</w:t>
             </w:r>
+            <w:proofErr w:type="gramStart"/>
             <w:r>
               <w:rPr>
                 <w:rFonts w:ascii="Latha" w:hAnsi="Latha" w:cs="Latha"/>
@@ -21779,6 +24761,7 @@
               </w:rPr>
               <w:t>சது</w:t>
             </w:r>
+            <w:proofErr w:type="gramEnd"/>
             <w:r>
               <w:rPr>
                 <w:rFonts w:ascii="BRH Tamil Tab Extra" w:hAnsi="BRH Tamil Tab Extra" w:cs="Latha"/>
@@ -30690,7 +33673,6 @@
                 <w:cs/>
                 <w:lang w:bidi="ta-IN"/>
               </w:rPr>
-              <w:lastRenderedPageBreak/>
               <w:t>15</w:t>
             </w:r>
             <w:r>
@@ -31749,6 +34731,7 @@
                 <w:cs/>
                 <w:lang w:bidi="ta-IN"/>
               </w:rPr>
+              <w:lastRenderedPageBreak/>
               <w:t>இ</w:t>
             </w:r>
             <w:r>
@@ -32122,6 +35105,7 @@
                 <w:cs/>
                 <w:lang w:bidi="ta-IN"/>
               </w:rPr>
+              <w:lastRenderedPageBreak/>
               <w:t>15</w:t>
             </w:r>
             <w:r>
@@ -33565,6 +36549,7 @@
                 <w:cs/>
                 <w:lang w:bidi="ta-IN"/>
               </w:rPr>
+              <w:lastRenderedPageBreak/>
               <w:t>20</w:t>
             </w:r>
             <w:r>
@@ -35180,7 +38165,6 @@
                 <w:cs/>
                 <w:lang w:bidi="ta-IN"/>
               </w:rPr>
-              <w:lastRenderedPageBreak/>
               <w:t>23</w:t>
             </w:r>
             <w:r>
@@ -35842,7 +38826,6 @@
                 <w:cs/>
                 <w:lang w:bidi="ta-IN"/>
               </w:rPr>
-              <w:lastRenderedPageBreak/>
               <w:t>20</w:t>
             </w:r>
             <w:r>
@@ -37435,7 +40418,6 @@
                 <w:cs/>
                 <w:lang w:bidi="ta-IN"/>
               </w:rPr>
-              <w:lastRenderedPageBreak/>
               <w:t>23</w:t>
             </w:r>
             <w:r>
@@ -47366,7 +50348,7 @@
 </file>
 
 <file path=word/endnotes.xml><?xml version="1.0" encoding="utf-8"?>
-<w:endnotes xmlns:wpc="http://schemas.microsoft.com/office/word/2010/wordprocessingCanvas" xmlns:cx="http://schemas.microsoft.com/office/drawing/2014/chartex" xmlns:cx1="http://schemas.microsoft.com/office/drawing/2015/9/8/chartex" xmlns:cx2="http://schemas.microsoft.com/office/drawing/2015/10/21/chartex" xmlns:cx3="http://schemas.microsoft.com/office/drawing/2016/5/9/chartex" xmlns:cx4="http://schemas.microsoft.com/office/drawing/2016/5/10/chartex" xmlns:cx5="http://schemas.microsoft.com/office/drawing/2016/5/11/chartex" xmlns:cx6="http://schemas.microsoft.com/office/drawing/2016/5/12/chartex" xmlns:cx7="http://schemas.microsoft.com/office/drawing/2016/5/13/chartex" xmlns:cx8="http://schemas.microsoft.com/office/drawing/2016/5/14/chartex" xmlns:mc="http://schemas.openxmlformats.org/markup-compatibility/2006" xmlns:aink="http://schemas.microsoft.com/office/drawing/2016/ink" xmlns:am3d="http://schemas.microsoft.com/office/drawing/2017/model3d" xmlns:o="urn:schemas-microsoft-com:office:office" xmlns:oel="http://schemas.microsoft.com/office/2019/extlst" xmlns:r="http://schemas.openxmlformats.org/officeDocument/2006/relationships" xmlns:m="http://schemas.openxmlformats.org/officeDocument/2006/math" xmlns:v="urn:schemas-microsoft-com:vml" xmlns:wp14="http://schemas.microsoft.com/office/word/2010/wordprocessingDrawing" xmlns:wp="http://schemas.openxmlformats.org/drawingml/2006/wordprocessingDrawing" xmlns:w10="urn:schemas-microsoft-com:office:word" xmlns:w="http://schemas.openxmlformats.org/wordprocessingml/2006/main" xmlns:w14="http://schemas.microsoft.com/office/word/2010/wordml" xmlns:w15="http://schemas.microsoft.com/office/word/2012/wordml" xmlns:w16cex="http://schemas.microsoft.com/office/word/2018/wordml/cex" xmlns:w16cid="http://schemas.microsoft.com/office/word/2016/wordml/cid" xmlns:w16="http://schemas.microsoft.com/office/word/2018/wordml" xmlns:w16sdtdh="http://schemas.microsoft.com/office/word/2020/wordml/sdtdatahash" xmlns:w16se="http://schemas.microsoft.com/office/word/2015/wordml/symex" xmlns:wpg="http://schemas.microsoft.com/office/word/2010/wordprocessingGroup" xmlns:wpi="http://schemas.microsoft.com/office/word/2010/wordprocessingInk" xmlns:wne="http://schemas.microsoft.com/office/word/2006/wordml" xmlns:wps="http://schemas.microsoft.com/office/word/2010/wordprocessingShape" mc:Ignorable="w14 w15 w16se w16cid w16 w16cex w16sdtdh wp14">
+<w:endnotes xmlns:wpc="http://schemas.microsoft.com/office/word/2010/wordprocessingCanvas" xmlns:cx="http://schemas.microsoft.com/office/drawing/2014/chartex" xmlns:cx1="http://schemas.microsoft.com/office/drawing/2015/9/8/chartex" xmlns:cx2="http://schemas.microsoft.com/office/drawing/2015/10/21/chartex" xmlns:cx3="http://schemas.microsoft.com/office/drawing/2016/5/9/chartex" xmlns:cx4="http://schemas.microsoft.com/office/drawing/2016/5/10/chartex" xmlns:cx5="http://schemas.microsoft.com/office/drawing/2016/5/11/chartex" xmlns:cx6="http://schemas.microsoft.com/office/drawing/2016/5/12/chartex" xmlns:cx7="http://schemas.microsoft.com/office/drawing/2016/5/13/chartex" xmlns:cx8="http://schemas.microsoft.com/office/drawing/2016/5/14/chartex" xmlns:mc="http://schemas.openxmlformats.org/markup-compatibility/2006" xmlns:aink="http://schemas.microsoft.com/office/drawing/2016/ink" xmlns:am3d="http://schemas.microsoft.com/office/drawing/2017/model3d" xmlns:o="urn:schemas-microsoft-com:office:office" xmlns:oel="http://schemas.microsoft.com/office/2019/extlst" xmlns:r="http://schemas.openxmlformats.org/officeDocument/2006/relationships" xmlns:m="http://schemas.openxmlformats.org/officeDocument/2006/math" xmlns:v="urn:schemas-microsoft-com:vml" xmlns:wp14="http://schemas.microsoft.com/office/word/2010/wordprocessingDrawing" xmlns:wp="http://schemas.openxmlformats.org/drawingml/2006/wordprocessingDrawing" xmlns:w10="urn:schemas-microsoft-com:office:word" xmlns:w="http://schemas.openxmlformats.org/wordprocessingml/2006/main" xmlns:w14="http://schemas.microsoft.com/office/word/2010/wordml" xmlns:w15="http://schemas.microsoft.com/office/word/2012/wordml" xmlns:w16cei="http://schemas.microsoft.com/office/word/2026/wordml/cei" xmlns:w16cex="http://schemas.microsoft.com/office/word/2018/wordml/cex" xmlns:w16cid="http://schemas.microsoft.com/office/word/2016/wordml/cid" xmlns:w16="http://schemas.microsoft.com/office/word/2018/wordml" xmlns:w16du="http://schemas.microsoft.com/office/word/2023/wordml/word16du" xmlns:w16sdtdh="http://schemas.microsoft.com/office/word/2020/wordml/sdtdatahash" xmlns:w16sdtfl="http://schemas.microsoft.com/office/word/2024/wordml/sdtformatlock" xmlns:w16se="http://schemas.microsoft.com/office/word/2015/wordml/symex" xmlns:wpg="http://schemas.microsoft.com/office/word/2010/wordprocessingGroup" xmlns:wpi="http://schemas.microsoft.com/office/word/2010/wordprocessingInk" xmlns:wne="http://schemas.microsoft.com/office/word/2006/wordml" xmlns:wps="http://schemas.microsoft.com/office/word/2010/wordprocessingShape" mc:Ignorable="w14 w15 w16se w16cid w16 w16cex w16sdtdh w16sdtfl w16du wp14">
   <w:endnote w:type="separator" w:id="-1">
     <w:p>
       <w:pPr>
@@ -47391,7 +50373,7 @@
 </file>
 
 <file path=word/footer1.xml><?xml version="1.0" encoding="utf-8"?>
-<w:ftr xmlns:wpc="http://schemas.microsoft.com/office/word/2010/wordprocessingCanvas" xmlns:cx="http://schemas.microsoft.com/office/drawing/2014/chartex" xmlns:cx1="http://schemas.microsoft.com/office/drawing/2015/9/8/chartex" xmlns:cx2="http://schemas.microsoft.com/office/drawing/2015/10/21/chartex" xmlns:cx3="http://schemas.microsoft.com/office/drawing/2016/5/9/chartex" xmlns:cx4="http://schemas.microsoft.com/office/drawing/2016/5/10/chartex" xmlns:cx5="http://schemas.microsoft.com/office/drawing/2016/5/11/chartex" xmlns:cx6="http://schemas.microsoft.com/office/drawing/2016/5/12/chartex" xmlns:cx7="http://schemas.microsoft.com/office/drawing/2016/5/13/chartex" xmlns:cx8="http://schemas.microsoft.com/office/drawing/2016/5/14/chartex" xmlns:mc="http://schemas.openxmlformats.org/markup-compatibility/2006" xmlns:aink="http://schemas.microsoft.com/office/drawing/2016/ink" xmlns:am3d="http://schemas.microsoft.com/office/drawing/2017/model3d" xmlns:o="urn:schemas-microsoft-com:office:office" xmlns:oel="http://schemas.microsoft.com/office/2019/extlst" xmlns:r="http://schemas.openxmlformats.org/officeDocument/2006/relationships" xmlns:m="http://schemas.openxmlformats.org/officeDocument/2006/math" xmlns:v="urn:schemas-microsoft-com:vml" xmlns:wp14="http://schemas.microsoft.com/office/word/2010/wordprocessingDrawing" xmlns:wp="http://schemas.openxmlformats.org/drawingml/2006/wordprocessingDrawing" xmlns:w10="urn:schemas-microsoft-com:office:word" xmlns:w="http://schemas.openxmlformats.org/wordprocessingml/2006/main" xmlns:w14="http://schemas.microsoft.com/office/word/2010/wordml" xmlns:w15="http://schemas.microsoft.com/office/word/2012/wordml" xmlns:w16cex="http://schemas.microsoft.com/office/word/2018/wordml/cex" xmlns:w16cid="http://schemas.microsoft.com/office/word/2016/wordml/cid" xmlns:w16="http://schemas.microsoft.com/office/word/2018/wordml" xmlns:w16sdtdh="http://schemas.microsoft.com/office/word/2020/wordml/sdtdatahash" xmlns:w16se="http://schemas.microsoft.com/office/word/2015/wordml/symex" xmlns:wpg="http://schemas.microsoft.com/office/word/2010/wordprocessingGroup" xmlns:wpi="http://schemas.microsoft.com/office/word/2010/wordprocessingInk" xmlns:wne="http://schemas.microsoft.com/office/word/2006/wordml" xmlns:wps="http://schemas.microsoft.com/office/word/2010/wordprocessingShape" mc:Ignorable="w14 w15 w16se w16cid w16 w16cex w16sdtdh wp14">
+<w:ftr xmlns:wpc="http://schemas.microsoft.com/office/word/2010/wordprocessingCanvas" xmlns:cx="http://schemas.microsoft.com/office/drawing/2014/chartex" xmlns:cx1="http://schemas.microsoft.com/office/drawing/2015/9/8/chartex" xmlns:cx2="http://schemas.microsoft.com/office/drawing/2015/10/21/chartex" xmlns:cx3="http://schemas.microsoft.com/office/drawing/2016/5/9/chartex" xmlns:cx4="http://schemas.microsoft.com/office/drawing/2016/5/10/chartex" xmlns:cx5="http://schemas.microsoft.com/office/drawing/2016/5/11/chartex" xmlns:cx6="http://schemas.microsoft.com/office/drawing/2016/5/12/chartex" xmlns:cx7="http://schemas.microsoft.com/office/drawing/2016/5/13/chartex" xmlns:cx8="http://schemas.microsoft.com/office/drawing/2016/5/14/chartex" xmlns:mc="http://schemas.openxmlformats.org/markup-compatibility/2006" xmlns:aink="http://schemas.microsoft.com/office/drawing/2016/ink" xmlns:am3d="http://schemas.microsoft.com/office/drawing/2017/model3d" xmlns:o="urn:schemas-microsoft-com:office:office" xmlns:oel="http://schemas.microsoft.com/office/2019/extlst" xmlns:r="http://schemas.openxmlformats.org/officeDocument/2006/relationships" xmlns:m="http://schemas.openxmlformats.org/officeDocument/2006/math" xmlns:v="urn:schemas-microsoft-com:vml" xmlns:wp14="http://schemas.microsoft.com/office/word/2010/wordprocessingDrawing" xmlns:wp="http://schemas.openxmlformats.org/drawingml/2006/wordprocessingDrawing" xmlns:w10="urn:schemas-microsoft-com:office:word" xmlns:w="http://schemas.openxmlformats.org/wordprocessingml/2006/main" xmlns:w14="http://schemas.microsoft.com/office/word/2010/wordml" xmlns:w15="http://schemas.microsoft.com/office/word/2012/wordml" xmlns:w16cei="http://schemas.microsoft.com/office/word/2026/wordml/cei" xmlns:w16cex="http://schemas.microsoft.com/office/word/2018/wordml/cex" xmlns:w16cid="http://schemas.microsoft.com/office/word/2016/wordml/cid" xmlns:w16="http://schemas.microsoft.com/office/word/2018/wordml" xmlns:w16du="http://schemas.microsoft.com/office/word/2023/wordml/word16du" xmlns:w16sdtdh="http://schemas.microsoft.com/office/word/2020/wordml/sdtdatahash" xmlns:w16sdtfl="http://schemas.microsoft.com/office/word/2024/wordml/sdtformatlock" xmlns:w16se="http://schemas.microsoft.com/office/word/2015/wordml/symex" xmlns:wpg="http://schemas.microsoft.com/office/word/2010/wordprocessingGroup" xmlns:wpi="http://schemas.microsoft.com/office/word/2010/wordprocessingInk" xmlns:wne="http://schemas.microsoft.com/office/word/2006/wordml" xmlns:wps="http://schemas.microsoft.com/office/word/2010/wordprocessingShape" mc:Ignorable="w14 w15 w16se w16cid w16 w16cex w16sdtdh w16sdtfl w16du wp14">
   <w:p>
     <w:pPr>
       <w:pBdr>
@@ -47573,7 +50555,7 @@
 </file>
 
 <file path=word/footer2.xml><?xml version="1.0" encoding="utf-8"?>
-<w:ftr xmlns:wpc="http://schemas.microsoft.com/office/word/2010/wordprocessingCanvas" xmlns:cx="http://schemas.microsoft.com/office/drawing/2014/chartex" xmlns:cx1="http://schemas.microsoft.com/office/drawing/2015/9/8/chartex" xmlns:cx2="http://schemas.microsoft.com/office/drawing/2015/10/21/chartex" xmlns:cx3="http://schemas.microsoft.com/office/drawing/2016/5/9/chartex" xmlns:cx4="http://schemas.microsoft.com/office/drawing/2016/5/10/chartex" xmlns:cx5="http://schemas.microsoft.com/office/drawing/2016/5/11/chartex" xmlns:cx6="http://schemas.microsoft.com/office/drawing/2016/5/12/chartex" xmlns:cx7="http://schemas.microsoft.com/office/drawing/2016/5/13/chartex" xmlns:cx8="http://schemas.microsoft.com/office/drawing/2016/5/14/chartex" xmlns:mc="http://schemas.openxmlformats.org/markup-compatibility/2006" xmlns:aink="http://schemas.microsoft.com/office/drawing/2016/ink" xmlns:am3d="http://schemas.microsoft.com/office/drawing/2017/model3d" xmlns:o="urn:schemas-microsoft-com:office:office" xmlns:oel="http://schemas.microsoft.com/office/2019/extlst" xmlns:r="http://schemas.openxmlformats.org/officeDocument/2006/relationships" xmlns:m="http://schemas.openxmlformats.org/officeDocument/2006/math" xmlns:v="urn:schemas-microsoft-com:vml" xmlns:wp14="http://schemas.microsoft.com/office/word/2010/wordprocessingDrawing" xmlns:wp="http://schemas.openxmlformats.org/drawingml/2006/wordprocessingDrawing" xmlns:w10="urn:schemas-microsoft-com:office:word" xmlns:w="http://schemas.openxmlformats.org/wordprocessingml/2006/main" xmlns:w14="http://schemas.microsoft.com/office/word/2010/wordml" xmlns:w15="http://schemas.microsoft.com/office/word/2012/wordml" xmlns:w16cex="http://schemas.microsoft.com/office/word/2018/wordml/cex" xmlns:w16cid="http://schemas.microsoft.com/office/word/2016/wordml/cid" xmlns:w16="http://schemas.microsoft.com/office/word/2018/wordml" xmlns:w16sdtdh="http://schemas.microsoft.com/office/word/2020/wordml/sdtdatahash" xmlns:w16se="http://schemas.microsoft.com/office/word/2015/wordml/symex" xmlns:wpg="http://schemas.microsoft.com/office/word/2010/wordprocessingGroup" xmlns:wpi="http://schemas.microsoft.com/office/word/2010/wordprocessingInk" xmlns:wne="http://schemas.microsoft.com/office/word/2006/wordml" xmlns:wps="http://schemas.microsoft.com/office/word/2010/wordprocessingShape" mc:Ignorable="w14 w15 w16se w16cid w16 w16cex w16sdtdh wp14">
+<w:ftr xmlns:wpc="http://schemas.microsoft.com/office/word/2010/wordprocessingCanvas" xmlns:cx="http://schemas.microsoft.com/office/drawing/2014/chartex" xmlns:cx1="http://schemas.microsoft.com/office/drawing/2015/9/8/chartex" xmlns:cx2="http://schemas.microsoft.com/office/drawing/2015/10/21/chartex" xmlns:cx3="http://schemas.microsoft.com/office/drawing/2016/5/9/chartex" xmlns:cx4="http://schemas.microsoft.com/office/drawing/2016/5/10/chartex" xmlns:cx5="http://schemas.microsoft.com/office/drawing/2016/5/11/chartex" xmlns:cx6="http://schemas.microsoft.com/office/drawing/2016/5/12/chartex" xmlns:cx7="http://schemas.microsoft.com/office/drawing/2016/5/13/chartex" xmlns:cx8="http://schemas.microsoft.com/office/drawing/2016/5/14/chartex" xmlns:mc="http://schemas.openxmlformats.org/markup-compatibility/2006" xmlns:aink="http://schemas.microsoft.com/office/drawing/2016/ink" xmlns:am3d="http://schemas.microsoft.com/office/drawing/2017/model3d" xmlns:o="urn:schemas-microsoft-com:office:office" xmlns:oel="http://schemas.microsoft.com/office/2019/extlst" xmlns:r="http://schemas.openxmlformats.org/officeDocument/2006/relationships" xmlns:m="http://schemas.openxmlformats.org/officeDocument/2006/math" xmlns:v="urn:schemas-microsoft-com:vml" xmlns:wp14="http://schemas.microsoft.com/office/word/2010/wordprocessingDrawing" xmlns:wp="http://schemas.openxmlformats.org/drawingml/2006/wordprocessingDrawing" xmlns:w10="urn:schemas-microsoft-com:office:word" xmlns:w="http://schemas.openxmlformats.org/wordprocessingml/2006/main" xmlns:w14="http://schemas.microsoft.com/office/word/2010/wordml" xmlns:w15="http://schemas.microsoft.com/office/word/2012/wordml" xmlns:w16cei="http://schemas.microsoft.com/office/word/2026/wordml/cei" xmlns:w16cex="http://schemas.microsoft.com/office/word/2018/wordml/cex" xmlns:w16cid="http://schemas.microsoft.com/office/word/2016/wordml/cid" xmlns:w16="http://schemas.microsoft.com/office/word/2018/wordml" xmlns:w16du="http://schemas.microsoft.com/office/word/2023/wordml/word16du" xmlns:w16sdtdh="http://schemas.microsoft.com/office/word/2020/wordml/sdtdatahash" xmlns:w16sdtfl="http://schemas.microsoft.com/office/word/2024/wordml/sdtformatlock" xmlns:w16se="http://schemas.microsoft.com/office/word/2015/wordml/symex" xmlns:wpg="http://schemas.microsoft.com/office/word/2010/wordprocessingGroup" xmlns:wpi="http://schemas.microsoft.com/office/word/2010/wordprocessingInk" xmlns:wne="http://schemas.microsoft.com/office/word/2006/wordml" xmlns:wps="http://schemas.microsoft.com/office/word/2010/wordprocessingShape" mc:Ignorable="w14 w15 w16se w16cid w16 w16cex w16sdtdh w16sdtfl w16du wp14">
   <w:p>
     <w:pPr>
       <w:pBdr>
@@ -47793,7 +50775,7 @@
 </file>
 
 <file path=word/footnotes.xml><?xml version="1.0" encoding="utf-8"?>
-<w:footnotes xmlns:wpc="http://schemas.microsoft.com/office/word/2010/wordprocessingCanvas" xmlns:cx="http://schemas.microsoft.com/office/drawing/2014/chartex" xmlns:cx1="http://schemas.microsoft.com/office/drawing/2015/9/8/chartex" xmlns:cx2="http://schemas.microsoft.com/office/drawing/2015/10/21/chartex" xmlns:cx3="http://schemas.microsoft.com/office/drawing/2016/5/9/chartex" xmlns:cx4="http://schemas.microsoft.com/office/drawing/2016/5/10/chartex" xmlns:cx5="http://schemas.microsoft.com/office/drawing/2016/5/11/chartex" xmlns:cx6="http://schemas.microsoft.com/office/drawing/2016/5/12/chartex" xmlns:cx7="http://schemas.microsoft.com/office/drawing/2016/5/13/chartex" xmlns:cx8="http://schemas.microsoft.com/office/drawing/2016/5/14/chartex" xmlns:mc="http://schemas.openxmlformats.org/markup-compatibility/2006" xmlns:aink="http://schemas.microsoft.com/office/drawing/2016/ink" xmlns:am3d="http://schemas.microsoft.com/office/drawing/2017/model3d" xmlns:o="urn:schemas-microsoft-com:office:office" xmlns:oel="http://schemas.microsoft.com/office/2019/extlst" xmlns:r="http://schemas.openxmlformats.org/officeDocument/2006/relationships" xmlns:m="http://schemas.openxmlformats.org/officeDocument/2006/math" xmlns:v="urn:schemas-microsoft-com:vml" xmlns:wp14="http://schemas.microsoft.com/office/word/2010/wordprocessingDrawing" xmlns:wp="http://schemas.openxmlformats.org/drawingml/2006/wordprocessingDrawing" xmlns:w10="urn:schemas-microsoft-com:office:word" xmlns:w="http://schemas.openxmlformats.org/wordprocessingml/2006/main" xmlns:w14="http://schemas.microsoft.com/office/word/2010/wordml" xmlns:w15="http://schemas.microsoft.com/office/word/2012/wordml" xmlns:w16cex="http://schemas.microsoft.com/office/word/2018/wordml/cex" xmlns:w16cid="http://schemas.microsoft.com/office/word/2016/wordml/cid" xmlns:w16="http://schemas.microsoft.com/office/word/2018/wordml" xmlns:w16sdtdh="http://schemas.microsoft.com/office/word/2020/wordml/sdtdatahash" xmlns:w16se="http://schemas.microsoft.com/office/word/2015/wordml/symex" xmlns:wpg="http://schemas.microsoft.com/office/word/2010/wordprocessingGroup" xmlns:wpi="http://schemas.microsoft.com/office/word/2010/wordprocessingInk" xmlns:wne="http://schemas.microsoft.com/office/word/2006/wordml" xmlns:wps="http://schemas.microsoft.com/office/word/2010/wordprocessingShape" mc:Ignorable="w14 w15 w16se w16cid w16 w16cex w16sdtdh wp14">
+<w:footnotes xmlns:wpc="http://schemas.microsoft.com/office/word/2010/wordprocessingCanvas" xmlns:cx="http://schemas.microsoft.com/office/drawing/2014/chartex" xmlns:cx1="http://schemas.microsoft.com/office/drawing/2015/9/8/chartex" xmlns:cx2="http://schemas.microsoft.com/office/drawing/2015/10/21/chartex" xmlns:cx3="http://schemas.microsoft.com/office/drawing/2016/5/9/chartex" xmlns:cx4="http://schemas.microsoft.com/office/drawing/2016/5/10/chartex" xmlns:cx5="http://schemas.microsoft.com/office/drawing/2016/5/11/chartex" xmlns:cx6="http://schemas.microsoft.com/office/drawing/2016/5/12/chartex" xmlns:cx7="http://schemas.microsoft.com/office/drawing/2016/5/13/chartex" xmlns:cx8="http://schemas.microsoft.com/office/drawing/2016/5/14/chartex" xmlns:mc="http://schemas.openxmlformats.org/markup-compatibility/2006" xmlns:aink="http://schemas.microsoft.com/office/drawing/2016/ink" xmlns:am3d="http://schemas.microsoft.com/office/drawing/2017/model3d" xmlns:o="urn:schemas-microsoft-com:office:office" xmlns:oel="http://schemas.microsoft.com/office/2019/extlst" xmlns:r="http://schemas.openxmlformats.org/officeDocument/2006/relationships" xmlns:m="http://schemas.openxmlformats.org/officeDocument/2006/math" xmlns:v="urn:schemas-microsoft-com:vml" xmlns:wp14="http://schemas.microsoft.com/office/word/2010/wordprocessingDrawing" xmlns:wp="http://schemas.openxmlformats.org/drawingml/2006/wordprocessingDrawing" xmlns:w10="urn:schemas-microsoft-com:office:word" xmlns:w="http://schemas.openxmlformats.org/wordprocessingml/2006/main" xmlns:w14="http://schemas.microsoft.com/office/word/2010/wordml" xmlns:w15="http://schemas.microsoft.com/office/word/2012/wordml" xmlns:w16cei="http://schemas.microsoft.com/office/word/2026/wordml/cei" xmlns:w16cex="http://schemas.microsoft.com/office/word/2018/wordml/cex" xmlns:w16cid="http://schemas.microsoft.com/office/word/2016/wordml/cid" xmlns:w16="http://schemas.microsoft.com/office/word/2018/wordml" xmlns:w16du="http://schemas.microsoft.com/office/word/2023/wordml/word16du" xmlns:w16sdtdh="http://schemas.microsoft.com/office/word/2020/wordml/sdtdatahash" xmlns:w16sdtfl="http://schemas.microsoft.com/office/word/2024/wordml/sdtformatlock" xmlns:w16se="http://schemas.microsoft.com/office/word/2015/wordml/symex" xmlns:wpg="http://schemas.microsoft.com/office/word/2010/wordprocessingGroup" xmlns:wpi="http://schemas.microsoft.com/office/word/2010/wordprocessingInk" xmlns:wne="http://schemas.microsoft.com/office/word/2006/wordml" xmlns:wps="http://schemas.microsoft.com/office/word/2010/wordprocessingShape" mc:Ignorable="w14 w15 w16se w16cid w16 w16cex w16sdtdh w16sdtfl w16du wp14">
   <w:footnote w:type="separator" w:id="-1">
     <w:p>
       <w:pPr>
@@ -47818,7 +50800,7 @@
 </file>
 
 <file path=word/header1.xml><?xml version="1.0" encoding="utf-8"?>
-<w:hdr xmlns:wpc="http://schemas.microsoft.com/office/word/2010/wordprocessingCanvas" xmlns:cx="http://schemas.microsoft.com/office/drawing/2014/chartex" xmlns:cx1="http://schemas.microsoft.com/office/drawing/2015/9/8/chartex" xmlns:cx2="http://schemas.microsoft.com/office/drawing/2015/10/21/chartex" xmlns:cx3="http://schemas.microsoft.com/office/drawing/2016/5/9/chartex" xmlns:cx4="http://schemas.microsoft.com/office/drawing/2016/5/10/chartex" xmlns:cx5="http://schemas.microsoft.com/office/drawing/2016/5/11/chartex" xmlns:cx6="http://schemas.microsoft.com/office/drawing/2016/5/12/chartex" xmlns:cx7="http://schemas.microsoft.com/office/drawing/2016/5/13/chartex" xmlns:cx8="http://schemas.microsoft.com/office/drawing/2016/5/14/chartex" xmlns:mc="http://schemas.openxmlformats.org/markup-compatibility/2006" xmlns:aink="http://schemas.microsoft.com/office/drawing/2016/ink" xmlns:am3d="http://schemas.microsoft.com/office/drawing/2017/model3d" xmlns:o="urn:schemas-microsoft-com:office:office" xmlns:oel="http://schemas.microsoft.com/office/2019/extlst" xmlns:r="http://schemas.openxmlformats.org/officeDocument/2006/relationships" xmlns:m="http://schemas.openxmlformats.org/officeDocument/2006/math" xmlns:v="urn:schemas-microsoft-com:vml" xmlns:wp14="http://schemas.microsoft.com/office/word/2010/wordprocessingDrawing" xmlns:wp="http://schemas.openxmlformats.org/drawingml/2006/wordprocessingDrawing" xmlns:w10="urn:schemas-microsoft-com:office:word" xmlns:w="http://schemas.openxmlformats.org/wordprocessingml/2006/main" xmlns:w14="http://schemas.microsoft.com/office/word/2010/wordml" xmlns:w15="http://schemas.microsoft.com/office/word/2012/wordml" xmlns:w16cex="http://schemas.microsoft.com/office/word/2018/wordml/cex" xmlns:w16cid="http://schemas.microsoft.com/office/word/2016/wordml/cid" xmlns:w16="http://schemas.microsoft.com/office/word/2018/wordml" xmlns:w16sdtdh="http://schemas.microsoft.com/office/word/2020/wordml/sdtdatahash" xmlns:w16se="http://schemas.microsoft.com/office/word/2015/wordml/symex" xmlns:wpg="http://schemas.microsoft.com/office/word/2010/wordprocessingGroup" xmlns:wpi="http://schemas.microsoft.com/office/word/2010/wordprocessingInk" xmlns:wne="http://schemas.microsoft.com/office/word/2006/wordml" xmlns:wps="http://schemas.microsoft.com/office/word/2010/wordprocessingShape" mc:Ignorable="w14 w15 w16se w16cid w16 w16cex w16sdtdh wp14">
+<w:hdr xmlns:wpc="http://schemas.microsoft.com/office/word/2010/wordprocessingCanvas" xmlns:cx="http://schemas.microsoft.com/office/drawing/2014/chartex" xmlns:cx1="http://schemas.microsoft.com/office/drawing/2015/9/8/chartex" xmlns:cx2="http://schemas.microsoft.com/office/drawing/2015/10/21/chartex" xmlns:cx3="http://schemas.microsoft.com/office/drawing/2016/5/9/chartex" xmlns:cx4="http://schemas.microsoft.com/office/drawing/2016/5/10/chartex" xmlns:cx5="http://schemas.microsoft.com/office/drawing/2016/5/11/chartex" xmlns:cx6="http://schemas.microsoft.com/office/drawing/2016/5/12/chartex" xmlns:cx7="http://schemas.microsoft.com/office/drawing/2016/5/13/chartex" xmlns:cx8="http://schemas.microsoft.com/office/drawing/2016/5/14/chartex" xmlns:mc="http://schemas.openxmlformats.org/markup-compatibility/2006" xmlns:aink="http://schemas.microsoft.com/office/drawing/2016/ink" xmlns:am3d="http://schemas.microsoft.com/office/drawing/2017/model3d" xmlns:o="urn:schemas-microsoft-com:office:office" xmlns:oel="http://schemas.microsoft.com/office/2019/extlst" xmlns:r="http://schemas.openxmlformats.org/officeDocument/2006/relationships" xmlns:m="http://schemas.openxmlformats.org/officeDocument/2006/math" xmlns:v="urn:schemas-microsoft-com:vml" xmlns:wp14="http://schemas.microsoft.com/office/word/2010/wordprocessingDrawing" xmlns:wp="http://schemas.openxmlformats.org/drawingml/2006/wordprocessingDrawing" xmlns:w10="urn:schemas-microsoft-com:office:word" xmlns:w="http://schemas.openxmlformats.org/wordprocessingml/2006/main" xmlns:w14="http://schemas.microsoft.com/office/word/2010/wordml" xmlns:w15="http://schemas.microsoft.com/office/word/2012/wordml" xmlns:w16cei="http://schemas.microsoft.com/office/word/2026/wordml/cei" xmlns:w16cex="http://schemas.microsoft.com/office/word/2018/wordml/cex" xmlns:w16cid="http://schemas.microsoft.com/office/word/2016/wordml/cid" xmlns:w16="http://schemas.microsoft.com/office/word/2018/wordml" xmlns:w16du="http://schemas.microsoft.com/office/word/2023/wordml/word16du" xmlns:w16sdtdh="http://schemas.microsoft.com/office/word/2020/wordml/sdtdatahash" xmlns:w16sdtfl="http://schemas.microsoft.com/office/word/2024/wordml/sdtformatlock" xmlns:w16se="http://schemas.microsoft.com/office/word/2015/wordml/symex" xmlns:wpg="http://schemas.microsoft.com/office/word/2010/wordprocessingGroup" xmlns:wpi="http://schemas.microsoft.com/office/word/2010/wordprocessingInk" xmlns:wne="http://schemas.microsoft.com/office/word/2006/wordml" xmlns:wps="http://schemas.microsoft.com/office/word/2010/wordprocessingShape" mc:Ignorable="w14 w15 w16se w16cid w16 w16cex w16sdtdh w16sdtfl w16du wp14">
   <w:p>
     <w:pPr>
       <w:pStyle w:val="Header"/>
@@ -47839,7 +50821,7 @@
 </file>
 
 <file path=word/header2.xml><?xml version="1.0" encoding="utf-8"?>
-<w:hdr xmlns:wpc="http://schemas.microsoft.com/office/word/2010/wordprocessingCanvas" xmlns:cx="http://schemas.microsoft.com/office/drawing/2014/chartex" xmlns:cx1="http://schemas.microsoft.com/office/drawing/2015/9/8/chartex" xmlns:cx2="http://schemas.microsoft.com/office/drawing/2015/10/21/chartex" xmlns:cx3="http://schemas.microsoft.com/office/drawing/2016/5/9/chartex" xmlns:cx4="http://schemas.microsoft.com/office/drawing/2016/5/10/chartex" xmlns:cx5="http://schemas.microsoft.com/office/drawing/2016/5/11/chartex" xmlns:cx6="http://schemas.microsoft.com/office/drawing/2016/5/12/chartex" xmlns:cx7="http://schemas.microsoft.com/office/drawing/2016/5/13/chartex" xmlns:cx8="http://schemas.microsoft.com/office/drawing/2016/5/14/chartex" xmlns:mc="http://schemas.openxmlformats.org/markup-compatibility/2006" xmlns:aink="http://schemas.microsoft.com/office/drawing/2016/ink" xmlns:am3d="http://schemas.microsoft.com/office/drawing/2017/model3d" xmlns:o="urn:schemas-microsoft-com:office:office" xmlns:oel="http://schemas.microsoft.com/office/2019/extlst" xmlns:r="http://schemas.openxmlformats.org/officeDocument/2006/relationships" xmlns:m="http://schemas.openxmlformats.org/officeDocument/2006/math" xmlns:v="urn:schemas-microsoft-com:vml" xmlns:wp14="http://schemas.microsoft.com/office/word/2010/wordprocessingDrawing" xmlns:wp="http://schemas.openxmlformats.org/drawingml/2006/wordprocessingDrawing" xmlns:w10="urn:schemas-microsoft-com:office:word" xmlns:w="http://schemas.openxmlformats.org/wordprocessingml/2006/main" xmlns:w14="http://schemas.microsoft.com/office/word/2010/wordml" xmlns:w15="http://schemas.microsoft.com/office/word/2012/wordml" xmlns:w16cex="http://schemas.microsoft.com/office/word/2018/wordml/cex" xmlns:w16cid="http://schemas.microsoft.com/office/word/2016/wordml/cid" xmlns:w16="http://schemas.microsoft.com/office/word/2018/wordml" xmlns:w16sdtdh="http://schemas.microsoft.com/office/word/2020/wordml/sdtdatahash" xmlns:w16se="http://schemas.microsoft.com/office/word/2015/wordml/symex" xmlns:wpg="http://schemas.microsoft.com/office/word/2010/wordprocessingGroup" xmlns:wpi="http://schemas.microsoft.com/office/word/2010/wordprocessingInk" xmlns:wne="http://schemas.microsoft.com/office/word/2006/wordml" xmlns:wps="http://schemas.microsoft.com/office/word/2010/wordprocessingShape" mc:Ignorable="w14 w15 w16se w16cid w16 w16cex w16sdtdh wp14">
+<w:hdr xmlns:wpc="http://schemas.microsoft.com/office/word/2010/wordprocessingCanvas" xmlns:cx="http://schemas.microsoft.com/office/drawing/2014/chartex" xmlns:cx1="http://schemas.microsoft.com/office/drawing/2015/9/8/chartex" xmlns:cx2="http://schemas.microsoft.com/office/drawing/2015/10/21/chartex" xmlns:cx3="http://schemas.microsoft.com/office/drawing/2016/5/9/chartex" xmlns:cx4="http://schemas.microsoft.com/office/drawing/2016/5/10/chartex" xmlns:cx5="http://schemas.microsoft.com/office/drawing/2016/5/11/chartex" xmlns:cx6="http://schemas.microsoft.com/office/drawing/2016/5/12/chartex" xmlns:cx7="http://schemas.microsoft.com/office/drawing/2016/5/13/chartex" xmlns:cx8="http://schemas.microsoft.com/office/drawing/2016/5/14/chartex" xmlns:mc="http://schemas.openxmlformats.org/markup-compatibility/2006" xmlns:aink="http://schemas.microsoft.com/office/drawing/2016/ink" xmlns:am3d="http://schemas.microsoft.com/office/drawing/2017/model3d" xmlns:o="urn:schemas-microsoft-com:office:office" xmlns:oel="http://schemas.microsoft.com/office/2019/extlst" xmlns:r="http://schemas.openxmlformats.org/officeDocument/2006/relationships" xmlns:m="http://schemas.openxmlformats.org/officeDocument/2006/math" xmlns:v="urn:schemas-microsoft-com:vml" xmlns:wp14="http://schemas.microsoft.com/office/word/2010/wordprocessingDrawing" xmlns:wp="http://schemas.openxmlformats.org/drawingml/2006/wordprocessingDrawing" xmlns:w10="urn:schemas-microsoft-com:office:word" xmlns:w="http://schemas.openxmlformats.org/wordprocessingml/2006/main" xmlns:w14="http://schemas.microsoft.com/office/word/2010/wordml" xmlns:w15="http://schemas.microsoft.com/office/word/2012/wordml" xmlns:w16cei="http://schemas.microsoft.com/office/word/2026/wordml/cei" xmlns:w16cex="http://schemas.microsoft.com/office/word/2018/wordml/cex" xmlns:w16cid="http://schemas.microsoft.com/office/word/2016/wordml/cid" xmlns:w16="http://schemas.microsoft.com/office/word/2018/wordml" xmlns:w16du="http://schemas.microsoft.com/office/word/2023/wordml/word16du" xmlns:w16sdtdh="http://schemas.microsoft.com/office/word/2020/wordml/sdtdatahash" xmlns:w16sdtfl="http://schemas.microsoft.com/office/word/2024/wordml/sdtformatlock" xmlns:w16se="http://schemas.microsoft.com/office/word/2015/wordml/symex" xmlns:wpg="http://schemas.microsoft.com/office/word/2010/wordprocessingGroup" xmlns:wpi="http://schemas.microsoft.com/office/word/2010/wordprocessingInk" xmlns:wne="http://schemas.microsoft.com/office/word/2006/wordml" xmlns:wps="http://schemas.microsoft.com/office/word/2010/wordprocessingShape" mc:Ignorable="w14 w15 w16se w16cid w16 w16cex w16sdtdh w16sdtfl w16du wp14">
   <w:p>
     <w:pPr>
       <w:pStyle w:val="Header"/>
@@ -47852,7 +50834,7 @@
 </file>
 
 <file path=word/styles.xml><?xml version="1.0" encoding="utf-8"?>
-<w:styles xmlns:mc="http://schemas.openxmlformats.org/markup-compatibility/2006" xmlns:r="http://schemas.openxmlformats.org/officeDocument/2006/relationships" xmlns:w="http://schemas.openxmlformats.org/wordprocessingml/2006/main" xmlns:w14="http://schemas.microsoft.com/office/word/2010/wordml" xmlns:w15="http://schemas.microsoft.com/office/word/2012/wordml" xmlns:w16cex="http://schemas.microsoft.com/office/word/2018/wordml/cex" xmlns:w16cid="http://schemas.microsoft.com/office/word/2016/wordml/cid" xmlns:w16="http://schemas.microsoft.com/office/word/2018/wordml" xmlns:w16sdtdh="http://schemas.microsoft.com/office/word/2020/wordml/sdtdatahash" xmlns:w16se="http://schemas.microsoft.com/office/word/2015/wordml/symex" mc:Ignorable="w14 w15 w16se w16cid w16 w16cex w16sdtdh">
+<w:styles xmlns:mc="http://schemas.openxmlformats.org/markup-compatibility/2006" xmlns:r="http://schemas.openxmlformats.org/officeDocument/2006/relationships" xmlns:w="http://schemas.openxmlformats.org/wordprocessingml/2006/main" xmlns:w14="http://schemas.microsoft.com/office/word/2010/wordml" xmlns:w15="http://schemas.microsoft.com/office/word/2012/wordml" xmlns:w16cex="http://schemas.microsoft.com/office/word/2018/wordml/cex" xmlns:w16cid="http://schemas.microsoft.com/office/word/2016/wordml/cid" xmlns:w16="http://schemas.microsoft.com/office/word/2018/wordml" xmlns:w16du="http://schemas.microsoft.com/office/word/2023/wordml/word16du" xmlns:w16sdtdh="http://schemas.microsoft.com/office/word/2020/wordml/sdtdatahash" xmlns:w16sdtfl="http://schemas.microsoft.com/office/word/2024/wordml/sdtformatlock" xmlns:w16se="http://schemas.microsoft.com/office/word/2015/wordml/symex" mc:Ignorable="w14 w15 w16se w16cid w16 w16cex w16sdtdh w16sdtfl w16du">
   <w:docDefaults>
     <w:rPrDefault>
       <w:rPr>

--- a/TS Jatai Ghanam Project/TS 3.3/TS 3.3 Jatai Tamil Corrections.docx
+++ b/TS Jatai Ghanam Project/TS 3.3/TS 3.3 Jatai Tamil Corrections.docx
@@ -1,14 +1,12 @@
 
 <file path=word/document.xml><?xml version="1.0" encoding="utf-8"?>
-<w:document xmlns:wpc="http://schemas.microsoft.com/office/word/2010/wordprocessingCanvas" xmlns:cx="http://schemas.microsoft.com/office/drawing/2014/chartex" xmlns:cx1="http://schemas.microsoft.com/office/drawing/2015/9/8/chartex" xmlns:cx2="http://schemas.microsoft.com/office/drawing/2015/10/21/chartex" xmlns:cx3="http://schemas.microsoft.com/office/drawing/2016/5/9/chartex" xmlns:cx4="http://schemas.microsoft.com/office/drawing/2016/5/10/chartex" xmlns:cx5="http://schemas.microsoft.com/office/drawing/2016/5/11/chartex" xmlns:cx6="http://schemas.microsoft.com/office/drawing/2016/5/12/chartex" xmlns:cx7="http://schemas.microsoft.com/office/drawing/2016/5/13/chartex" xmlns:cx8="http://schemas.microsoft.com/office/drawing/2016/5/14/chartex" xmlns:mc="http://schemas.openxmlformats.org/markup-compatibility/2006" xmlns:aink="http://schemas.microsoft.com/office/drawing/2016/ink" xmlns:am3d="http://schemas.microsoft.com/office/drawing/2017/model3d" xmlns:o="urn:schemas-microsoft-com:office:office" xmlns:oel="http://schemas.microsoft.com/office/2019/extlst" xmlns:r="http://schemas.openxmlformats.org/officeDocument/2006/relationships" xmlns:m="http://schemas.openxmlformats.org/officeDocument/2006/math" xmlns:v="urn:schemas-microsoft-com:vml" xmlns:wp14="http://schemas.microsoft.com/office/word/2010/wordprocessingDrawing" xmlns:wp="http://schemas.openxmlformats.org/drawingml/2006/wordprocessingDrawing" xmlns:w10="urn:schemas-microsoft-com:office:word" xmlns:w="http://schemas.openxmlformats.org/wordprocessingml/2006/main" xmlns:w14="http://schemas.microsoft.com/office/word/2010/wordml" xmlns:w15="http://schemas.microsoft.com/office/word/2012/wordml" xmlns:w16cei="http://schemas.microsoft.com/office/word/2026/wordml/cei" xmlns:w16cex="http://schemas.microsoft.com/office/word/2018/wordml/cex" xmlns:w16cid="http://schemas.microsoft.com/office/word/2016/wordml/cid" xmlns:w16="http://schemas.microsoft.com/office/word/2018/wordml" xmlns:w16du="http://schemas.microsoft.com/office/word/2023/wordml/word16du" xmlns:w16sdtdh="http://schemas.microsoft.com/office/word/2020/wordml/sdtdatahash" xmlns:w16sdtfl="http://schemas.microsoft.com/office/word/2024/wordml/sdtformatlock" xmlns:w16se="http://schemas.microsoft.com/office/word/2015/wordml/symex" xmlns:wpg="http://schemas.microsoft.com/office/word/2010/wordprocessingGroup" xmlns:wpi="http://schemas.microsoft.com/office/word/2010/wordprocessingInk" xmlns:wne="http://schemas.microsoft.com/office/word/2006/wordml" xmlns:wps="http://schemas.microsoft.com/office/word/2010/wordprocessingShape" mc:Ignorable="w14 w15 w16se w16cid w16 w16cex w16sdtdh w16sdtfl w16du wp14">
+<w:document xmlns:wpc="http://schemas.microsoft.com/office/word/2010/wordprocessingCanvas" xmlns:cx="http://schemas.microsoft.com/office/drawing/2014/chartex" xmlns:cx1="http://schemas.microsoft.com/office/drawing/2015/9/8/chartex" xmlns:cx2="http://schemas.microsoft.com/office/drawing/2015/10/21/chartex" xmlns:cx3="http://schemas.microsoft.com/office/drawing/2016/5/9/chartex" xmlns:cx4="http://schemas.microsoft.com/office/drawing/2016/5/10/chartex" xmlns:cx5="http://schemas.microsoft.com/office/drawing/2016/5/11/chartex" xmlns:cx6="http://schemas.microsoft.com/office/drawing/2016/5/12/chartex" xmlns:cx7="http://schemas.microsoft.com/office/drawing/2016/5/13/chartex" xmlns:cx8="http://schemas.microsoft.com/office/drawing/2016/5/14/chartex" xmlns:mc="http://schemas.openxmlformats.org/markup-compatibility/2006" xmlns:aink="http://schemas.microsoft.com/office/drawing/2016/ink" xmlns:am3d="http://schemas.microsoft.com/office/drawing/2017/model3d" xmlns:o="urn:schemas-microsoft-com:office:office" xmlns:oel="http://schemas.microsoft.com/office/2019/extlst" xmlns:r="http://schemas.openxmlformats.org/officeDocument/2006/relationships" xmlns:m="http://schemas.openxmlformats.org/officeDocument/2006/math" xmlns:v="urn:schemas-microsoft-com:vml" xmlns:wp14="http://schemas.microsoft.com/office/word/2010/wordprocessingDrawing" xmlns:wp="http://schemas.openxmlformats.org/drawingml/2006/wordprocessingDrawing" xmlns:w10="urn:schemas-microsoft-com:office:word" xmlns:w="http://schemas.openxmlformats.org/wordprocessingml/2006/main" xmlns:w14="http://schemas.microsoft.com/office/word/2010/wordml" xmlns:w15="http://schemas.microsoft.com/office/word/2012/wordml" xmlns:w16cex="http://schemas.microsoft.com/office/word/2018/wordml/cex" xmlns:w16cid="http://schemas.microsoft.com/office/word/2016/wordml/cid" xmlns:w16="http://schemas.microsoft.com/office/word/2018/wordml" xmlns:w16du="http://schemas.microsoft.com/office/word/2023/wordml/word16du" xmlns:w16sdtdh="http://schemas.microsoft.com/office/word/2020/wordml/sdtdatahash" xmlns:w16sdtfl="http://schemas.microsoft.com/office/word/2024/wordml/sdtformatlock" xmlns:w16se="http://schemas.microsoft.com/office/word/2015/wordml/symex" xmlns:wpg="http://schemas.microsoft.com/office/word/2010/wordprocessingGroup" xmlns:wpi="http://schemas.microsoft.com/office/word/2010/wordprocessingInk" xmlns:wne="http://schemas.microsoft.com/office/word/2006/wordml" xmlns:wps="http://schemas.microsoft.com/office/word/2010/wordprocessingShape" mc:Ignorable="w14 w15 w16se w16cid w16 w16cex w16sdtdh w16sdtfl w16du wp14">
   <w:body>
     <w:p>
       <w:pPr>
         <w:spacing w:before="0" w:line="240" w:lineRule="auto"/>
         <w:jc w:val="center"/>
         <w:rPr>
-          <w:b/>
-          <w:bCs/>
           <w:sz w:val="32"/>
           <w:szCs w:val="32"/>
           <w:u w:val="single"/>
@@ -112,9 +110,8 @@
           <w:szCs w:val="32"/>
           <w:u w:val="single"/>
         </w:rPr>
-        <w:t xml:space="preserve">Observed </w:t>
+        <w:t xml:space="preserve">Observed till </w:t>
       </w:r>
-      <w:proofErr w:type="gramStart"/>
       <w:r>
         <w:rPr>
           <w:b/>
@@ -123,20 +120,8 @@
           <w:szCs w:val="32"/>
           <w:u w:val="single"/>
         </w:rPr>
-        <w:t xml:space="preserve">till </w:t>
+        <w:t>31st Aug 2026</w:t>
       </w:r>
-      <w:r>
-        <w:rPr>
-          <w:b/>
-          <w:bCs/>
-          <w:sz w:val="32"/>
-          <w:szCs w:val="32"/>
-          <w:highlight w:val="red"/>
-          <w:u w:val="single"/>
-        </w:rPr>
-        <w:t>???</w:t>
-      </w:r>
-      <w:proofErr w:type="gramEnd"/>
     </w:p>
     <w:p>
       <w:pPr>
@@ -145,23 +130,21 @@
         <w:rPr>
           <w:b/>
           <w:bCs/>
-          <w:sz w:val="28"/>
-          <w:szCs w:val="32"/>
+          <w:szCs w:val="24"/>
         </w:rPr>
       </w:pPr>
       <w:r>
         <w:rPr>
           <w:b/>
           <w:bCs/>
-          <w:sz w:val="28"/>
-          <w:szCs w:val="32"/>
+          <w:szCs w:val="24"/>
         </w:rPr>
         <w:t>(ignore those which are already incorporated in your book’s version and date)</w:t>
       </w:r>
     </w:p>
     <w:tbl>
       <w:tblPr>
-        <w:tblW w:w="14537" w:type="dxa"/>
+        <w:tblW w:w="14679" w:type="dxa"/>
         <w:tblInd w:w="-792" w:type="dxa"/>
         <w:tblBorders>
           <w:top w:val="single" w:sz="4" w:space="0" w:color="000000"/>
@@ -175,7 +158,7 @@
       </w:tblPr>
       <w:tblGrid>
         <w:gridCol w:w="7166"/>
-        <w:gridCol w:w="7371"/>
+        <w:gridCol w:w="7513"/>
       </w:tblGrid>
       <w:tr>
         <w:tc>
@@ -204,7 +187,7 @@
         </w:tc>
         <w:tc>
           <w:tcPr>
-            <w:tcW w:w="7371" w:type="dxa"/>
+            <w:tcW w:w="7513" w:type="dxa"/>
           </w:tcPr>
           <w:p>
             <w:pPr>
@@ -661,7 +644,7 @@
         </w:tc>
         <w:tc>
           <w:tcPr>
-            <w:tcW w:w="7371" w:type="dxa"/>
+            <w:tcW w:w="7513" w:type="dxa"/>
           </w:tcPr>
           <w:p>
             <w:pPr>
@@ -1098,164 +1081,647 @@
           </w:tcPr>
           <w:p>
             <w:pPr>
-              <w:widowControl w:val="0"/>
               <w:autoSpaceDE w:val="0"/>
               <w:autoSpaceDN w:val="0"/>
               <w:adjustRightInd w:val="0"/>
-              <w:spacing w:before="0" w:line="240" w:lineRule="auto"/>
-              <w:rPr>
-                <w:rFonts w:ascii="BRH Devanagari Extra" w:hAnsi="BRH Devanagari Extra" w:cs="BRH Devanagari Extra"/>
-                <w:color w:val="000000"/>
-                <w:sz w:val="32"/>
-                <w:szCs w:val="32"/>
+              <w:rPr>
+                <w:rFonts w:ascii="Latha" w:hAnsi="Latha" w:cs="Latha"/>
+                <w:szCs w:val="24"/>
+                <w:lang w:bidi="ta-IN"/>
               </w:rPr>
             </w:pPr>
             <w:r>
               <w:rPr>
-                <w:rFonts w:cs="BRH Devanagari Extra"/>
-                <w:color w:val="000000"/>
-                <w:szCs w:val="32"/>
+                <w:rFonts w:ascii="Latha" w:hAnsi="Latha" w:cs="Latha"/>
+                <w:b/>
+                <w:bCs/>
+                <w:szCs w:val="24"/>
+                <w:cs/>
+                <w:lang w:bidi="ta-IN"/>
               </w:rPr>
               <w:t>51</w:t>
             </w:r>
             <w:r>
               <w:rPr>
-                <w:rFonts w:ascii="BRH Devanagari Extra" w:hAnsi="BRH Devanagari Extra" w:cs="BRH Devanagari Extra"/>
-                <w:color w:val="000000"/>
-                <w:sz w:val="32"/>
-                <w:szCs w:val="32"/>
+                <w:rFonts w:ascii="Latha" w:hAnsi="Latha" w:cs="Latha"/>
+                <w:b/>
+                <w:bCs/>
+                <w:szCs w:val="24"/>
+                <w:lang w:bidi="ta-IN"/>
               </w:rPr>
               <w:t>)</w:t>
             </w:r>
             <w:r>
               <w:rPr>
-                <w:rFonts w:ascii="BRH Devanagari Extra" w:hAnsi="BRH Devanagari Extra" w:cs="BRH Devanagari Extra"/>
-                <w:color w:val="000000"/>
-                <w:sz w:val="32"/>
-                <w:szCs w:val="32"/>
+                <w:rFonts w:ascii="Latha" w:hAnsi="Latha" w:cs="Latha"/>
+                <w:szCs w:val="24"/>
+                <w:lang w:bidi="ta-IN"/>
               </w:rPr>
               <w:tab/>
             </w:r>
             <w:r>
               <w:rPr>
-                <w:rFonts w:cs="BRH Devanagari Extra"/>
-                <w:color w:val="000000"/>
-                <w:szCs w:val="32"/>
+                <w:rFonts w:ascii="Latha" w:hAnsi="Latha" w:cs="Latha"/>
+                <w:b/>
+                <w:bCs/>
+                <w:szCs w:val="24"/>
+                <w:cs/>
+                <w:lang w:bidi="ta-IN"/>
+              </w:rPr>
+              <w:t>3.3</w:t>
+            </w:r>
+            <w:r>
+              <w:rPr>
+                <w:rFonts w:ascii="Latha" w:hAnsi="Latha" w:cs="Latha"/>
+                <w:b/>
+                <w:bCs/>
+                <w:szCs w:val="24"/>
+                <w:lang w:bidi="ta-IN"/>
+              </w:rPr>
+              <w:t>.</w:t>
+            </w:r>
+            <w:r>
+              <w:rPr>
+                <w:rFonts w:ascii="Latha" w:hAnsi="Latha" w:cs="Latha"/>
+                <w:b/>
+                <w:bCs/>
+                <w:szCs w:val="24"/>
+                <w:cs/>
+                <w:lang w:bidi="ta-IN"/>
+              </w:rPr>
+              <w:t>8</w:t>
+            </w:r>
+            <w:r>
+              <w:rPr>
+                <w:rFonts w:ascii="Latha" w:hAnsi="Latha" w:cs="Latha"/>
+                <w:b/>
+                <w:bCs/>
+                <w:szCs w:val="24"/>
+                <w:lang w:bidi="ta-IN"/>
+              </w:rPr>
+              <w:t>.3</w:t>
+            </w:r>
+            <w:r>
+              <w:rPr>
+                <w:rFonts w:ascii="Latha" w:hAnsi="Latha" w:cs="Latha"/>
+                <w:b/>
+                <w:bCs/>
+                <w:szCs w:val="24"/>
+                <w:lang w:bidi="ta-IN"/>
+              </w:rPr>
+              <w:t>(</w:t>
+            </w:r>
+            <w:r>
+              <w:rPr>
+                <w:rFonts w:ascii="Latha" w:hAnsi="Latha" w:cs="Latha"/>
+                <w:b/>
+                <w:bCs/>
+                <w:szCs w:val="24"/>
+                <w:cs/>
+                <w:lang w:bidi="ta-IN"/>
+              </w:rPr>
+              <w:t>46</w:t>
+            </w:r>
+            <w:r>
+              <w:rPr>
+                <w:rFonts w:ascii="Latha" w:hAnsi="Latha" w:cs="Latha"/>
+                <w:b/>
+                <w:bCs/>
+                <w:szCs w:val="24"/>
+                <w:lang w:bidi="ta-IN"/>
+              </w:rPr>
+              <w:t>)</w:t>
+            </w:r>
+            <w:r>
+              <w:rPr>
+                <w:rFonts w:ascii="Latha" w:hAnsi="Latha" w:cs="Latha"/>
+                <w:szCs w:val="24"/>
+                <w:lang w:bidi="ta-IN"/>
+              </w:rPr>
+              <w:t xml:space="preserve">-  </w:t>
+            </w:r>
+            <w:r>
+              <w:rPr>
+                <w:rFonts w:ascii="Latha" w:hAnsi="Latha" w:cs="Latha"/>
+                <w:szCs w:val="24"/>
+                <w:cs/>
+                <w:lang w:bidi="ta-IN"/>
+              </w:rPr>
+              <w:t xml:space="preserve">யத் </w:t>
+            </w:r>
+            <w:r>
+              <w:rPr>
+                <w:rFonts w:ascii="Latha" w:hAnsi="Latha" w:cs="Latha"/>
+                <w:szCs w:val="24"/>
+                <w:lang w:bidi="ta-IN"/>
+              </w:rPr>
+              <w:t xml:space="preserve">| </w:t>
+            </w:r>
+            <w:r>
+              <w:rPr>
+                <w:rFonts w:ascii="Latha" w:hAnsi="Latha" w:cs="Latha"/>
+                <w:szCs w:val="24"/>
+                <w:cs/>
+                <w:lang w:bidi="ta-IN"/>
+              </w:rPr>
+              <w:t>அனு</w:t>
+            </w:r>
+            <w:r>
+              <w:rPr>
+                <w:rFonts w:ascii="BRH Tamil Tab Extra" w:hAnsi="BRH Tamil Tab Extra" w:cs="Latha"/>
+                <w:b/>
+                <w:bCs/>
+                <w:szCs w:val="28"/>
+                <w:lang w:bidi="ta-IN"/>
+              </w:rPr>
+              <w:t>†</w:t>
+            </w:r>
+            <w:r>
+              <w:rPr>
+                <w:rFonts w:ascii="Latha" w:hAnsi="Latha" w:cs="Latha"/>
+                <w:szCs w:val="24"/>
+                <w:highlight w:val="yellow"/>
+                <w:cs/>
+                <w:lang w:bidi="ta-IN"/>
+              </w:rPr>
+              <w:t>பௌ</w:t>
+            </w:r>
+            <w:r>
+              <w:rPr>
+                <w:rFonts w:ascii="BRH Tamil Tab Extra" w:hAnsi="BRH Tamil Tab Extra" w:cs="Latha"/>
+                <w:b/>
+                <w:bCs/>
+                <w:szCs w:val="28"/>
+                <w:lang w:bidi="ta-IN"/>
+              </w:rPr>
+              <w:t>…</w:t>
+            </w:r>
+            <w:r>
+              <w:rPr>
+                <w:rFonts w:ascii="Latha" w:hAnsi="Latha" w:cs="Latha"/>
+                <w:szCs w:val="24"/>
+                <w:cs/>
+                <w:lang w:bidi="ta-IN"/>
+              </w:rPr>
+              <w:t xml:space="preserve">ஷ்ய </w:t>
+            </w:r>
+            <w:r>
+              <w:rPr>
+                <w:rFonts w:ascii="Latha" w:hAnsi="Latha" w:cs="Latha"/>
+                <w:szCs w:val="24"/>
+                <w:lang w:bidi="ta-IN"/>
+              </w:rPr>
+              <w:t>|</w:t>
+            </w:r>
+          </w:p>
+          <w:p>
+            <w:pPr>
+              <w:autoSpaceDE w:val="0"/>
+              <w:autoSpaceDN w:val="0"/>
+              <w:adjustRightInd w:val="0"/>
+              <w:rPr>
+                <w:rFonts w:ascii="Latha" w:hAnsi="Latha" w:cs="Latha"/>
+                <w:szCs w:val="24"/>
+                <w:lang w:bidi="ta-IN"/>
+              </w:rPr>
+            </w:pPr>
+            <w:r>
+              <w:rPr>
+                <w:rFonts w:ascii="Latha" w:hAnsi="Latha" w:cs="Latha"/>
+                <w:szCs w:val="24"/>
+                <w:cs/>
+                <w:lang w:bidi="ta-IN"/>
+              </w:rPr>
+              <w:t>யத</w:t>
+            </w:r>
+            <w:r>
+              <w:rPr>
+                <w:rFonts w:ascii="Latha" w:hAnsi="Latha" w:cs="Latha"/>
+                <w:b/>
+                <w:bCs/>
+                <w:position w:val="-12"/>
+                <w:szCs w:val="24"/>
+                <w:cs/>
+                <w:lang w:bidi="ta-IN"/>
               </w:rPr>
               <w:t>3</w:t>
             </w:r>
             <w:r>
               <w:rPr>
-                <w:rFonts w:ascii="BRH Devanagari Extra" w:hAnsi="BRH Devanagari Extra" w:cs="BRH Devanagari Extra"/>
-                <w:color w:val="000000"/>
-                <w:sz w:val="32"/>
-                <w:szCs w:val="32"/>
+                <w:rFonts w:ascii="Latha" w:hAnsi="Latha" w:cs="Latha"/>
+                <w:szCs w:val="24"/>
+                <w:cs/>
+                <w:lang w:bidi="ta-IN"/>
+              </w:rPr>
+              <w:t>னு</w:t>
+            </w:r>
+            <w:r>
+              <w:rPr>
+                <w:rFonts w:ascii="BRH Tamil Tab Extra" w:hAnsi="BRH Tamil Tab Extra" w:cs="Latha"/>
+                <w:b/>
+                <w:bCs/>
+                <w:szCs w:val="28"/>
+                <w:lang w:bidi="ta-IN"/>
+              </w:rPr>
+              <w:t>†</w:t>
+            </w:r>
+            <w:r>
+              <w:rPr>
+                <w:rFonts w:ascii="Latha" w:hAnsi="Latha" w:cs="Latha"/>
+                <w:szCs w:val="24"/>
+                <w:cs/>
+                <w:lang w:bidi="ta-IN"/>
+              </w:rPr>
+              <w:t>பௌ</w:t>
+            </w:r>
+            <w:r>
+              <w:rPr>
+                <w:rFonts w:ascii="BRH Tamil Tab Extra" w:hAnsi="BRH Tamil Tab Extra" w:cs="Latha"/>
+                <w:b/>
+                <w:bCs/>
+                <w:szCs w:val="28"/>
+                <w:lang w:bidi="ta-IN"/>
+              </w:rPr>
+              <w:t>…</w:t>
+            </w:r>
+            <w:r>
+              <w:rPr>
+                <w:rFonts w:ascii="Latha" w:hAnsi="Latha" w:cs="Latha"/>
+                <w:szCs w:val="24"/>
+                <w:lang w:bidi="ta-IN"/>
+              </w:rPr>
+              <w:t xml:space="preserve"> </w:t>
+            </w:r>
+            <w:r>
+              <w:rPr>
+                <w:rFonts w:ascii="Latha" w:hAnsi="Latha" w:cs="Latha"/>
+                <w:szCs w:val="24"/>
+                <w:cs/>
+                <w:lang w:bidi="ta-IN"/>
+              </w:rPr>
+              <w:t>ஷ்யானு</w:t>
+            </w:r>
+            <w:r>
+              <w:rPr>
+                <w:rFonts w:ascii="BRH Tamil Tab Extra" w:hAnsi="BRH Tamil Tab Extra" w:cs="Latha"/>
+                <w:b/>
+                <w:bCs/>
+                <w:szCs w:val="28"/>
+                <w:lang w:bidi="ta-IN"/>
+              </w:rPr>
+              <w:t>†</w:t>
+            </w:r>
+            <w:r>
+              <w:rPr>
+                <w:rFonts w:ascii="Latha" w:hAnsi="Latha" w:cs="Latha"/>
+                <w:szCs w:val="24"/>
+                <w:highlight w:val="yellow"/>
+                <w:cs/>
+                <w:lang w:bidi="ta-IN"/>
+              </w:rPr>
+              <w:t>பௌ</w:t>
+            </w:r>
+            <w:r>
+              <w:rPr>
+                <w:rFonts w:ascii="BRH Tamil Tab Extra" w:hAnsi="BRH Tamil Tab Extra" w:cs="Latha"/>
+                <w:b/>
+                <w:bCs/>
+                <w:szCs w:val="28"/>
+                <w:lang w:bidi="ta-IN"/>
+              </w:rPr>
+              <w:t>…</w:t>
+            </w:r>
+            <w:r>
+              <w:rPr>
+                <w:rFonts w:ascii="Latha" w:hAnsi="Latha" w:cs="Latha"/>
+                <w:szCs w:val="24"/>
+                <w:highlight w:val="yellow"/>
+                <w:cs/>
+                <w:lang w:bidi="ta-IN"/>
+              </w:rPr>
+              <w:t>ஷ்ய</w:t>
+            </w:r>
+            <w:r>
+              <w:rPr>
+                <w:rFonts w:ascii="Latha" w:hAnsi="Latha" w:cs="Latha"/>
+                <w:szCs w:val="24"/>
+                <w:cs/>
+                <w:lang w:bidi="ta-IN"/>
+              </w:rPr>
+              <w:t xml:space="preserve"> யத்</w:t>
+            </w:r>
+            <w:r>
+              <w:rPr>
+                <w:rFonts w:ascii="Latha" w:hAnsi="Latha" w:cs="Latha"/>
+                <w:b/>
+                <w:bCs/>
+                <w:position w:val="-12"/>
+                <w:szCs w:val="24"/>
+                <w:cs/>
+                <w:lang w:bidi="ta-IN"/>
+              </w:rPr>
+              <w:t>3</w:t>
+            </w:r>
+            <w:r>
+              <w:rPr>
+                <w:rFonts w:ascii="Latha" w:hAnsi="Latha" w:cs="Latha"/>
+                <w:szCs w:val="24"/>
+                <w:cs/>
+                <w:lang w:bidi="ta-IN"/>
+              </w:rPr>
+              <w:t xml:space="preserve"> யத</w:t>
+            </w:r>
+            <w:r>
+              <w:rPr>
+                <w:rFonts w:ascii="Latha" w:hAnsi="Latha" w:cs="Latha"/>
+                <w:b/>
+                <w:bCs/>
+                <w:position w:val="-12"/>
+                <w:szCs w:val="24"/>
+                <w:cs/>
+                <w:lang w:bidi="ta-IN"/>
+              </w:rPr>
+              <w:t>3</w:t>
+            </w:r>
+            <w:r>
+              <w:rPr>
+                <w:rFonts w:ascii="Latha" w:hAnsi="Latha" w:cs="Latha"/>
+                <w:szCs w:val="24"/>
+                <w:cs/>
+                <w:lang w:bidi="ta-IN"/>
+              </w:rPr>
+              <w:t>னு</w:t>
+            </w:r>
+            <w:r>
+              <w:rPr>
+                <w:rFonts w:ascii="BRH Tamil Tab Extra" w:hAnsi="BRH Tamil Tab Extra" w:cs="Latha"/>
+                <w:b/>
+                <w:bCs/>
+                <w:szCs w:val="28"/>
+                <w:highlight w:val="yellow"/>
+                <w:lang w:bidi="ta-IN"/>
+              </w:rPr>
+              <w:t>†</w:t>
+            </w:r>
+            <w:r>
+              <w:rPr>
+                <w:rFonts w:ascii="Latha" w:hAnsi="Latha" w:cs="Latha"/>
+                <w:szCs w:val="24"/>
+                <w:highlight w:val="yellow"/>
+                <w:cs/>
+                <w:lang w:bidi="ta-IN"/>
+              </w:rPr>
+              <w:t>பௌ</w:t>
+            </w:r>
+            <w:r>
+              <w:rPr>
+                <w:rFonts w:ascii="BRH Tamil Tab Extra" w:hAnsi="BRH Tamil Tab Extra" w:cs="Latha"/>
+                <w:b/>
+                <w:bCs/>
+                <w:szCs w:val="28"/>
+                <w:lang w:bidi="ta-IN"/>
+              </w:rPr>
+              <w:t>…</w:t>
+            </w:r>
+            <w:r>
+              <w:rPr>
+                <w:rFonts w:ascii="Latha" w:hAnsi="Latha" w:cs="Latha"/>
+                <w:szCs w:val="24"/>
+                <w:cs/>
+                <w:lang w:bidi="ta-IN"/>
+              </w:rPr>
+              <w:t xml:space="preserve">ஷ்ய </w:t>
+            </w:r>
+            <w:r>
+              <w:rPr>
+                <w:rFonts w:ascii="Latha" w:hAnsi="Latha" w:cs="Latha"/>
+                <w:szCs w:val="24"/>
+                <w:lang w:bidi="ta-IN"/>
+              </w:rPr>
+              <w:t xml:space="preserve">| </w:t>
+            </w:r>
+          </w:p>
+          <w:p>
+            <w:pPr>
+              <w:autoSpaceDE w:val="0"/>
+              <w:autoSpaceDN w:val="0"/>
+              <w:adjustRightInd w:val="0"/>
+              <w:rPr>
+                <w:rFonts w:ascii="Latha" w:hAnsi="Latha" w:cs="Latha"/>
+                <w:szCs w:val="24"/>
+                <w:lang w:bidi="ta-IN"/>
+              </w:rPr>
+            </w:pPr>
+            <w:r>
+              <w:rPr>
+                <w:rFonts w:ascii="Latha" w:hAnsi="Latha" w:cs="Latha"/>
+                <w:b/>
+                <w:bCs/>
+                <w:szCs w:val="24"/>
+                <w:cs/>
+                <w:lang w:bidi="ta-IN"/>
+              </w:rPr>
+              <w:t>52)</w:t>
+            </w:r>
+            <w:r>
+              <w:rPr>
+                <w:rFonts w:ascii="Latha" w:hAnsi="Latha" w:cs="Latha"/>
+                <w:szCs w:val="24"/>
+                <w:lang w:bidi="ta-IN"/>
+              </w:rPr>
+              <w:tab/>
+            </w:r>
+            <w:r>
+              <w:rPr>
+                <w:rFonts w:ascii="Latha" w:hAnsi="Latha" w:cs="Latha"/>
+                <w:b/>
+                <w:bCs/>
+                <w:szCs w:val="24"/>
+                <w:cs/>
+                <w:lang w:bidi="ta-IN"/>
+              </w:rPr>
+              <w:t>3.3</w:t>
+            </w:r>
+            <w:r>
+              <w:rPr>
+                <w:rFonts w:ascii="Latha" w:hAnsi="Latha" w:cs="Latha"/>
+                <w:b/>
+                <w:bCs/>
+                <w:szCs w:val="24"/>
+                <w:lang w:bidi="ta-IN"/>
               </w:rPr>
               <w:t>.</w:t>
             </w:r>
             <w:r>
               <w:rPr>
-                <w:rFonts w:cs="BRH Devanagari Extra"/>
-                <w:color w:val="000000"/>
-                <w:szCs w:val="32"/>
-              </w:rPr>
-              <w:t>3</w:t>
-            </w:r>
-            <w:r>
-              <w:rPr>
-                <w:rFonts w:ascii="BRH Devanagari Extra" w:hAnsi="BRH Devanagari Extra" w:cs="BRH Devanagari Extra"/>
-                <w:color w:val="000000"/>
-                <w:sz w:val="32"/>
-                <w:szCs w:val="32"/>
-              </w:rPr>
-              <w:t>.</w:t>
-            </w:r>
-            <w:r>
-              <w:rPr>
-                <w:rFonts w:cs="BRH Devanagari Extra"/>
-                <w:color w:val="000000"/>
-                <w:szCs w:val="32"/>
+                <w:rFonts w:ascii="Latha" w:hAnsi="Latha" w:cs="Latha"/>
+                <w:b/>
+                <w:bCs/>
+                <w:szCs w:val="24"/>
+                <w:cs/>
+                <w:lang w:bidi="ta-IN"/>
               </w:rPr>
               <w:t>8</w:t>
             </w:r>
             <w:r>
               <w:rPr>
-                <w:rFonts w:ascii="BRH Devanagari Extra" w:hAnsi="BRH Devanagari Extra" w:cs="BRH Devanagari Extra"/>
-                <w:color w:val="000000"/>
-                <w:sz w:val="32"/>
-                <w:szCs w:val="32"/>
-              </w:rPr>
-              <w:t>.</w:t>
-            </w:r>
-            <w:r>
-              <w:rPr>
-                <w:rFonts w:cs="BRH Devanagari Extra"/>
-                <w:color w:val="000000"/>
-                <w:szCs w:val="32"/>
-              </w:rPr>
-              <w:t>3</w:t>
-            </w:r>
-            <w:r>
-              <w:rPr>
-                <w:rFonts w:ascii="BRH Devanagari Extra" w:hAnsi="BRH Devanagari Extra" w:cs="BRH Devanagari Extra"/>
-                <w:color w:val="000000"/>
-                <w:sz w:val="32"/>
-                <w:szCs w:val="32"/>
+                <w:rFonts w:ascii="Latha" w:hAnsi="Latha" w:cs="Latha"/>
+                <w:b/>
+                <w:bCs/>
+                <w:szCs w:val="24"/>
+                <w:lang w:bidi="ta-IN"/>
+              </w:rPr>
+              <w:t>.3</w:t>
+            </w:r>
+            <w:r>
+              <w:rPr>
+                <w:rFonts w:ascii="Latha" w:hAnsi="Latha" w:cs="Latha"/>
+                <w:b/>
+                <w:bCs/>
+                <w:szCs w:val="24"/>
+                <w:lang w:bidi="ta-IN"/>
               </w:rPr>
               <w:t>(</w:t>
             </w:r>
             <w:r>
               <w:rPr>
-                <w:rFonts w:cs="BRH Devanagari Extra"/>
-                <w:color w:val="000000"/>
-                <w:szCs w:val="32"/>
-              </w:rPr>
-              <w:t>46</w:t>
-            </w:r>
-            <w:r>
-              <w:rPr>
-                <w:rFonts w:ascii="BRH Devanagari Extra" w:hAnsi="BRH Devanagari Extra" w:cs="BRH Devanagari Extra"/>
-                <w:color w:val="000000"/>
-                <w:sz w:val="32"/>
-                <w:szCs w:val="32"/>
-              </w:rPr>
-              <w:t>)- rÉiÉç | AlÉ</w:t>
-            </w:r>
-            <w:r>
-              <w:rPr>
-                <w:rFonts w:ascii="BRH Devanagari Extra" w:hAnsi="BRH Devanagari Extra" w:cs="BRH Devanagari Extra"/>
-                <w:color w:val="000000"/>
-                <w:sz w:val="32"/>
-                <w:szCs w:val="32"/>
+                <w:rFonts w:ascii="Latha" w:hAnsi="Latha" w:cs="Latha"/>
+                <w:b/>
+                <w:bCs/>
+                <w:szCs w:val="24"/>
+                <w:cs/>
+                <w:lang w:bidi="ta-IN"/>
+              </w:rPr>
+              <w:t>47</w:t>
+            </w:r>
+            <w:r>
+              <w:rPr>
+                <w:rFonts w:ascii="Latha" w:hAnsi="Latha" w:cs="Latha"/>
+                <w:b/>
+                <w:bCs/>
+                <w:szCs w:val="24"/>
+                <w:lang w:bidi="ta-IN"/>
+              </w:rPr>
+              <w:t>)</w:t>
+            </w:r>
+            <w:r>
+              <w:rPr>
+                <w:rFonts w:ascii="Latha" w:hAnsi="Latha" w:cs="Latha"/>
+                <w:szCs w:val="24"/>
+                <w:lang w:bidi="ta-IN"/>
+              </w:rPr>
+              <w:t xml:space="preserve">-  </w:t>
+            </w:r>
+            <w:r>
+              <w:rPr>
+                <w:rFonts w:ascii="Latha" w:hAnsi="Latha" w:cs="Latha"/>
+                <w:szCs w:val="24"/>
+                <w:cs/>
+                <w:lang w:bidi="ta-IN"/>
+              </w:rPr>
+              <w:t>அனு</w:t>
+            </w:r>
+            <w:r>
+              <w:rPr>
+                <w:rFonts w:ascii="BRH Tamil Tab Extra" w:hAnsi="BRH Tamil Tab Extra" w:cs="Latha"/>
+                <w:b/>
+                <w:bCs/>
+                <w:szCs w:val="28"/>
+                <w:lang w:bidi="ta-IN"/>
+              </w:rPr>
+              <w:t>†</w:t>
+            </w:r>
+            <w:r>
+              <w:rPr>
+                <w:rFonts w:ascii="Latha" w:hAnsi="Latha" w:cs="Latha"/>
+                <w:szCs w:val="24"/>
                 <w:highlight w:val="yellow"/>
-              </w:rPr>
-              <w:t>ÑþmÉÉ</w:t>
-            </w:r>
-            <w:r>
-              <w:rPr>
-                <w:rFonts w:ascii="BRH Devanagari Extra" w:hAnsi="BRH Devanagari Extra" w:cs="BRH Devanagari Extra"/>
-                <w:color w:val="000000"/>
-                <w:sz w:val="32"/>
-                <w:szCs w:val="32"/>
-              </w:rPr>
-              <w:t>æ</w:t>
-            </w:r>
-            <w:r>
-              <w:rPr>
-                <w:rFonts w:ascii="BRH Malayalam Extra" w:hAnsi="BRH Malayalam Extra" w:cs="BRH Devanagari Extra"/>
-                <w:color w:val="000000"/>
-                <w:szCs w:val="32"/>
-              </w:rPr>
-              <w:t>–</w:t>
-            </w:r>
-            <w:r>
-              <w:rPr>
-                <w:rFonts w:ascii="BRH Devanagari Extra" w:hAnsi="BRH Devanagari Extra" w:cs="BRH Devanagari Extra"/>
-                <w:color w:val="000000"/>
-                <w:sz w:val="32"/>
-                <w:szCs w:val="32"/>
-              </w:rPr>
-              <w:t>wrÉ |</w:t>
+                <w:cs/>
+                <w:lang w:bidi="ta-IN"/>
+              </w:rPr>
+              <w:t>பௌ</w:t>
+            </w:r>
+            <w:r>
+              <w:rPr>
+                <w:rFonts w:ascii="BRH Tamil Tab Extra" w:hAnsi="BRH Tamil Tab Extra" w:cs="Latha"/>
+                <w:b/>
+                <w:bCs/>
+                <w:szCs w:val="28"/>
+                <w:lang w:bidi="ta-IN"/>
+              </w:rPr>
+              <w:t>…</w:t>
+            </w:r>
+            <w:r>
+              <w:rPr>
+                <w:rFonts w:ascii="Latha" w:hAnsi="Latha" w:cs="Latha"/>
+                <w:szCs w:val="24"/>
+                <w:cs/>
+                <w:lang w:bidi="ta-IN"/>
+              </w:rPr>
+              <w:t xml:space="preserve">ஷ்ய </w:t>
+            </w:r>
+            <w:r>
+              <w:rPr>
+                <w:rFonts w:ascii="Latha" w:hAnsi="Latha" w:cs="Latha"/>
+                <w:szCs w:val="24"/>
+                <w:lang w:bidi="ta-IN"/>
+              </w:rPr>
+              <w:t xml:space="preserve">| </w:t>
+            </w:r>
+            <w:r>
+              <w:rPr>
+                <w:rFonts w:ascii="Latha" w:hAnsi="Latha" w:cs="Latha"/>
+                <w:szCs w:val="24"/>
+                <w:cs/>
+                <w:lang w:bidi="ta-IN"/>
+              </w:rPr>
+              <w:t>ப்ர</w:t>
+            </w:r>
+            <w:r>
+              <w:rPr>
+                <w:rFonts w:ascii="BRH Tamil Tab Extra" w:hAnsi="BRH Tamil Tab Extra" w:cs="Latha"/>
+                <w:b/>
+                <w:bCs/>
+                <w:szCs w:val="28"/>
+                <w:lang w:bidi="ta-IN"/>
+              </w:rPr>
+              <w:t>…</w:t>
+            </w:r>
+            <w:r>
+              <w:rPr>
+                <w:rFonts w:ascii="Latha" w:hAnsi="Latha" w:cs="Latha"/>
+                <w:szCs w:val="24"/>
+                <w:cs/>
+                <w:lang w:bidi="ta-IN"/>
+              </w:rPr>
+              <w:t>யா</w:t>
+            </w:r>
+            <w:r>
+              <w:rPr>
+                <w:rFonts w:ascii="BRH Tamil Tab Extra" w:hAnsi="BRH Tamil Tab Extra" w:cs="Latha"/>
+                <w:b/>
+                <w:bCs/>
+                <w:szCs w:val="28"/>
+                <w:lang w:bidi="ta-IN"/>
+              </w:rPr>
+              <w:t>…</w:t>
+            </w:r>
+            <w:r>
+              <w:rPr>
+                <w:rFonts w:ascii="Latha" w:hAnsi="Latha" w:cs="Latha"/>
+                <w:szCs w:val="24"/>
+                <w:cs/>
+                <w:lang w:bidi="ta-IN"/>
+              </w:rPr>
+              <w:t xml:space="preserve">யாத் </w:t>
+            </w:r>
+            <w:r>
+              <w:rPr>
+                <w:rFonts w:ascii="Latha" w:hAnsi="Latha" w:cs="Latha"/>
+                <w:szCs w:val="24"/>
+                <w:lang w:bidi="ta-IN"/>
+              </w:rPr>
+              <w:t>|</w:t>
             </w:r>
           </w:p>
           <w:p>
@@ -1274,103 +1740,468 @@
             </w:pPr>
             <w:r>
               <w:rPr>
-                <w:rFonts w:ascii="BRH Devanagari Extra" w:hAnsi="BRH Devanagari Extra" w:cs="BRH Devanagari Extra"/>
-                <w:color w:val="000000"/>
-                <w:sz w:val="32"/>
-                <w:szCs w:val="32"/>
-              </w:rPr>
-              <w:t>rÉSlÉÑþmÉÉæ</w:t>
-            </w:r>
-            <w:r>
-              <w:rPr>
-                <w:rFonts w:ascii="BRH Malayalam Extra" w:hAnsi="BRH Malayalam Extra" w:cs="BRH Devanagari Extra"/>
-                <w:color w:val="000000"/>
-                <w:szCs w:val="32"/>
-              </w:rPr>
-              <w:t>–</w:t>
-            </w:r>
-            <w:r>
-              <w:rPr>
-                <w:rFonts w:ascii="BRH Devanagari Extra" w:hAnsi="BRH Devanagari Extra" w:cs="BRH Devanagari Extra"/>
-                <w:color w:val="000000"/>
-                <w:sz w:val="32"/>
-                <w:szCs w:val="32"/>
-              </w:rPr>
-              <w:t xml:space="preserve"> wrÉÉlÉÑþ</w:t>
-            </w:r>
-            <w:r>
-              <w:rPr>
-                <w:rFonts w:ascii="BRH Devanagari Extra" w:hAnsi="BRH Devanagari Extra" w:cs="BRH Devanagari Extra"/>
-                <w:color w:val="000000"/>
-                <w:sz w:val="32"/>
-                <w:szCs w:val="32"/>
+                <w:rFonts w:ascii="Latha" w:hAnsi="Latha" w:cs="Latha"/>
+                <w:szCs w:val="24"/>
+                <w:cs/>
+                <w:lang w:bidi="ta-IN"/>
+              </w:rPr>
+              <w:t>அனு</w:t>
+            </w:r>
+            <w:r>
+              <w:rPr>
+                <w:rFonts w:ascii="BRH Tamil Tab Extra" w:hAnsi="BRH Tamil Tab Extra" w:cs="Latha"/>
+                <w:b/>
+                <w:bCs/>
+                <w:szCs w:val="28"/>
+                <w:lang w:bidi="ta-IN"/>
+              </w:rPr>
+              <w:t>†</w:t>
+            </w:r>
+            <w:r>
+              <w:rPr>
+                <w:rFonts w:ascii="Latha" w:hAnsi="Latha" w:cs="Latha"/>
+                <w:szCs w:val="24"/>
                 <w:highlight w:val="yellow"/>
-              </w:rPr>
-              <w:t>mÉÉæ</w:t>
-            </w:r>
-            <w:r>
-              <w:rPr>
-                <w:rFonts w:ascii="BRH Malayalam Extra" w:hAnsi="BRH Malayalam Extra" w:cs="BRH Devanagari Extra"/>
-                <w:color w:val="000000"/>
-                <w:szCs w:val="32"/>
+                <w:cs/>
+                <w:lang w:bidi="ta-IN"/>
+              </w:rPr>
+              <w:t>பௌ</w:t>
+            </w:r>
+            <w:r>
+              <w:rPr>
+                <w:rFonts w:ascii="BRH Tamil Tab Extra" w:hAnsi="BRH Tamil Tab Extra" w:cs="Latha"/>
+                <w:b/>
+                <w:bCs/>
+                <w:szCs w:val="28"/>
+                <w:lang w:bidi="ta-IN"/>
+              </w:rPr>
+              <w:t>…</w:t>
+            </w:r>
+            <w:r>
+              <w:rPr>
+                <w:rFonts w:ascii="Latha" w:hAnsi="Latha" w:cs="Latha"/>
+                <w:szCs w:val="24"/>
+                <w:cs/>
+                <w:lang w:bidi="ta-IN"/>
+              </w:rPr>
+              <w:t xml:space="preserve">ஷ்ய </w:t>
+            </w:r>
+            <w:r>
+              <w:rPr>
+                <w:rFonts w:ascii="Latha" w:hAnsi="Latha" w:cs="Latha"/>
+                <w:szCs w:val="24"/>
                 <w:highlight w:val="yellow"/>
-              </w:rPr>
-              <w:t>–</w:t>
-            </w:r>
-            <w:r>
-              <w:rPr>
-                <w:rFonts w:ascii="BRH Devanagari Extra" w:hAnsi="BRH Devanagari Extra" w:cs="BRH Devanagari Extra"/>
-                <w:color w:val="000000"/>
-                <w:sz w:val="32"/>
-                <w:szCs w:val="32"/>
+                <w:cs/>
+                <w:lang w:bidi="ta-IN"/>
+              </w:rPr>
+              <w:t>ப்ர</w:t>
+            </w:r>
+            <w:r>
+              <w:rPr>
+                <w:rFonts w:ascii="BRH Tamil Tab Extra" w:hAnsi="BRH Tamil Tab Extra" w:cs="Latha"/>
+                <w:b/>
+                <w:bCs/>
+                <w:szCs w:val="28"/>
+                <w:lang w:bidi="ta-IN"/>
+              </w:rPr>
+              <w:t>†</w:t>
+            </w:r>
+            <w:r>
+              <w:rPr>
+                <w:rFonts w:ascii="Latha" w:hAnsi="Latha" w:cs="Latha"/>
+                <w:szCs w:val="24"/>
+                <w:cs/>
+                <w:lang w:bidi="ta-IN"/>
+              </w:rPr>
+              <w:t>யா</w:t>
+            </w:r>
+            <w:r>
+              <w:rPr>
+                <w:rFonts w:ascii="BRH Tamil Tab Extra" w:hAnsi="BRH Tamil Tab Extra" w:cs="Latha"/>
+                <w:b/>
+                <w:bCs/>
+                <w:szCs w:val="28"/>
+                <w:lang w:bidi="ta-IN"/>
+              </w:rPr>
+              <w:t>…</w:t>
+            </w:r>
+            <w:r>
+              <w:rPr>
+                <w:rFonts w:ascii="Latha" w:hAnsi="Latha" w:cs="Latha"/>
+                <w:szCs w:val="24"/>
+                <w:cs/>
+                <w:lang w:bidi="ta-IN"/>
+              </w:rPr>
+              <w:t>யாத் ப்ர</w:t>
+            </w:r>
+            <w:r>
+              <w:rPr>
+                <w:rFonts w:ascii="BRH Tamil Tab Extra" w:hAnsi="BRH Tamil Tab Extra" w:cs="Latha"/>
+                <w:b/>
+                <w:bCs/>
+                <w:szCs w:val="28"/>
+                <w:lang w:bidi="ta-IN"/>
+              </w:rPr>
+              <w:t>†</w:t>
+            </w:r>
+            <w:r>
+              <w:rPr>
+                <w:rFonts w:ascii="Latha" w:hAnsi="Latha" w:cs="Latha"/>
+                <w:szCs w:val="24"/>
+                <w:cs/>
+                <w:lang w:bidi="ta-IN"/>
+              </w:rPr>
+              <w:t>யா</w:t>
+            </w:r>
+            <w:r>
+              <w:rPr>
+                <w:rFonts w:ascii="BRH Tamil Tab Extra" w:hAnsi="BRH Tamil Tab Extra" w:cs="Latha"/>
+                <w:b/>
+                <w:bCs/>
+                <w:szCs w:val="28"/>
+                <w:lang w:bidi="ta-IN"/>
+              </w:rPr>
+              <w:t>…</w:t>
+            </w:r>
+            <w:r>
+              <w:rPr>
+                <w:rFonts w:ascii="Latha" w:hAnsi="Latha" w:cs="Latha"/>
+                <w:szCs w:val="24"/>
+                <w:cs/>
+                <w:lang w:bidi="ta-IN"/>
+              </w:rPr>
+              <w:t>யா த</w:t>
+            </w:r>
+            <w:r>
+              <w:rPr>
+                <w:rFonts w:ascii="Latha" w:hAnsi="Latha" w:cs="Latha"/>
+                <w:b/>
+                <w:bCs/>
+                <w:position w:val="-12"/>
+                <w:szCs w:val="24"/>
+                <w:cs/>
+                <w:lang w:bidi="ta-IN"/>
+              </w:rPr>
+              <w:t>3</w:t>
+            </w:r>
+            <w:r>
+              <w:rPr>
+                <w:rFonts w:ascii="Latha" w:hAnsi="Latha" w:cs="Latha"/>
+                <w:szCs w:val="24"/>
+                <w:cs/>
+                <w:lang w:bidi="ta-IN"/>
+              </w:rPr>
+              <w:t>னு</w:t>
+            </w:r>
+            <w:r>
+              <w:rPr>
+                <w:rFonts w:ascii="BRH Tamil Tab Extra" w:hAnsi="BRH Tamil Tab Extra" w:cs="Latha"/>
+                <w:b/>
+                <w:bCs/>
+                <w:szCs w:val="28"/>
+                <w:lang w:bidi="ta-IN"/>
+              </w:rPr>
+              <w:t>†</w:t>
+            </w:r>
+            <w:r>
+              <w:rPr>
+                <w:rFonts w:ascii="Latha" w:hAnsi="Latha" w:cs="Latha"/>
+                <w:szCs w:val="24"/>
+                <w:cs/>
+                <w:lang w:bidi="ta-IN"/>
+              </w:rPr>
+              <w:t>பௌ</w:t>
+            </w:r>
+            <w:r>
+              <w:rPr>
+                <w:rFonts w:ascii="BRH Tamil Tab Extra" w:hAnsi="BRH Tamil Tab Extra" w:cs="Latha"/>
+                <w:b/>
+                <w:bCs/>
+                <w:szCs w:val="28"/>
+                <w:lang w:bidi="ta-IN"/>
+              </w:rPr>
+              <w:t>…</w:t>
+            </w:r>
+            <w:r>
+              <w:rPr>
+                <w:rFonts w:ascii="Latha" w:hAnsi="Latha" w:cs="Latha"/>
+                <w:szCs w:val="24"/>
+                <w:lang w:bidi="ta-IN"/>
+              </w:rPr>
+              <w:t xml:space="preserve"> </w:t>
+            </w:r>
+            <w:r>
+              <w:rPr>
+                <w:rFonts w:ascii="Latha" w:hAnsi="Latha" w:cs="Latha"/>
+                <w:szCs w:val="24"/>
+                <w:cs/>
+                <w:lang w:bidi="ta-IN"/>
+              </w:rPr>
+              <w:t>ஷ்யானு</w:t>
+            </w:r>
+            <w:r>
+              <w:rPr>
+                <w:rFonts w:ascii="BRH Tamil Tab Extra" w:hAnsi="BRH Tamil Tab Extra" w:cs="Latha"/>
+                <w:b/>
+                <w:bCs/>
+                <w:szCs w:val="28"/>
+                <w:lang w:bidi="ta-IN"/>
+              </w:rPr>
+              <w:t>†</w:t>
+            </w:r>
+            <w:r>
+              <w:rPr>
+                <w:rFonts w:ascii="Latha" w:hAnsi="Latha" w:cs="Latha"/>
+                <w:szCs w:val="24"/>
                 <w:highlight w:val="yellow"/>
-              </w:rPr>
-              <w:t>wrÉ</w:t>
-            </w:r>
-            <w:r>
-              <w:rPr>
-                <w:rFonts w:ascii="BRH Devanagari Extra" w:hAnsi="BRH Devanagari Extra" w:cs="BRH Devanagari Extra"/>
-                <w:color w:val="000000"/>
-                <w:sz w:val="32"/>
-                <w:szCs w:val="32"/>
-              </w:rPr>
-              <w:t xml:space="preserve"> rÉSè rÉSlÉÑþ</w:t>
-            </w:r>
-            <w:r>
-              <w:rPr>
-                <w:rFonts w:ascii="BRH Devanagari Extra" w:hAnsi="BRH Devanagari Extra" w:cs="BRH Devanagari Extra"/>
-                <w:color w:val="000000"/>
-                <w:sz w:val="32"/>
-                <w:szCs w:val="32"/>
+                <w:cs/>
+                <w:lang w:bidi="ta-IN"/>
+              </w:rPr>
+              <w:t>பௌ</w:t>
+            </w:r>
+            <w:r>
+              <w:rPr>
+                <w:rFonts w:ascii="BRH Tamil Tab Extra" w:hAnsi="BRH Tamil Tab Extra" w:cs="Latha"/>
+                <w:b/>
+                <w:bCs/>
+                <w:szCs w:val="28"/>
+                <w:lang w:bidi="ta-IN"/>
+              </w:rPr>
+              <w:t>……</w:t>
+            </w:r>
+            <w:r>
+              <w:rPr>
+                <w:rFonts w:ascii="Latha" w:hAnsi="Latha" w:cs="Latha"/>
+                <w:szCs w:val="24"/>
+                <w:cs/>
+                <w:lang w:bidi="ta-IN"/>
+              </w:rPr>
+              <w:t xml:space="preserve">ஷ்ய </w:t>
+            </w:r>
+            <w:r>
+              <w:rPr>
+                <w:rFonts w:ascii="Latha" w:hAnsi="Latha" w:cs="Latha"/>
+                <w:szCs w:val="24"/>
                 <w:highlight w:val="yellow"/>
-              </w:rPr>
-              <w:t>mÉÉ</w:t>
-            </w:r>
-            <w:r>
-              <w:rPr>
-                <w:rFonts w:ascii="BRH Devanagari Extra" w:hAnsi="BRH Devanagari Extra" w:cs="BRH Devanagari Extra"/>
-                <w:color w:val="000000"/>
-                <w:sz w:val="32"/>
-                <w:szCs w:val="32"/>
-              </w:rPr>
-              <w:t>æ</w:t>
-            </w:r>
-            <w:r>
-              <w:rPr>
-                <w:rFonts w:ascii="BRH Malayalam Extra" w:hAnsi="BRH Malayalam Extra" w:cs="BRH Devanagari Extra"/>
-                <w:color w:val="000000"/>
-                <w:szCs w:val="32"/>
-              </w:rPr>
-              <w:t>–</w:t>
-            </w:r>
-            <w:r>
-              <w:rPr>
-                <w:rFonts w:ascii="BRH Devanagari Extra" w:hAnsi="BRH Devanagari Extra" w:cs="BRH Devanagari Extra"/>
-                <w:color w:val="000000"/>
-                <w:sz w:val="32"/>
-                <w:szCs w:val="32"/>
-              </w:rPr>
-              <w:t xml:space="preserve">wrÉ | </w:t>
+                <w:cs/>
+                <w:lang w:bidi="ta-IN"/>
+              </w:rPr>
+              <w:t>ப்ர</w:t>
+            </w:r>
+            <w:r>
+              <w:rPr>
+                <w:rFonts w:ascii="BRH Tamil Tab Extra" w:hAnsi="BRH Tamil Tab Extra" w:cs="Latha"/>
+                <w:b/>
+                <w:bCs/>
+                <w:szCs w:val="28"/>
+                <w:lang w:bidi="ta-IN"/>
+              </w:rPr>
+              <w:t>†</w:t>
+            </w:r>
+            <w:r>
+              <w:rPr>
+                <w:rFonts w:ascii="Latha" w:hAnsi="Latha" w:cs="Latha"/>
+                <w:szCs w:val="24"/>
+                <w:cs/>
+                <w:lang w:bidi="ta-IN"/>
+              </w:rPr>
+              <w:t>யா</w:t>
+            </w:r>
+            <w:r>
+              <w:rPr>
+                <w:rFonts w:ascii="BRH Tamil Tab Extra" w:hAnsi="BRH Tamil Tab Extra" w:cs="Latha"/>
+                <w:b/>
+                <w:bCs/>
+                <w:szCs w:val="28"/>
+                <w:lang w:bidi="ta-IN"/>
+              </w:rPr>
+              <w:t>…</w:t>
+            </w:r>
+            <w:r>
+              <w:rPr>
+                <w:rFonts w:ascii="Latha" w:hAnsi="Latha" w:cs="Latha"/>
+                <w:szCs w:val="24"/>
+                <w:cs/>
+                <w:lang w:bidi="ta-IN"/>
+              </w:rPr>
+              <w:t xml:space="preserve">யாத் </w:t>
+            </w:r>
+            <w:r>
+              <w:rPr>
+                <w:rFonts w:ascii="Latha" w:hAnsi="Latha" w:cs="Latha"/>
+                <w:szCs w:val="24"/>
+                <w:lang w:bidi="ta-IN"/>
+              </w:rPr>
+              <w:t>|</w:t>
+            </w:r>
+          </w:p>
+          <w:p>
+            <w:pPr>
+              <w:autoSpaceDE w:val="0"/>
+              <w:autoSpaceDN w:val="0"/>
+              <w:adjustRightInd w:val="0"/>
+              <w:rPr>
+                <w:rFonts w:ascii="Latha" w:hAnsi="Latha" w:cs="Latha"/>
+                <w:szCs w:val="24"/>
+                <w:lang w:bidi="ta-IN"/>
+              </w:rPr>
+            </w:pPr>
+            <w:r>
+              <w:rPr>
+                <w:rFonts w:ascii="Latha" w:hAnsi="Latha" w:cs="Latha"/>
+                <w:b/>
+                <w:bCs/>
+                <w:szCs w:val="24"/>
+                <w:cs/>
+                <w:lang w:bidi="ta-IN"/>
+              </w:rPr>
+              <w:t>53)</w:t>
+            </w:r>
+            <w:r>
+              <w:rPr>
+                <w:rFonts w:ascii="Latha" w:hAnsi="Latha" w:cs="Latha"/>
+                <w:szCs w:val="24"/>
+                <w:lang w:bidi="ta-IN"/>
+              </w:rPr>
+              <w:tab/>
+            </w:r>
+            <w:r>
+              <w:rPr>
+                <w:rFonts w:ascii="Latha" w:hAnsi="Latha" w:cs="Latha"/>
+                <w:b/>
+                <w:bCs/>
+                <w:szCs w:val="24"/>
+                <w:cs/>
+                <w:lang w:bidi="ta-IN"/>
+              </w:rPr>
+              <w:t>3.3</w:t>
+            </w:r>
+            <w:r>
+              <w:rPr>
+                <w:rFonts w:ascii="Latha" w:hAnsi="Latha" w:cs="Latha"/>
+                <w:b/>
+                <w:bCs/>
+                <w:szCs w:val="24"/>
+                <w:lang w:bidi="ta-IN"/>
+              </w:rPr>
+              <w:t>.</w:t>
+            </w:r>
+            <w:r>
+              <w:rPr>
+                <w:rFonts w:ascii="Latha" w:hAnsi="Latha" w:cs="Latha"/>
+                <w:b/>
+                <w:bCs/>
+                <w:szCs w:val="24"/>
+                <w:cs/>
+                <w:lang w:bidi="ta-IN"/>
+              </w:rPr>
+              <w:t>8</w:t>
+            </w:r>
+            <w:r>
+              <w:rPr>
+                <w:rFonts w:ascii="Latha" w:hAnsi="Latha" w:cs="Latha"/>
+                <w:b/>
+                <w:bCs/>
+                <w:szCs w:val="24"/>
+                <w:lang w:bidi="ta-IN"/>
+              </w:rPr>
+              <w:t>.3</w:t>
+            </w:r>
+            <w:r>
+              <w:rPr>
+                <w:rFonts w:ascii="Latha" w:hAnsi="Latha" w:cs="Latha"/>
+                <w:b/>
+                <w:bCs/>
+                <w:szCs w:val="24"/>
+                <w:lang w:bidi="ta-IN"/>
+              </w:rPr>
+              <w:t>(</w:t>
+            </w:r>
+            <w:r>
+              <w:rPr>
+                <w:rFonts w:ascii="Latha" w:hAnsi="Latha" w:cs="Latha"/>
+                <w:b/>
+                <w:bCs/>
+                <w:szCs w:val="24"/>
+                <w:cs/>
+                <w:lang w:bidi="ta-IN"/>
+              </w:rPr>
+              <w:t>47</w:t>
+            </w:r>
+            <w:r>
+              <w:rPr>
+                <w:rFonts w:ascii="Latha" w:hAnsi="Latha" w:cs="Latha"/>
+                <w:b/>
+                <w:bCs/>
+                <w:szCs w:val="24"/>
+                <w:lang w:bidi="ta-IN"/>
+              </w:rPr>
+              <w:t>)</w:t>
+            </w:r>
+            <w:r>
+              <w:rPr>
+                <w:rFonts w:ascii="Latha" w:hAnsi="Latha" w:cs="Latha"/>
+                <w:szCs w:val="24"/>
+                <w:lang w:bidi="ta-IN"/>
+              </w:rPr>
+              <w:t xml:space="preserve">-  </w:t>
+            </w:r>
+            <w:r>
+              <w:rPr>
+                <w:rFonts w:ascii="Latha" w:hAnsi="Latha" w:cs="Latha"/>
+                <w:szCs w:val="24"/>
+                <w:cs/>
+                <w:lang w:bidi="ta-IN"/>
+              </w:rPr>
+              <w:t>அனு</w:t>
+            </w:r>
+            <w:r>
+              <w:rPr>
+                <w:rFonts w:ascii="BRH Tamil Tab Extra" w:hAnsi="BRH Tamil Tab Extra" w:cs="Latha"/>
+                <w:b/>
+                <w:bCs/>
+                <w:szCs w:val="28"/>
+                <w:highlight w:val="yellow"/>
+                <w:lang w:bidi="ta-IN"/>
+              </w:rPr>
+              <w:t>†</w:t>
+            </w:r>
+            <w:r>
+              <w:rPr>
+                <w:rFonts w:ascii="Latha" w:hAnsi="Latha" w:cs="Latha"/>
+                <w:szCs w:val="24"/>
+                <w:highlight w:val="yellow"/>
+                <w:cs/>
+                <w:lang w:bidi="ta-IN"/>
+              </w:rPr>
+              <w:t>பௌ</w:t>
+            </w:r>
+            <w:r>
+              <w:rPr>
+                <w:rFonts w:ascii="BRH Tamil Tab Extra" w:hAnsi="BRH Tamil Tab Extra" w:cs="Latha"/>
+                <w:b/>
+                <w:bCs/>
+                <w:szCs w:val="28"/>
+                <w:lang w:bidi="ta-IN"/>
+              </w:rPr>
+              <w:t>…</w:t>
+            </w:r>
+            <w:r>
+              <w:rPr>
+                <w:rFonts w:ascii="Latha" w:hAnsi="Latha" w:cs="Latha"/>
+                <w:szCs w:val="24"/>
+                <w:cs/>
+                <w:lang w:bidi="ta-IN"/>
+              </w:rPr>
+              <w:t xml:space="preserve">ஷ்ய </w:t>
+            </w:r>
+            <w:r>
+              <w:rPr>
+                <w:rFonts w:ascii="Latha" w:hAnsi="Latha" w:cs="Latha"/>
+                <w:szCs w:val="24"/>
+                <w:lang w:bidi="ta-IN"/>
+              </w:rPr>
+              <w:t>|</w:t>
             </w:r>
           </w:p>
           <w:p>
@@ -1389,184 +2220,123 @@
             </w:pPr>
             <w:r>
               <w:rPr>
-                <w:rFonts w:cs="BRH Devanagari Extra"/>
-                <w:color w:val="000000"/>
-                <w:szCs w:val="32"/>
-              </w:rPr>
-              <w:t>52</w:t>
-            </w:r>
-            <w:r>
-              <w:rPr>
-                <w:rFonts w:ascii="BRH Devanagari Extra" w:hAnsi="BRH Devanagari Extra" w:cs="BRH Devanagari Extra"/>
-                <w:color w:val="000000"/>
-                <w:sz w:val="32"/>
-                <w:szCs w:val="32"/>
-              </w:rPr>
-              <w:t>)</w:t>
-            </w:r>
-            <w:r>
-              <w:rPr>
-                <w:rFonts w:ascii="BRH Devanagari Extra" w:hAnsi="BRH Devanagari Extra" w:cs="BRH Devanagari Extra"/>
-                <w:color w:val="000000"/>
-                <w:sz w:val="32"/>
-                <w:szCs w:val="32"/>
-              </w:rPr>
-              <w:tab/>
-            </w:r>
-            <w:r>
-              <w:rPr>
-                <w:rFonts w:cs="BRH Devanagari Extra"/>
-                <w:color w:val="000000"/>
-                <w:szCs w:val="32"/>
-              </w:rPr>
-              <w:t>3</w:t>
-            </w:r>
-            <w:r>
-              <w:rPr>
-                <w:rFonts w:ascii="BRH Devanagari Extra" w:hAnsi="BRH Devanagari Extra" w:cs="BRH Devanagari Extra"/>
-                <w:color w:val="000000"/>
-                <w:sz w:val="32"/>
-                <w:szCs w:val="32"/>
-              </w:rPr>
-              <w:t>.</w:t>
-            </w:r>
-            <w:r>
-              <w:rPr>
-                <w:rFonts w:cs="BRH Devanagari Extra"/>
-                <w:color w:val="000000"/>
-                <w:szCs w:val="32"/>
-              </w:rPr>
-              <w:t>3</w:t>
-            </w:r>
-            <w:r>
-              <w:rPr>
-                <w:rFonts w:ascii="BRH Devanagari Extra" w:hAnsi="BRH Devanagari Extra" w:cs="BRH Devanagari Extra"/>
-                <w:color w:val="000000"/>
-                <w:sz w:val="32"/>
-                <w:szCs w:val="32"/>
-              </w:rPr>
-              <w:t>.</w:t>
-            </w:r>
-            <w:r>
-              <w:rPr>
-                <w:rFonts w:cs="BRH Devanagari Extra"/>
-                <w:color w:val="000000"/>
-                <w:szCs w:val="32"/>
-              </w:rPr>
-              <w:t>8</w:t>
-            </w:r>
-            <w:r>
-              <w:rPr>
-                <w:rFonts w:ascii="BRH Devanagari Extra" w:hAnsi="BRH Devanagari Extra" w:cs="BRH Devanagari Extra"/>
-                <w:color w:val="000000"/>
-                <w:sz w:val="32"/>
-                <w:szCs w:val="32"/>
-              </w:rPr>
-              <w:t>.</w:t>
-            </w:r>
-            <w:r>
-              <w:rPr>
-                <w:rFonts w:cs="BRH Devanagari Extra"/>
-                <w:color w:val="000000"/>
-                <w:szCs w:val="32"/>
-              </w:rPr>
-              <w:t>3</w:t>
-            </w:r>
-            <w:r>
-              <w:rPr>
-                <w:rFonts w:ascii="BRH Devanagari Extra" w:hAnsi="BRH Devanagari Extra" w:cs="BRH Devanagari Extra"/>
-                <w:color w:val="000000"/>
-                <w:sz w:val="32"/>
-                <w:szCs w:val="32"/>
-              </w:rPr>
-              <w:t>(</w:t>
-            </w:r>
-            <w:r>
-              <w:rPr>
-                <w:rFonts w:cs="BRH Devanagari Extra"/>
-                <w:color w:val="000000"/>
-                <w:szCs w:val="32"/>
-              </w:rPr>
-              <w:t>47</w:t>
-            </w:r>
-            <w:r>
-              <w:rPr>
-                <w:rFonts w:ascii="BRH Devanagari Extra" w:hAnsi="BRH Devanagari Extra" w:cs="BRH Devanagari Extra"/>
-                <w:color w:val="000000"/>
-                <w:sz w:val="32"/>
-                <w:szCs w:val="32"/>
-              </w:rPr>
-              <w:t>)- AlÉ</w:t>
-            </w:r>
-            <w:r>
-              <w:rPr>
-                <w:rFonts w:ascii="BRH Devanagari Extra" w:hAnsi="BRH Devanagari Extra" w:cs="BRH Devanagari Extra"/>
-                <w:color w:val="000000"/>
-                <w:sz w:val="32"/>
-                <w:szCs w:val="32"/>
-                <w:highlight w:val="yellow"/>
-              </w:rPr>
-              <w:t>ÑþmÉ</w:t>
-            </w:r>
-            <w:r>
-              <w:rPr>
-                <w:rFonts w:ascii="BRH Devanagari Extra" w:hAnsi="BRH Devanagari Extra" w:cs="BRH Devanagari Extra"/>
-                <w:color w:val="000000"/>
-                <w:sz w:val="32"/>
-                <w:szCs w:val="32"/>
-              </w:rPr>
-              <w:t>Éæ</w:t>
-            </w:r>
-            <w:r>
-              <w:rPr>
-                <w:rFonts w:ascii="BRH Malayalam Extra" w:hAnsi="BRH Malayalam Extra" w:cs="BRH Devanagari Extra"/>
-                <w:color w:val="000000"/>
-                <w:szCs w:val="32"/>
-              </w:rPr>
-              <w:t>–</w:t>
-            </w:r>
-            <w:r>
-              <w:rPr>
-                <w:rFonts w:ascii="BRH Devanagari Extra" w:hAnsi="BRH Devanagari Extra" w:cs="BRH Devanagari Extra"/>
-                <w:color w:val="000000"/>
-                <w:sz w:val="32"/>
-                <w:szCs w:val="32"/>
-              </w:rPr>
-              <w:t>wrÉ | mÉë</w:t>
-            </w:r>
-            <w:r>
-              <w:rPr>
-                <w:rFonts w:ascii="BRH Malayalam Extra" w:hAnsi="BRH Malayalam Extra" w:cs="BRH Devanagari Extra"/>
-                <w:color w:val="000000"/>
-                <w:szCs w:val="32"/>
-              </w:rPr>
-              <w:t>–</w:t>
-            </w:r>
-            <w:r>
-              <w:rPr>
-                <w:rFonts w:ascii="BRH Devanagari Extra" w:hAnsi="BRH Devanagari Extra" w:cs="BRH Devanagari Extra"/>
-                <w:color w:val="000000"/>
-                <w:sz w:val="32"/>
-                <w:szCs w:val="32"/>
-              </w:rPr>
-              <w:t>rÉÉ</w:t>
-            </w:r>
-            <w:r>
-              <w:rPr>
-                <w:rFonts w:ascii="BRH Malayalam Extra" w:hAnsi="BRH Malayalam Extra" w:cs="BRH Devanagari Extra"/>
-                <w:color w:val="000000"/>
-                <w:szCs w:val="32"/>
-              </w:rPr>
-              <w:t>–</w:t>
-            </w:r>
-            <w:r>
-              <w:rPr>
-                <w:rFonts w:ascii="BRH Devanagari Extra" w:hAnsi="BRH Devanagari Extra" w:cs="BRH Devanagari Extra"/>
-                <w:color w:val="000000"/>
-                <w:sz w:val="32"/>
-                <w:szCs w:val="32"/>
-              </w:rPr>
-              <w:t>rÉÉiÉç |</w:t>
+                <w:rFonts w:ascii="Latha" w:hAnsi="Latha" w:cs="Latha"/>
+                <w:szCs w:val="24"/>
+                <w:cs/>
+                <w:lang w:bidi="ta-IN"/>
+              </w:rPr>
+              <w:t>அனு</w:t>
+            </w:r>
+            <w:r>
+              <w:rPr>
+                <w:rFonts w:ascii="BRH Tamil Tab Extra" w:hAnsi="BRH Tamil Tab Extra" w:cs="Latha"/>
+                <w:b/>
+                <w:bCs/>
+                <w:szCs w:val="28"/>
+                <w:lang w:bidi="ta-IN"/>
+              </w:rPr>
+              <w:t>†</w:t>
+            </w:r>
+            <w:r>
+              <w:rPr>
+                <w:rFonts w:ascii="Latha" w:hAnsi="Latha" w:cs="Latha"/>
+                <w:szCs w:val="24"/>
+                <w:cs/>
+                <w:lang w:bidi="ta-IN"/>
+              </w:rPr>
+              <w:t>பௌ</w:t>
+            </w:r>
+            <w:r>
+              <w:rPr>
+                <w:rFonts w:ascii="BRH Tamil Tab Extra" w:hAnsi="BRH Tamil Tab Extra" w:cs="Latha"/>
+                <w:b/>
+                <w:bCs/>
+                <w:szCs w:val="28"/>
+                <w:lang w:bidi="ta-IN"/>
+              </w:rPr>
+              <w:t>…</w:t>
+            </w:r>
+            <w:r>
+              <w:rPr>
+                <w:rFonts w:ascii="Latha" w:hAnsi="Latha" w:cs="Latha"/>
+                <w:szCs w:val="24"/>
+                <w:cs/>
+                <w:lang w:bidi="ta-IN"/>
+              </w:rPr>
+              <w:t>ஷ்யேத்யனு</w:t>
+            </w:r>
+            <w:r>
+              <w:rPr>
+                <w:rFonts w:ascii="BRH Tamil Tab Extra" w:hAnsi="BRH Tamil Tab Extra" w:cs="Latha"/>
+                <w:b/>
+                <w:bCs/>
+                <w:szCs w:val="28"/>
+                <w:lang w:bidi="ta-IN"/>
+              </w:rPr>
+              <w:t>†</w:t>
+            </w:r>
+            <w:r>
+              <w:rPr>
+                <w:rFonts w:ascii="Latha" w:hAnsi="Latha" w:cs="Latha"/>
+                <w:szCs w:val="24"/>
+                <w:cs/>
+                <w:lang w:bidi="ta-IN"/>
+              </w:rPr>
+              <w:t xml:space="preserve">ப </w:t>
+            </w:r>
+            <w:r>
+              <w:rPr>
+                <w:rFonts w:ascii="Latha" w:hAnsi="Latha" w:cs="Latha"/>
+                <w:szCs w:val="24"/>
+                <w:lang w:bidi="ta-IN"/>
+              </w:rPr>
+              <w:t xml:space="preserve">- </w:t>
+            </w:r>
+            <w:r>
+              <w:rPr>
+                <w:rFonts w:ascii="Latha" w:hAnsi="Latha" w:cs="Latha"/>
+                <w:szCs w:val="24"/>
+                <w:cs/>
+                <w:lang w:bidi="ta-IN"/>
+              </w:rPr>
+              <w:t>ஓ</w:t>
+            </w:r>
+            <w:r>
+              <w:rPr>
+                <w:rFonts w:ascii="BRH Tamil Tab Extra" w:hAnsi="BRH Tamil Tab Extra" w:cs="Latha"/>
+                <w:b/>
+                <w:bCs/>
+                <w:szCs w:val="28"/>
+                <w:lang w:bidi="ta-IN"/>
+              </w:rPr>
+              <w:t>…</w:t>
+            </w:r>
+            <w:r>
+              <w:rPr>
+                <w:rFonts w:ascii="Latha" w:hAnsi="Latha" w:cs="Latha"/>
+                <w:szCs w:val="24"/>
+                <w:cs/>
+                <w:lang w:bidi="ta-IN"/>
+              </w:rPr>
+              <w:t>ஷ்ய</w:t>
+            </w:r>
+            <w:r>
+              <w:rPr>
+                <w:rFonts w:ascii="BRH Tamil Tab Extra" w:hAnsi="BRH Tamil Tab Extra" w:cs="Latha"/>
+                <w:b/>
+                <w:bCs/>
+                <w:szCs w:val="28"/>
+                <w:lang w:bidi="ta-IN"/>
+              </w:rPr>
+              <w:t>…</w:t>
+            </w:r>
+            <w:r>
+              <w:rPr>
+                <w:rFonts w:ascii="Latha" w:hAnsi="Latha" w:cs="Latha"/>
+                <w:szCs w:val="24"/>
+                <w:lang w:bidi="ta-IN"/>
+              </w:rPr>
+              <w:t xml:space="preserve"> |</w:t>
             </w:r>
           </w:p>
           <w:p>
@@ -1577,198 +2347,201 @@
               <w:adjustRightInd w:val="0"/>
               <w:spacing w:before="0" w:line="240" w:lineRule="auto"/>
               <w:rPr>
-                <w:rFonts w:ascii="BRH Devanagari Extra" w:hAnsi="BRH Devanagari Extra" w:cs="BRH Devanagari Extra"/>
-                <w:color w:val="000000"/>
-                <w:sz w:val="32"/>
-                <w:szCs w:val="32"/>
-              </w:rPr>
-            </w:pPr>
-            <w:r>
-              <w:rPr>
-                <w:rFonts w:ascii="BRH Devanagari Extra" w:hAnsi="BRH Devanagari Extra" w:cs="BRH Devanagari Extra"/>
-                <w:color w:val="000000"/>
-                <w:sz w:val="32"/>
-                <w:szCs w:val="32"/>
-              </w:rPr>
-              <w:t>AlÉÑþ</w:t>
-            </w:r>
-            <w:r>
-              <w:rPr>
-                <w:rFonts w:ascii="BRH Devanagari Extra" w:hAnsi="BRH Devanagari Extra" w:cs="BRH Devanagari Extra"/>
-                <w:color w:val="000000"/>
-                <w:sz w:val="32"/>
-                <w:szCs w:val="32"/>
-                <w:highlight w:val="yellow"/>
-              </w:rPr>
-              <w:t>mÉ</w:t>
-            </w:r>
-            <w:r>
-              <w:rPr>
-                <w:rFonts w:ascii="BRH Devanagari Extra" w:hAnsi="BRH Devanagari Extra" w:cs="BRH Devanagari Extra"/>
-                <w:color w:val="000000"/>
-                <w:sz w:val="32"/>
-                <w:szCs w:val="32"/>
-              </w:rPr>
-              <w:t>Éæ</w:t>
-            </w:r>
-            <w:r>
-              <w:rPr>
-                <w:rFonts w:ascii="BRH Malayalam Extra" w:hAnsi="BRH Malayalam Extra" w:cs="BRH Devanagari Extra"/>
+                <w:rFonts w:cs="BRH Malayalam Extra"/>
                 <w:color w:val="000000"/>
                 <w:szCs w:val="32"/>
               </w:rPr>
-              <w:t>–</w:t>
-            </w:r>
-            <w:r>
-              <w:rPr>
-                <w:rFonts w:ascii="BRH Devanagari Extra" w:hAnsi="BRH Devanagari Extra" w:cs="BRH Devanagari Extra"/>
-                <w:color w:val="000000"/>
-                <w:sz w:val="32"/>
-                <w:szCs w:val="32"/>
-              </w:rPr>
-              <w:t xml:space="preserve">wrÉ </w:t>
-            </w:r>
-            <w:r>
-              <w:rPr>
-                <w:rFonts w:ascii="BRH Devanagari Extra" w:hAnsi="BRH Devanagari Extra" w:cs="BRH Devanagari Extra"/>
-                <w:color w:val="000000"/>
-                <w:sz w:val="32"/>
-                <w:szCs w:val="32"/>
-                <w:highlight w:val="yellow"/>
-              </w:rPr>
-              <w:t>mÉë</w:t>
-            </w:r>
-            <w:r>
-              <w:rPr>
-                <w:rFonts w:ascii="BRH Devanagari Extra" w:hAnsi="BRH Devanagari Extra" w:cs="BRH Devanagari Extra"/>
-                <w:color w:val="000000"/>
-                <w:sz w:val="32"/>
-                <w:szCs w:val="32"/>
-              </w:rPr>
-              <w:t>þrÉÉ</w:t>
-            </w:r>
-            <w:r>
-              <w:rPr>
-                <w:rFonts w:ascii="BRH Malayalam Extra" w:hAnsi="BRH Malayalam Extra" w:cs="BRH Devanagari Extra"/>
-                <w:color w:val="000000"/>
-                <w:szCs w:val="32"/>
-              </w:rPr>
-              <w:t>–</w:t>
-            </w:r>
-            <w:r>
-              <w:rPr>
-                <w:rFonts w:ascii="BRH Devanagari Extra" w:hAnsi="BRH Devanagari Extra" w:cs="BRH Devanagari Extra"/>
-                <w:color w:val="000000"/>
-                <w:sz w:val="32"/>
-                <w:szCs w:val="32"/>
-              </w:rPr>
-              <w:t>rÉÉiÉç mÉëþrÉÉ</w:t>
-            </w:r>
-            <w:r>
-              <w:rPr>
-                <w:rFonts w:ascii="BRH Malayalam Extra" w:hAnsi="BRH Malayalam Extra" w:cs="BRH Devanagari Extra"/>
-                <w:color w:val="000000"/>
-                <w:szCs w:val="32"/>
-              </w:rPr>
-              <w:t>–</w:t>
-            </w:r>
-            <w:r>
-              <w:rPr>
-                <w:rFonts w:ascii="BRH Devanagari Extra" w:hAnsi="BRH Devanagari Extra" w:cs="BRH Devanagari Extra"/>
-                <w:color w:val="000000"/>
-                <w:sz w:val="32"/>
-                <w:szCs w:val="32"/>
-              </w:rPr>
-              <w:t>rÉÉ SlÉÑþmÉÉæ</w:t>
-            </w:r>
-            <w:r>
-              <w:rPr>
-                <w:rFonts w:ascii="BRH Malayalam Extra" w:hAnsi="BRH Malayalam Extra" w:cs="BRH Devanagari Extra"/>
-                <w:color w:val="000000"/>
-                <w:szCs w:val="32"/>
-              </w:rPr>
-              <w:t>–</w:t>
-            </w:r>
-            <w:r>
-              <w:rPr>
-                <w:rFonts w:ascii="BRH Devanagari Extra" w:hAnsi="BRH Devanagari Extra" w:cs="BRH Devanagari Extra"/>
-                <w:color w:val="000000"/>
-                <w:sz w:val="32"/>
-                <w:szCs w:val="32"/>
-              </w:rPr>
-              <w:t xml:space="preserve"> wrÉÉlÉÑ</w:t>
-            </w:r>
-            <w:r>
-              <w:rPr>
-                <w:rFonts w:ascii="BRH Devanagari Extra" w:hAnsi="BRH Devanagari Extra" w:cs="BRH Devanagari Extra"/>
-                <w:color w:val="000000"/>
-                <w:sz w:val="32"/>
-                <w:szCs w:val="32"/>
-                <w:highlight w:val="yellow"/>
-              </w:rPr>
-              <w:t>þmÉÉ</w:t>
-            </w:r>
-            <w:r>
-              <w:rPr>
-                <w:rFonts w:ascii="BRH Devanagari Extra" w:hAnsi="BRH Devanagari Extra" w:cs="BRH Devanagari Extra"/>
-                <w:color w:val="000000"/>
-                <w:sz w:val="32"/>
-                <w:szCs w:val="32"/>
-              </w:rPr>
-              <w:t>æ</w:t>
-            </w:r>
-            <w:r>
-              <w:rPr>
-                <w:rFonts w:ascii="BRH Malayalam Extra" w:hAnsi="BRH Malayalam Extra" w:cs="BRH Devanagari Extra"/>
-                <w:color w:val="000000"/>
-                <w:szCs w:val="32"/>
-              </w:rPr>
-              <w:t>–</w:t>
-            </w:r>
-            <w:r>
-              <w:rPr>
-                <w:rFonts w:ascii="BRH Devanagari Extra" w:hAnsi="BRH Devanagari Extra" w:cs="BRH Devanagari Extra"/>
-                <w:color w:val="000000"/>
-                <w:sz w:val="32"/>
-                <w:szCs w:val="32"/>
-              </w:rPr>
-              <w:t xml:space="preserve">wrÉ </w:t>
-            </w:r>
-            <w:r>
-              <w:rPr>
-                <w:rFonts w:ascii="BRH Devanagari Extra" w:hAnsi="BRH Devanagari Extra" w:cs="BRH Devanagari Extra"/>
-                <w:color w:val="000000"/>
-                <w:sz w:val="32"/>
-                <w:szCs w:val="32"/>
-                <w:highlight w:val="yellow"/>
-              </w:rPr>
-              <w:t>mÉ</w:t>
-            </w:r>
-            <w:r>
-              <w:rPr>
-                <w:rFonts w:ascii="BRH Devanagari Extra" w:hAnsi="BRH Devanagari Extra" w:cs="BRH Devanagari Extra"/>
-                <w:color w:val="000000"/>
-                <w:sz w:val="32"/>
-                <w:szCs w:val="32"/>
-              </w:rPr>
-              <w:t>ëþrÉÉ</w:t>
-            </w:r>
-            <w:r>
-              <w:rPr>
-                <w:rFonts w:ascii="BRH Malayalam Extra" w:hAnsi="BRH Malayalam Extra" w:cs="BRH Devanagari Extra"/>
-                <w:color w:val="000000"/>
-                <w:szCs w:val="32"/>
-              </w:rPr>
-              <w:t>–</w:t>
-            </w:r>
-            <w:r>
-              <w:rPr>
-                <w:rFonts w:ascii="BRH Devanagari Extra" w:hAnsi="BRH Devanagari Extra" w:cs="BRH Devanagari Extra"/>
-                <w:color w:val="000000"/>
-                <w:sz w:val="32"/>
-                <w:szCs w:val="32"/>
-              </w:rPr>
-              <w:t xml:space="preserve">rÉÉiÉç | </w:t>
+            </w:pPr>
+          </w:p>
+        </w:tc>
+        <w:tc>
+          <w:tcPr>
+            <w:tcW w:w="7513" w:type="dxa"/>
+          </w:tcPr>
+          <w:p>
+            <w:pPr>
+              <w:autoSpaceDE w:val="0"/>
+              <w:autoSpaceDN w:val="0"/>
+              <w:adjustRightInd w:val="0"/>
+              <w:rPr>
+                <w:rFonts w:ascii="Latha" w:hAnsi="Latha" w:cs="Latha"/>
+                <w:szCs w:val="24"/>
+                <w:lang w:bidi="ta-IN"/>
+              </w:rPr>
+            </w:pPr>
+            <w:r>
+              <w:rPr>
+                <w:rFonts w:ascii="Latha" w:hAnsi="Latha" w:cs="Latha"/>
+                <w:b/>
+                <w:bCs/>
+                <w:szCs w:val="24"/>
+                <w:cs/>
+                <w:lang w:bidi="ta-IN"/>
+              </w:rPr>
+              <w:t>51</w:t>
+            </w:r>
+            <w:r>
+              <w:rPr>
+                <w:rFonts w:ascii="Latha" w:hAnsi="Latha" w:cs="Latha"/>
+                <w:b/>
+                <w:bCs/>
+                <w:szCs w:val="24"/>
+                <w:lang w:bidi="ta-IN"/>
+              </w:rPr>
+              <w:t>)</w:t>
+            </w:r>
+            <w:r>
+              <w:rPr>
+                <w:rFonts w:ascii="Latha" w:hAnsi="Latha" w:cs="Latha"/>
+                <w:szCs w:val="24"/>
+                <w:lang w:bidi="ta-IN"/>
+              </w:rPr>
+              <w:tab/>
+            </w:r>
+            <w:r>
+              <w:rPr>
+                <w:rFonts w:ascii="Latha" w:hAnsi="Latha" w:cs="Latha"/>
+                <w:b/>
+                <w:bCs/>
+                <w:szCs w:val="24"/>
+                <w:cs/>
+                <w:lang w:bidi="ta-IN"/>
+              </w:rPr>
+              <w:t>3.3</w:t>
+            </w:r>
+            <w:r>
+              <w:rPr>
+                <w:rFonts w:ascii="Latha" w:hAnsi="Latha" w:cs="Latha"/>
+                <w:b/>
+                <w:bCs/>
+                <w:szCs w:val="24"/>
+                <w:lang w:bidi="ta-IN"/>
+              </w:rPr>
+              <w:t>.</w:t>
+            </w:r>
+            <w:r>
+              <w:rPr>
+                <w:rFonts w:ascii="Latha" w:hAnsi="Latha" w:cs="Latha"/>
+                <w:b/>
+                <w:bCs/>
+                <w:szCs w:val="24"/>
+                <w:cs/>
+                <w:lang w:bidi="ta-IN"/>
+              </w:rPr>
+              <w:t>8</w:t>
+            </w:r>
+            <w:r>
+              <w:rPr>
+                <w:rFonts w:ascii="Latha" w:hAnsi="Latha" w:cs="Latha"/>
+                <w:b/>
+                <w:bCs/>
+                <w:szCs w:val="24"/>
+                <w:lang w:bidi="ta-IN"/>
+              </w:rPr>
+              <w:t>.3</w:t>
+            </w:r>
+            <w:r>
+              <w:rPr>
+                <w:rFonts w:ascii="Latha" w:hAnsi="Latha" w:cs="Latha"/>
+                <w:b/>
+                <w:bCs/>
+                <w:szCs w:val="24"/>
+                <w:lang w:bidi="ta-IN"/>
+              </w:rPr>
+              <w:t>(</w:t>
+            </w:r>
+            <w:r>
+              <w:rPr>
+                <w:rFonts w:ascii="Latha" w:hAnsi="Latha" w:cs="Latha"/>
+                <w:b/>
+                <w:bCs/>
+                <w:szCs w:val="24"/>
+                <w:cs/>
+                <w:lang w:bidi="ta-IN"/>
+              </w:rPr>
+              <w:t>46</w:t>
+            </w:r>
+            <w:r>
+              <w:rPr>
+                <w:rFonts w:ascii="Latha" w:hAnsi="Latha" w:cs="Latha"/>
+                <w:b/>
+                <w:bCs/>
+                <w:szCs w:val="24"/>
+                <w:lang w:bidi="ta-IN"/>
+              </w:rPr>
+              <w:t>)</w:t>
+            </w:r>
+            <w:r>
+              <w:rPr>
+                <w:rFonts w:ascii="Latha" w:hAnsi="Latha" w:cs="Latha"/>
+                <w:szCs w:val="24"/>
+                <w:lang w:bidi="ta-IN"/>
+              </w:rPr>
+              <w:t xml:space="preserve">-  </w:t>
+            </w:r>
+            <w:r>
+              <w:rPr>
+                <w:rFonts w:ascii="Latha" w:hAnsi="Latha" w:cs="Latha"/>
+                <w:szCs w:val="24"/>
+                <w:cs/>
+                <w:lang w:bidi="ta-IN"/>
+              </w:rPr>
+              <w:t xml:space="preserve">யத் </w:t>
+            </w:r>
+            <w:r>
+              <w:rPr>
+                <w:rFonts w:ascii="Latha" w:hAnsi="Latha" w:cs="Latha"/>
+                <w:szCs w:val="24"/>
+                <w:lang w:bidi="ta-IN"/>
+              </w:rPr>
+              <w:t xml:space="preserve">| </w:t>
+            </w:r>
+            <w:r>
+              <w:rPr>
+                <w:rFonts w:ascii="Latha" w:hAnsi="Latha" w:cs="Latha"/>
+                <w:szCs w:val="24"/>
+                <w:cs/>
+                <w:lang w:bidi="ta-IN"/>
+              </w:rPr>
+              <w:t>அனு</w:t>
+            </w:r>
+            <w:r>
+              <w:rPr>
+                <w:rFonts w:ascii="BRH Tamil Tab Extra" w:hAnsi="BRH Tamil Tab Extra" w:cs="Latha"/>
+                <w:b/>
+                <w:bCs/>
+                <w:szCs w:val="28"/>
+                <w:highlight w:val="green"/>
+                <w:lang w:bidi="ta-IN"/>
+              </w:rPr>
+              <w:t>†</w:t>
+            </w:r>
+            <w:r>
+              <w:rPr>
+                <w:rFonts w:ascii="Latha" w:hAnsi="Latha" w:cs="Latha"/>
+                <w:szCs w:val="24"/>
+                <w:highlight w:val="green"/>
+                <w:cs/>
+                <w:lang w:bidi="ta-IN"/>
+              </w:rPr>
+              <w:t>பௌ</w:t>
+            </w:r>
+            <w:r>
+              <w:rPr>
+                <w:rFonts w:ascii="Latha" w:hAnsi="Latha" w:cs="Latha"/>
+                <w:szCs w:val="24"/>
+                <w:cs/>
+                <w:lang w:bidi="ta-IN"/>
+              </w:rPr>
+              <w:t xml:space="preserve">ஷ்ய </w:t>
+            </w:r>
+            <w:r>
+              <w:rPr>
+                <w:rFonts w:ascii="Latha" w:hAnsi="Latha" w:cs="Latha"/>
+                <w:szCs w:val="24"/>
+                <w:lang w:bidi="ta-IN"/>
+              </w:rPr>
+              <w:t>|</w:t>
             </w:r>
           </w:p>
           <w:p>
@@ -1779,158 +2552,435 @@
               <w:adjustRightInd w:val="0"/>
               <w:spacing w:before="0" w:line="240" w:lineRule="auto"/>
               <w:rPr>
-                <w:rFonts w:ascii="BRH Devanagari Extra" w:hAnsi="BRH Devanagari Extra" w:cs="BRH Devanagari Extra"/>
-                <w:color w:val="000000"/>
-                <w:sz w:val="32"/>
-                <w:szCs w:val="32"/>
+                <w:rFonts w:ascii="Latha" w:hAnsi="Latha" w:cs="Latha"/>
+                <w:szCs w:val="24"/>
+                <w:lang w:bidi="ta-IN"/>
               </w:rPr>
             </w:pPr>
             <w:r>
               <w:rPr>
-                <w:rFonts w:cs="BRH Devanagari Extra"/>
-                <w:color w:val="000000"/>
-                <w:szCs w:val="32"/>
-              </w:rPr>
-              <w:t>53</w:t>
-            </w:r>
-            <w:r>
-              <w:rPr>
-                <w:rFonts w:ascii="BRH Devanagari Extra" w:hAnsi="BRH Devanagari Extra" w:cs="BRH Devanagari Extra"/>
-                <w:color w:val="000000"/>
-                <w:sz w:val="32"/>
-                <w:szCs w:val="32"/>
+                <w:rFonts w:ascii="Latha" w:hAnsi="Latha" w:cs="Latha"/>
+                <w:szCs w:val="24"/>
+                <w:cs/>
+                <w:lang w:bidi="ta-IN"/>
+              </w:rPr>
+              <w:t>யத</w:t>
+            </w:r>
+            <w:r>
+              <w:rPr>
+                <w:rFonts w:ascii="Latha" w:hAnsi="Latha" w:cs="Latha"/>
+                <w:b/>
+                <w:bCs/>
+                <w:position w:val="-12"/>
+                <w:szCs w:val="24"/>
+                <w:cs/>
+                <w:lang w:bidi="ta-IN"/>
+              </w:rPr>
+              <w:t>3</w:t>
+            </w:r>
+            <w:r>
+              <w:rPr>
+                <w:rFonts w:ascii="Latha" w:hAnsi="Latha" w:cs="Latha"/>
+                <w:szCs w:val="24"/>
+                <w:cs/>
+                <w:lang w:bidi="ta-IN"/>
+              </w:rPr>
+              <w:t>னு</w:t>
+            </w:r>
+            <w:r>
+              <w:rPr>
+                <w:rFonts w:ascii="BRH Tamil Tab Extra" w:hAnsi="BRH Tamil Tab Extra" w:cs="Latha"/>
+                <w:b/>
+                <w:bCs/>
+                <w:szCs w:val="28"/>
+                <w:lang w:bidi="ta-IN"/>
+              </w:rPr>
+              <w:t>†</w:t>
+            </w:r>
+            <w:r>
+              <w:rPr>
+                <w:rFonts w:ascii="Latha" w:hAnsi="Latha" w:cs="Latha"/>
+                <w:szCs w:val="24"/>
+                <w:cs/>
+                <w:lang w:bidi="ta-IN"/>
+              </w:rPr>
+              <w:t>பௌ</w:t>
+            </w:r>
+            <w:r>
+              <w:rPr>
+                <w:rFonts w:ascii="BRH Tamil Tab Extra" w:hAnsi="BRH Tamil Tab Extra" w:cs="Latha"/>
+                <w:b/>
+                <w:bCs/>
+                <w:szCs w:val="28"/>
+                <w:lang w:bidi="ta-IN"/>
+              </w:rPr>
+              <w:t>…</w:t>
+            </w:r>
+            <w:r>
+              <w:rPr>
+                <w:rFonts w:ascii="Latha" w:hAnsi="Latha" w:cs="Latha"/>
+                <w:szCs w:val="24"/>
+                <w:lang w:bidi="ta-IN"/>
+              </w:rPr>
+              <w:t xml:space="preserve"> </w:t>
+            </w:r>
+            <w:r>
+              <w:rPr>
+                <w:rFonts w:ascii="Latha" w:hAnsi="Latha" w:cs="Latha"/>
+                <w:szCs w:val="24"/>
+                <w:cs/>
+                <w:lang w:bidi="ta-IN"/>
+              </w:rPr>
+              <w:t>ஷ்யானு</w:t>
+            </w:r>
+            <w:r>
+              <w:rPr>
+                <w:rFonts w:ascii="BRH Tamil Tab Extra" w:hAnsi="BRH Tamil Tab Extra" w:cs="Latha"/>
+                <w:b/>
+                <w:bCs/>
+                <w:szCs w:val="28"/>
+                <w:lang w:bidi="ta-IN"/>
+              </w:rPr>
+              <w:t>†</w:t>
+            </w:r>
+            <w:r>
+              <w:rPr>
+                <w:rFonts w:ascii="Latha" w:hAnsi="Latha" w:cs="Latha"/>
+                <w:szCs w:val="24"/>
+                <w:highlight w:val="green"/>
+                <w:cs/>
+                <w:lang w:bidi="ta-IN"/>
+              </w:rPr>
+              <w:t>பௌஷ்ய</w:t>
+            </w:r>
+            <w:r>
+              <w:rPr>
+                <w:rFonts w:ascii="BRH Tamil Tab Extra" w:hAnsi="BRH Tamil Tab Extra" w:cs="Latha"/>
+                <w:b/>
+                <w:bCs/>
+                <w:szCs w:val="28"/>
+                <w:lang w:bidi="ta-IN"/>
+              </w:rPr>
+              <w:t>…</w:t>
+            </w:r>
+            <w:r>
+              <w:rPr>
+                <w:rFonts w:ascii="Latha" w:hAnsi="Latha" w:cs="Latha"/>
+                <w:szCs w:val="24"/>
+                <w:cs/>
+                <w:lang w:bidi="ta-IN"/>
+              </w:rPr>
+              <w:t xml:space="preserve"> யத்</w:t>
+            </w:r>
+            <w:r>
+              <w:rPr>
+                <w:rFonts w:ascii="Latha" w:hAnsi="Latha" w:cs="Latha"/>
+                <w:b/>
+                <w:bCs/>
+                <w:position w:val="-12"/>
+                <w:szCs w:val="24"/>
+                <w:cs/>
+                <w:lang w:bidi="ta-IN"/>
+              </w:rPr>
+              <w:t>3</w:t>
+            </w:r>
+            <w:r>
+              <w:rPr>
+                <w:rFonts w:ascii="Latha" w:hAnsi="Latha" w:cs="Latha"/>
+                <w:szCs w:val="24"/>
+                <w:cs/>
+                <w:lang w:bidi="ta-IN"/>
+              </w:rPr>
+              <w:t xml:space="preserve"> </w:t>
+            </w:r>
+            <w:r>
+              <w:rPr>
+                <w:rFonts w:ascii="Latha" w:hAnsi="Latha" w:cs="Latha"/>
+                <w:szCs w:val="24"/>
+                <w:lang w:bidi="ta-IN"/>
+              </w:rPr>
+              <w:br/>
+            </w:r>
+            <w:r>
+              <w:rPr>
+                <w:rFonts w:ascii="Latha" w:hAnsi="Latha" w:cs="Latha"/>
+                <w:szCs w:val="24"/>
+                <w:cs/>
+                <w:lang w:bidi="ta-IN"/>
+              </w:rPr>
+              <w:t>யத</w:t>
+            </w:r>
+            <w:r>
+              <w:rPr>
+                <w:rFonts w:ascii="Latha" w:hAnsi="Latha" w:cs="Latha"/>
+                <w:b/>
+                <w:bCs/>
+                <w:position w:val="-12"/>
+                <w:szCs w:val="24"/>
+                <w:cs/>
+                <w:lang w:bidi="ta-IN"/>
+              </w:rPr>
+              <w:t>3</w:t>
+            </w:r>
+            <w:r>
+              <w:rPr>
+                <w:rFonts w:ascii="Latha" w:hAnsi="Latha" w:cs="Latha"/>
+                <w:szCs w:val="24"/>
+                <w:cs/>
+                <w:lang w:bidi="ta-IN"/>
+              </w:rPr>
+              <w:t>னு</w:t>
+            </w:r>
+            <w:r>
+              <w:rPr>
+                <w:rFonts w:ascii="BRH Tamil Tab Extra" w:hAnsi="BRH Tamil Tab Extra" w:cs="Latha"/>
+                <w:b/>
+                <w:bCs/>
+                <w:szCs w:val="28"/>
+                <w:highlight w:val="yellow"/>
+                <w:lang w:bidi="ta-IN"/>
+              </w:rPr>
+              <w:t>†</w:t>
+            </w:r>
+            <w:r>
+              <w:rPr>
+                <w:rFonts w:ascii="Latha" w:hAnsi="Latha" w:cs="Latha"/>
+                <w:szCs w:val="24"/>
+                <w:highlight w:val="green"/>
+                <w:cs/>
+                <w:lang w:bidi="ta-IN"/>
+              </w:rPr>
+              <w:t>பௌ</w:t>
+            </w:r>
+            <w:r>
+              <w:rPr>
+                <w:rFonts w:ascii="Latha" w:hAnsi="Latha" w:cs="Latha"/>
+                <w:szCs w:val="24"/>
+                <w:cs/>
+                <w:lang w:bidi="ta-IN"/>
+              </w:rPr>
+              <w:t xml:space="preserve">ஷ்ய </w:t>
+            </w:r>
+            <w:r>
+              <w:rPr>
+                <w:rFonts w:ascii="Latha" w:hAnsi="Latha" w:cs="Latha"/>
+                <w:szCs w:val="24"/>
+                <w:lang w:bidi="ta-IN"/>
+              </w:rPr>
+              <w:t>|</w:t>
+            </w:r>
+          </w:p>
+          <w:p>
+            <w:pPr>
+              <w:autoSpaceDE w:val="0"/>
+              <w:autoSpaceDN w:val="0"/>
+              <w:adjustRightInd w:val="0"/>
+              <w:rPr>
+                <w:rFonts w:ascii="Latha" w:hAnsi="Latha" w:cs="Latha"/>
+                <w:szCs w:val="24"/>
+                <w:lang w:bidi="ta-IN"/>
+              </w:rPr>
+            </w:pPr>
+            <w:r>
+              <w:rPr>
+                <w:rFonts w:ascii="Latha" w:hAnsi="Latha" w:cs="Latha"/>
+                <w:b/>
+                <w:bCs/>
+                <w:szCs w:val="24"/>
+                <w:cs/>
+                <w:lang w:bidi="ta-IN"/>
+              </w:rPr>
+              <w:t>52)</w:t>
+            </w:r>
+            <w:r>
+              <w:rPr>
+                <w:rFonts w:ascii="Latha" w:hAnsi="Latha" w:cs="Latha"/>
+                <w:szCs w:val="24"/>
+                <w:lang w:bidi="ta-IN"/>
+              </w:rPr>
+              <w:tab/>
+            </w:r>
+            <w:r>
+              <w:rPr>
+                <w:rFonts w:ascii="Latha" w:hAnsi="Latha" w:cs="Latha"/>
+                <w:b/>
+                <w:bCs/>
+                <w:szCs w:val="24"/>
+                <w:cs/>
+                <w:lang w:bidi="ta-IN"/>
+              </w:rPr>
+              <w:t>3.3</w:t>
+            </w:r>
+            <w:r>
+              <w:rPr>
+                <w:rFonts w:ascii="Latha" w:hAnsi="Latha" w:cs="Latha"/>
+                <w:b/>
+                <w:bCs/>
+                <w:szCs w:val="24"/>
+                <w:lang w:bidi="ta-IN"/>
+              </w:rPr>
+              <w:t>.</w:t>
+            </w:r>
+            <w:r>
+              <w:rPr>
+                <w:rFonts w:ascii="Latha" w:hAnsi="Latha" w:cs="Latha"/>
+                <w:b/>
+                <w:bCs/>
+                <w:szCs w:val="24"/>
+                <w:cs/>
+                <w:lang w:bidi="ta-IN"/>
+              </w:rPr>
+              <w:t>8</w:t>
+            </w:r>
+            <w:r>
+              <w:rPr>
+                <w:rFonts w:ascii="Latha" w:hAnsi="Latha" w:cs="Latha"/>
+                <w:b/>
+                <w:bCs/>
+                <w:szCs w:val="24"/>
+                <w:lang w:bidi="ta-IN"/>
+              </w:rPr>
+              <w:t>.3</w:t>
+            </w:r>
+            <w:r>
+              <w:rPr>
+                <w:rFonts w:ascii="Latha" w:hAnsi="Latha" w:cs="Latha"/>
+                <w:b/>
+                <w:bCs/>
+                <w:szCs w:val="24"/>
+                <w:lang w:bidi="ta-IN"/>
+              </w:rPr>
+              <w:t>(</w:t>
+            </w:r>
+            <w:r>
+              <w:rPr>
+                <w:rFonts w:ascii="Latha" w:hAnsi="Latha" w:cs="Latha"/>
+                <w:b/>
+                <w:bCs/>
+                <w:szCs w:val="24"/>
+                <w:cs/>
+                <w:lang w:bidi="ta-IN"/>
+              </w:rPr>
+              <w:t>47</w:t>
+            </w:r>
+            <w:r>
+              <w:rPr>
+                <w:rFonts w:ascii="Latha" w:hAnsi="Latha" w:cs="Latha"/>
+                <w:b/>
+                <w:bCs/>
+                <w:szCs w:val="24"/>
+                <w:lang w:bidi="ta-IN"/>
               </w:rPr>
               <w:t>)</w:t>
             </w:r>
             <w:r>
               <w:rPr>
-                <w:rFonts w:ascii="BRH Devanagari Extra" w:hAnsi="BRH Devanagari Extra" w:cs="BRH Devanagari Extra"/>
-                <w:color w:val="000000"/>
-                <w:sz w:val="32"/>
-                <w:szCs w:val="32"/>
-              </w:rPr>
-              <w:tab/>
-            </w:r>
-            <w:r>
-              <w:rPr>
-                <w:rFonts w:cs="BRH Devanagari Extra"/>
-                <w:color w:val="000000"/>
-                <w:szCs w:val="32"/>
-              </w:rPr>
-              <w:t>3</w:t>
-            </w:r>
-            <w:r>
-              <w:rPr>
-                <w:rFonts w:ascii="BRH Devanagari Extra" w:hAnsi="BRH Devanagari Extra" w:cs="BRH Devanagari Extra"/>
-                <w:color w:val="000000"/>
-                <w:sz w:val="32"/>
-                <w:szCs w:val="32"/>
-              </w:rPr>
-              <w:t>.</w:t>
-            </w:r>
-            <w:r>
-              <w:rPr>
-                <w:rFonts w:cs="BRH Devanagari Extra"/>
-                <w:color w:val="000000"/>
-                <w:szCs w:val="32"/>
-              </w:rPr>
-              <w:t>3</w:t>
-            </w:r>
-            <w:r>
-              <w:rPr>
-                <w:rFonts w:ascii="BRH Devanagari Extra" w:hAnsi="BRH Devanagari Extra" w:cs="BRH Devanagari Extra"/>
-                <w:color w:val="000000"/>
-                <w:sz w:val="32"/>
-                <w:szCs w:val="32"/>
-              </w:rPr>
-              <w:t>.</w:t>
-            </w:r>
-            <w:r>
-              <w:rPr>
-                <w:rFonts w:cs="BRH Devanagari Extra"/>
-                <w:color w:val="000000"/>
-                <w:szCs w:val="32"/>
-              </w:rPr>
-              <w:t>8</w:t>
-            </w:r>
-            <w:r>
-              <w:rPr>
-                <w:rFonts w:ascii="BRH Devanagari Extra" w:hAnsi="BRH Devanagari Extra" w:cs="BRH Devanagari Extra"/>
-                <w:color w:val="000000"/>
-                <w:sz w:val="32"/>
-                <w:szCs w:val="32"/>
-              </w:rPr>
-              <w:t>.</w:t>
-            </w:r>
-            <w:r>
-              <w:rPr>
-                <w:rFonts w:cs="BRH Devanagari Extra"/>
-                <w:color w:val="000000"/>
-                <w:szCs w:val="32"/>
-              </w:rPr>
-              <w:t>3</w:t>
-            </w:r>
-            <w:r>
-              <w:rPr>
-                <w:rFonts w:ascii="BRH Devanagari Extra" w:hAnsi="BRH Devanagari Extra" w:cs="BRH Devanagari Extra"/>
-                <w:color w:val="000000"/>
-                <w:sz w:val="32"/>
-                <w:szCs w:val="32"/>
-              </w:rPr>
-              <w:t>(</w:t>
-            </w:r>
-            <w:r>
-              <w:rPr>
-                <w:rFonts w:cs="BRH Devanagari Extra"/>
-                <w:color w:val="000000"/>
-                <w:szCs w:val="32"/>
-              </w:rPr>
-              <w:t>47</w:t>
-            </w:r>
-            <w:r>
-              <w:rPr>
-                <w:rFonts w:ascii="BRH Devanagari Extra" w:hAnsi="BRH Devanagari Extra" w:cs="BRH Devanagari Extra"/>
-                <w:color w:val="000000"/>
-                <w:sz w:val="32"/>
-                <w:szCs w:val="32"/>
-              </w:rPr>
-              <w:t>)- AlÉ</w:t>
-            </w:r>
-            <w:r>
-              <w:rPr>
-                <w:rFonts w:ascii="BRH Devanagari Extra" w:hAnsi="BRH Devanagari Extra" w:cs="BRH Devanagari Extra"/>
-                <w:color w:val="000000"/>
-                <w:sz w:val="32"/>
-                <w:szCs w:val="32"/>
-                <w:highlight w:val="yellow"/>
-              </w:rPr>
-              <w:t>ÑþmÉ</w:t>
-            </w:r>
-            <w:r>
-              <w:rPr>
-                <w:rFonts w:ascii="BRH Devanagari Extra" w:hAnsi="BRH Devanagari Extra" w:cs="BRH Devanagari Extra"/>
-                <w:color w:val="000000"/>
-                <w:sz w:val="32"/>
-                <w:szCs w:val="32"/>
-              </w:rPr>
-              <w:t>Éæ</w:t>
-            </w:r>
-            <w:r>
-              <w:rPr>
-                <w:rFonts w:ascii="BRH Malayalam Extra" w:hAnsi="BRH Malayalam Extra" w:cs="BRH Devanagari Extra"/>
-                <w:color w:val="000000"/>
-                <w:szCs w:val="32"/>
-              </w:rPr>
-              <w:t>–</w:t>
-            </w:r>
-            <w:r>
-              <w:rPr>
-                <w:rFonts w:ascii="BRH Devanagari Extra" w:hAnsi="BRH Devanagari Extra" w:cs="BRH Devanagari Extra"/>
-                <w:color w:val="000000"/>
-                <w:sz w:val="32"/>
-                <w:szCs w:val="32"/>
-              </w:rPr>
-              <w:t>wrÉ |</w:t>
+                <w:rFonts w:ascii="Latha" w:hAnsi="Latha" w:cs="Latha"/>
+                <w:szCs w:val="24"/>
+                <w:lang w:bidi="ta-IN"/>
+              </w:rPr>
+              <w:t xml:space="preserve">-  </w:t>
+            </w:r>
+            <w:r>
+              <w:rPr>
+                <w:rFonts w:ascii="Latha" w:hAnsi="Latha" w:cs="Latha"/>
+                <w:szCs w:val="24"/>
+                <w:cs/>
+                <w:lang w:bidi="ta-IN"/>
+              </w:rPr>
+              <w:t>அனு</w:t>
+            </w:r>
+            <w:r>
+              <w:rPr>
+                <w:rFonts w:ascii="BRH Tamil Tab Extra" w:hAnsi="BRH Tamil Tab Extra" w:cs="Latha"/>
+                <w:b/>
+                <w:bCs/>
+                <w:szCs w:val="28"/>
+                <w:lang w:bidi="ta-IN"/>
+              </w:rPr>
+              <w:t>†</w:t>
+            </w:r>
+            <w:r>
+              <w:rPr>
+                <w:rFonts w:ascii="Latha" w:hAnsi="Latha" w:cs="Latha"/>
+                <w:szCs w:val="24"/>
+                <w:highlight w:val="green"/>
+                <w:cs/>
+                <w:lang w:bidi="ta-IN"/>
+              </w:rPr>
+              <w:t>பௌ</w:t>
+            </w:r>
+            <w:r>
+              <w:rPr>
+                <w:rFonts w:ascii="Latha" w:hAnsi="Latha" w:cs="Latha"/>
+                <w:szCs w:val="24"/>
+                <w:cs/>
+                <w:lang w:bidi="ta-IN"/>
+              </w:rPr>
+              <w:t xml:space="preserve">ஷ்ய </w:t>
+            </w:r>
+            <w:r>
+              <w:rPr>
+                <w:rFonts w:ascii="Latha" w:hAnsi="Latha" w:cs="Latha"/>
+                <w:szCs w:val="24"/>
+                <w:lang w:bidi="ta-IN"/>
+              </w:rPr>
+              <w:t xml:space="preserve">| </w:t>
+            </w:r>
+            <w:r>
+              <w:rPr>
+                <w:rFonts w:ascii="Latha" w:hAnsi="Latha" w:cs="Latha"/>
+                <w:szCs w:val="24"/>
+                <w:cs/>
+                <w:lang w:bidi="ta-IN"/>
+              </w:rPr>
+              <w:t>ப்ர</w:t>
+            </w:r>
+            <w:r>
+              <w:rPr>
+                <w:rFonts w:ascii="BRH Tamil Tab Extra" w:hAnsi="BRH Tamil Tab Extra" w:cs="Latha"/>
+                <w:b/>
+                <w:bCs/>
+                <w:szCs w:val="28"/>
+                <w:lang w:bidi="ta-IN"/>
+              </w:rPr>
+              <w:t>…</w:t>
+            </w:r>
+            <w:r>
+              <w:rPr>
+                <w:rFonts w:ascii="Latha" w:hAnsi="Latha" w:cs="Latha"/>
+                <w:szCs w:val="24"/>
+                <w:cs/>
+                <w:lang w:bidi="ta-IN"/>
+              </w:rPr>
+              <w:t>யா</w:t>
+            </w:r>
+            <w:r>
+              <w:rPr>
+                <w:rFonts w:ascii="BRH Tamil Tab Extra" w:hAnsi="BRH Tamil Tab Extra" w:cs="Latha"/>
+                <w:b/>
+                <w:bCs/>
+                <w:szCs w:val="28"/>
+                <w:lang w:bidi="ta-IN"/>
+              </w:rPr>
+              <w:t>…</w:t>
+            </w:r>
+            <w:r>
+              <w:rPr>
+                <w:rFonts w:ascii="Latha" w:hAnsi="Latha" w:cs="Latha"/>
+                <w:szCs w:val="24"/>
+                <w:cs/>
+                <w:lang w:bidi="ta-IN"/>
+              </w:rPr>
+              <w:t xml:space="preserve">யாத் </w:t>
+            </w:r>
+            <w:r>
+              <w:rPr>
+                <w:rFonts w:ascii="Latha" w:hAnsi="Latha" w:cs="Latha"/>
+                <w:szCs w:val="24"/>
+                <w:lang w:bidi="ta-IN"/>
+              </w:rPr>
+              <w:t>|</w:t>
             </w:r>
           </w:p>
           <w:p>
@@ -1949,63 +2999,428 @@
             </w:pPr>
             <w:r>
               <w:rPr>
-                <w:rFonts w:ascii="BRH Devanagari Extra" w:hAnsi="BRH Devanagari Extra" w:cs="BRH Devanagari Extra"/>
-                <w:color w:val="000000"/>
-                <w:sz w:val="32"/>
-                <w:szCs w:val="32"/>
-              </w:rPr>
-              <w:t>AlÉÑþmÉÉæ</w:t>
-            </w:r>
-            <w:r>
-              <w:rPr>
-                <w:rFonts w:ascii="BRH Malayalam Extra" w:hAnsi="BRH Malayalam Extra" w:cs="BRH Devanagari Extra"/>
-                <w:color w:val="000000"/>
-                <w:szCs w:val="32"/>
-              </w:rPr>
-              <w:t>–</w:t>
-            </w:r>
-            <w:r>
-              <w:rPr>
-                <w:rFonts w:ascii="BRH Devanagari Extra" w:hAnsi="BRH Devanagari Extra" w:cs="BRH Devanagari Extra"/>
-                <w:color w:val="000000"/>
-                <w:sz w:val="32"/>
-                <w:szCs w:val="32"/>
-              </w:rPr>
-              <w:t>wrÉåirÉlÉÑþmÉ - AÉå</w:t>
-            </w:r>
-            <w:r>
-              <w:rPr>
-                <w:rFonts w:ascii="BRH Malayalam Extra" w:hAnsi="BRH Malayalam Extra" w:cs="BRH Devanagari Extra"/>
-                <w:color w:val="000000"/>
-                <w:szCs w:val="32"/>
-              </w:rPr>
-              <w:t>–</w:t>
-            </w:r>
-            <w:r>
-              <w:rPr>
-                <w:rFonts w:ascii="BRH Devanagari Extra" w:hAnsi="BRH Devanagari Extra" w:cs="BRH Devanagari Extra"/>
-                <w:color w:val="000000"/>
-                <w:sz w:val="32"/>
-                <w:szCs w:val="32"/>
-              </w:rPr>
-              <w:t>wrÉ</w:t>
-            </w:r>
-            <w:r>
-              <w:rPr>
-                <w:rFonts w:ascii="BRH Malayalam Extra" w:hAnsi="BRH Malayalam Extra" w:cs="BRH Devanagari Extra"/>
-                <w:color w:val="000000"/>
-                <w:szCs w:val="32"/>
-              </w:rPr>
-              <w:t>–</w:t>
-            </w:r>
-            <w:r>
-              <w:rPr>
-                <w:rFonts w:ascii="BRH Devanagari Extra" w:hAnsi="BRH Devanagari Extra" w:cs="BRH Devanagari Extra"/>
-                <w:color w:val="000000"/>
-                <w:sz w:val="32"/>
-                <w:szCs w:val="32"/>
-              </w:rPr>
-              <w:t xml:space="preserve"> | </w:t>
+                <w:rFonts w:ascii="Latha" w:hAnsi="Latha" w:cs="Latha"/>
+                <w:szCs w:val="24"/>
+                <w:cs/>
+                <w:lang w:bidi="ta-IN"/>
+              </w:rPr>
+              <w:t>அனு</w:t>
+            </w:r>
+            <w:r>
+              <w:rPr>
+                <w:rFonts w:ascii="BRH Tamil Tab Extra" w:hAnsi="BRH Tamil Tab Extra" w:cs="Latha"/>
+                <w:b/>
+                <w:bCs/>
+                <w:szCs w:val="28"/>
+                <w:lang w:bidi="ta-IN"/>
+              </w:rPr>
+              <w:t>†</w:t>
+            </w:r>
+            <w:r>
+              <w:rPr>
+                <w:rFonts w:ascii="Latha" w:hAnsi="Latha" w:cs="Latha"/>
+                <w:szCs w:val="24"/>
+                <w:highlight w:val="green"/>
+                <w:cs/>
+                <w:lang w:bidi="ta-IN"/>
+              </w:rPr>
+              <w:t>பௌ</w:t>
+            </w:r>
+            <w:r>
+              <w:rPr>
+                <w:rFonts w:ascii="Latha" w:hAnsi="Latha" w:cs="Latha"/>
+                <w:szCs w:val="24"/>
+                <w:cs/>
+                <w:lang w:bidi="ta-IN"/>
+              </w:rPr>
+              <w:t xml:space="preserve">ஷ்ய </w:t>
+            </w:r>
+            <w:r>
+              <w:rPr>
+                <w:rFonts w:ascii="Latha" w:hAnsi="Latha" w:cs="Latha"/>
+                <w:szCs w:val="24"/>
+                <w:highlight w:val="green"/>
+                <w:cs/>
+                <w:lang w:bidi="ta-IN"/>
+              </w:rPr>
+              <w:t>ப்ர</w:t>
+            </w:r>
+            <w:r>
+              <w:rPr>
+                <w:rFonts w:ascii="Latha" w:hAnsi="Latha" w:cs="Latha"/>
+                <w:szCs w:val="24"/>
+                <w:cs/>
+                <w:lang w:bidi="ta-IN"/>
+              </w:rPr>
+              <w:t>யா</w:t>
+            </w:r>
+            <w:r>
+              <w:rPr>
+                <w:rFonts w:ascii="BRH Tamil Tab Extra" w:hAnsi="BRH Tamil Tab Extra" w:cs="Latha"/>
+                <w:b/>
+                <w:bCs/>
+                <w:szCs w:val="28"/>
+                <w:lang w:bidi="ta-IN"/>
+              </w:rPr>
+              <w:t>…</w:t>
+            </w:r>
+            <w:r>
+              <w:rPr>
+                <w:rFonts w:ascii="Latha" w:hAnsi="Latha" w:cs="Latha"/>
+                <w:szCs w:val="24"/>
+                <w:cs/>
+                <w:lang w:bidi="ta-IN"/>
+              </w:rPr>
+              <w:t>யாத் ப்ர</w:t>
+            </w:r>
+            <w:r>
+              <w:rPr>
+                <w:rFonts w:ascii="BRH Tamil Tab Extra" w:hAnsi="BRH Tamil Tab Extra" w:cs="Latha"/>
+                <w:b/>
+                <w:bCs/>
+                <w:szCs w:val="28"/>
+                <w:lang w:bidi="ta-IN"/>
+              </w:rPr>
+              <w:t>†</w:t>
+            </w:r>
+            <w:r>
+              <w:rPr>
+                <w:rFonts w:ascii="Latha" w:hAnsi="Latha" w:cs="Latha"/>
+                <w:szCs w:val="24"/>
+                <w:cs/>
+                <w:lang w:bidi="ta-IN"/>
+              </w:rPr>
+              <w:t>யா</w:t>
+            </w:r>
+            <w:r>
+              <w:rPr>
+                <w:rFonts w:ascii="BRH Tamil Tab Extra" w:hAnsi="BRH Tamil Tab Extra" w:cs="Latha"/>
+                <w:b/>
+                <w:bCs/>
+                <w:szCs w:val="28"/>
+                <w:lang w:bidi="ta-IN"/>
+              </w:rPr>
+              <w:t>…</w:t>
+            </w:r>
+            <w:r>
+              <w:rPr>
+                <w:rFonts w:ascii="Latha" w:hAnsi="Latha" w:cs="Latha"/>
+                <w:szCs w:val="24"/>
+                <w:cs/>
+                <w:lang w:bidi="ta-IN"/>
+              </w:rPr>
+              <w:t>யா த</w:t>
+            </w:r>
+            <w:r>
+              <w:rPr>
+                <w:rFonts w:ascii="Latha" w:hAnsi="Latha" w:cs="Latha"/>
+                <w:b/>
+                <w:bCs/>
+                <w:position w:val="-12"/>
+                <w:szCs w:val="24"/>
+                <w:cs/>
+                <w:lang w:bidi="ta-IN"/>
+              </w:rPr>
+              <w:t>3</w:t>
+            </w:r>
+            <w:r>
+              <w:rPr>
+                <w:rFonts w:ascii="Latha" w:hAnsi="Latha" w:cs="Latha"/>
+                <w:szCs w:val="24"/>
+                <w:cs/>
+                <w:lang w:bidi="ta-IN"/>
+              </w:rPr>
+              <w:t>னு</w:t>
+            </w:r>
+            <w:r>
+              <w:rPr>
+                <w:rFonts w:ascii="BRH Tamil Tab Extra" w:hAnsi="BRH Tamil Tab Extra" w:cs="Latha"/>
+                <w:b/>
+                <w:bCs/>
+                <w:szCs w:val="28"/>
+                <w:lang w:bidi="ta-IN"/>
+              </w:rPr>
+              <w:t>†</w:t>
+            </w:r>
+            <w:r>
+              <w:rPr>
+                <w:rFonts w:ascii="Latha" w:hAnsi="Latha" w:cs="Latha"/>
+                <w:szCs w:val="24"/>
+                <w:cs/>
+                <w:lang w:bidi="ta-IN"/>
+              </w:rPr>
+              <w:t>பௌ</w:t>
+            </w:r>
+            <w:r>
+              <w:rPr>
+                <w:rFonts w:ascii="BRH Tamil Tab Extra" w:hAnsi="BRH Tamil Tab Extra" w:cs="Latha"/>
+                <w:b/>
+                <w:bCs/>
+                <w:szCs w:val="28"/>
+                <w:lang w:bidi="ta-IN"/>
+              </w:rPr>
+              <w:t>…</w:t>
+            </w:r>
+            <w:r>
+              <w:rPr>
+                <w:rFonts w:ascii="Latha" w:hAnsi="Latha" w:cs="Latha"/>
+                <w:szCs w:val="24"/>
+                <w:lang w:bidi="ta-IN"/>
+              </w:rPr>
+              <w:t xml:space="preserve"> </w:t>
+            </w:r>
+            <w:r>
+              <w:rPr>
+                <w:rFonts w:ascii="Latha" w:hAnsi="Latha" w:cs="Latha"/>
+                <w:szCs w:val="24"/>
+                <w:cs/>
+                <w:lang w:bidi="ta-IN"/>
+              </w:rPr>
+              <w:t>ஷ்யானு</w:t>
+            </w:r>
+            <w:r>
+              <w:rPr>
+                <w:rFonts w:ascii="BRH Tamil Tab Extra" w:hAnsi="BRH Tamil Tab Extra" w:cs="Latha"/>
+                <w:b/>
+                <w:bCs/>
+                <w:szCs w:val="28"/>
+                <w:lang w:bidi="ta-IN"/>
+              </w:rPr>
+              <w:t>†</w:t>
+            </w:r>
+            <w:r>
+              <w:rPr>
+                <w:rFonts w:ascii="Latha" w:hAnsi="Latha" w:cs="Latha"/>
+                <w:szCs w:val="24"/>
+                <w:highlight w:val="green"/>
+                <w:cs/>
+                <w:lang w:bidi="ta-IN"/>
+              </w:rPr>
+              <w:t>பௌ</w:t>
+            </w:r>
+            <w:r>
+              <w:rPr>
+                <w:rFonts w:ascii="BRH Tamil Tab Extra" w:hAnsi="BRH Tamil Tab Extra" w:cs="Latha"/>
+                <w:b/>
+                <w:bCs/>
+                <w:szCs w:val="28"/>
+                <w:lang w:bidi="ta-IN"/>
+              </w:rPr>
+              <w:t>…</w:t>
+            </w:r>
+            <w:r>
+              <w:rPr>
+                <w:rFonts w:ascii="Latha" w:hAnsi="Latha" w:cs="Latha"/>
+                <w:szCs w:val="24"/>
+                <w:cs/>
+                <w:lang w:bidi="ta-IN"/>
+              </w:rPr>
+              <w:t xml:space="preserve">ஷ்ய </w:t>
+            </w:r>
+            <w:r>
+              <w:rPr>
+                <w:rFonts w:ascii="Latha" w:hAnsi="Latha" w:cs="Latha"/>
+                <w:szCs w:val="24"/>
+                <w:highlight w:val="green"/>
+                <w:cs/>
+                <w:lang w:bidi="ta-IN"/>
+              </w:rPr>
+              <w:t>ப்ர</w:t>
+            </w:r>
+            <w:r>
+              <w:rPr>
+                <w:rFonts w:ascii="Latha" w:hAnsi="Latha" w:cs="Latha"/>
+                <w:szCs w:val="24"/>
+                <w:cs/>
+                <w:lang w:bidi="ta-IN"/>
+              </w:rPr>
+              <w:t>யா</w:t>
+            </w:r>
+            <w:r>
+              <w:rPr>
+                <w:rFonts w:ascii="BRH Tamil Tab Extra" w:hAnsi="BRH Tamil Tab Extra" w:cs="Latha"/>
+                <w:b/>
+                <w:bCs/>
+                <w:szCs w:val="28"/>
+                <w:lang w:bidi="ta-IN"/>
+              </w:rPr>
+              <w:t>…</w:t>
+            </w:r>
+            <w:r>
+              <w:rPr>
+                <w:rFonts w:ascii="Latha" w:hAnsi="Latha" w:cs="Latha"/>
+                <w:szCs w:val="24"/>
+                <w:cs/>
+                <w:lang w:bidi="ta-IN"/>
+              </w:rPr>
+              <w:t xml:space="preserve">யாத் </w:t>
+            </w:r>
+            <w:r>
+              <w:rPr>
+                <w:rFonts w:ascii="Latha" w:hAnsi="Latha" w:cs="Latha"/>
+                <w:szCs w:val="24"/>
+                <w:lang w:bidi="ta-IN"/>
+              </w:rPr>
+              <w:t>|</w:t>
+            </w:r>
+          </w:p>
+          <w:p>
+            <w:pPr>
+              <w:autoSpaceDE w:val="0"/>
+              <w:autoSpaceDN w:val="0"/>
+              <w:adjustRightInd w:val="0"/>
+              <w:rPr>
+                <w:rFonts w:ascii="Latha" w:hAnsi="Latha" w:cs="Latha"/>
+                <w:szCs w:val="24"/>
+                <w:lang w:bidi="ta-IN"/>
+              </w:rPr>
+            </w:pPr>
+            <w:r>
+              <w:rPr>
+                <w:rFonts w:ascii="Latha" w:hAnsi="Latha" w:cs="Latha"/>
+                <w:b/>
+                <w:bCs/>
+                <w:szCs w:val="24"/>
+                <w:cs/>
+                <w:lang w:bidi="ta-IN"/>
+              </w:rPr>
+              <w:t>53)</w:t>
+            </w:r>
+            <w:r>
+              <w:rPr>
+                <w:rFonts w:ascii="Latha" w:hAnsi="Latha" w:cs="Latha"/>
+                <w:szCs w:val="24"/>
+                <w:lang w:bidi="ta-IN"/>
+              </w:rPr>
+              <w:tab/>
+            </w:r>
+            <w:r>
+              <w:rPr>
+                <w:rFonts w:ascii="Latha" w:hAnsi="Latha" w:cs="Latha"/>
+                <w:b/>
+                <w:bCs/>
+                <w:szCs w:val="24"/>
+                <w:cs/>
+                <w:lang w:bidi="ta-IN"/>
+              </w:rPr>
+              <w:t>3.3</w:t>
+            </w:r>
+            <w:r>
+              <w:rPr>
+                <w:rFonts w:ascii="Latha" w:hAnsi="Latha" w:cs="Latha"/>
+                <w:b/>
+                <w:bCs/>
+                <w:szCs w:val="24"/>
+                <w:lang w:bidi="ta-IN"/>
+              </w:rPr>
+              <w:t>.</w:t>
+            </w:r>
+            <w:r>
+              <w:rPr>
+                <w:rFonts w:ascii="Latha" w:hAnsi="Latha" w:cs="Latha"/>
+                <w:b/>
+                <w:bCs/>
+                <w:szCs w:val="24"/>
+                <w:cs/>
+                <w:lang w:bidi="ta-IN"/>
+              </w:rPr>
+              <w:t>8</w:t>
+            </w:r>
+            <w:r>
+              <w:rPr>
+                <w:rFonts w:ascii="Latha" w:hAnsi="Latha" w:cs="Latha"/>
+                <w:b/>
+                <w:bCs/>
+                <w:szCs w:val="24"/>
+                <w:lang w:bidi="ta-IN"/>
+              </w:rPr>
+              <w:t>.3</w:t>
+            </w:r>
+            <w:r>
+              <w:rPr>
+                <w:rFonts w:ascii="Latha" w:hAnsi="Latha" w:cs="Latha"/>
+                <w:b/>
+                <w:bCs/>
+                <w:szCs w:val="24"/>
+                <w:lang w:bidi="ta-IN"/>
+              </w:rPr>
+              <w:t>(</w:t>
+            </w:r>
+            <w:r>
+              <w:rPr>
+                <w:rFonts w:ascii="Latha" w:hAnsi="Latha" w:cs="Latha"/>
+                <w:b/>
+                <w:bCs/>
+                <w:szCs w:val="24"/>
+                <w:cs/>
+                <w:lang w:bidi="ta-IN"/>
+              </w:rPr>
+              <w:t>47</w:t>
+            </w:r>
+            <w:r>
+              <w:rPr>
+                <w:rFonts w:ascii="Latha" w:hAnsi="Latha" w:cs="Latha"/>
+                <w:b/>
+                <w:bCs/>
+                <w:szCs w:val="24"/>
+                <w:lang w:bidi="ta-IN"/>
+              </w:rPr>
+              <w:t>)</w:t>
+            </w:r>
+            <w:r>
+              <w:rPr>
+                <w:rFonts w:ascii="Latha" w:hAnsi="Latha" w:cs="Latha"/>
+                <w:szCs w:val="24"/>
+                <w:lang w:bidi="ta-IN"/>
+              </w:rPr>
+              <w:t xml:space="preserve">-  </w:t>
+            </w:r>
+            <w:r>
+              <w:rPr>
+                <w:rFonts w:ascii="Latha" w:hAnsi="Latha" w:cs="Latha"/>
+                <w:szCs w:val="24"/>
+                <w:cs/>
+                <w:lang w:bidi="ta-IN"/>
+              </w:rPr>
+              <w:t>அனு</w:t>
+            </w:r>
+            <w:r>
+              <w:rPr>
+                <w:rFonts w:ascii="BRH Tamil Tab Extra" w:hAnsi="BRH Tamil Tab Extra" w:cs="Latha"/>
+                <w:b/>
+                <w:bCs/>
+                <w:szCs w:val="28"/>
+                <w:highlight w:val="green"/>
+                <w:lang w:bidi="ta-IN"/>
+              </w:rPr>
+              <w:t>†</w:t>
+            </w:r>
+            <w:r>
+              <w:rPr>
+                <w:rFonts w:ascii="Latha" w:hAnsi="Latha" w:cs="Latha"/>
+                <w:szCs w:val="24"/>
+                <w:highlight w:val="green"/>
+                <w:cs/>
+                <w:lang w:bidi="ta-IN"/>
+              </w:rPr>
+              <w:t>பௌ</w:t>
+            </w:r>
+            <w:r>
+              <w:rPr>
+                <w:rFonts w:ascii="Latha" w:hAnsi="Latha" w:cs="Latha"/>
+                <w:szCs w:val="24"/>
+                <w:cs/>
+                <w:lang w:bidi="ta-IN"/>
+              </w:rPr>
+              <w:t xml:space="preserve">ஷ்ய </w:t>
+            </w:r>
+            <w:r>
+              <w:rPr>
+                <w:rFonts w:ascii="Latha" w:hAnsi="Latha" w:cs="Latha"/>
+                <w:szCs w:val="24"/>
+                <w:lang w:bidi="ta-IN"/>
+              </w:rPr>
+              <w:t>|</w:t>
             </w:r>
           </w:p>
           <w:p>
@@ -2021,925 +3436,172 @@
                 <w:szCs w:val="32"/>
               </w:rPr>
             </w:pPr>
-          </w:p>
-        </w:tc>
-        <w:tc>
-          <w:tcPr>
-            <w:tcW w:w="7371" w:type="dxa"/>
-          </w:tcPr>
-          <w:p>
-            <w:pPr>
-              <w:widowControl w:val="0"/>
-              <w:autoSpaceDE w:val="0"/>
-              <w:autoSpaceDN w:val="0"/>
-              <w:adjustRightInd w:val="0"/>
-              <w:spacing w:before="0" w:line="240" w:lineRule="auto"/>
-              <w:rPr>
-                <w:rFonts w:ascii="BRH Devanagari Extra" w:hAnsi="BRH Devanagari Extra" w:cs="BRH Devanagari Extra"/>
-                <w:color w:val="000000"/>
-                <w:sz w:val="32"/>
-                <w:szCs w:val="32"/>
-              </w:rPr>
-            </w:pPr>
-            <w:r>
-              <w:rPr>
-                <w:rFonts w:cs="BRH Devanagari Extra"/>
-                <w:color w:val="000000"/>
-                <w:szCs w:val="32"/>
-              </w:rPr>
-              <w:t>51</w:t>
-            </w:r>
-            <w:r>
-              <w:rPr>
-                <w:rFonts w:ascii="BRH Devanagari Extra" w:hAnsi="BRH Devanagari Extra" w:cs="BRH Devanagari Extra"/>
-                <w:color w:val="000000"/>
-                <w:sz w:val="32"/>
-                <w:szCs w:val="32"/>
-              </w:rPr>
-              <w:t>)</w:t>
-            </w:r>
-            <w:r>
-              <w:rPr>
-                <w:rFonts w:ascii="BRH Devanagari Extra" w:hAnsi="BRH Devanagari Extra" w:cs="BRH Devanagari Extra"/>
-                <w:color w:val="000000"/>
-                <w:sz w:val="32"/>
-                <w:szCs w:val="32"/>
-              </w:rPr>
-              <w:tab/>
-            </w:r>
-            <w:r>
-              <w:rPr>
-                <w:rFonts w:cs="BRH Devanagari Extra"/>
-                <w:color w:val="000000"/>
-                <w:szCs w:val="32"/>
-              </w:rPr>
-              <w:t>3</w:t>
-            </w:r>
-            <w:r>
-              <w:rPr>
-                <w:rFonts w:ascii="BRH Devanagari Extra" w:hAnsi="BRH Devanagari Extra" w:cs="BRH Devanagari Extra"/>
-                <w:color w:val="000000"/>
-                <w:sz w:val="32"/>
-                <w:szCs w:val="32"/>
-              </w:rPr>
-              <w:t>.</w:t>
-            </w:r>
-            <w:r>
-              <w:rPr>
-                <w:rFonts w:cs="BRH Devanagari Extra"/>
-                <w:color w:val="000000"/>
-                <w:szCs w:val="32"/>
-              </w:rPr>
-              <w:t>3</w:t>
-            </w:r>
-            <w:r>
-              <w:rPr>
-                <w:rFonts w:ascii="BRH Devanagari Extra" w:hAnsi="BRH Devanagari Extra" w:cs="BRH Devanagari Extra"/>
-                <w:color w:val="000000"/>
-                <w:sz w:val="32"/>
-                <w:szCs w:val="32"/>
-              </w:rPr>
-              <w:t>.</w:t>
-            </w:r>
-            <w:r>
-              <w:rPr>
-                <w:rFonts w:cs="BRH Devanagari Extra"/>
-                <w:color w:val="000000"/>
-                <w:szCs w:val="32"/>
-              </w:rPr>
-              <w:t>8</w:t>
-            </w:r>
-            <w:r>
-              <w:rPr>
-                <w:rFonts w:ascii="BRH Devanagari Extra" w:hAnsi="BRH Devanagari Extra" w:cs="BRH Devanagari Extra"/>
-                <w:color w:val="000000"/>
-                <w:sz w:val="32"/>
-                <w:szCs w:val="32"/>
-              </w:rPr>
-              <w:t>.</w:t>
-            </w:r>
-            <w:r>
-              <w:rPr>
-                <w:rFonts w:cs="BRH Devanagari Extra"/>
-                <w:color w:val="000000"/>
-                <w:szCs w:val="32"/>
-              </w:rPr>
-              <w:t>3</w:t>
-            </w:r>
-            <w:r>
-              <w:rPr>
-                <w:rFonts w:ascii="BRH Devanagari Extra" w:hAnsi="BRH Devanagari Extra" w:cs="BRH Devanagari Extra"/>
-                <w:color w:val="000000"/>
-                <w:sz w:val="32"/>
-                <w:szCs w:val="32"/>
-              </w:rPr>
-              <w:t>(</w:t>
-            </w:r>
-            <w:r>
-              <w:rPr>
-                <w:rFonts w:cs="BRH Devanagari Extra"/>
-                <w:color w:val="000000"/>
-                <w:szCs w:val="32"/>
-              </w:rPr>
-              <w:t>46</w:t>
-            </w:r>
-            <w:r>
-              <w:rPr>
-                <w:rFonts w:ascii="BRH Devanagari Extra" w:hAnsi="BRH Devanagari Extra" w:cs="BRH Devanagari Extra"/>
-                <w:color w:val="000000"/>
-                <w:sz w:val="32"/>
-                <w:szCs w:val="32"/>
-              </w:rPr>
-              <w:t>)- rÉiÉç | AlÉ</w:t>
-            </w:r>
-            <w:r>
-              <w:rPr>
-                <w:rFonts w:ascii="BRH Devanagari Extra" w:hAnsi="BRH Devanagari Extra" w:cs="BRH Devanagari Extra"/>
-                <w:color w:val="000000"/>
-                <w:sz w:val="32"/>
-                <w:szCs w:val="32"/>
-                <w:highlight w:val="yellow"/>
-              </w:rPr>
-              <w:t>Ñ</w:t>
-            </w:r>
-            <w:r>
-              <w:rPr>
-                <w:rFonts w:ascii="BRH Devanagari Extra" w:hAnsi="BRH Devanagari Extra" w:cs="BRH Devanagari Extra"/>
-                <w:color w:val="000000"/>
-                <w:sz w:val="32"/>
-                <w:szCs w:val="32"/>
-                <w:highlight w:val="green"/>
-              </w:rPr>
-              <w:t>þmÉÉ</w:t>
-            </w:r>
-            <w:r>
-              <w:rPr>
-                <w:rFonts w:ascii="BRH Devanagari Extra" w:hAnsi="BRH Devanagari Extra" w:cs="BRH Devanagari Extra"/>
-                <w:color w:val="000000"/>
-                <w:sz w:val="32"/>
-                <w:szCs w:val="32"/>
-              </w:rPr>
-              <w:t>æwrÉ |</w:t>
-            </w:r>
-          </w:p>
-          <w:p>
-            <w:pPr>
-              <w:widowControl w:val="0"/>
-              <w:autoSpaceDE w:val="0"/>
-              <w:autoSpaceDN w:val="0"/>
-              <w:adjustRightInd w:val="0"/>
-              <w:spacing w:before="0" w:line="240" w:lineRule="auto"/>
-              <w:rPr>
-                <w:rFonts w:ascii="BRH Devanagari Extra" w:hAnsi="BRH Devanagari Extra" w:cs="BRH Devanagari Extra"/>
-                <w:color w:val="000000"/>
-                <w:sz w:val="32"/>
-                <w:szCs w:val="32"/>
-              </w:rPr>
-            </w:pPr>
-            <w:r>
-              <w:rPr>
-                <w:rFonts w:ascii="BRH Devanagari Extra" w:hAnsi="BRH Devanagari Extra" w:cs="BRH Devanagari Extra"/>
-                <w:color w:val="000000"/>
-                <w:sz w:val="32"/>
-                <w:szCs w:val="32"/>
-              </w:rPr>
-              <w:t>rÉSlÉÑþmÉÉæ</w:t>
-            </w:r>
-            <w:r>
-              <w:rPr>
-                <w:rFonts w:ascii="BRH Malayalam Extra" w:hAnsi="BRH Malayalam Extra" w:cs="BRH Devanagari Extra"/>
-                <w:color w:val="000000"/>
-                <w:szCs w:val="32"/>
-              </w:rPr>
-              <w:t>–</w:t>
-            </w:r>
-            <w:r>
-              <w:rPr>
-                <w:rFonts w:ascii="BRH Devanagari Extra" w:hAnsi="BRH Devanagari Extra" w:cs="BRH Devanagari Extra"/>
-                <w:color w:val="000000"/>
-                <w:sz w:val="32"/>
-                <w:szCs w:val="32"/>
-              </w:rPr>
-              <w:t xml:space="preserve"> wrÉÉlÉÑþ</w:t>
-            </w:r>
-            <w:r>
-              <w:rPr>
-                <w:rFonts w:ascii="BRH Devanagari Extra" w:hAnsi="BRH Devanagari Extra" w:cs="BRH Devanagari Extra"/>
-                <w:color w:val="000000"/>
-                <w:sz w:val="32"/>
-                <w:szCs w:val="32"/>
-                <w:highlight w:val="green"/>
-              </w:rPr>
-              <w:t>mÉÉæwrÉ</w:t>
-            </w:r>
-            <w:r>
-              <w:rPr>
-                <w:rFonts w:ascii="BRH Malayalam Extra" w:hAnsi="BRH Malayalam Extra" w:cs="BRH Devanagari Extra"/>
-                <w:color w:val="000000"/>
-                <w:szCs w:val="32"/>
-              </w:rPr>
-              <w:t>–</w:t>
-            </w:r>
-            <w:r>
-              <w:rPr>
-                <w:rFonts w:ascii="BRH Devanagari Extra" w:hAnsi="BRH Devanagari Extra" w:cs="BRH Devanagari Extra"/>
-                <w:color w:val="000000"/>
-                <w:sz w:val="32"/>
-                <w:szCs w:val="32"/>
-              </w:rPr>
-              <w:t xml:space="preserve"> rÉSè rÉSlÉÑþ</w:t>
-            </w:r>
-            <w:r>
-              <w:rPr>
-                <w:rFonts w:ascii="BRH Devanagari Extra" w:hAnsi="BRH Devanagari Extra" w:cs="BRH Devanagari Extra"/>
-                <w:color w:val="000000"/>
-                <w:sz w:val="32"/>
-                <w:szCs w:val="32"/>
-                <w:highlight w:val="green"/>
-              </w:rPr>
-              <w:t>mÉÉæ</w:t>
-            </w:r>
-            <w:r>
-              <w:rPr>
-                <w:rFonts w:ascii="BRH Devanagari Extra" w:hAnsi="BRH Devanagari Extra" w:cs="BRH Devanagari Extra"/>
-                <w:color w:val="000000"/>
-                <w:sz w:val="32"/>
-                <w:szCs w:val="32"/>
-              </w:rPr>
-              <w:t xml:space="preserve">wrÉ | </w:t>
-            </w:r>
-          </w:p>
-          <w:p>
-            <w:pPr>
-              <w:widowControl w:val="0"/>
-              <w:autoSpaceDE w:val="0"/>
-              <w:autoSpaceDN w:val="0"/>
-              <w:adjustRightInd w:val="0"/>
-              <w:spacing w:before="0" w:line="240" w:lineRule="auto"/>
-              <w:rPr>
-                <w:rFonts w:ascii="BRH Devanagari Extra" w:hAnsi="BRH Devanagari Extra" w:cs="BRH Devanagari Extra"/>
-                <w:color w:val="000000"/>
-                <w:sz w:val="32"/>
-                <w:szCs w:val="32"/>
-              </w:rPr>
-            </w:pPr>
-            <w:r>
-              <w:rPr>
-                <w:rFonts w:cs="BRH Devanagari Extra"/>
-                <w:color w:val="000000"/>
-                <w:szCs w:val="32"/>
-              </w:rPr>
-              <w:t>52</w:t>
-            </w:r>
-            <w:r>
-              <w:rPr>
-                <w:rFonts w:ascii="BRH Devanagari Extra" w:hAnsi="BRH Devanagari Extra" w:cs="BRH Devanagari Extra"/>
-                <w:color w:val="000000"/>
-                <w:sz w:val="32"/>
-                <w:szCs w:val="32"/>
-              </w:rPr>
-              <w:t>)</w:t>
-            </w:r>
-            <w:r>
-              <w:rPr>
-                <w:rFonts w:ascii="BRH Devanagari Extra" w:hAnsi="BRH Devanagari Extra" w:cs="BRH Devanagari Extra"/>
-                <w:color w:val="000000"/>
-                <w:sz w:val="32"/>
-                <w:szCs w:val="32"/>
-              </w:rPr>
-              <w:tab/>
-            </w:r>
-            <w:r>
-              <w:rPr>
-                <w:rFonts w:cs="BRH Devanagari Extra"/>
-                <w:color w:val="000000"/>
-                <w:szCs w:val="32"/>
-              </w:rPr>
-              <w:t>3</w:t>
-            </w:r>
-            <w:r>
-              <w:rPr>
-                <w:rFonts w:ascii="BRH Devanagari Extra" w:hAnsi="BRH Devanagari Extra" w:cs="BRH Devanagari Extra"/>
-                <w:color w:val="000000"/>
-                <w:sz w:val="32"/>
-                <w:szCs w:val="32"/>
-              </w:rPr>
-              <w:t>.</w:t>
-            </w:r>
-            <w:r>
-              <w:rPr>
-                <w:rFonts w:cs="BRH Devanagari Extra"/>
-                <w:color w:val="000000"/>
-                <w:szCs w:val="32"/>
-              </w:rPr>
-              <w:t>3</w:t>
-            </w:r>
-            <w:r>
-              <w:rPr>
-                <w:rFonts w:ascii="BRH Devanagari Extra" w:hAnsi="BRH Devanagari Extra" w:cs="BRH Devanagari Extra"/>
-                <w:color w:val="000000"/>
-                <w:sz w:val="32"/>
-                <w:szCs w:val="32"/>
-              </w:rPr>
-              <w:t>.</w:t>
-            </w:r>
-            <w:r>
-              <w:rPr>
-                <w:rFonts w:cs="BRH Devanagari Extra"/>
-                <w:color w:val="000000"/>
-                <w:szCs w:val="32"/>
-              </w:rPr>
-              <w:t>8</w:t>
-            </w:r>
-            <w:r>
-              <w:rPr>
-                <w:rFonts w:ascii="BRH Devanagari Extra" w:hAnsi="BRH Devanagari Extra" w:cs="BRH Devanagari Extra"/>
-                <w:color w:val="000000"/>
-                <w:sz w:val="32"/>
-                <w:szCs w:val="32"/>
-              </w:rPr>
-              <w:t>.</w:t>
-            </w:r>
-            <w:r>
-              <w:rPr>
-                <w:rFonts w:cs="BRH Devanagari Extra"/>
-                <w:color w:val="000000"/>
-                <w:szCs w:val="32"/>
-              </w:rPr>
-              <w:t>3</w:t>
-            </w:r>
-            <w:r>
-              <w:rPr>
-                <w:rFonts w:ascii="BRH Devanagari Extra" w:hAnsi="BRH Devanagari Extra" w:cs="BRH Devanagari Extra"/>
-                <w:color w:val="000000"/>
-                <w:sz w:val="32"/>
-                <w:szCs w:val="32"/>
-              </w:rPr>
-              <w:t>(</w:t>
-            </w:r>
-            <w:r>
-              <w:rPr>
-                <w:rFonts w:cs="BRH Devanagari Extra"/>
-                <w:color w:val="000000"/>
-                <w:szCs w:val="32"/>
-              </w:rPr>
-              <w:t>47</w:t>
-            </w:r>
-            <w:r>
-              <w:rPr>
-                <w:rFonts w:ascii="BRH Devanagari Extra" w:hAnsi="BRH Devanagari Extra" w:cs="BRH Devanagari Extra"/>
-                <w:color w:val="000000"/>
-                <w:sz w:val="32"/>
-                <w:szCs w:val="32"/>
-              </w:rPr>
-              <w:t>)- AlÉ</w:t>
-            </w:r>
-            <w:r>
-              <w:rPr>
-                <w:rFonts w:ascii="BRH Devanagari Extra" w:hAnsi="BRH Devanagari Extra" w:cs="BRH Devanagari Extra"/>
-                <w:color w:val="000000"/>
-                <w:sz w:val="32"/>
-                <w:szCs w:val="32"/>
-                <w:highlight w:val="yellow"/>
-              </w:rPr>
-              <w:t>Ñþ</w:t>
-            </w:r>
-            <w:r>
-              <w:rPr>
-                <w:rFonts w:ascii="BRH Devanagari Extra" w:hAnsi="BRH Devanagari Extra" w:cs="BRH Devanagari Extra"/>
-                <w:color w:val="000000"/>
-                <w:sz w:val="32"/>
-                <w:szCs w:val="32"/>
-                <w:highlight w:val="green"/>
-              </w:rPr>
-              <w:t>mÉ</w:t>
-            </w:r>
-            <w:r>
-              <w:rPr>
-                <w:rFonts w:ascii="BRH Devanagari Extra" w:hAnsi="BRH Devanagari Extra" w:cs="BRH Devanagari Extra"/>
-                <w:color w:val="000000"/>
-                <w:sz w:val="32"/>
-                <w:szCs w:val="32"/>
-              </w:rPr>
-              <w:t>ÉæwrÉ | mÉë</w:t>
-            </w:r>
-            <w:r>
-              <w:rPr>
-                <w:rFonts w:ascii="BRH Malayalam Extra" w:hAnsi="BRH Malayalam Extra" w:cs="BRH Devanagari Extra"/>
-                <w:color w:val="000000"/>
-                <w:szCs w:val="32"/>
-              </w:rPr>
-              <w:t>–</w:t>
-            </w:r>
-            <w:r>
-              <w:rPr>
-                <w:rFonts w:ascii="BRH Devanagari Extra" w:hAnsi="BRH Devanagari Extra" w:cs="BRH Devanagari Extra"/>
-                <w:color w:val="000000"/>
-                <w:sz w:val="32"/>
-                <w:szCs w:val="32"/>
-              </w:rPr>
-              <w:t>rÉÉ</w:t>
-            </w:r>
-            <w:r>
-              <w:rPr>
-                <w:rFonts w:ascii="BRH Malayalam Extra" w:hAnsi="BRH Malayalam Extra" w:cs="BRH Devanagari Extra"/>
-                <w:color w:val="000000"/>
-                <w:szCs w:val="32"/>
-              </w:rPr>
-              <w:t>–</w:t>
-            </w:r>
-            <w:r>
-              <w:rPr>
-                <w:rFonts w:ascii="BRH Devanagari Extra" w:hAnsi="BRH Devanagari Extra" w:cs="BRH Devanagari Extra"/>
-                <w:color w:val="000000"/>
-                <w:sz w:val="32"/>
-                <w:szCs w:val="32"/>
-              </w:rPr>
-              <w:t>rÉÉiÉç |</w:t>
-            </w:r>
-          </w:p>
-          <w:p>
-            <w:pPr>
-              <w:widowControl w:val="0"/>
-              <w:autoSpaceDE w:val="0"/>
-              <w:autoSpaceDN w:val="0"/>
-              <w:adjustRightInd w:val="0"/>
-              <w:spacing w:before="0" w:line="240" w:lineRule="auto"/>
-              <w:rPr>
-                <w:rFonts w:ascii="BRH Devanagari Extra" w:hAnsi="BRH Devanagari Extra" w:cs="BRH Devanagari Extra"/>
-                <w:color w:val="000000"/>
-                <w:sz w:val="32"/>
-                <w:szCs w:val="32"/>
-              </w:rPr>
-            </w:pPr>
-            <w:r>
-              <w:rPr>
-                <w:rFonts w:ascii="BRH Devanagari Extra" w:hAnsi="BRH Devanagari Extra" w:cs="BRH Devanagari Extra"/>
-                <w:color w:val="000000"/>
-                <w:sz w:val="32"/>
-                <w:szCs w:val="32"/>
-              </w:rPr>
-              <w:t>AlÉÑþ</w:t>
-            </w:r>
-            <w:r>
-              <w:rPr>
-                <w:rFonts w:ascii="BRH Devanagari Extra" w:hAnsi="BRH Devanagari Extra" w:cs="BRH Devanagari Extra"/>
-                <w:color w:val="000000"/>
-                <w:sz w:val="32"/>
-                <w:szCs w:val="32"/>
-                <w:highlight w:val="green"/>
-              </w:rPr>
-              <w:t>mÉÉ</w:t>
-            </w:r>
-            <w:r>
-              <w:rPr>
-                <w:rFonts w:ascii="BRH Devanagari Extra" w:hAnsi="BRH Devanagari Extra" w:cs="BRH Devanagari Extra"/>
-                <w:color w:val="000000"/>
-                <w:sz w:val="32"/>
-                <w:szCs w:val="32"/>
-              </w:rPr>
-              <w:t xml:space="preserve">æwrÉ </w:t>
-            </w:r>
-            <w:r>
-              <w:rPr>
-                <w:rFonts w:ascii="BRH Devanagari Extra" w:hAnsi="BRH Devanagari Extra" w:cs="BRH Devanagari Extra"/>
-                <w:color w:val="000000"/>
-                <w:sz w:val="32"/>
-                <w:szCs w:val="32"/>
-                <w:highlight w:val="green"/>
-              </w:rPr>
-              <w:t>mÉ</w:t>
-            </w:r>
-            <w:r>
-              <w:rPr>
-                <w:rFonts w:ascii="BRH Devanagari Extra" w:hAnsi="BRH Devanagari Extra" w:cs="BRH Devanagari Extra"/>
-                <w:color w:val="000000"/>
-                <w:sz w:val="32"/>
-                <w:szCs w:val="32"/>
-                <w:highlight w:val="yellow"/>
-              </w:rPr>
-              <w:t>ë</w:t>
-            </w:r>
-            <w:r>
-              <w:rPr>
-                <w:rFonts w:ascii="BRH Devanagari Extra" w:hAnsi="BRH Devanagari Extra" w:cs="BRH Devanagari Extra"/>
-                <w:color w:val="000000"/>
-                <w:sz w:val="32"/>
-                <w:szCs w:val="32"/>
-              </w:rPr>
-              <w:t>rÉÉ</w:t>
-            </w:r>
-            <w:r>
-              <w:rPr>
-                <w:rFonts w:ascii="BRH Malayalam Extra" w:hAnsi="BRH Malayalam Extra" w:cs="BRH Devanagari Extra"/>
-                <w:color w:val="000000"/>
-                <w:szCs w:val="32"/>
-              </w:rPr>
-              <w:t>–</w:t>
-            </w:r>
-            <w:r>
-              <w:rPr>
-                <w:rFonts w:ascii="BRH Devanagari Extra" w:hAnsi="BRH Devanagari Extra" w:cs="BRH Devanagari Extra"/>
-                <w:color w:val="000000"/>
-                <w:sz w:val="32"/>
-                <w:szCs w:val="32"/>
-              </w:rPr>
-              <w:t>rÉÉiÉç mÉëþrÉÉ</w:t>
-            </w:r>
-            <w:r>
-              <w:rPr>
-                <w:rFonts w:ascii="BRH Malayalam Extra" w:hAnsi="BRH Malayalam Extra" w:cs="BRH Devanagari Extra"/>
-                <w:color w:val="000000"/>
-                <w:szCs w:val="32"/>
-              </w:rPr>
-              <w:t>–</w:t>
-            </w:r>
-            <w:r>
-              <w:rPr>
-                <w:rFonts w:ascii="BRH Devanagari Extra" w:hAnsi="BRH Devanagari Extra" w:cs="BRH Devanagari Extra"/>
-                <w:color w:val="000000"/>
-                <w:sz w:val="32"/>
-                <w:szCs w:val="32"/>
-              </w:rPr>
-              <w:t>rÉÉ SlÉÑþmÉÉæ</w:t>
-            </w:r>
-            <w:r>
-              <w:rPr>
-                <w:rFonts w:ascii="BRH Malayalam Extra" w:hAnsi="BRH Malayalam Extra" w:cs="BRH Devanagari Extra"/>
-                <w:color w:val="000000"/>
-                <w:szCs w:val="32"/>
-              </w:rPr>
-              <w:t>–</w:t>
-            </w:r>
-            <w:r>
-              <w:rPr>
-                <w:rFonts w:ascii="BRH Devanagari Extra" w:hAnsi="BRH Devanagari Extra" w:cs="BRH Devanagari Extra"/>
-                <w:color w:val="000000"/>
-                <w:sz w:val="32"/>
-                <w:szCs w:val="32"/>
-              </w:rPr>
-              <w:t xml:space="preserve"> wrÉÉlÉÑ</w:t>
-            </w:r>
-            <w:r>
-              <w:rPr>
-                <w:rFonts w:ascii="BRH Devanagari Extra" w:hAnsi="BRH Devanagari Extra" w:cs="BRH Devanagari Extra"/>
-                <w:color w:val="000000"/>
-                <w:sz w:val="32"/>
-                <w:szCs w:val="32"/>
-                <w:highlight w:val="yellow"/>
-              </w:rPr>
-              <w:t>þ</w:t>
-            </w:r>
-            <w:r>
-              <w:rPr>
-                <w:rFonts w:ascii="BRH Devanagari Extra" w:hAnsi="BRH Devanagari Extra" w:cs="BRH Devanagari Extra"/>
-                <w:color w:val="000000"/>
-                <w:sz w:val="32"/>
-                <w:szCs w:val="32"/>
-                <w:highlight w:val="green"/>
-              </w:rPr>
-              <w:t>mÉÉ</w:t>
-            </w:r>
-            <w:r>
-              <w:rPr>
-                <w:rFonts w:ascii="BRH Devanagari Extra" w:hAnsi="BRH Devanagari Extra" w:cs="BRH Devanagari Extra"/>
-                <w:color w:val="000000"/>
-                <w:sz w:val="32"/>
-                <w:szCs w:val="32"/>
-              </w:rPr>
-              <w:t xml:space="preserve">æwrÉ </w:t>
-            </w:r>
-            <w:r>
-              <w:rPr>
-                <w:rFonts w:ascii="BRH Devanagari Extra" w:hAnsi="BRH Devanagari Extra" w:cs="BRH Devanagari Extra"/>
-                <w:color w:val="000000"/>
-                <w:sz w:val="32"/>
-                <w:szCs w:val="32"/>
-                <w:highlight w:val="green"/>
-              </w:rPr>
-              <w:t>mÉ</w:t>
-            </w:r>
-            <w:r>
-              <w:rPr>
-                <w:rFonts w:ascii="BRH Devanagari Extra" w:hAnsi="BRH Devanagari Extra" w:cs="BRH Devanagari Extra"/>
-                <w:color w:val="000000"/>
-                <w:sz w:val="32"/>
-                <w:szCs w:val="32"/>
-              </w:rPr>
-              <w:t>ërÉÉ</w:t>
-            </w:r>
-            <w:r>
-              <w:rPr>
-                <w:rFonts w:ascii="BRH Malayalam Extra" w:hAnsi="BRH Malayalam Extra" w:cs="BRH Devanagari Extra"/>
-                <w:color w:val="000000"/>
-                <w:szCs w:val="32"/>
-              </w:rPr>
-              <w:t>–</w:t>
-            </w:r>
-            <w:r>
-              <w:rPr>
-                <w:rFonts w:ascii="BRH Devanagari Extra" w:hAnsi="BRH Devanagari Extra" w:cs="BRH Devanagari Extra"/>
-                <w:color w:val="000000"/>
-                <w:sz w:val="32"/>
-                <w:szCs w:val="32"/>
-              </w:rPr>
-              <w:t xml:space="preserve">rÉÉiÉç | </w:t>
-            </w:r>
-          </w:p>
-          <w:p>
-            <w:pPr>
-              <w:widowControl w:val="0"/>
-              <w:autoSpaceDE w:val="0"/>
-              <w:autoSpaceDN w:val="0"/>
-              <w:adjustRightInd w:val="0"/>
-              <w:spacing w:before="0" w:line="240" w:lineRule="auto"/>
-              <w:rPr>
-                <w:rFonts w:ascii="BRH Devanagari Extra" w:hAnsi="BRH Devanagari Extra" w:cs="BRH Devanagari Extra"/>
-                <w:color w:val="000000"/>
-                <w:sz w:val="32"/>
-                <w:szCs w:val="32"/>
-              </w:rPr>
-            </w:pPr>
-            <w:r>
-              <w:rPr>
-                <w:rFonts w:cs="BRH Devanagari Extra"/>
-                <w:color w:val="000000"/>
-                <w:szCs w:val="32"/>
-              </w:rPr>
-              <w:t>53</w:t>
-            </w:r>
-            <w:r>
-              <w:rPr>
-                <w:rFonts w:ascii="BRH Devanagari Extra" w:hAnsi="BRH Devanagari Extra" w:cs="BRH Devanagari Extra"/>
-                <w:color w:val="000000"/>
-                <w:sz w:val="32"/>
-                <w:szCs w:val="32"/>
-              </w:rPr>
-              <w:t>)</w:t>
-            </w:r>
-            <w:r>
-              <w:rPr>
-                <w:rFonts w:ascii="BRH Devanagari Extra" w:hAnsi="BRH Devanagari Extra" w:cs="BRH Devanagari Extra"/>
-                <w:color w:val="000000"/>
-                <w:sz w:val="32"/>
-                <w:szCs w:val="32"/>
-              </w:rPr>
-              <w:tab/>
-            </w:r>
-            <w:r>
-              <w:rPr>
-                <w:rFonts w:cs="BRH Devanagari Extra"/>
-                <w:color w:val="000000"/>
-                <w:szCs w:val="32"/>
-              </w:rPr>
-              <w:t>3</w:t>
-            </w:r>
-            <w:r>
-              <w:rPr>
-                <w:rFonts w:ascii="BRH Devanagari Extra" w:hAnsi="BRH Devanagari Extra" w:cs="BRH Devanagari Extra"/>
-                <w:color w:val="000000"/>
-                <w:sz w:val="32"/>
-                <w:szCs w:val="32"/>
-              </w:rPr>
-              <w:t>.</w:t>
-            </w:r>
-            <w:r>
-              <w:rPr>
-                <w:rFonts w:cs="BRH Devanagari Extra"/>
-                <w:color w:val="000000"/>
-                <w:szCs w:val="32"/>
-              </w:rPr>
-              <w:t>3</w:t>
-            </w:r>
-            <w:r>
-              <w:rPr>
-                <w:rFonts w:ascii="BRH Devanagari Extra" w:hAnsi="BRH Devanagari Extra" w:cs="BRH Devanagari Extra"/>
-                <w:color w:val="000000"/>
-                <w:sz w:val="32"/>
-                <w:szCs w:val="32"/>
-              </w:rPr>
-              <w:t>.</w:t>
-            </w:r>
-            <w:r>
-              <w:rPr>
-                <w:rFonts w:cs="BRH Devanagari Extra"/>
-                <w:color w:val="000000"/>
-                <w:szCs w:val="32"/>
-              </w:rPr>
-              <w:t>8</w:t>
-            </w:r>
-            <w:r>
-              <w:rPr>
-                <w:rFonts w:ascii="BRH Devanagari Extra" w:hAnsi="BRH Devanagari Extra" w:cs="BRH Devanagari Extra"/>
-                <w:color w:val="000000"/>
-                <w:sz w:val="32"/>
-                <w:szCs w:val="32"/>
-              </w:rPr>
-              <w:t>.</w:t>
-            </w:r>
-            <w:r>
-              <w:rPr>
-                <w:rFonts w:cs="BRH Devanagari Extra"/>
-                <w:color w:val="000000"/>
-                <w:szCs w:val="32"/>
-              </w:rPr>
-              <w:t>3</w:t>
-            </w:r>
-            <w:r>
-              <w:rPr>
-                <w:rFonts w:ascii="BRH Devanagari Extra" w:hAnsi="BRH Devanagari Extra" w:cs="BRH Devanagari Extra"/>
-                <w:color w:val="000000"/>
-                <w:sz w:val="32"/>
-                <w:szCs w:val="32"/>
-              </w:rPr>
-              <w:t>(</w:t>
-            </w:r>
-            <w:r>
-              <w:rPr>
-                <w:rFonts w:cs="BRH Devanagari Extra"/>
-                <w:color w:val="000000"/>
-                <w:szCs w:val="32"/>
-              </w:rPr>
-              <w:t>47</w:t>
-            </w:r>
-            <w:r>
-              <w:rPr>
-                <w:rFonts w:ascii="BRH Devanagari Extra" w:hAnsi="BRH Devanagari Extra" w:cs="BRH Devanagari Extra"/>
-                <w:color w:val="000000"/>
-                <w:sz w:val="32"/>
-                <w:szCs w:val="32"/>
-              </w:rPr>
-              <w:t>)- AlÉ</w:t>
-            </w:r>
-            <w:r>
-              <w:rPr>
-                <w:rFonts w:ascii="BRH Devanagari Extra" w:hAnsi="BRH Devanagari Extra" w:cs="BRH Devanagari Extra"/>
-                <w:color w:val="000000"/>
-                <w:sz w:val="32"/>
-                <w:szCs w:val="32"/>
-                <w:highlight w:val="yellow"/>
-              </w:rPr>
-              <w:t>Ñþ</w:t>
-            </w:r>
-            <w:r>
-              <w:rPr>
-                <w:rFonts w:ascii="BRH Devanagari Extra" w:hAnsi="BRH Devanagari Extra" w:cs="BRH Devanagari Extra"/>
-                <w:color w:val="000000"/>
-                <w:sz w:val="32"/>
-                <w:szCs w:val="32"/>
-                <w:highlight w:val="green"/>
-              </w:rPr>
-              <w:t>mÉÉæ</w:t>
-            </w:r>
-            <w:r>
-              <w:rPr>
-                <w:rFonts w:ascii="BRH Devanagari Extra" w:hAnsi="BRH Devanagari Extra" w:cs="BRH Devanagari Extra"/>
-                <w:color w:val="000000"/>
-                <w:sz w:val="32"/>
-                <w:szCs w:val="32"/>
-              </w:rPr>
-              <w:t>wrÉ |</w:t>
-            </w:r>
-          </w:p>
-          <w:p>
-            <w:pPr>
-              <w:widowControl w:val="0"/>
-              <w:autoSpaceDE w:val="0"/>
-              <w:autoSpaceDN w:val="0"/>
-              <w:adjustRightInd w:val="0"/>
-              <w:spacing w:before="0" w:line="240" w:lineRule="auto"/>
-              <w:rPr>
-                <w:rFonts w:ascii="BRH Devanagari Extra" w:hAnsi="BRH Devanagari Extra" w:cs="BRH Devanagari Extra"/>
-                <w:color w:val="000000"/>
-                <w:sz w:val="32"/>
-                <w:szCs w:val="32"/>
-              </w:rPr>
-            </w:pPr>
-            <w:r>
-              <w:rPr>
-                <w:rFonts w:ascii="BRH Devanagari Extra" w:hAnsi="BRH Devanagari Extra" w:cs="BRH Devanagari Extra"/>
-                <w:color w:val="000000"/>
-                <w:sz w:val="32"/>
-                <w:szCs w:val="32"/>
-              </w:rPr>
-              <w:t>AlÉÑþmÉÉæ</w:t>
-            </w:r>
-            <w:r>
-              <w:rPr>
-                <w:rFonts w:ascii="BRH Malayalam Extra" w:hAnsi="BRH Malayalam Extra" w:cs="BRH Devanagari Extra"/>
-                <w:color w:val="000000"/>
-                <w:szCs w:val="32"/>
-              </w:rPr>
-              <w:t>–</w:t>
-            </w:r>
-            <w:r>
-              <w:rPr>
-                <w:rFonts w:ascii="BRH Devanagari Extra" w:hAnsi="BRH Devanagari Extra" w:cs="BRH Devanagari Extra"/>
-                <w:color w:val="000000"/>
-                <w:sz w:val="32"/>
-                <w:szCs w:val="32"/>
-              </w:rPr>
-              <w:t>wrÉåirÉlÉÑþmÉ - AÉå</w:t>
-            </w:r>
-            <w:r>
-              <w:rPr>
-                <w:rFonts w:ascii="BRH Malayalam Extra" w:hAnsi="BRH Malayalam Extra" w:cs="BRH Devanagari Extra"/>
-                <w:color w:val="000000"/>
-                <w:szCs w:val="32"/>
-              </w:rPr>
-              <w:t>–</w:t>
-            </w:r>
-            <w:r>
-              <w:rPr>
-                <w:rFonts w:ascii="BRH Devanagari Extra" w:hAnsi="BRH Devanagari Extra" w:cs="BRH Devanagari Extra"/>
-                <w:color w:val="000000"/>
-                <w:sz w:val="32"/>
-                <w:szCs w:val="32"/>
-              </w:rPr>
-              <w:t>wrÉ</w:t>
-            </w:r>
-            <w:r>
-              <w:rPr>
-                <w:rFonts w:ascii="BRH Malayalam Extra" w:hAnsi="BRH Malayalam Extra" w:cs="BRH Devanagari Extra"/>
-                <w:color w:val="000000"/>
-                <w:szCs w:val="32"/>
-              </w:rPr>
-              <w:t>–</w:t>
-            </w:r>
-            <w:r>
-              <w:rPr>
-                <w:rFonts w:ascii="BRH Devanagari Extra" w:hAnsi="BRH Devanagari Extra" w:cs="BRH Devanagari Extra"/>
-                <w:color w:val="000000"/>
-                <w:sz w:val="32"/>
-                <w:szCs w:val="32"/>
-              </w:rPr>
-              <w:t xml:space="preserve"> | </w:t>
-            </w:r>
-          </w:p>
-          <w:p>
-            <w:pPr>
-              <w:widowControl w:val="0"/>
-              <w:autoSpaceDE w:val="0"/>
-              <w:autoSpaceDN w:val="0"/>
-              <w:adjustRightInd w:val="0"/>
-              <w:spacing w:before="0" w:line="240" w:lineRule="auto"/>
-              <w:rPr>
-                <w:rFonts w:cs="BRH Malayalam Extra"/>
-                <w:color w:val="000000"/>
-                <w:szCs w:val="32"/>
-              </w:rPr>
-            </w:pPr>
-          </w:p>
-        </w:tc>
-      </w:tr>
-      <w:tr>
-        <w:trPr>
-          <w:trHeight w:val="1055"/>
-        </w:trPr>
-        <w:tc>
-          <w:tcPr>
-            <w:tcW w:w="7166" w:type="dxa"/>
-          </w:tcPr>
-          <w:p>
-            <w:pPr>
-              <w:autoSpaceDE w:val="0"/>
-              <w:autoSpaceDN w:val="0"/>
-              <w:adjustRightInd w:val="0"/>
-              <w:spacing w:before="0" w:line="240" w:lineRule="auto"/>
-              <w:rPr>
-                <w:rFonts w:ascii="Latha" w:hAnsi="Latha" w:cs="Latha"/>
-                <w:b/>
-                <w:bCs/>
-                <w:szCs w:val="24"/>
-                <w:cs/>
-                <w:lang w:bidi="ta-IN"/>
-              </w:rPr>
-            </w:pPr>
-          </w:p>
-        </w:tc>
-        <w:tc>
-          <w:tcPr>
-            <w:tcW w:w="7371" w:type="dxa"/>
-          </w:tcPr>
-          <w:p>
-            <w:pPr>
-              <w:autoSpaceDE w:val="0"/>
-              <w:autoSpaceDN w:val="0"/>
-              <w:adjustRightInd w:val="0"/>
-              <w:spacing w:before="0" w:line="240" w:lineRule="auto"/>
-              <w:rPr>
-                <w:rFonts w:ascii="Latha" w:hAnsi="Latha" w:cs="Latha"/>
-                <w:b/>
-                <w:bCs/>
-                <w:szCs w:val="24"/>
-                <w:cs/>
-                <w:lang w:bidi="ta-IN"/>
-              </w:rPr>
-            </w:pPr>
+            <w:r>
+              <w:rPr>
+                <w:rFonts w:ascii="Latha" w:hAnsi="Latha" w:cs="Latha"/>
+                <w:szCs w:val="24"/>
+                <w:cs/>
+                <w:lang w:bidi="ta-IN"/>
+              </w:rPr>
+              <w:t>அனு</w:t>
+            </w:r>
+            <w:r>
+              <w:rPr>
+                <w:rFonts w:ascii="BRH Tamil Tab Extra" w:hAnsi="BRH Tamil Tab Extra" w:cs="Latha"/>
+                <w:b/>
+                <w:bCs/>
+                <w:szCs w:val="28"/>
+                <w:lang w:bidi="ta-IN"/>
+              </w:rPr>
+              <w:t>†</w:t>
+            </w:r>
+            <w:r>
+              <w:rPr>
+                <w:rFonts w:ascii="Latha" w:hAnsi="Latha" w:cs="Latha"/>
+                <w:szCs w:val="24"/>
+                <w:cs/>
+                <w:lang w:bidi="ta-IN"/>
+              </w:rPr>
+              <w:t>பௌ</w:t>
+            </w:r>
+            <w:r>
+              <w:rPr>
+                <w:rFonts w:ascii="BRH Tamil Tab Extra" w:hAnsi="BRH Tamil Tab Extra" w:cs="Latha"/>
+                <w:b/>
+                <w:bCs/>
+                <w:szCs w:val="28"/>
+                <w:lang w:bidi="ta-IN"/>
+              </w:rPr>
+              <w:t>…</w:t>
+            </w:r>
+            <w:r>
+              <w:rPr>
+                <w:rFonts w:ascii="Latha" w:hAnsi="Latha" w:cs="Latha"/>
+                <w:szCs w:val="24"/>
+                <w:cs/>
+                <w:lang w:bidi="ta-IN"/>
+              </w:rPr>
+              <w:t>ஷ்யேத்யனு</w:t>
+            </w:r>
+            <w:r>
+              <w:rPr>
+                <w:rFonts w:ascii="BRH Tamil Tab Extra" w:hAnsi="BRH Tamil Tab Extra" w:cs="Latha"/>
+                <w:b/>
+                <w:bCs/>
+                <w:szCs w:val="28"/>
+                <w:lang w:bidi="ta-IN"/>
+              </w:rPr>
+              <w:t>†</w:t>
+            </w:r>
+            <w:r>
+              <w:rPr>
+                <w:rFonts w:ascii="Latha" w:hAnsi="Latha" w:cs="Latha"/>
+                <w:szCs w:val="24"/>
+                <w:cs/>
+                <w:lang w:bidi="ta-IN"/>
+              </w:rPr>
+              <w:t xml:space="preserve">ப </w:t>
+            </w:r>
+            <w:r>
+              <w:rPr>
+                <w:rFonts w:ascii="Latha" w:hAnsi="Latha" w:cs="Latha"/>
+                <w:szCs w:val="24"/>
+                <w:lang w:bidi="ta-IN"/>
+              </w:rPr>
+              <w:t xml:space="preserve">- </w:t>
+            </w:r>
+            <w:r>
+              <w:rPr>
+                <w:rFonts w:ascii="Latha" w:hAnsi="Latha" w:cs="Latha"/>
+                <w:szCs w:val="24"/>
+                <w:cs/>
+                <w:lang w:bidi="ta-IN"/>
+              </w:rPr>
+              <w:t>ஓ</w:t>
+            </w:r>
+            <w:r>
+              <w:rPr>
+                <w:rFonts w:ascii="BRH Tamil Tab Extra" w:hAnsi="BRH Tamil Tab Extra" w:cs="Latha"/>
+                <w:b/>
+                <w:bCs/>
+                <w:szCs w:val="28"/>
+                <w:lang w:bidi="ta-IN"/>
+              </w:rPr>
+              <w:t>…</w:t>
+            </w:r>
+            <w:r>
+              <w:rPr>
+                <w:rFonts w:ascii="Latha" w:hAnsi="Latha" w:cs="Latha"/>
+                <w:szCs w:val="24"/>
+                <w:cs/>
+                <w:lang w:bidi="ta-IN"/>
+              </w:rPr>
+              <w:t>ஷ்ய</w:t>
+            </w:r>
+            <w:r>
+              <w:rPr>
+                <w:rFonts w:ascii="BRH Tamil Tab Extra" w:hAnsi="BRH Tamil Tab Extra" w:cs="Latha"/>
+                <w:b/>
+                <w:bCs/>
+                <w:szCs w:val="28"/>
+                <w:lang w:bidi="ta-IN"/>
+              </w:rPr>
+              <w:t>…</w:t>
+            </w:r>
+            <w:r>
+              <w:rPr>
+                <w:rFonts w:ascii="Latha" w:hAnsi="Latha" w:cs="Latha"/>
+                <w:szCs w:val="24"/>
+                <w:lang w:bidi="ta-IN"/>
+              </w:rPr>
+              <w:t xml:space="preserve"> |</w:t>
+            </w:r>
           </w:p>
         </w:tc>
       </w:tr>
     </w:tbl>
+    <w:p>
+      <w:pPr>
+        <w:pBdr>
+          <w:bottom w:val="double" w:sz="6" w:space="1" w:color="auto"/>
+        </w:pBdr>
+        <w:spacing w:before="0" w:line="240" w:lineRule="auto"/>
+        <w:jc w:val="center"/>
+        <w:rPr>
+          <w:b/>
+          <w:bCs/>
+          <w:sz w:val="32"/>
+          <w:szCs w:val="32"/>
+          <w:u w:val="single"/>
+        </w:rPr>
+      </w:pPr>
+    </w:p>
+    <w:p>
+      <w:pPr>
+        <w:spacing w:before="0" w:line="240" w:lineRule="auto"/>
+        <w:jc w:val="center"/>
+        <w:rPr>
+          <w:b/>
+          <w:bCs/>
+          <w:sz w:val="32"/>
+          <w:szCs w:val="32"/>
+          <w:u w:val="single"/>
+        </w:rPr>
+      </w:pPr>
+    </w:p>
+    <w:p>
+      <w:pPr>
+        <w:spacing w:before="0" w:line="240" w:lineRule="auto"/>
+        <w:jc w:val="center"/>
+        <w:rPr>
+          <w:b/>
+          <w:bCs/>
+          <w:sz w:val="32"/>
+          <w:szCs w:val="32"/>
+          <w:u w:val="single"/>
+        </w:rPr>
+      </w:pPr>
+    </w:p>
     <w:p>
       <w:pPr>
         <w:spacing w:before="0" w:line="240" w:lineRule="auto"/>
@@ -2999,6 +3661,7 @@
           <w:szCs w:val="32"/>
           <w:u w:val="single"/>
         </w:rPr>
+        <w:lastRenderedPageBreak/>
         <w:t xml:space="preserve">TS </w:t>
       </w:r>
       <w:r>
@@ -3172,7 +3835,6 @@
                 <w:sz w:val="32"/>
                 <w:szCs w:val="32"/>
               </w:rPr>
-              <w:lastRenderedPageBreak/>
               <w:t>As Printed</w:t>
             </w:r>
           </w:p>
@@ -7222,6 +7884,7 @@
                 <w:cs/>
                 <w:lang w:bidi="ta-IN"/>
               </w:rPr>
+              <w:lastRenderedPageBreak/>
               <w:t>1</w:t>
             </w:r>
             <w:r>
@@ -7583,7 +8246,6 @@
                 <w:cs/>
                 <w:lang w:bidi="ta-IN"/>
               </w:rPr>
-              <w:lastRenderedPageBreak/>
               <w:t>ஷூத்த</w:t>
             </w:r>
             <w:r>
@@ -8614,60 +9276,25 @@
           </w:p>
           <w:p>
             <w:pPr>
-              <w:widowControl w:val="0"/>
-              <w:tabs>
-                <w:tab w:val="left" w:pos="1215"/>
-              </w:tabs>
               <w:autoSpaceDE w:val="0"/>
               <w:autoSpaceDN w:val="0"/>
               <w:adjustRightInd w:val="0"/>
-              <w:spacing w:before="0" w:line="240" w:lineRule="auto"/>
-              <w:rPr>
-                <w:rFonts w:ascii="BRH Devanagari Extra" w:hAnsi="BRH Devanagari Extra" w:cs="BRH Devanagari Extra"/>
-                <w:color w:val="000000"/>
-                <w:sz w:val="32"/>
-                <w:szCs w:val="32"/>
+              <w:rPr>
+                <w:rFonts w:ascii="Latha" w:hAnsi="Latha" w:cs="Latha"/>
+                <w:szCs w:val="24"/>
+                <w:lang w:bidi="ta-IN"/>
               </w:rPr>
             </w:pPr>
             <w:r>
               <w:rPr>
-                <w:rFonts w:ascii="BRH Devanagari Extra" w:hAnsi="BRH Devanagari Extra" w:cs="BRH Devanagari Extra"/>
-                <w:color w:val="000000"/>
-                <w:sz w:val="32"/>
-                <w:szCs w:val="32"/>
-              </w:rPr>
-              <w:t xml:space="preserve"> </w:t>
-            </w:r>
-            <w:r>
-              <w:rPr>
-                <w:rFonts w:ascii="BRH Devanagari Extra" w:hAnsi="BRH Devanagari Extra" w:cs="BRH Devanagari Extra"/>
-                <w:color w:val="000000"/>
-                <w:sz w:val="32"/>
-                <w:szCs w:val="32"/>
-              </w:rPr>
-              <w:tab/>
-            </w:r>
-          </w:p>
-          <w:p>
-            <w:pPr>
-              <w:autoSpaceDE w:val="0"/>
-              <w:autoSpaceDN w:val="0"/>
-              <w:adjustRightInd w:val="0"/>
-              <w:rPr>
-                <w:rFonts w:ascii="Latha" w:hAnsi="Latha" w:cs="Latha"/>
-                <w:szCs w:val="24"/>
-                <w:lang w:bidi="ta-IN"/>
-              </w:rPr>
-            </w:pPr>
-            <w:r>
-              <w:rPr>
-                <w:rFonts w:ascii="Latha" w:hAnsi="Latha" w:cs="Latha"/>
-                <w:b/>
-                <w:bCs/>
-                <w:szCs w:val="24"/>
-                <w:cs/>
-                <w:lang w:bidi="ta-IN"/>
-              </w:rPr>
+                <w:rFonts w:ascii="Latha" w:hAnsi="Latha" w:cs="Latha"/>
+                <w:b/>
+                <w:bCs/>
+                <w:szCs w:val="24"/>
+                <w:cs/>
+                <w:lang w:bidi="ta-IN"/>
+              </w:rPr>
+              <w:lastRenderedPageBreak/>
               <w:t>1</w:t>
             </w:r>
             <w:r>
@@ -8873,7 +9500,6 @@
                 <w:cs/>
                 <w:lang w:bidi="ta-IN"/>
               </w:rPr>
-              <w:lastRenderedPageBreak/>
               <w:t>உத்த</w:t>
             </w:r>
             <w:r>
@@ -12224,6 +12850,32 @@
               <w:adjustRightInd w:val="0"/>
               <w:spacing w:before="0" w:line="240" w:lineRule="auto"/>
               <w:rPr>
+                <w:rFonts w:ascii="Latha" w:hAnsi="Latha" w:cs="Latha"/>
+                <w:szCs w:val="24"/>
+              </w:rPr>
+            </w:pPr>
+          </w:p>
+          <w:p>
+            <w:pPr>
+              <w:widowControl w:val="0"/>
+              <w:autoSpaceDE w:val="0"/>
+              <w:autoSpaceDN w:val="0"/>
+              <w:adjustRightInd w:val="0"/>
+              <w:spacing w:before="0" w:line="240" w:lineRule="auto"/>
+              <w:rPr>
+                <w:rFonts w:ascii="Latha" w:hAnsi="Latha" w:cs="Latha"/>
+                <w:szCs w:val="24"/>
+              </w:rPr>
+            </w:pPr>
+          </w:p>
+          <w:p>
+            <w:pPr>
+              <w:widowControl w:val="0"/>
+              <w:autoSpaceDE w:val="0"/>
+              <w:autoSpaceDN w:val="0"/>
+              <w:adjustRightInd w:val="0"/>
+              <w:spacing w:before="0" w:line="240" w:lineRule="auto"/>
+              <w:rPr>
                 <w:rFonts w:cs="BRH Malayalam Extra"/>
                 <w:szCs w:val="40"/>
               </w:rPr>
@@ -12464,9 +13116,8 @@
               <w:adjustRightInd w:val="0"/>
               <w:spacing w:before="0" w:line="240" w:lineRule="auto"/>
               <w:rPr>
-                <w:rFonts w:ascii="Latha" w:hAnsi="Latha" w:cs="Latha"/>
-                <w:szCs w:val="24"/>
-                <w:lang w:bidi="ta-IN"/>
+                <w:rFonts w:cs="BRH Malayalam Extra"/>
+                <w:szCs w:val="40"/>
               </w:rPr>
             </w:pPr>
             <w:r>
@@ -12636,19 +13287,6 @@
               </w:rPr>
               <w:t>|</w:t>
             </w:r>
-          </w:p>
-          <w:p>
-            <w:pPr>
-              <w:widowControl w:val="0"/>
-              <w:autoSpaceDE w:val="0"/>
-              <w:autoSpaceDN w:val="0"/>
-              <w:adjustRightInd w:val="0"/>
-              <w:spacing w:before="0" w:line="240" w:lineRule="auto"/>
-              <w:rPr>
-                <w:rFonts w:cs="BRH Malayalam Extra"/>
-                <w:szCs w:val="40"/>
-              </w:rPr>
-            </w:pPr>
           </w:p>
           <w:p>
             <w:pPr>
@@ -12699,6 +13337,7 @@
                 <w:cs/>
                 <w:lang w:bidi="ta-IN"/>
               </w:rPr>
+              <w:lastRenderedPageBreak/>
               <w:t>18</w:t>
             </w:r>
             <w:r>
@@ -13514,7 +14153,6 @@
                 <w:cs/>
                 <w:lang w:bidi="ta-IN"/>
               </w:rPr>
-              <w:lastRenderedPageBreak/>
               <w:t>49</w:t>
             </w:r>
             <w:r>
@@ -16735,6 +17373,7 @@
                 <w:cs/>
                 <w:lang w:bidi="ta-IN"/>
               </w:rPr>
+              <w:lastRenderedPageBreak/>
               <w:t>2)</w:t>
             </w:r>
             <w:r>
@@ -18326,7 +18965,6 @@
                 <w:cs/>
                 <w:lang w:bidi="ta-IN"/>
               </w:rPr>
-              <w:lastRenderedPageBreak/>
               <w:t>4)</w:t>
             </w:r>
             <w:r>
@@ -18880,7 +19518,6 @@
                 <w:cs/>
                 <w:lang w:bidi="ta-IN"/>
               </w:rPr>
-              <w:lastRenderedPageBreak/>
               <w:t>2)</w:t>
             </w:r>
             <w:r>
@@ -20477,7 +21114,6 @@
                 <w:cs/>
                 <w:lang w:bidi="ta-IN"/>
               </w:rPr>
-              <w:lastRenderedPageBreak/>
               <w:t>4)</w:t>
             </w:r>
             <w:r>
@@ -21036,7 +21672,6 @@
                 <w:cs/>
                 <w:lang w:bidi="ta-IN"/>
               </w:rPr>
-              <w:lastRenderedPageBreak/>
               <w:t>24</w:t>
             </w:r>
             <w:r>
@@ -24743,7 +25378,6 @@
               </w:rPr>
               <w:t>)</w:t>
             </w:r>
-            <w:proofErr w:type="gramStart"/>
             <w:r>
               <w:rPr>
                 <w:rFonts w:ascii="Latha" w:hAnsi="Latha" w:cs="Latha"/>
@@ -24761,7 +25395,6 @@
               </w:rPr>
               <w:t>சது</w:t>
             </w:r>
-            <w:proofErr w:type="gramEnd"/>
             <w:r>
               <w:rPr>
                 <w:rFonts w:ascii="BRH Tamil Tab Extra" w:hAnsi="BRH Tamil Tab Extra" w:cs="Latha"/>
@@ -33641,7 +34274,7 @@
       </w:tr>
       <w:tr>
         <w:trPr>
-          <w:trHeight w:val="2838"/>
+          <w:trHeight w:val="1368"/>
         </w:trPr>
         <w:tc>
           <w:tcPr>
@@ -34419,15 +35052,28 @@
                 <w:lang w:bidi="ta-IN"/>
               </w:rPr>
             </w:pPr>
-            <w:r>
-              <w:rPr>
-                <w:rFonts w:ascii="Latha" w:hAnsi="Latha" w:cs="Latha"/>
-                <w:b/>
-                <w:bCs/>
-                <w:szCs w:val="24"/>
-                <w:cs/>
-                <w:lang w:bidi="ta-IN"/>
-              </w:rPr>
+          </w:p>
+          <w:p>
+            <w:pPr>
+              <w:autoSpaceDE w:val="0"/>
+              <w:autoSpaceDN w:val="0"/>
+              <w:adjustRightInd w:val="0"/>
+              <w:rPr>
+                <w:rFonts w:ascii="Latha" w:hAnsi="Latha" w:cs="Latha"/>
+                <w:szCs w:val="24"/>
+                <w:lang w:bidi="ta-IN"/>
+              </w:rPr>
+            </w:pPr>
+            <w:r>
+              <w:rPr>
+                <w:rFonts w:ascii="Latha" w:hAnsi="Latha" w:cs="Latha"/>
+                <w:b/>
+                <w:bCs/>
+                <w:szCs w:val="24"/>
+                <w:cs/>
+                <w:lang w:bidi="ta-IN"/>
+              </w:rPr>
+              <w:lastRenderedPageBreak/>
               <w:t>16</w:t>
             </w:r>
             <w:r>
@@ -34718,10 +35364,8 @@
               <w:adjustRightInd w:val="0"/>
               <w:spacing w:before="0" w:line="240" w:lineRule="auto"/>
               <w:rPr>
-                <w:rFonts w:ascii="BRH Devanagari Extra" w:hAnsi="BRH Devanagari Extra" w:cs="BRH Devanagari Extra"/>
-                <w:color w:val="000000"/>
-                <w:sz w:val="32"/>
-                <w:szCs w:val="32"/>
+                <w:rFonts w:cs="BRH Malayalam Extra"/>
+                <w:szCs w:val="40"/>
               </w:rPr>
             </w:pPr>
             <w:r>
@@ -34731,7 +35375,6 @@
                 <w:cs/>
                 <w:lang w:bidi="ta-IN"/>
               </w:rPr>
-              <w:lastRenderedPageBreak/>
               <w:t>இ</w:t>
             </w:r>
             <w:r>
@@ -35059,19 +35702,6 @@
               </w:rPr>
               <w:t xml:space="preserve"> |</w:t>
             </w:r>
-          </w:p>
-          <w:p>
-            <w:pPr>
-              <w:widowControl w:val="0"/>
-              <w:autoSpaceDE w:val="0"/>
-              <w:autoSpaceDN w:val="0"/>
-              <w:adjustRightInd w:val="0"/>
-              <w:spacing w:before="0" w:line="240" w:lineRule="auto"/>
-              <w:rPr>
-                <w:rFonts w:cs="BRH Malayalam Extra"/>
-                <w:szCs w:val="40"/>
-              </w:rPr>
-            </w:pPr>
           </w:p>
         </w:tc>
         <w:tc>
@@ -35454,10 +36084,9 @@
               <w:adjustRightInd w:val="0"/>
               <w:spacing w:before="0" w:line="240" w:lineRule="auto"/>
               <w:rPr>
-                <w:rFonts w:ascii="BRH Devanagari Extra" w:hAnsi="BRH Devanagari Extra" w:cs="BRH Devanagari Extra"/>
-                <w:color w:val="000000"/>
-                <w:sz w:val="32"/>
-                <w:szCs w:val="32"/>
+                <w:rFonts w:ascii="Latha" w:hAnsi="Latha" w:cs="Latha"/>
+                <w:szCs w:val="24"/>
+                <w:lang w:bidi="ta-IN"/>
               </w:rPr>
             </w:pPr>
             <w:r>
@@ -35812,319 +36441,6 @@
                 <w:lang w:bidi="ta-IN"/>
               </w:rPr>
               <w:t>|</w:t>
-            </w:r>
-          </w:p>
-          <w:p>
-            <w:pPr>
-              <w:autoSpaceDE w:val="0"/>
-              <w:autoSpaceDN w:val="0"/>
-              <w:adjustRightInd w:val="0"/>
-              <w:rPr>
-                <w:rFonts w:ascii="Latha" w:hAnsi="Latha" w:cs="Latha"/>
-                <w:szCs w:val="24"/>
-                <w:lang w:bidi="ta-IN"/>
-              </w:rPr>
-            </w:pPr>
-            <w:r>
-              <w:rPr>
-                <w:rFonts w:ascii="Latha" w:hAnsi="Latha" w:cs="Latha"/>
-                <w:b/>
-                <w:bCs/>
-                <w:szCs w:val="24"/>
-                <w:cs/>
-                <w:lang w:bidi="ta-IN"/>
-              </w:rPr>
-              <w:t>16</w:t>
-            </w:r>
-            <w:r>
-              <w:rPr>
-                <w:rFonts w:ascii="Latha" w:hAnsi="Latha" w:cs="Latha"/>
-                <w:b/>
-                <w:bCs/>
-                <w:szCs w:val="24"/>
-                <w:lang w:bidi="ta-IN"/>
-              </w:rPr>
-              <w:t>)</w:t>
-            </w:r>
-            <w:r>
-              <w:rPr>
-                <w:rFonts w:ascii="Latha" w:hAnsi="Latha" w:cs="Latha"/>
-                <w:szCs w:val="24"/>
-                <w:lang w:bidi="ta-IN"/>
-              </w:rPr>
-              <w:tab/>
-            </w:r>
-            <w:r>
-              <w:rPr>
-                <w:rFonts w:ascii="Latha" w:hAnsi="Latha" w:cs="Latha"/>
-                <w:b/>
-                <w:bCs/>
-                <w:szCs w:val="24"/>
-                <w:cs/>
-                <w:lang w:bidi="ta-IN"/>
-              </w:rPr>
-              <w:t>3.3</w:t>
-            </w:r>
-            <w:r>
-              <w:rPr>
-                <w:rFonts w:ascii="Latha" w:hAnsi="Latha" w:cs="Latha"/>
-                <w:b/>
-                <w:bCs/>
-                <w:szCs w:val="24"/>
-                <w:lang w:bidi="ta-IN"/>
-              </w:rPr>
-              <w:t>.</w:t>
-            </w:r>
-            <w:r>
-              <w:rPr>
-                <w:rFonts w:ascii="Latha" w:hAnsi="Latha" w:cs="Latha"/>
-                <w:b/>
-                <w:bCs/>
-                <w:szCs w:val="24"/>
-                <w:cs/>
-                <w:lang w:bidi="ta-IN"/>
-              </w:rPr>
-              <w:t>11</w:t>
-            </w:r>
-            <w:r>
-              <w:rPr>
-                <w:rFonts w:ascii="Latha" w:hAnsi="Latha" w:cs="Latha"/>
-                <w:b/>
-                <w:bCs/>
-                <w:szCs w:val="24"/>
-                <w:lang w:bidi="ta-IN"/>
-              </w:rPr>
-              <w:t>.</w:t>
-            </w:r>
-            <w:r>
-              <w:rPr>
-                <w:rFonts w:ascii="Latha" w:hAnsi="Latha" w:cs="Latha"/>
-                <w:b/>
-                <w:bCs/>
-                <w:szCs w:val="24"/>
-                <w:cs/>
-                <w:lang w:bidi="ta-IN"/>
-              </w:rPr>
-              <w:t>1</w:t>
-            </w:r>
-            <w:r>
-              <w:rPr>
-                <w:rFonts w:ascii="Latha" w:hAnsi="Latha" w:cs="Latha"/>
-                <w:b/>
-                <w:bCs/>
-                <w:szCs w:val="24"/>
-                <w:lang w:bidi="ta-IN"/>
-              </w:rPr>
-              <w:t>(</w:t>
-            </w:r>
-            <w:r>
-              <w:rPr>
-                <w:rFonts w:ascii="Latha" w:hAnsi="Latha" w:cs="Latha"/>
-                <w:b/>
-                <w:bCs/>
-                <w:szCs w:val="24"/>
-                <w:cs/>
-                <w:lang w:bidi="ta-IN"/>
-              </w:rPr>
-              <w:t>16</w:t>
-            </w:r>
-            <w:r>
-              <w:rPr>
-                <w:rFonts w:ascii="Latha" w:hAnsi="Latha" w:cs="Latha"/>
-                <w:b/>
-                <w:bCs/>
-                <w:szCs w:val="24"/>
-                <w:lang w:bidi="ta-IN"/>
-              </w:rPr>
-              <w:t>)</w:t>
-            </w:r>
-            <w:r>
-              <w:rPr>
-                <w:rFonts w:ascii="Latha" w:hAnsi="Latha" w:cs="Latha"/>
-                <w:szCs w:val="24"/>
-                <w:lang w:bidi="ta-IN"/>
-              </w:rPr>
-              <w:t xml:space="preserve">-  </w:t>
-            </w:r>
-            <w:r>
-              <w:rPr>
-                <w:rFonts w:ascii="Latha" w:hAnsi="Latha" w:cs="Latha"/>
-                <w:szCs w:val="24"/>
-                <w:cs/>
-                <w:lang w:bidi="ta-IN"/>
-              </w:rPr>
-              <w:t>இ</w:t>
-            </w:r>
-            <w:r>
-              <w:rPr>
-                <w:rFonts w:ascii="BRH Tamil Tab Extra" w:hAnsi="BRH Tamil Tab Extra" w:cs="Latha"/>
-                <w:b/>
-                <w:bCs/>
-                <w:szCs w:val="28"/>
-                <w:lang w:bidi="ta-IN"/>
-              </w:rPr>
-              <w:t>…</w:t>
-            </w:r>
-            <w:r>
-              <w:rPr>
-                <w:rFonts w:ascii="Latha" w:hAnsi="Latha" w:cs="Latha"/>
-                <w:szCs w:val="24"/>
-                <w:cs/>
-                <w:lang w:bidi="ta-IN"/>
-              </w:rPr>
-              <w:t>ந்த்</w:t>
-            </w:r>
-            <w:r>
-              <w:rPr>
-                <w:rFonts w:ascii="Latha" w:hAnsi="Latha" w:cs="Latha"/>
-                <w:b/>
-                <w:bCs/>
-                <w:position w:val="-12"/>
-                <w:szCs w:val="24"/>
-                <w:cs/>
-                <w:lang w:bidi="ta-IN"/>
-              </w:rPr>
-              <w:t>3</w:t>
-            </w:r>
-            <w:r>
-              <w:rPr>
-                <w:rFonts w:ascii="Latha" w:hAnsi="Latha" w:cs="Latha"/>
-                <w:szCs w:val="24"/>
-                <w:cs/>
-                <w:lang w:bidi="ta-IN"/>
-              </w:rPr>
-              <w:t>ரா</w:t>
-            </w:r>
-            <w:r>
-              <w:rPr>
-                <w:rFonts w:ascii="BRH Tamil Tab Extra" w:hAnsi="BRH Tamil Tab Extra" w:cs="Latha"/>
-                <w:b/>
-                <w:bCs/>
-                <w:szCs w:val="28"/>
-                <w:lang w:bidi="ta-IN"/>
-              </w:rPr>
-              <w:t>…</w:t>
-            </w:r>
-            <w:r>
-              <w:rPr>
-                <w:rFonts w:ascii="Latha" w:hAnsi="Latha" w:cs="Latha"/>
-                <w:szCs w:val="24"/>
-                <w:cs/>
-                <w:lang w:bidi="ta-IN"/>
-              </w:rPr>
-              <w:t>ப்</w:t>
-            </w:r>
-            <w:r>
-              <w:rPr>
-                <w:rFonts w:ascii="Latha" w:hAnsi="Latha" w:cs="Latha"/>
-                <w:b/>
-                <w:bCs/>
-                <w:position w:val="-12"/>
-                <w:szCs w:val="24"/>
-                <w:cs/>
-                <w:lang w:bidi="ta-IN"/>
-              </w:rPr>
-              <w:t>3</w:t>
-            </w:r>
-            <w:r>
-              <w:rPr>
-                <w:rFonts w:ascii="Latha" w:hAnsi="Latha" w:cs="Latha"/>
-                <w:b/>
-                <w:bCs/>
-                <w:i/>
-                <w:iCs/>
-                <w:szCs w:val="24"/>
-                <w:cs/>
-                <w:lang w:bidi="ta-IN"/>
-              </w:rPr>
-              <w:t>ரு</w:t>
-            </w:r>
-            <w:r>
-              <w:rPr>
-                <w:rFonts w:ascii="BRH Tamil Tab Extra" w:hAnsi="BRH Tamil Tab Extra" w:cs="Latha"/>
-                <w:b/>
-                <w:bCs/>
-                <w:szCs w:val="28"/>
-                <w:lang w:bidi="ta-IN"/>
-              </w:rPr>
-              <w:t>…</w:t>
-            </w:r>
-            <w:r>
-              <w:rPr>
-                <w:rFonts w:ascii="Latha" w:hAnsi="Latha" w:cs="Latha"/>
-                <w:szCs w:val="24"/>
-                <w:cs/>
-                <w:lang w:bidi="ta-IN"/>
-              </w:rPr>
-              <w:t>ஹ</w:t>
-            </w:r>
-            <w:r>
-              <w:rPr>
-                <w:rFonts w:ascii="BRH Tamil Tab Extra" w:hAnsi="BRH Tamil Tab Extra" w:cs="Latha"/>
-                <w:b/>
-                <w:bCs/>
-                <w:szCs w:val="28"/>
-                <w:lang w:bidi="ta-IN"/>
-              </w:rPr>
-              <w:t>…</w:t>
-            </w:r>
-            <w:r>
-              <w:rPr>
-                <w:rFonts w:ascii="Latha" w:hAnsi="Latha" w:cs="Latha"/>
-                <w:szCs w:val="24"/>
-                <w:cs/>
-                <w:lang w:bidi="ta-IN"/>
-              </w:rPr>
-              <w:t>ஸ்ப</w:t>
-            </w:r>
-            <w:r>
-              <w:rPr>
-                <w:rFonts w:ascii="BRH Tamil Tab Extra" w:hAnsi="BRH Tamil Tab Extra" w:cs="Latha"/>
-                <w:b/>
-                <w:bCs/>
-                <w:szCs w:val="28"/>
-                <w:highlight w:val="green"/>
-                <w:lang w:bidi="ta-IN"/>
-              </w:rPr>
-              <w:t>…</w:t>
-            </w:r>
-            <w:r>
-              <w:rPr>
-                <w:rFonts w:ascii="Latha" w:hAnsi="Latha" w:cs="Latha"/>
-                <w:szCs w:val="24"/>
-                <w:highlight w:val="green"/>
-                <w:cs/>
-                <w:lang w:bidi="ta-IN"/>
-              </w:rPr>
-              <w:t>தீ</w:t>
-            </w:r>
-            <w:r>
-              <w:rPr>
-                <w:rFonts w:ascii="BRH Tamil Tab Extra" w:hAnsi="BRH Tamil Tab Extra" w:cs="Latha"/>
-                <w:b/>
-                <w:bCs/>
-                <w:szCs w:val="28"/>
-                <w:highlight w:val="green"/>
-                <w:lang w:bidi="ta-IN"/>
-              </w:rPr>
-              <w:t>…</w:t>
-            </w:r>
-            <w:r>
-              <w:rPr>
-                <w:rFonts w:ascii="Latha" w:hAnsi="Latha" w:cs="Latha"/>
-                <w:szCs w:val="24"/>
-                <w:cs/>
-                <w:lang w:bidi="ta-IN"/>
-              </w:rPr>
-              <w:t xml:space="preserve"> </w:t>
-            </w:r>
-            <w:r>
-              <w:rPr>
-                <w:rFonts w:ascii="Latha" w:hAnsi="Latha" w:cs="Latha"/>
-                <w:szCs w:val="24"/>
-                <w:lang w:bidi="ta-IN"/>
-              </w:rPr>
-              <w:t>||</w:t>
             </w:r>
           </w:p>
           <w:p>
@@ -36141,6 +36457,140 @@
                 <w:szCs w:val="32"/>
               </w:rPr>
             </w:pPr>
+          </w:p>
+          <w:p>
+            <w:pPr>
+              <w:autoSpaceDE w:val="0"/>
+              <w:autoSpaceDN w:val="0"/>
+              <w:adjustRightInd w:val="0"/>
+              <w:rPr>
+                <w:rFonts w:ascii="Latha" w:hAnsi="Latha" w:cs="Latha"/>
+                <w:szCs w:val="24"/>
+                <w:lang w:bidi="ta-IN"/>
+              </w:rPr>
+            </w:pPr>
+            <w:r>
+              <w:rPr>
+                <w:rFonts w:ascii="Latha" w:hAnsi="Latha" w:cs="Latha"/>
+                <w:b/>
+                <w:bCs/>
+                <w:szCs w:val="24"/>
+                <w:cs/>
+                <w:lang w:bidi="ta-IN"/>
+              </w:rPr>
+              <w:lastRenderedPageBreak/>
+              <w:t>16</w:t>
+            </w:r>
+            <w:r>
+              <w:rPr>
+                <w:rFonts w:ascii="Latha" w:hAnsi="Latha" w:cs="Latha"/>
+                <w:b/>
+                <w:bCs/>
+                <w:szCs w:val="24"/>
+                <w:lang w:bidi="ta-IN"/>
+              </w:rPr>
+              <w:t>)</w:t>
+            </w:r>
+            <w:r>
+              <w:rPr>
+                <w:rFonts w:ascii="Latha" w:hAnsi="Latha" w:cs="Latha"/>
+                <w:szCs w:val="24"/>
+                <w:lang w:bidi="ta-IN"/>
+              </w:rPr>
+              <w:tab/>
+            </w:r>
+            <w:r>
+              <w:rPr>
+                <w:rFonts w:ascii="Latha" w:hAnsi="Latha" w:cs="Latha"/>
+                <w:b/>
+                <w:bCs/>
+                <w:szCs w:val="24"/>
+                <w:cs/>
+                <w:lang w:bidi="ta-IN"/>
+              </w:rPr>
+              <w:t>3.3</w:t>
+            </w:r>
+            <w:r>
+              <w:rPr>
+                <w:rFonts w:ascii="Latha" w:hAnsi="Latha" w:cs="Latha"/>
+                <w:b/>
+                <w:bCs/>
+                <w:szCs w:val="24"/>
+                <w:lang w:bidi="ta-IN"/>
+              </w:rPr>
+              <w:t>.</w:t>
+            </w:r>
+            <w:r>
+              <w:rPr>
+                <w:rFonts w:ascii="Latha" w:hAnsi="Latha" w:cs="Latha"/>
+                <w:b/>
+                <w:bCs/>
+                <w:szCs w:val="24"/>
+                <w:cs/>
+                <w:lang w:bidi="ta-IN"/>
+              </w:rPr>
+              <w:t>11</w:t>
+            </w:r>
+            <w:r>
+              <w:rPr>
+                <w:rFonts w:ascii="Latha" w:hAnsi="Latha" w:cs="Latha"/>
+                <w:b/>
+                <w:bCs/>
+                <w:szCs w:val="24"/>
+                <w:lang w:bidi="ta-IN"/>
+              </w:rPr>
+              <w:t>.</w:t>
+            </w:r>
+            <w:r>
+              <w:rPr>
+                <w:rFonts w:ascii="Latha" w:hAnsi="Latha" w:cs="Latha"/>
+                <w:b/>
+                <w:bCs/>
+                <w:szCs w:val="24"/>
+                <w:cs/>
+                <w:lang w:bidi="ta-IN"/>
+              </w:rPr>
+              <w:t>1</w:t>
+            </w:r>
+            <w:r>
+              <w:rPr>
+                <w:rFonts w:ascii="Latha" w:hAnsi="Latha" w:cs="Latha"/>
+                <w:b/>
+                <w:bCs/>
+                <w:szCs w:val="24"/>
+                <w:lang w:bidi="ta-IN"/>
+              </w:rPr>
+              <w:t>(</w:t>
+            </w:r>
+            <w:r>
+              <w:rPr>
+                <w:rFonts w:ascii="Latha" w:hAnsi="Latha" w:cs="Latha"/>
+                <w:b/>
+                <w:bCs/>
+                <w:szCs w:val="24"/>
+                <w:cs/>
+                <w:lang w:bidi="ta-IN"/>
+              </w:rPr>
+              <w:t>16</w:t>
+            </w:r>
+            <w:r>
+              <w:rPr>
+                <w:rFonts w:ascii="Latha" w:hAnsi="Latha" w:cs="Latha"/>
+                <w:b/>
+                <w:bCs/>
+                <w:szCs w:val="24"/>
+                <w:lang w:bidi="ta-IN"/>
+              </w:rPr>
+              <w:t>)</w:t>
+            </w:r>
+            <w:r>
+              <w:rPr>
+                <w:rFonts w:ascii="Latha" w:hAnsi="Latha" w:cs="Latha"/>
+                <w:szCs w:val="24"/>
+                <w:lang w:bidi="ta-IN"/>
+              </w:rPr>
+              <w:t xml:space="preserve">-  </w:t>
+            </w:r>
             <w:r>
               <w:rPr>
                 <w:rFonts w:ascii="Latha" w:hAnsi="Latha" w:cs="Latha"/>
@@ -36278,14 +36728,16 @@
                 <w:b/>
                 <w:bCs/>
                 <w:szCs w:val="28"/>
-                <w:lang w:bidi="ta-IN"/>
-              </w:rPr>
-              <w:t>…</w:t>
-            </w:r>
-            <w:r>
-              <w:rPr>
-                <w:rFonts w:ascii="Latha" w:hAnsi="Latha" w:cs="Latha"/>
-                <w:szCs w:val="24"/>
+                <w:highlight w:val="green"/>
+                <w:lang w:bidi="ta-IN"/>
+              </w:rPr>
+              <w:t>…</w:t>
+            </w:r>
+            <w:r>
+              <w:rPr>
+                <w:rFonts w:ascii="Latha" w:hAnsi="Latha" w:cs="Latha"/>
+                <w:szCs w:val="24"/>
+                <w:highlight w:val="green"/>
                 <w:cs/>
                 <w:lang w:bidi="ta-IN"/>
               </w:rPr>
@@ -36297,14 +36749,16 @@
                 <w:b/>
                 <w:bCs/>
                 <w:szCs w:val="28"/>
-                <w:lang w:bidi="ta-IN"/>
-              </w:rPr>
-              <w:t>…</w:t>
-            </w:r>
-            <w:r>
-              <w:rPr>
-                <w:rFonts w:ascii="Latha" w:hAnsi="Latha" w:cs="Latha"/>
-                <w:szCs w:val="24"/>
+                <w:highlight w:val="green"/>
+                <w:lang w:bidi="ta-IN"/>
+              </w:rPr>
+              <w:t>…</w:t>
+            </w:r>
+            <w:r>
+              <w:rPr>
+                <w:rFonts w:ascii="Latha" w:hAnsi="Latha" w:cs="Latha"/>
+                <w:szCs w:val="24"/>
+                <w:cs/>
                 <w:lang w:bidi="ta-IN"/>
               </w:rPr>
               <w:t xml:space="preserve"> </w:t>
@@ -36313,176 +36767,9 @@
               <w:rPr>
                 <w:rFonts w:ascii="Latha" w:hAnsi="Latha" w:cs="Latha"/>
                 <w:szCs w:val="24"/>
-                <w:cs/>
-                <w:lang w:bidi="ta-IN"/>
-              </w:rPr>
-              <w:t>இதீ</w:t>
-            </w:r>
-            <w:r>
-              <w:rPr>
-                <w:rFonts w:ascii="BRH Tamil Tab Extra" w:hAnsi="BRH Tamil Tab Extra" w:cs="Latha"/>
-                <w:b/>
-                <w:bCs/>
-                <w:szCs w:val="28"/>
-                <w:lang w:bidi="ta-IN"/>
-              </w:rPr>
-              <w:t>‡</w:t>
-            </w:r>
-            <w:r>
-              <w:rPr>
-                <w:rFonts w:ascii="Latha" w:hAnsi="Latha" w:cs="Latha"/>
-                <w:szCs w:val="24"/>
-                <w:cs/>
-                <w:lang w:bidi="ta-IN"/>
-              </w:rPr>
-              <w:t>ந்த்</w:t>
-            </w:r>
-            <w:r>
-              <w:rPr>
-                <w:rFonts w:ascii="Latha" w:hAnsi="Latha" w:cs="Latha"/>
-                <w:b/>
-                <w:bCs/>
-                <w:position w:val="-12"/>
-                <w:szCs w:val="24"/>
-                <w:cs/>
-                <w:lang w:bidi="ta-IN"/>
-              </w:rPr>
-              <w:t>3</w:t>
-            </w:r>
-            <w:r>
-              <w:rPr>
-                <w:rFonts w:ascii="Latha" w:hAnsi="Latha" w:cs="Latha"/>
-                <w:szCs w:val="24"/>
-                <w:cs/>
-                <w:lang w:bidi="ta-IN"/>
-              </w:rPr>
-              <w:t xml:space="preserve">ரா </w:t>
-            </w:r>
-            <w:r>
-              <w:rPr>
-                <w:rFonts w:ascii="Latha" w:hAnsi="Latha" w:cs="Latha"/>
-                <w:szCs w:val="24"/>
-                <w:lang w:bidi="ta-IN"/>
-              </w:rPr>
-              <w:t xml:space="preserve">- </w:t>
-            </w:r>
-            <w:r>
-              <w:rPr>
-                <w:rFonts w:ascii="Latha" w:hAnsi="Latha" w:cs="Latha"/>
-                <w:szCs w:val="24"/>
-                <w:cs/>
-                <w:lang w:bidi="ta-IN"/>
-              </w:rPr>
-              <w:t>ப்</w:t>
-            </w:r>
-            <w:r>
-              <w:rPr>
-                <w:rFonts w:ascii="Latha" w:hAnsi="Latha" w:cs="Latha"/>
-                <w:b/>
-                <w:bCs/>
-                <w:position w:val="-12"/>
-                <w:szCs w:val="24"/>
-                <w:cs/>
-                <w:lang w:bidi="ta-IN"/>
-              </w:rPr>
-              <w:t>3</w:t>
-            </w:r>
-            <w:r>
-              <w:rPr>
-                <w:rFonts w:ascii="Latha" w:hAnsi="Latha" w:cs="Latha"/>
-                <w:b/>
-                <w:bCs/>
-                <w:i/>
-                <w:iCs/>
-                <w:szCs w:val="24"/>
-                <w:cs/>
-                <w:lang w:bidi="ta-IN"/>
-              </w:rPr>
-              <w:t>ரு</w:t>
-            </w:r>
-            <w:r>
-              <w:rPr>
-                <w:rFonts w:ascii="BRH Tamil Tab Extra" w:hAnsi="BRH Tamil Tab Extra" w:cs="Latha"/>
-                <w:b/>
-                <w:bCs/>
-                <w:szCs w:val="28"/>
-                <w:lang w:bidi="ta-IN"/>
-              </w:rPr>
-              <w:t>…</w:t>
-            </w:r>
-            <w:r>
-              <w:rPr>
-                <w:rFonts w:ascii="Latha" w:hAnsi="Latha" w:cs="Latha"/>
-                <w:szCs w:val="24"/>
-                <w:cs/>
-                <w:lang w:bidi="ta-IN"/>
-              </w:rPr>
-              <w:t>ஹ</w:t>
-            </w:r>
-            <w:r>
-              <w:rPr>
-                <w:rFonts w:ascii="BRH Tamil Tab Extra" w:hAnsi="BRH Tamil Tab Extra" w:cs="Latha"/>
-                <w:b/>
-                <w:bCs/>
-                <w:szCs w:val="28"/>
-                <w:lang w:bidi="ta-IN"/>
-              </w:rPr>
-              <w:t>…</w:t>
-            </w:r>
-            <w:r>
-              <w:rPr>
-                <w:rFonts w:ascii="Latha" w:hAnsi="Latha" w:cs="Latha"/>
-                <w:szCs w:val="24"/>
-                <w:cs/>
-                <w:lang w:bidi="ta-IN"/>
-              </w:rPr>
-              <w:t>ஸ்ப</w:t>
-            </w:r>
-            <w:r>
-              <w:rPr>
-                <w:rFonts w:ascii="BRH Tamil Tab Extra" w:hAnsi="BRH Tamil Tab Extra" w:cs="Latha"/>
-                <w:b/>
-                <w:bCs/>
-                <w:szCs w:val="28"/>
-                <w:lang w:bidi="ta-IN"/>
-              </w:rPr>
-              <w:t>…</w:t>
-            </w:r>
-            <w:r>
-              <w:rPr>
-                <w:rFonts w:ascii="Latha" w:hAnsi="Latha" w:cs="Latha"/>
-                <w:szCs w:val="24"/>
-                <w:cs/>
-                <w:lang w:bidi="ta-IN"/>
-              </w:rPr>
-              <w:t>தீ</w:t>
-            </w:r>
-            <w:r>
-              <w:rPr>
-                <w:rFonts w:ascii="BRH Tamil Tab Extra" w:hAnsi="BRH Tamil Tab Extra" w:cs="Latha"/>
-                <w:b/>
-                <w:bCs/>
-                <w:szCs w:val="28"/>
-                <w:lang w:bidi="ta-IN"/>
-              </w:rPr>
-              <w:t>…</w:t>
-            </w:r>
-            <w:r>
-              <w:rPr>
-                <w:rFonts w:ascii="Latha" w:hAnsi="Latha" w:cs="Latha"/>
-                <w:szCs w:val="24"/>
-                <w:lang w:bidi="ta-IN"/>
-              </w:rPr>
-              <w:t xml:space="preserve"> </w:t>
-            </w:r>
-            <w:bookmarkEnd w:id="5"/>
-            <w:r>
-              <w:rPr>
-                <w:rFonts w:ascii="Latha" w:hAnsi="Latha" w:cs="Latha"/>
-                <w:szCs w:val="24"/>
-                <w:lang w:bidi="ta-IN"/>
-              </w:rPr>
-              <w:t>|</w:t>
+                <w:lang w:bidi="ta-IN"/>
+              </w:rPr>
+              <w:t>||</w:t>
             </w:r>
           </w:p>
           <w:p>
@@ -36493,25 +36780,353 @@
               <w:adjustRightInd w:val="0"/>
               <w:spacing w:before="0" w:line="240" w:lineRule="auto"/>
               <w:rPr>
-                <w:rFonts w:ascii="BRH Devanagari Extra" w:hAnsi="BRH Devanagari Extra" w:cs="BRH Devanagari Extra"/>
-                <w:color w:val="000000"/>
-                <w:sz w:val="32"/>
-                <w:szCs w:val="32"/>
-              </w:rPr>
-            </w:pPr>
-          </w:p>
-          <w:p>
-            <w:pPr>
-              <w:widowControl w:val="0"/>
-              <w:autoSpaceDE w:val="0"/>
-              <w:autoSpaceDN w:val="0"/>
-              <w:adjustRightInd w:val="0"/>
-              <w:spacing w:before="0" w:line="240" w:lineRule="auto"/>
-              <w:rPr>
                 <w:rFonts w:cs="BRH Malayalam Extra"/>
                 <w:szCs w:val="40"/>
               </w:rPr>
             </w:pPr>
+            <w:r>
+              <w:rPr>
+                <w:rFonts w:ascii="Latha" w:hAnsi="Latha" w:cs="Latha"/>
+                <w:szCs w:val="24"/>
+                <w:cs/>
+                <w:lang w:bidi="ta-IN"/>
+              </w:rPr>
+              <w:t>இ</w:t>
+            </w:r>
+            <w:r>
+              <w:rPr>
+                <w:rFonts w:ascii="BRH Tamil Tab Extra" w:hAnsi="BRH Tamil Tab Extra" w:cs="Latha"/>
+                <w:b/>
+                <w:bCs/>
+                <w:szCs w:val="28"/>
+                <w:lang w:bidi="ta-IN"/>
+              </w:rPr>
+              <w:t>…</w:t>
+            </w:r>
+            <w:r>
+              <w:rPr>
+                <w:rFonts w:ascii="Latha" w:hAnsi="Latha" w:cs="Latha"/>
+                <w:szCs w:val="24"/>
+                <w:cs/>
+                <w:lang w:bidi="ta-IN"/>
+              </w:rPr>
+              <w:t>ந்த்</w:t>
+            </w:r>
+            <w:r>
+              <w:rPr>
+                <w:rFonts w:ascii="Latha" w:hAnsi="Latha" w:cs="Latha"/>
+                <w:b/>
+                <w:bCs/>
+                <w:position w:val="-12"/>
+                <w:szCs w:val="24"/>
+                <w:cs/>
+                <w:lang w:bidi="ta-IN"/>
+              </w:rPr>
+              <w:t>3</w:t>
+            </w:r>
+            <w:r>
+              <w:rPr>
+                <w:rFonts w:ascii="Latha" w:hAnsi="Latha" w:cs="Latha"/>
+                <w:szCs w:val="24"/>
+                <w:cs/>
+                <w:lang w:bidi="ta-IN"/>
+              </w:rPr>
+              <w:t>ரா</w:t>
+            </w:r>
+            <w:r>
+              <w:rPr>
+                <w:rFonts w:ascii="BRH Tamil Tab Extra" w:hAnsi="BRH Tamil Tab Extra" w:cs="Latha"/>
+                <w:b/>
+                <w:bCs/>
+                <w:szCs w:val="28"/>
+                <w:lang w:bidi="ta-IN"/>
+              </w:rPr>
+              <w:t>…</w:t>
+            </w:r>
+            <w:r>
+              <w:rPr>
+                <w:rFonts w:ascii="Latha" w:hAnsi="Latha" w:cs="Latha"/>
+                <w:szCs w:val="24"/>
+                <w:cs/>
+                <w:lang w:bidi="ta-IN"/>
+              </w:rPr>
+              <w:t>ப்</w:t>
+            </w:r>
+            <w:r>
+              <w:rPr>
+                <w:rFonts w:ascii="Latha" w:hAnsi="Latha" w:cs="Latha"/>
+                <w:b/>
+                <w:bCs/>
+                <w:position w:val="-12"/>
+                <w:szCs w:val="24"/>
+                <w:cs/>
+                <w:lang w:bidi="ta-IN"/>
+              </w:rPr>
+              <w:t>3</w:t>
+            </w:r>
+            <w:r>
+              <w:rPr>
+                <w:rFonts w:ascii="Latha" w:hAnsi="Latha" w:cs="Latha"/>
+                <w:b/>
+                <w:bCs/>
+                <w:i/>
+                <w:iCs/>
+                <w:szCs w:val="24"/>
+                <w:cs/>
+                <w:lang w:bidi="ta-IN"/>
+              </w:rPr>
+              <w:t>ரு</w:t>
+            </w:r>
+            <w:r>
+              <w:rPr>
+                <w:rFonts w:ascii="BRH Tamil Tab Extra" w:hAnsi="BRH Tamil Tab Extra" w:cs="Latha"/>
+                <w:b/>
+                <w:bCs/>
+                <w:szCs w:val="28"/>
+                <w:lang w:bidi="ta-IN"/>
+              </w:rPr>
+              <w:t>…</w:t>
+            </w:r>
+            <w:r>
+              <w:rPr>
+                <w:rFonts w:ascii="Latha" w:hAnsi="Latha" w:cs="Latha"/>
+                <w:szCs w:val="24"/>
+                <w:cs/>
+                <w:lang w:bidi="ta-IN"/>
+              </w:rPr>
+              <w:t>ஹ</w:t>
+            </w:r>
+            <w:r>
+              <w:rPr>
+                <w:rFonts w:ascii="BRH Tamil Tab Extra" w:hAnsi="BRH Tamil Tab Extra" w:cs="Latha"/>
+                <w:b/>
+                <w:bCs/>
+                <w:szCs w:val="28"/>
+                <w:lang w:bidi="ta-IN"/>
+              </w:rPr>
+              <w:t>…</w:t>
+            </w:r>
+            <w:r>
+              <w:rPr>
+                <w:rFonts w:ascii="Latha" w:hAnsi="Latha" w:cs="Latha"/>
+                <w:szCs w:val="24"/>
+                <w:cs/>
+                <w:lang w:bidi="ta-IN"/>
+              </w:rPr>
+              <w:t>ஸ்ப</w:t>
+            </w:r>
+            <w:r>
+              <w:rPr>
+                <w:rFonts w:ascii="BRH Tamil Tab Extra" w:hAnsi="BRH Tamil Tab Extra" w:cs="Latha"/>
+                <w:b/>
+                <w:bCs/>
+                <w:szCs w:val="28"/>
+                <w:lang w:bidi="ta-IN"/>
+              </w:rPr>
+              <w:t>…</w:t>
+            </w:r>
+            <w:r>
+              <w:rPr>
+                <w:rFonts w:ascii="Latha" w:hAnsi="Latha" w:cs="Latha"/>
+                <w:szCs w:val="24"/>
+                <w:cs/>
+                <w:lang w:bidi="ta-IN"/>
+              </w:rPr>
+              <w:t>தீ</w:t>
+            </w:r>
+            <w:r>
+              <w:rPr>
+                <w:rFonts w:ascii="BRH Tamil Tab Extra" w:hAnsi="BRH Tamil Tab Extra" w:cs="Latha"/>
+                <w:b/>
+                <w:bCs/>
+                <w:szCs w:val="28"/>
+                <w:lang w:bidi="ta-IN"/>
+              </w:rPr>
+              <w:t>…</w:t>
+            </w:r>
+            <w:r>
+              <w:rPr>
+                <w:rFonts w:ascii="Latha" w:hAnsi="Latha" w:cs="Latha"/>
+                <w:szCs w:val="24"/>
+                <w:lang w:bidi="ta-IN"/>
+              </w:rPr>
+              <w:t xml:space="preserve"> </w:t>
+            </w:r>
+            <w:r>
+              <w:rPr>
+                <w:rFonts w:ascii="Latha" w:hAnsi="Latha" w:cs="Latha"/>
+                <w:szCs w:val="24"/>
+                <w:cs/>
+                <w:lang w:bidi="ta-IN"/>
+              </w:rPr>
+              <w:t>இதீ</w:t>
+            </w:r>
+            <w:r>
+              <w:rPr>
+                <w:rFonts w:ascii="BRH Tamil Tab Extra" w:hAnsi="BRH Tamil Tab Extra" w:cs="Latha"/>
+                <w:b/>
+                <w:bCs/>
+                <w:szCs w:val="28"/>
+                <w:lang w:bidi="ta-IN"/>
+              </w:rPr>
+              <w:t>‡</w:t>
+            </w:r>
+            <w:r>
+              <w:rPr>
+                <w:rFonts w:ascii="Latha" w:hAnsi="Latha" w:cs="Latha"/>
+                <w:szCs w:val="24"/>
+                <w:cs/>
+                <w:lang w:bidi="ta-IN"/>
+              </w:rPr>
+              <w:t>ந்த்</w:t>
+            </w:r>
+            <w:r>
+              <w:rPr>
+                <w:rFonts w:ascii="Latha" w:hAnsi="Latha" w:cs="Latha"/>
+                <w:b/>
+                <w:bCs/>
+                <w:position w:val="-12"/>
+                <w:szCs w:val="24"/>
+                <w:cs/>
+                <w:lang w:bidi="ta-IN"/>
+              </w:rPr>
+              <w:t>3</w:t>
+            </w:r>
+            <w:r>
+              <w:rPr>
+                <w:rFonts w:ascii="Latha" w:hAnsi="Latha" w:cs="Latha"/>
+                <w:szCs w:val="24"/>
+                <w:cs/>
+                <w:lang w:bidi="ta-IN"/>
+              </w:rPr>
+              <w:t xml:space="preserve">ரா </w:t>
+            </w:r>
+            <w:r>
+              <w:rPr>
+                <w:rFonts w:ascii="Latha" w:hAnsi="Latha" w:cs="Latha"/>
+                <w:szCs w:val="24"/>
+                <w:lang w:bidi="ta-IN"/>
+              </w:rPr>
+              <w:t xml:space="preserve">- </w:t>
+            </w:r>
+            <w:r>
+              <w:rPr>
+                <w:rFonts w:ascii="Latha" w:hAnsi="Latha" w:cs="Latha"/>
+                <w:szCs w:val="24"/>
+                <w:cs/>
+                <w:lang w:bidi="ta-IN"/>
+              </w:rPr>
+              <w:t>ப்</w:t>
+            </w:r>
+            <w:r>
+              <w:rPr>
+                <w:rFonts w:ascii="Latha" w:hAnsi="Latha" w:cs="Latha"/>
+                <w:b/>
+                <w:bCs/>
+                <w:position w:val="-12"/>
+                <w:szCs w:val="24"/>
+                <w:cs/>
+                <w:lang w:bidi="ta-IN"/>
+              </w:rPr>
+              <w:t>3</w:t>
+            </w:r>
+            <w:r>
+              <w:rPr>
+                <w:rFonts w:ascii="Latha" w:hAnsi="Latha" w:cs="Latha"/>
+                <w:b/>
+                <w:bCs/>
+                <w:i/>
+                <w:iCs/>
+                <w:szCs w:val="24"/>
+                <w:cs/>
+                <w:lang w:bidi="ta-IN"/>
+              </w:rPr>
+              <w:t>ரு</w:t>
+            </w:r>
+            <w:r>
+              <w:rPr>
+                <w:rFonts w:ascii="BRH Tamil Tab Extra" w:hAnsi="BRH Tamil Tab Extra" w:cs="Latha"/>
+                <w:b/>
+                <w:bCs/>
+                <w:szCs w:val="28"/>
+                <w:lang w:bidi="ta-IN"/>
+              </w:rPr>
+              <w:t>…</w:t>
+            </w:r>
+            <w:r>
+              <w:rPr>
+                <w:rFonts w:ascii="Latha" w:hAnsi="Latha" w:cs="Latha"/>
+                <w:szCs w:val="24"/>
+                <w:cs/>
+                <w:lang w:bidi="ta-IN"/>
+              </w:rPr>
+              <w:t>ஹ</w:t>
+            </w:r>
+            <w:r>
+              <w:rPr>
+                <w:rFonts w:ascii="BRH Tamil Tab Extra" w:hAnsi="BRH Tamil Tab Extra" w:cs="Latha"/>
+                <w:b/>
+                <w:bCs/>
+                <w:szCs w:val="28"/>
+                <w:lang w:bidi="ta-IN"/>
+              </w:rPr>
+              <w:t>…</w:t>
+            </w:r>
+            <w:r>
+              <w:rPr>
+                <w:rFonts w:ascii="Latha" w:hAnsi="Latha" w:cs="Latha"/>
+                <w:szCs w:val="24"/>
+                <w:cs/>
+                <w:lang w:bidi="ta-IN"/>
+              </w:rPr>
+              <w:t>ஸ்ப</w:t>
+            </w:r>
+            <w:r>
+              <w:rPr>
+                <w:rFonts w:ascii="BRH Tamil Tab Extra" w:hAnsi="BRH Tamil Tab Extra" w:cs="Latha"/>
+                <w:b/>
+                <w:bCs/>
+                <w:szCs w:val="28"/>
+                <w:lang w:bidi="ta-IN"/>
+              </w:rPr>
+              <w:t>…</w:t>
+            </w:r>
+            <w:r>
+              <w:rPr>
+                <w:rFonts w:ascii="Latha" w:hAnsi="Latha" w:cs="Latha"/>
+                <w:szCs w:val="24"/>
+                <w:cs/>
+                <w:lang w:bidi="ta-IN"/>
+              </w:rPr>
+              <w:t>தீ</w:t>
+            </w:r>
+            <w:r>
+              <w:rPr>
+                <w:rFonts w:ascii="BRH Tamil Tab Extra" w:hAnsi="BRH Tamil Tab Extra" w:cs="Latha"/>
+                <w:b/>
+                <w:bCs/>
+                <w:szCs w:val="28"/>
+                <w:lang w:bidi="ta-IN"/>
+              </w:rPr>
+              <w:t>…</w:t>
+            </w:r>
+            <w:r>
+              <w:rPr>
+                <w:rFonts w:ascii="Latha" w:hAnsi="Latha" w:cs="Latha"/>
+                <w:szCs w:val="24"/>
+                <w:lang w:bidi="ta-IN"/>
+              </w:rPr>
+              <w:t xml:space="preserve"> </w:t>
+            </w:r>
+            <w:bookmarkEnd w:id="5"/>
+            <w:r>
+              <w:rPr>
+                <w:rFonts w:ascii="Latha" w:hAnsi="Latha" w:cs="Latha"/>
+                <w:szCs w:val="24"/>
+                <w:lang w:bidi="ta-IN"/>
+              </w:rPr>
+              <w:t>|</w:t>
+            </w:r>
           </w:p>
         </w:tc>
       </w:tr>
@@ -38138,20 +38753,6 @@
               <w:adjustRightInd w:val="0"/>
               <w:rPr>
                 <w:rFonts w:ascii="Latha" w:hAnsi="Latha" w:cs="Latha"/>
-                <w:b/>
-                <w:bCs/>
-                <w:szCs w:val="24"/>
-                <w:lang w:bidi="ta-IN"/>
-              </w:rPr>
-            </w:pPr>
-          </w:p>
-          <w:p>
-            <w:pPr>
-              <w:autoSpaceDE w:val="0"/>
-              <w:autoSpaceDN w:val="0"/>
-              <w:adjustRightInd w:val="0"/>
-              <w:rPr>
-                <w:rFonts w:ascii="Latha" w:hAnsi="Latha" w:cs="Latha"/>
                 <w:szCs w:val="24"/>
                 <w:lang w:bidi="ta-IN"/>
               </w:rPr>
@@ -39524,6 +40125,20 @@
           </w:p>
           <w:p>
             <w:pPr>
+              <w:widowControl w:val="0"/>
+              <w:autoSpaceDE w:val="0"/>
+              <w:autoSpaceDN w:val="0"/>
+              <w:adjustRightInd w:val="0"/>
+              <w:spacing w:before="0" w:line="240" w:lineRule="auto"/>
+              <w:rPr>
+                <w:rFonts w:ascii="Latha" w:hAnsi="Latha" w:cs="Latha"/>
+                <w:szCs w:val="24"/>
+                <w:lang w:bidi="ta-IN"/>
+              </w:rPr>
+            </w:pPr>
+          </w:p>
+          <w:p>
+            <w:pPr>
               <w:autoSpaceDE w:val="0"/>
               <w:autoSpaceDN w:val="0"/>
               <w:adjustRightInd w:val="0"/>
@@ -40366,34 +40981,6 @@
               <w:rPr>
                 <w:rFonts w:ascii="Latha" w:hAnsi="Latha" w:cs="Latha"/>
                 <w:szCs w:val="24"/>
-              </w:rPr>
-            </w:pPr>
-          </w:p>
-          <w:p>
-            <w:pPr>
-              <w:widowControl w:val="0"/>
-              <w:autoSpaceDE w:val="0"/>
-              <w:autoSpaceDN w:val="0"/>
-              <w:adjustRightInd w:val="0"/>
-              <w:spacing w:before="0" w:line="240" w:lineRule="auto"/>
-              <w:rPr>
-                <w:rFonts w:ascii="Latha" w:hAnsi="Latha" w:cs="Latha"/>
-                <w:szCs w:val="24"/>
-              </w:rPr>
-            </w:pPr>
-          </w:p>
-          <w:p>
-            <w:pPr>
-              <w:widowControl w:val="0"/>
-              <w:autoSpaceDE w:val="0"/>
-              <w:autoSpaceDN w:val="0"/>
-              <w:adjustRightInd w:val="0"/>
-              <w:spacing w:before="0" w:line="240" w:lineRule="auto"/>
-              <w:rPr>
-                <w:rFonts w:ascii="BRH Devanagari Extra" w:hAnsi="BRH Devanagari Extra" w:cs="BRH Devanagari Extra"/>
-                <w:color w:val="000000"/>
-                <w:sz w:val="32"/>
-                <w:szCs w:val="32"/>
               </w:rPr>
             </w:pPr>
           </w:p>
@@ -41095,7 +41682,6 @@
                 <w:cs/>
                 <w:lang w:bidi="ta-IN"/>
               </w:rPr>
-              <w:lastRenderedPageBreak/>
               <w:t>23</w:t>
             </w:r>
             <w:r>
@@ -41768,6 +42354,7 @@
                 <w:cs/>
                 <w:lang w:bidi="ta-IN"/>
               </w:rPr>
+              <w:lastRenderedPageBreak/>
               <w:t>24</w:t>
             </w:r>
             <w:r>
@@ -43021,6 +43608,7 @@
                 <w:cs/>
                 <w:lang w:bidi="ta-IN"/>
               </w:rPr>
+              <w:lastRenderedPageBreak/>
               <w:t>23</w:t>
             </w:r>
             <w:r>
@@ -43650,6 +44238,7 @@
                 <w:cs/>
                 <w:lang w:bidi="ta-IN"/>
               </w:rPr>
+              <w:lastRenderedPageBreak/>
               <w:t>24</w:t>
             </w:r>
             <w:r>
@@ -44901,6 +45490,7 @@
                 <w:cs/>
                 <w:lang w:bidi="ta-IN"/>
               </w:rPr>
+              <w:lastRenderedPageBreak/>
               <w:t>45</w:t>
             </w:r>
             <w:r>
@@ -45592,7 +46182,7 @@
       </w:tr>
       <w:tr>
         <w:trPr>
-          <w:trHeight w:val="3852"/>
+          <w:trHeight w:val="1368"/>
         </w:trPr>
         <w:tc>
           <w:tcPr>
@@ -45624,7 +46214,6 @@
                 <w:cs/>
                 <w:lang w:bidi="ta-IN"/>
               </w:rPr>
-              <w:lastRenderedPageBreak/>
               <w:t>3)</w:t>
             </w:r>
             <w:r>
@@ -46858,15 +47447,28 @@
                 <w:lang w:bidi="ta-IN"/>
               </w:rPr>
             </w:pPr>
-            <w:r>
-              <w:rPr>
-                <w:rFonts w:ascii="Latha" w:hAnsi="Latha" w:cs="Latha"/>
-                <w:b/>
-                <w:bCs/>
-                <w:szCs w:val="24"/>
-                <w:cs/>
-                <w:lang w:bidi="ta-IN"/>
-              </w:rPr>
+          </w:p>
+          <w:p>
+            <w:pPr>
+              <w:autoSpaceDE w:val="0"/>
+              <w:autoSpaceDN w:val="0"/>
+              <w:adjustRightInd w:val="0"/>
+              <w:rPr>
+                <w:rFonts w:ascii="Latha" w:hAnsi="Latha" w:cs="Latha"/>
+                <w:szCs w:val="24"/>
+                <w:lang w:bidi="ta-IN"/>
+              </w:rPr>
+            </w:pPr>
+            <w:r>
+              <w:rPr>
+                <w:rFonts w:ascii="Latha" w:hAnsi="Latha" w:cs="Latha"/>
+                <w:b/>
+                <w:bCs/>
+                <w:szCs w:val="24"/>
+                <w:cs/>
+                <w:lang w:bidi="ta-IN"/>
+              </w:rPr>
+              <w:lastRenderedPageBreak/>
               <w:t>5</w:t>
             </w:r>
             <w:r>
@@ -47291,6 +47893,7 @@
                 <w:cs/>
                 <w:lang w:bidi="ta-IN"/>
               </w:rPr>
+              <w:lastRenderedPageBreak/>
               <w:t>3)</w:t>
             </w:r>
             <w:r>
@@ -48175,366 +48778,380 @@
               <w:adjustRightInd w:val="0"/>
               <w:spacing w:before="0" w:line="240" w:lineRule="auto"/>
               <w:rPr>
+                <w:rFonts w:ascii="Latha" w:hAnsi="Latha" w:cs="Latha"/>
+                <w:szCs w:val="24"/>
+                <w:lang w:bidi="ta-IN"/>
+              </w:rPr>
+            </w:pPr>
+            <w:r>
+              <w:rPr>
+                <w:rFonts w:ascii="Latha" w:hAnsi="Latha" w:cs="Latha"/>
+                <w:szCs w:val="24"/>
+                <w:highlight w:val="green"/>
+                <w:cs/>
+                <w:lang w:bidi="ta-IN"/>
+              </w:rPr>
+              <w:t>க்</w:t>
+            </w:r>
+            <w:r>
+              <w:rPr>
+                <w:rFonts w:ascii="Latha" w:hAnsi="Latha" w:cs="Latha"/>
+                <w:b/>
+                <w:bCs/>
+                <w:position w:val="-12"/>
+                <w:szCs w:val="24"/>
+                <w:highlight w:val="green"/>
+                <w:cs/>
+                <w:lang w:bidi="ta-IN"/>
+              </w:rPr>
+              <w:t>4</w:t>
+            </w:r>
+            <w:r>
+              <w:rPr>
+                <w:rFonts w:ascii="Latha" w:hAnsi="Latha" w:cs="Latha"/>
+                <w:i/>
+                <w:iCs/>
+                <w:szCs w:val="24"/>
+                <w:highlight w:val="green"/>
+                <w:cs/>
+                <w:lang w:bidi="ta-IN"/>
+              </w:rPr>
+              <w:t>ரு</w:t>
+            </w:r>
+            <w:r>
+              <w:rPr>
+                <w:rFonts w:ascii="BRH Tamil Tab Extra" w:hAnsi="BRH Tamil Tab Extra" w:cs="Latha"/>
+                <w:b/>
+                <w:bCs/>
+                <w:szCs w:val="28"/>
+                <w:lang w:bidi="ta-IN"/>
+              </w:rPr>
+              <w:t>…</w:t>
+            </w:r>
+            <w:r>
+              <w:rPr>
+                <w:rFonts w:ascii="Latha" w:hAnsi="Latha" w:cs="Latha"/>
+                <w:szCs w:val="24"/>
+                <w:cs/>
+                <w:lang w:bidi="ta-IN"/>
+              </w:rPr>
+              <w:t>தவ</w:t>
+            </w:r>
+            <w:r>
+              <w:rPr>
+                <w:rFonts w:ascii="BRH Tamil Tab Extra" w:hAnsi="BRH Tamil Tab Extra" w:cs="Latha"/>
+                <w:b/>
+                <w:bCs/>
+                <w:szCs w:val="28"/>
+                <w:lang w:bidi="ta-IN"/>
+              </w:rPr>
+              <w:t>†</w:t>
+            </w:r>
+            <w:r>
+              <w:rPr>
+                <w:rFonts w:ascii="Latha" w:hAnsi="Latha" w:cs="Latha"/>
+                <w:szCs w:val="24"/>
+                <w:cs/>
+                <w:lang w:bidi="ta-IN"/>
+              </w:rPr>
+              <w:t>த்</w:t>
+            </w:r>
+            <w:r>
+              <w:rPr>
+                <w:rFonts w:ascii="Latha" w:hAnsi="Latha" w:cs="Latha"/>
+                <w:b/>
+                <w:bCs/>
+                <w:position w:val="-12"/>
+                <w:szCs w:val="24"/>
+                <w:cs/>
+                <w:lang w:bidi="ta-IN"/>
+              </w:rPr>
+              <w:t>3</w:t>
+            </w:r>
+            <w:r>
+              <w:rPr>
+                <w:rFonts w:ascii="Latha" w:hAnsi="Latha" w:cs="Latha"/>
+                <w:szCs w:val="24"/>
+                <w:cs/>
+                <w:lang w:bidi="ta-IN"/>
+              </w:rPr>
+              <w:t xml:space="preserve"> விதே</w:t>
+            </w:r>
+            <w:r>
+              <w:rPr>
+                <w:rFonts w:ascii="Latha" w:hAnsi="Latha" w:cs="Latha"/>
+                <w:b/>
+                <w:bCs/>
+                <w:position w:val="-12"/>
+                <w:szCs w:val="24"/>
+                <w:cs/>
+                <w:lang w:bidi="ta-IN"/>
+              </w:rPr>
+              <w:t>4</w:t>
+            </w:r>
+            <w:r>
+              <w:rPr>
+                <w:rFonts w:ascii="Latha" w:hAnsi="Latha" w:cs="Latha"/>
+                <w:szCs w:val="24"/>
+                <w:cs/>
+                <w:lang w:bidi="ta-IN"/>
+              </w:rPr>
+              <w:t>ம விதே</w:t>
+            </w:r>
+            <w:r>
+              <w:rPr>
+                <w:rFonts w:ascii="Latha" w:hAnsi="Latha" w:cs="Latha"/>
+                <w:b/>
+                <w:bCs/>
+                <w:position w:val="-12"/>
+                <w:szCs w:val="24"/>
+                <w:cs/>
+                <w:lang w:bidi="ta-IN"/>
+              </w:rPr>
+              <w:t>4</w:t>
+            </w:r>
+            <w:r>
+              <w:rPr>
+                <w:rFonts w:ascii="Latha" w:hAnsi="Latha" w:cs="Latha"/>
+                <w:szCs w:val="24"/>
+                <w:cs/>
+                <w:lang w:bidi="ta-IN"/>
+              </w:rPr>
+              <w:t xml:space="preserve">ம </w:t>
+            </w:r>
+            <w:r>
+              <w:rPr>
+                <w:rFonts w:ascii="Latha" w:hAnsi="Latha" w:cs="Latha"/>
+                <w:szCs w:val="24"/>
+                <w:highlight w:val="green"/>
+                <w:cs/>
+                <w:lang w:bidi="ta-IN"/>
+              </w:rPr>
+              <w:t>க்</w:t>
+            </w:r>
+            <w:r>
+              <w:rPr>
+                <w:rFonts w:ascii="Latha" w:hAnsi="Latha" w:cs="Latha"/>
+                <w:b/>
+                <w:bCs/>
+                <w:position w:val="-12"/>
+                <w:szCs w:val="24"/>
+                <w:highlight w:val="green"/>
+                <w:cs/>
+                <w:lang w:bidi="ta-IN"/>
+              </w:rPr>
+              <w:t>4</w:t>
+            </w:r>
+            <w:r>
+              <w:rPr>
+                <w:rFonts w:ascii="Latha" w:hAnsi="Latha" w:cs="Latha"/>
+                <w:i/>
+                <w:iCs/>
+                <w:szCs w:val="24"/>
+                <w:highlight w:val="green"/>
+                <w:cs/>
+                <w:lang w:bidi="ta-IN"/>
+              </w:rPr>
+              <w:t>ரு</w:t>
+            </w:r>
+            <w:r>
+              <w:rPr>
+                <w:rFonts w:ascii="BRH Tamil Tab Extra" w:hAnsi="BRH Tamil Tab Extra" w:cs="Latha"/>
+                <w:b/>
+                <w:bCs/>
+                <w:szCs w:val="28"/>
+                <w:lang w:bidi="ta-IN"/>
+              </w:rPr>
+              <w:t>…</w:t>
+            </w:r>
+            <w:r>
+              <w:rPr>
+                <w:rFonts w:ascii="Latha" w:hAnsi="Latha" w:cs="Latha"/>
+                <w:szCs w:val="24"/>
+                <w:cs/>
+                <w:lang w:bidi="ta-IN"/>
+              </w:rPr>
+              <w:t>தவ</w:t>
+            </w:r>
+            <w:r>
+              <w:rPr>
+                <w:rFonts w:ascii="BRH Tamil Tab Extra" w:hAnsi="BRH Tamil Tab Extra" w:cs="Latha"/>
+                <w:b/>
+                <w:bCs/>
+                <w:szCs w:val="28"/>
+                <w:lang w:bidi="ta-IN"/>
+              </w:rPr>
+              <w:t>†</w:t>
+            </w:r>
+            <w:r>
+              <w:rPr>
+                <w:rFonts w:ascii="Latha" w:hAnsi="Latha" w:cs="Latha"/>
+                <w:szCs w:val="24"/>
+                <w:cs/>
+                <w:lang w:bidi="ta-IN"/>
+              </w:rPr>
+              <w:t>த்</w:t>
+            </w:r>
+            <w:r>
+              <w:rPr>
+                <w:rFonts w:ascii="Latha" w:hAnsi="Latha" w:cs="Latha"/>
+                <w:b/>
+                <w:bCs/>
+                <w:position w:val="-12"/>
+                <w:szCs w:val="24"/>
+                <w:cs/>
+                <w:lang w:bidi="ta-IN"/>
+              </w:rPr>
+              <w:t>3</w:t>
+            </w:r>
+            <w:r>
+              <w:rPr>
+                <w:rFonts w:ascii="Latha" w:hAnsi="Latha" w:cs="Latha"/>
+                <w:szCs w:val="24"/>
+                <w:cs/>
+                <w:lang w:bidi="ta-IN"/>
+              </w:rPr>
+              <w:t xml:space="preserve"> </w:t>
+            </w:r>
+            <w:r>
+              <w:rPr>
+                <w:rFonts w:ascii="Latha" w:hAnsi="Latha" w:cs="Latha"/>
+                <w:szCs w:val="24"/>
+                <w:highlight w:val="green"/>
+                <w:cs/>
+                <w:lang w:bidi="ta-IN"/>
+              </w:rPr>
+              <w:t>க்</w:t>
+            </w:r>
+            <w:r>
+              <w:rPr>
+                <w:rFonts w:ascii="Latha" w:hAnsi="Latha" w:cs="Latha"/>
+                <w:b/>
+                <w:bCs/>
+                <w:position w:val="-12"/>
+                <w:szCs w:val="24"/>
+                <w:highlight w:val="green"/>
+                <w:cs/>
+                <w:lang w:bidi="ta-IN"/>
+              </w:rPr>
+              <w:t>4</w:t>
+            </w:r>
+            <w:r>
+              <w:rPr>
+                <w:rFonts w:ascii="Latha" w:hAnsi="Latha" w:cs="Latha"/>
+                <w:i/>
+                <w:iCs/>
+                <w:szCs w:val="24"/>
+                <w:highlight w:val="green"/>
+                <w:cs/>
+                <w:lang w:bidi="ta-IN"/>
+              </w:rPr>
+              <w:t>ரு</w:t>
+            </w:r>
+            <w:r>
+              <w:rPr>
+                <w:rFonts w:ascii="BRH Tamil Tab Extra" w:hAnsi="BRH Tamil Tab Extra" w:cs="Latha"/>
+                <w:b/>
+                <w:bCs/>
+                <w:szCs w:val="28"/>
+                <w:highlight w:val="green"/>
+                <w:lang w:bidi="ta-IN"/>
+              </w:rPr>
+              <w:t>…</w:t>
+            </w:r>
+            <w:r>
+              <w:rPr>
+                <w:rFonts w:ascii="Latha" w:hAnsi="Latha" w:cs="Latha"/>
+                <w:szCs w:val="24"/>
+                <w:cs/>
+                <w:lang w:bidi="ta-IN"/>
+              </w:rPr>
+              <w:t>தவ</w:t>
+            </w:r>
+            <w:r>
+              <w:rPr>
+                <w:rFonts w:ascii="BRH Tamil Tab Extra" w:hAnsi="BRH Tamil Tab Extra" w:cs="Latha"/>
+                <w:b/>
+                <w:bCs/>
+                <w:szCs w:val="28"/>
+                <w:lang w:bidi="ta-IN"/>
+              </w:rPr>
+              <w:t>†</w:t>
+            </w:r>
+            <w:r>
+              <w:rPr>
+                <w:rFonts w:ascii="Latha" w:hAnsi="Latha" w:cs="Latha"/>
+                <w:szCs w:val="24"/>
+                <w:cs/>
+                <w:lang w:bidi="ta-IN"/>
+              </w:rPr>
+              <w:t>த்</w:t>
+            </w:r>
+            <w:r>
+              <w:rPr>
+                <w:rFonts w:ascii="Latha" w:hAnsi="Latha" w:cs="Latha"/>
+                <w:b/>
+                <w:bCs/>
+                <w:position w:val="-12"/>
+                <w:szCs w:val="24"/>
+                <w:cs/>
+                <w:lang w:bidi="ta-IN"/>
+              </w:rPr>
+              <w:t>3</w:t>
+            </w:r>
+            <w:r>
+              <w:rPr>
+                <w:rFonts w:ascii="Latha" w:hAnsi="Latha" w:cs="Latha"/>
+                <w:szCs w:val="24"/>
+                <w:cs/>
+                <w:lang w:bidi="ta-IN"/>
+              </w:rPr>
+              <w:t xml:space="preserve"> விதே</w:t>
+            </w:r>
+            <w:r>
+              <w:rPr>
+                <w:rFonts w:ascii="Latha" w:hAnsi="Latha" w:cs="Latha"/>
+                <w:b/>
+                <w:bCs/>
+                <w:position w:val="-12"/>
+                <w:szCs w:val="24"/>
+                <w:cs/>
+                <w:lang w:bidi="ta-IN"/>
+              </w:rPr>
+              <w:t>4</w:t>
+            </w:r>
+            <w:r>
+              <w:rPr>
+                <w:rFonts w:ascii="Latha" w:hAnsi="Latha" w:cs="Latha"/>
+                <w:szCs w:val="24"/>
+                <w:cs/>
+                <w:lang w:bidi="ta-IN"/>
+              </w:rPr>
+              <w:t xml:space="preserve">ம </w:t>
+            </w:r>
+            <w:r>
+              <w:rPr>
+                <w:rFonts w:ascii="Latha" w:hAnsi="Latha" w:cs="Latha"/>
+                <w:szCs w:val="24"/>
+                <w:lang w:bidi="ta-IN"/>
+              </w:rPr>
+              <w:t>|</w:t>
+            </w:r>
+          </w:p>
+          <w:p>
+            <w:pPr>
+              <w:widowControl w:val="0"/>
+              <w:autoSpaceDE w:val="0"/>
+              <w:autoSpaceDN w:val="0"/>
+              <w:adjustRightInd w:val="0"/>
+              <w:spacing w:before="0" w:line="240" w:lineRule="auto"/>
+              <w:rPr>
                 <w:rFonts w:ascii="BRH Devanagari Extra" w:hAnsi="BRH Devanagari Extra" w:cs="BRH Devanagari Extra"/>
                 <w:color w:val="000000"/>
                 <w:sz w:val="32"/>
                 <w:szCs w:val="32"/>
               </w:rPr>
             </w:pPr>
-            <w:r>
-              <w:rPr>
-                <w:rFonts w:ascii="Latha" w:hAnsi="Latha" w:cs="Latha"/>
-                <w:szCs w:val="24"/>
-                <w:highlight w:val="green"/>
-                <w:cs/>
-                <w:lang w:bidi="ta-IN"/>
-              </w:rPr>
-              <w:t>க்</w:t>
-            </w:r>
-            <w:r>
-              <w:rPr>
-                <w:rFonts w:ascii="Latha" w:hAnsi="Latha" w:cs="Latha"/>
-                <w:b/>
-                <w:bCs/>
-                <w:position w:val="-12"/>
-                <w:szCs w:val="24"/>
-                <w:highlight w:val="green"/>
-                <w:cs/>
-                <w:lang w:bidi="ta-IN"/>
-              </w:rPr>
-              <w:t>4</w:t>
-            </w:r>
-            <w:r>
-              <w:rPr>
-                <w:rFonts w:ascii="Latha" w:hAnsi="Latha" w:cs="Latha"/>
-                <w:i/>
-                <w:iCs/>
-                <w:szCs w:val="24"/>
-                <w:highlight w:val="green"/>
-                <w:cs/>
-                <w:lang w:bidi="ta-IN"/>
-              </w:rPr>
-              <w:t>ரு</w:t>
-            </w:r>
-            <w:r>
-              <w:rPr>
-                <w:rFonts w:ascii="BRH Tamil Tab Extra" w:hAnsi="BRH Tamil Tab Extra" w:cs="Latha"/>
-                <w:b/>
-                <w:bCs/>
-                <w:szCs w:val="28"/>
-                <w:lang w:bidi="ta-IN"/>
-              </w:rPr>
-              <w:t>…</w:t>
-            </w:r>
-            <w:r>
-              <w:rPr>
-                <w:rFonts w:ascii="Latha" w:hAnsi="Latha" w:cs="Latha"/>
-                <w:szCs w:val="24"/>
-                <w:cs/>
-                <w:lang w:bidi="ta-IN"/>
-              </w:rPr>
-              <w:t>தவ</w:t>
-            </w:r>
-            <w:r>
-              <w:rPr>
-                <w:rFonts w:ascii="BRH Tamil Tab Extra" w:hAnsi="BRH Tamil Tab Extra" w:cs="Latha"/>
-                <w:b/>
-                <w:bCs/>
-                <w:szCs w:val="28"/>
-                <w:lang w:bidi="ta-IN"/>
-              </w:rPr>
-              <w:t>†</w:t>
-            </w:r>
-            <w:r>
-              <w:rPr>
-                <w:rFonts w:ascii="Latha" w:hAnsi="Latha" w:cs="Latha"/>
-                <w:szCs w:val="24"/>
-                <w:cs/>
-                <w:lang w:bidi="ta-IN"/>
-              </w:rPr>
-              <w:t>த்</w:t>
-            </w:r>
-            <w:r>
-              <w:rPr>
-                <w:rFonts w:ascii="Latha" w:hAnsi="Latha" w:cs="Latha"/>
-                <w:b/>
-                <w:bCs/>
-                <w:position w:val="-12"/>
-                <w:szCs w:val="24"/>
-                <w:cs/>
-                <w:lang w:bidi="ta-IN"/>
-              </w:rPr>
-              <w:t>3</w:t>
-            </w:r>
-            <w:r>
-              <w:rPr>
-                <w:rFonts w:ascii="Latha" w:hAnsi="Latha" w:cs="Latha"/>
-                <w:szCs w:val="24"/>
-                <w:cs/>
-                <w:lang w:bidi="ta-IN"/>
-              </w:rPr>
-              <w:t xml:space="preserve"> விதே</w:t>
-            </w:r>
-            <w:r>
-              <w:rPr>
-                <w:rFonts w:ascii="Latha" w:hAnsi="Latha" w:cs="Latha"/>
-                <w:b/>
-                <w:bCs/>
-                <w:position w:val="-12"/>
-                <w:szCs w:val="24"/>
-                <w:cs/>
-                <w:lang w:bidi="ta-IN"/>
-              </w:rPr>
-              <w:t>4</w:t>
-            </w:r>
-            <w:r>
-              <w:rPr>
-                <w:rFonts w:ascii="Latha" w:hAnsi="Latha" w:cs="Latha"/>
-                <w:szCs w:val="24"/>
-                <w:cs/>
-                <w:lang w:bidi="ta-IN"/>
-              </w:rPr>
-              <w:t>ம விதே</w:t>
-            </w:r>
-            <w:r>
-              <w:rPr>
-                <w:rFonts w:ascii="Latha" w:hAnsi="Latha" w:cs="Latha"/>
-                <w:b/>
-                <w:bCs/>
-                <w:position w:val="-12"/>
-                <w:szCs w:val="24"/>
-                <w:cs/>
-                <w:lang w:bidi="ta-IN"/>
-              </w:rPr>
-              <w:t>4</w:t>
-            </w:r>
-            <w:r>
-              <w:rPr>
-                <w:rFonts w:ascii="Latha" w:hAnsi="Latha" w:cs="Latha"/>
-                <w:szCs w:val="24"/>
-                <w:cs/>
-                <w:lang w:bidi="ta-IN"/>
-              </w:rPr>
-              <w:t xml:space="preserve">ம </w:t>
-            </w:r>
-            <w:r>
-              <w:rPr>
-                <w:rFonts w:ascii="Latha" w:hAnsi="Latha" w:cs="Latha"/>
-                <w:szCs w:val="24"/>
-                <w:highlight w:val="green"/>
-                <w:cs/>
-                <w:lang w:bidi="ta-IN"/>
-              </w:rPr>
-              <w:t>க்</w:t>
-            </w:r>
-            <w:r>
-              <w:rPr>
-                <w:rFonts w:ascii="Latha" w:hAnsi="Latha" w:cs="Latha"/>
-                <w:b/>
-                <w:bCs/>
-                <w:position w:val="-12"/>
-                <w:szCs w:val="24"/>
-                <w:highlight w:val="green"/>
-                <w:cs/>
-                <w:lang w:bidi="ta-IN"/>
-              </w:rPr>
-              <w:t>4</w:t>
-            </w:r>
-            <w:r>
-              <w:rPr>
-                <w:rFonts w:ascii="Latha" w:hAnsi="Latha" w:cs="Latha"/>
-                <w:i/>
-                <w:iCs/>
-                <w:szCs w:val="24"/>
-                <w:highlight w:val="green"/>
-                <w:cs/>
-                <w:lang w:bidi="ta-IN"/>
-              </w:rPr>
-              <w:t>ரு</w:t>
-            </w:r>
-            <w:r>
-              <w:rPr>
-                <w:rFonts w:ascii="BRH Tamil Tab Extra" w:hAnsi="BRH Tamil Tab Extra" w:cs="Latha"/>
-                <w:b/>
-                <w:bCs/>
-                <w:szCs w:val="28"/>
-                <w:lang w:bidi="ta-IN"/>
-              </w:rPr>
-              <w:t>…</w:t>
-            </w:r>
-            <w:r>
-              <w:rPr>
-                <w:rFonts w:ascii="Latha" w:hAnsi="Latha" w:cs="Latha"/>
-                <w:szCs w:val="24"/>
-                <w:cs/>
-                <w:lang w:bidi="ta-IN"/>
-              </w:rPr>
-              <w:t>தவ</w:t>
-            </w:r>
-            <w:r>
-              <w:rPr>
-                <w:rFonts w:ascii="BRH Tamil Tab Extra" w:hAnsi="BRH Tamil Tab Extra" w:cs="Latha"/>
-                <w:b/>
-                <w:bCs/>
-                <w:szCs w:val="28"/>
-                <w:lang w:bidi="ta-IN"/>
-              </w:rPr>
-              <w:t>†</w:t>
-            </w:r>
-            <w:r>
-              <w:rPr>
-                <w:rFonts w:ascii="Latha" w:hAnsi="Latha" w:cs="Latha"/>
-                <w:szCs w:val="24"/>
-                <w:cs/>
-                <w:lang w:bidi="ta-IN"/>
-              </w:rPr>
-              <w:t>த்</w:t>
-            </w:r>
-            <w:r>
-              <w:rPr>
-                <w:rFonts w:ascii="Latha" w:hAnsi="Latha" w:cs="Latha"/>
-                <w:b/>
-                <w:bCs/>
-                <w:position w:val="-12"/>
-                <w:szCs w:val="24"/>
-                <w:cs/>
-                <w:lang w:bidi="ta-IN"/>
-              </w:rPr>
-              <w:t>3</w:t>
-            </w:r>
-            <w:r>
-              <w:rPr>
-                <w:rFonts w:ascii="Latha" w:hAnsi="Latha" w:cs="Latha"/>
-                <w:szCs w:val="24"/>
-                <w:cs/>
-                <w:lang w:bidi="ta-IN"/>
-              </w:rPr>
-              <w:t xml:space="preserve"> </w:t>
-            </w:r>
-            <w:r>
-              <w:rPr>
-                <w:rFonts w:ascii="Latha" w:hAnsi="Latha" w:cs="Latha"/>
-                <w:szCs w:val="24"/>
-                <w:highlight w:val="green"/>
-                <w:cs/>
-                <w:lang w:bidi="ta-IN"/>
-              </w:rPr>
-              <w:t>க்</w:t>
-            </w:r>
-            <w:r>
-              <w:rPr>
-                <w:rFonts w:ascii="Latha" w:hAnsi="Latha" w:cs="Latha"/>
-                <w:b/>
-                <w:bCs/>
-                <w:position w:val="-12"/>
-                <w:szCs w:val="24"/>
-                <w:highlight w:val="green"/>
-                <w:cs/>
-                <w:lang w:bidi="ta-IN"/>
-              </w:rPr>
-              <w:t>4</w:t>
-            </w:r>
-            <w:r>
-              <w:rPr>
-                <w:rFonts w:ascii="Latha" w:hAnsi="Latha" w:cs="Latha"/>
-                <w:i/>
-                <w:iCs/>
-                <w:szCs w:val="24"/>
-                <w:highlight w:val="green"/>
-                <w:cs/>
-                <w:lang w:bidi="ta-IN"/>
-              </w:rPr>
-              <w:t>ரு</w:t>
-            </w:r>
-            <w:r>
-              <w:rPr>
-                <w:rFonts w:ascii="BRH Tamil Tab Extra" w:hAnsi="BRH Tamil Tab Extra" w:cs="Latha"/>
-                <w:b/>
-                <w:bCs/>
-                <w:szCs w:val="28"/>
-                <w:highlight w:val="green"/>
-                <w:lang w:bidi="ta-IN"/>
-              </w:rPr>
-              <w:t>…</w:t>
-            </w:r>
-            <w:r>
-              <w:rPr>
-                <w:rFonts w:ascii="Latha" w:hAnsi="Latha" w:cs="Latha"/>
-                <w:szCs w:val="24"/>
-                <w:cs/>
-                <w:lang w:bidi="ta-IN"/>
-              </w:rPr>
-              <w:t>தவ</w:t>
-            </w:r>
-            <w:r>
-              <w:rPr>
-                <w:rFonts w:ascii="BRH Tamil Tab Extra" w:hAnsi="BRH Tamil Tab Extra" w:cs="Latha"/>
-                <w:b/>
-                <w:bCs/>
-                <w:szCs w:val="28"/>
-                <w:lang w:bidi="ta-IN"/>
-              </w:rPr>
-              <w:t>†</w:t>
-            </w:r>
-            <w:r>
-              <w:rPr>
-                <w:rFonts w:ascii="Latha" w:hAnsi="Latha" w:cs="Latha"/>
-                <w:szCs w:val="24"/>
-                <w:cs/>
-                <w:lang w:bidi="ta-IN"/>
-              </w:rPr>
-              <w:t>த்</w:t>
-            </w:r>
-            <w:r>
-              <w:rPr>
-                <w:rFonts w:ascii="Latha" w:hAnsi="Latha" w:cs="Latha"/>
-                <w:b/>
-                <w:bCs/>
-                <w:position w:val="-12"/>
-                <w:szCs w:val="24"/>
-                <w:cs/>
-                <w:lang w:bidi="ta-IN"/>
-              </w:rPr>
-              <w:t>3</w:t>
-            </w:r>
-            <w:r>
-              <w:rPr>
-                <w:rFonts w:ascii="Latha" w:hAnsi="Latha" w:cs="Latha"/>
-                <w:szCs w:val="24"/>
-                <w:cs/>
-                <w:lang w:bidi="ta-IN"/>
-              </w:rPr>
-              <w:t xml:space="preserve"> விதே</w:t>
-            </w:r>
-            <w:r>
-              <w:rPr>
-                <w:rFonts w:ascii="Latha" w:hAnsi="Latha" w:cs="Latha"/>
-                <w:b/>
-                <w:bCs/>
-                <w:position w:val="-12"/>
-                <w:szCs w:val="24"/>
-                <w:cs/>
-                <w:lang w:bidi="ta-IN"/>
-              </w:rPr>
-              <w:t>4</w:t>
-            </w:r>
-            <w:r>
-              <w:rPr>
-                <w:rFonts w:ascii="Latha" w:hAnsi="Latha" w:cs="Latha"/>
-                <w:szCs w:val="24"/>
-                <w:cs/>
-                <w:lang w:bidi="ta-IN"/>
-              </w:rPr>
-              <w:t xml:space="preserve">ம </w:t>
-            </w:r>
-            <w:r>
-              <w:rPr>
-                <w:rFonts w:ascii="Latha" w:hAnsi="Latha" w:cs="Latha"/>
-                <w:szCs w:val="24"/>
-                <w:lang w:bidi="ta-IN"/>
-              </w:rPr>
-              <w:t>|</w:t>
-            </w:r>
           </w:p>
           <w:p>
             <w:pPr>
@@ -48556,6 +49173,7 @@
                 <w:cs/>
                 <w:lang w:bidi="ta-IN"/>
               </w:rPr>
+              <w:lastRenderedPageBreak/>
               <w:t>5</w:t>
             </w:r>
             <w:r>
@@ -48987,6 +49605,7 @@
                 <w:cs/>
                 <w:lang w:bidi="ta-IN"/>
               </w:rPr>
+              <w:lastRenderedPageBreak/>
               <w:t>47</w:t>
             </w:r>
             <w:r>
@@ -49841,61 +50460,6 @@
           <w:u w:val="single"/>
         </w:rPr>
       </w:pPr>
-    </w:p>
-    <w:p>
-      <w:pPr>
-        <w:spacing w:before="0" w:line="240" w:lineRule="auto"/>
-        <w:jc w:val="center"/>
-        <w:rPr>
-          <w:b/>
-          <w:bCs/>
-          <w:sz w:val="32"/>
-          <w:szCs w:val="32"/>
-          <w:u w:val="single"/>
-        </w:rPr>
-      </w:pPr>
-      <w:r>
-        <w:rPr>
-          <w:b/>
-          <w:bCs/>
-          <w:sz w:val="32"/>
-          <w:szCs w:val="32"/>
-          <w:u w:val="single"/>
-        </w:rPr>
-        <w:br/>
-      </w:r>
-      <w:r>
-        <w:rPr>
-          <w:b/>
-          <w:bCs/>
-          <w:sz w:val="32"/>
-          <w:szCs w:val="32"/>
-          <w:u w:val="single"/>
-        </w:rPr>
-        <w:br/>
-      </w:r>
-    </w:p>
-    <w:p>
-      <w:pPr>
-        <w:spacing w:before="0" w:line="240" w:lineRule="auto"/>
-        <w:rPr>
-          <w:b/>
-          <w:bCs/>
-          <w:sz w:val="32"/>
-          <w:szCs w:val="32"/>
-          <w:u w:val="single"/>
-        </w:rPr>
-      </w:pPr>
-      <w:r>
-        <w:rPr>
-          <w:b/>
-          <w:bCs/>
-          <w:sz w:val="32"/>
-          <w:szCs w:val="32"/>
-          <w:u w:val="single"/>
-        </w:rPr>
-        <w:br w:type="page"/>
-      </w:r>
     </w:p>
     <w:p>
       <w:pPr>
@@ -50348,7 +50912,7 @@
 </file>
 
 <file path=word/endnotes.xml><?xml version="1.0" encoding="utf-8"?>
-<w:endnotes xmlns:wpc="http://schemas.microsoft.com/office/word/2010/wordprocessingCanvas" xmlns:cx="http://schemas.microsoft.com/office/drawing/2014/chartex" xmlns:cx1="http://schemas.microsoft.com/office/drawing/2015/9/8/chartex" xmlns:cx2="http://schemas.microsoft.com/office/drawing/2015/10/21/chartex" xmlns:cx3="http://schemas.microsoft.com/office/drawing/2016/5/9/chartex" xmlns:cx4="http://schemas.microsoft.com/office/drawing/2016/5/10/chartex" xmlns:cx5="http://schemas.microsoft.com/office/drawing/2016/5/11/chartex" xmlns:cx6="http://schemas.microsoft.com/office/drawing/2016/5/12/chartex" xmlns:cx7="http://schemas.microsoft.com/office/drawing/2016/5/13/chartex" xmlns:cx8="http://schemas.microsoft.com/office/drawing/2016/5/14/chartex" xmlns:mc="http://schemas.openxmlformats.org/markup-compatibility/2006" xmlns:aink="http://schemas.microsoft.com/office/drawing/2016/ink" xmlns:am3d="http://schemas.microsoft.com/office/drawing/2017/model3d" xmlns:o="urn:schemas-microsoft-com:office:office" xmlns:oel="http://schemas.microsoft.com/office/2019/extlst" xmlns:r="http://schemas.openxmlformats.org/officeDocument/2006/relationships" xmlns:m="http://schemas.openxmlformats.org/officeDocument/2006/math" xmlns:v="urn:schemas-microsoft-com:vml" xmlns:wp14="http://schemas.microsoft.com/office/word/2010/wordprocessingDrawing" xmlns:wp="http://schemas.openxmlformats.org/drawingml/2006/wordprocessingDrawing" xmlns:w10="urn:schemas-microsoft-com:office:word" xmlns:w="http://schemas.openxmlformats.org/wordprocessingml/2006/main" xmlns:w14="http://schemas.microsoft.com/office/word/2010/wordml" xmlns:w15="http://schemas.microsoft.com/office/word/2012/wordml" xmlns:w16cei="http://schemas.microsoft.com/office/word/2026/wordml/cei" xmlns:w16cex="http://schemas.microsoft.com/office/word/2018/wordml/cex" xmlns:w16cid="http://schemas.microsoft.com/office/word/2016/wordml/cid" xmlns:w16="http://schemas.microsoft.com/office/word/2018/wordml" xmlns:w16du="http://schemas.microsoft.com/office/word/2023/wordml/word16du" xmlns:w16sdtdh="http://schemas.microsoft.com/office/word/2020/wordml/sdtdatahash" xmlns:w16sdtfl="http://schemas.microsoft.com/office/word/2024/wordml/sdtformatlock" xmlns:w16se="http://schemas.microsoft.com/office/word/2015/wordml/symex" xmlns:wpg="http://schemas.microsoft.com/office/word/2010/wordprocessingGroup" xmlns:wpi="http://schemas.microsoft.com/office/word/2010/wordprocessingInk" xmlns:wne="http://schemas.microsoft.com/office/word/2006/wordml" xmlns:wps="http://schemas.microsoft.com/office/word/2010/wordprocessingShape" mc:Ignorable="w14 w15 w16se w16cid w16 w16cex w16sdtdh w16sdtfl w16du wp14">
+<w:endnotes xmlns:wpc="http://schemas.microsoft.com/office/word/2010/wordprocessingCanvas" xmlns:cx="http://schemas.microsoft.com/office/drawing/2014/chartex" xmlns:cx1="http://schemas.microsoft.com/office/drawing/2015/9/8/chartex" xmlns:cx2="http://schemas.microsoft.com/office/drawing/2015/10/21/chartex" xmlns:cx3="http://schemas.microsoft.com/office/drawing/2016/5/9/chartex" xmlns:cx4="http://schemas.microsoft.com/office/drawing/2016/5/10/chartex" xmlns:cx5="http://schemas.microsoft.com/office/drawing/2016/5/11/chartex" xmlns:cx6="http://schemas.microsoft.com/office/drawing/2016/5/12/chartex" xmlns:cx7="http://schemas.microsoft.com/office/drawing/2016/5/13/chartex" xmlns:cx8="http://schemas.microsoft.com/office/drawing/2016/5/14/chartex" xmlns:mc="http://schemas.openxmlformats.org/markup-compatibility/2006" xmlns:aink="http://schemas.microsoft.com/office/drawing/2016/ink" xmlns:am3d="http://schemas.microsoft.com/office/drawing/2017/model3d" xmlns:o="urn:schemas-microsoft-com:office:office" xmlns:oel="http://schemas.microsoft.com/office/2019/extlst" xmlns:r="http://schemas.openxmlformats.org/officeDocument/2006/relationships" xmlns:m="http://schemas.openxmlformats.org/officeDocument/2006/math" xmlns:v="urn:schemas-microsoft-com:vml" xmlns:wp14="http://schemas.microsoft.com/office/word/2010/wordprocessingDrawing" xmlns:wp="http://schemas.openxmlformats.org/drawingml/2006/wordprocessingDrawing" xmlns:w10="urn:schemas-microsoft-com:office:word" xmlns:w="http://schemas.openxmlformats.org/wordprocessingml/2006/main" xmlns:w14="http://schemas.microsoft.com/office/word/2010/wordml" xmlns:w15="http://schemas.microsoft.com/office/word/2012/wordml" xmlns:w16cex="http://schemas.microsoft.com/office/word/2018/wordml/cex" xmlns:w16cid="http://schemas.microsoft.com/office/word/2016/wordml/cid" xmlns:w16="http://schemas.microsoft.com/office/word/2018/wordml" xmlns:w16du="http://schemas.microsoft.com/office/word/2023/wordml/word16du" xmlns:w16sdtdh="http://schemas.microsoft.com/office/word/2020/wordml/sdtdatahash" xmlns:w16sdtfl="http://schemas.microsoft.com/office/word/2024/wordml/sdtformatlock" xmlns:w16se="http://schemas.microsoft.com/office/word/2015/wordml/symex" xmlns:wpg="http://schemas.microsoft.com/office/word/2010/wordprocessingGroup" xmlns:wpi="http://schemas.microsoft.com/office/word/2010/wordprocessingInk" xmlns:wne="http://schemas.microsoft.com/office/word/2006/wordml" xmlns:wps="http://schemas.microsoft.com/office/word/2010/wordprocessingShape" mc:Ignorable="w14 w15 w16se w16cid w16 w16cex w16sdtdh w16sdtfl w16du wp14">
   <w:endnote w:type="separator" w:id="-1">
     <w:p>
       <w:pPr>
@@ -50373,7 +50937,7 @@
 </file>
 
 <file path=word/footer1.xml><?xml version="1.0" encoding="utf-8"?>
-<w:ftr xmlns:wpc="http://schemas.microsoft.com/office/word/2010/wordprocessingCanvas" xmlns:cx="http://schemas.microsoft.com/office/drawing/2014/chartex" xmlns:cx1="http://schemas.microsoft.com/office/drawing/2015/9/8/chartex" xmlns:cx2="http://schemas.microsoft.com/office/drawing/2015/10/21/chartex" xmlns:cx3="http://schemas.microsoft.com/office/drawing/2016/5/9/chartex" xmlns:cx4="http://schemas.microsoft.com/office/drawing/2016/5/10/chartex" xmlns:cx5="http://schemas.microsoft.com/office/drawing/2016/5/11/chartex" xmlns:cx6="http://schemas.microsoft.com/office/drawing/2016/5/12/chartex" xmlns:cx7="http://schemas.microsoft.com/office/drawing/2016/5/13/chartex" xmlns:cx8="http://schemas.microsoft.com/office/drawing/2016/5/14/chartex" xmlns:mc="http://schemas.openxmlformats.org/markup-compatibility/2006" xmlns:aink="http://schemas.microsoft.com/office/drawing/2016/ink" xmlns:am3d="http://schemas.microsoft.com/office/drawing/2017/model3d" xmlns:o="urn:schemas-microsoft-com:office:office" xmlns:oel="http://schemas.microsoft.com/office/2019/extlst" xmlns:r="http://schemas.openxmlformats.org/officeDocument/2006/relationships" xmlns:m="http://schemas.openxmlformats.org/officeDocument/2006/math" xmlns:v="urn:schemas-microsoft-com:vml" xmlns:wp14="http://schemas.microsoft.com/office/word/2010/wordprocessingDrawing" xmlns:wp="http://schemas.openxmlformats.org/drawingml/2006/wordprocessingDrawing" xmlns:w10="urn:schemas-microsoft-com:office:word" xmlns:w="http://schemas.openxmlformats.org/wordprocessingml/2006/main" xmlns:w14="http://schemas.microsoft.com/office/word/2010/wordml" xmlns:w15="http://schemas.microsoft.com/office/word/2012/wordml" xmlns:w16cei="http://schemas.microsoft.com/office/word/2026/wordml/cei" xmlns:w16cex="http://schemas.microsoft.com/office/word/2018/wordml/cex" xmlns:w16cid="http://schemas.microsoft.com/office/word/2016/wordml/cid" xmlns:w16="http://schemas.microsoft.com/office/word/2018/wordml" xmlns:w16du="http://schemas.microsoft.com/office/word/2023/wordml/word16du" xmlns:w16sdtdh="http://schemas.microsoft.com/office/word/2020/wordml/sdtdatahash" xmlns:w16sdtfl="http://schemas.microsoft.com/office/word/2024/wordml/sdtformatlock" xmlns:w16se="http://schemas.microsoft.com/office/word/2015/wordml/symex" xmlns:wpg="http://schemas.microsoft.com/office/word/2010/wordprocessingGroup" xmlns:wpi="http://schemas.microsoft.com/office/word/2010/wordprocessingInk" xmlns:wne="http://schemas.microsoft.com/office/word/2006/wordml" xmlns:wps="http://schemas.microsoft.com/office/word/2010/wordprocessingShape" mc:Ignorable="w14 w15 w16se w16cid w16 w16cex w16sdtdh w16sdtfl w16du wp14">
+<w:ftr xmlns:wpc="http://schemas.microsoft.com/office/word/2010/wordprocessingCanvas" xmlns:cx="http://schemas.microsoft.com/office/drawing/2014/chartex" xmlns:cx1="http://schemas.microsoft.com/office/drawing/2015/9/8/chartex" xmlns:cx2="http://schemas.microsoft.com/office/drawing/2015/10/21/chartex" xmlns:cx3="http://schemas.microsoft.com/office/drawing/2016/5/9/chartex" xmlns:cx4="http://schemas.microsoft.com/office/drawing/2016/5/10/chartex" xmlns:cx5="http://schemas.microsoft.com/office/drawing/2016/5/11/chartex" xmlns:cx6="http://schemas.microsoft.com/office/drawing/2016/5/12/chartex" xmlns:cx7="http://schemas.microsoft.com/office/drawing/2016/5/13/chartex" xmlns:cx8="http://schemas.microsoft.com/office/drawing/2016/5/14/chartex" xmlns:mc="http://schemas.openxmlformats.org/markup-compatibility/2006" xmlns:aink="http://schemas.microsoft.com/office/drawing/2016/ink" xmlns:am3d="http://schemas.microsoft.com/office/drawing/2017/model3d" xmlns:o="urn:schemas-microsoft-com:office:office" xmlns:oel="http://schemas.microsoft.com/office/2019/extlst" xmlns:r="http://schemas.openxmlformats.org/officeDocument/2006/relationships" xmlns:m="http://schemas.openxmlformats.org/officeDocument/2006/math" xmlns:v="urn:schemas-microsoft-com:vml" xmlns:wp14="http://schemas.microsoft.com/office/word/2010/wordprocessingDrawing" xmlns:wp="http://schemas.openxmlformats.org/drawingml/2006/wordprocessingDrawing" xmlns:w10="urn:schemas-microsoft-com:office:word" xmlns:w="http://schemas.openxmlformats.org/wordprocessingml/2006/main" xmlns:w14="http://schemas.microsoft.com/office/word/2010/wordml" xmlns:w15="http://schemas.microsoft.com/office/word/2012/wordml" xmlns:w16cex="http://schemas.microsoft.com/office/word/2018/wordml/cex" xmlns:w16cid="http://schemas.microsoft.com/office/word/2016/wordml/cid" xmlns:w16="http://schemas.microsoft.com/office/word/2018/wordml" xmlns:w16du="http://schemas.microsoft.com/office/word/2023/wordml/word16du" xmlns:w16sdtdh="http://schemas.microsoft.com/office/word/2020/wordml/sdtdatahash" xmlns:w16sdtfl="http://schemas.microsoft.com/office/word/2024/wordml/sdtformatlock" xmlns:w16se="http://schemas.microsoft.com/office/word/2015/wordml/symex" xmlns:wpg="http://schemas.microsoft.com/office/word/2010/wordprocessingGroup" xmlns:wpi="http://schemas.microsoft.com/office/word/2010/wordprocessingInk" xmlns:wne="http://schemas.microsoft.com/office/word/2006/wordml" xmlns:wps="http://schemas.microsoft.com/office/word/2010/wordprocessingShape" mc:Ignorable="w14 w15 w16se w16cid w16 w16cex w16sdtdh w16sdtfl w16du wp14">
   <w:p>
     <w:pPr>
       <w:pBdr>
@@ -50555,7 +51119,7 @@
 </file>
 
 <file path=word/footer2.xml><?xml version="1.0" encoding="utf-8"?>
-<w:ftr xmlns:wpc="http://schemas.microsoft.com/office/word/2010/wordprocessingCanvas" xmlns:cx="http://schemas.microsoft.com/office/drawing/2014/chartex" xmlns:cx1="http://schemas.microsoft.com/office/drawing/2015/9/8/chartex" xmlns:cx2="http://schemas.microsoft.com/office/drawing/2015/10/21/chartex" xmlns:cx3="http://schemas.microsoft.com/office/drawing/2016/5/9/chartex" xmlns:cx4="http://schemas.microsoft.com/office/drawing/2016/5/10/chartex" xmlns:cx5="http://schemas.microsoft.com/office/drawing/2016/5/11/chartex" xmlns:cx6="http://schemas.microsoft.com/office/drawing/2016/5/12/chartex" xmlns:cx7="http://schemas.microsoft.com/office/drawing/2016/5/13/chartex" xmlns:cx8="http://schemas.microsoft.com/office/drawing/2016/5/14/chartex" xmlns:mc="http://schemas.openxmlformats.org/markup-compatibility/2006" xmlns:aink="http://schemas.microsoft.com/office/drawing/2016/ink" xmlns:am3d="http://schemas.microsoft.com/office/drawing/2017/model3d" xmlns:o="urn:schemas-microsoft-com:office:office" xmlns:oel="http://schemas.microsoft.com/office/2019/extlst" xmlns:r="http://schemas.openxmlformats.org/officeDocument/2006/relationships" xmlns:m="http://schemas.openxmlformats.org/officeDocument/2006/math" xmlns:v="urn:schemas-microsoft-com:vml" xmlns:wp14="http://schemas.microsoft.com/office/word/2010/wordprocessingDrawing" xmlns:wp="http://schemas.openxmlformats.org/drawingml/2006/wordprocessingDrawing" xmlns:w10="urn:schemas-microsoft-com:office:word" xmlns:w="http://schemas.openxmlformats.org/wordprocessingml/2006/main" xmlns:w14="http://schemas.microsoft.com/office/word/2010/wordml" xmlns:w15="http://schemas.microsoft.com/office/word/2012/wordml" xmlns:w16cei="http://schemas.microsoft.com/office/word/2026/wordml/cei" xmlns:w16cex="http://schemas.microsoft.com/office/word/2018/wordml/cex" xmlns:w16cid="http://schemas.microsoft.com/office/word/2016/wordml/cid" xmlns:w16="http://schemas.microsoft.com/office/word/2018/wordml" xmlns:w16du="http://schemas.microsoft.com/office/word/2023/wordml/word16du" xmlns:w16sdtdh="http://schemas.microsoft.com/office/word/2020/wordml/sdtdatahash" xmlns:w16sdtfl="http://schemas.microsoft.com/office/word/2024/wordml/sdtformatlock" xmlns:w16se="http://schemas.microsoft.com/office/word/2015/wordml/symex" xmlns:wpg="http://schemas.microsoft.com/office/word/2010/wordprocessingGroup" xmlns:wpi="http://schemas.microsoft.com/office/word/2010/wordprocessingInk" xmlns:wne="http://schemas.microsoft.com/office/word/2006/wordml" xmlns:wps="http://schemas.microsoft.com/office/word/2010/wordprocessingShape" mc:Ignorable="w14 w15 w16se w16cid w16 w16cex w16sdtdh w16sdtfl w16du wp14">
+<w:ftr xmlns:wpc="http://schemas.microsoft.com/office/word/2010/wordprocessingCanvas" xmlns:cx="http://schemas.microsoft.com/office/drawing/2014/chartex" xmlns:cx1="http://schemas.microsoft.com/office/drawing/2015/9/8/chartex" xmlns:cx2="http://schemas.microsoft.com/office/drawing/2015/10/21/chartex" xmlns:cx3="http://schemas.microsoft.com/office/drawing/2016/5/9/chartex" xmlns:cx4="http://schemas.microsoft.com/office/drawing/2016/5/10/chartex" xmlns:cx5="http://schemas.microsoft.com/office/drawing/2016/5/11/chartex" xmlns:cx6="http://schemas.microsoft.com/office/drawing/2016/5/12/chartex" xmlns:cx7="http://schemas.microsoft.com/office/drawing/2016/5/13/chartex" xmlns:cx8="http://schemas.microsoft.com/office/drawing/2016/5/14/chartex" xmlns:mc="http://schemas.openxmlformats.org/markup-compatibility/2006" xmlns:aink="http://schemas.microsoft.com/office/drawing/2016/ink" xmlns:am3d="http://schemas.microsoft.com/office/drawing/2017/model3d" xmlns:o="urn:schemas-microsoft-com:office:office" xmlns:oel="http://schemas.microsoft.com/office/2019/extlst" xmlns:r="http://schemas.openxmlformats.org/officeDocument/2006/relationships" xmlns:m="http://schemas.openxmlformats.org/officeDocument/2006/math" xmlns:v="urn:schemas-microsoft-com:vml" xmlns:wp14="http://schemas.microsoft.com/office/word/2010/wordprocessingDrawing" xmlns:wp="http://schemas.openxmlformats.org/drawingml/2006/wordprocessingDrawing" xmlns:w10="urn:schemas-microsoft-com:office:word" xmlns:w="http://schemas.openxmlformats.org/wordprocessingml/2006/main" xmlns:w14="http://schemas.microsoft.com/office/word/2010/wordml" xmlns:w15="http://schemas.microsoft.com/office/word/2012/wordml" xmlns:w16cex="http://schemas.microsoft.com/office/word/2018/wordml/cex" xmlns:w16cid="http://schemas.microsoft.com/office/word/2016/wordml/cid" xmlns:w16="http://schemas.microsoft.com/office/word/2018/wordml" xmlns:w16du="http://schemas.microsoft.com/office/word/2023/wordml/word16du" xmlns:w16sdtdh="http://schemas.microsoft.com/office/word/2020/wordml/sdtdatahash" xmlns:w16sdtfl="http://schemas.microsoft.com/office/word/2024/wordml/sdtformatlock" xmlns:w16se="http://schemas.microsoft.com/office/word/2015/wordml/symex" xmlns:wpg="http://schemas.microsoft.com/office/word/2010/wordprocessingGroup" xmlns:wpi="http://schemas.microsoft.com/office/word/2010/wordprocessingInk" xmlns:wne="http://schemas.microsoft.com/office/word/2006/wordml" xmlns:wps="http://schemas.microsoft.com/office/word/2010/wordprocessingShape" mc:Ignorable="w14 w15 w16se w16cid w16 w16cex w16sdtdh w16sdtfl w16du wp14">
   <w:p>
     <w:pPr>
       <w:pBdr>
@@ -50775,7 +51339,7 @@
 </file>
 
 <file path=word/footnotes.xml><?xml version="1.0" encoding="utf-8"?>
-<w:footnotes xmlns:wpc="http://schemas.microsoft.com/office/word/2010/wordprocessingCanvas" xmlns:cx="http://schemas.microsoft.com/office/drawing/2014/chartex" xmlns:cx1="http://schemas.microsoft.com/office/drawing/2015/9/8/chartex" xmlns:cx2="http://schemas.microsoft.com/office/drawing/2015/10/21/chartex" xmlns:cx3="http://schemas.microsoft.com/office/drawing/2016/5/9/chartex" xmlns:cx4="http://schemas.microsoft.com/office/drawing/2016/5/10/chartex" xmlns:cx5="http://schemas.microsoft.com/office/drawing/2016/5/11/chartex" xmlns:cx6="http://schemas.microsoft.com/office/drawing/2016/5/12/chartex" xmlns:cx7="http://schemas.microsoft.com/office/drawing/2016/5/13/chartex" xmlns:cx8="http://schemas.microsoft.com/office/drawing/2016/5/14/chartex" xmlns:mc="http://schemas.openxmlformats.org/markup-compatibility/2006" xmlns:aink="http://schemas.microsoft.com/office/drawing/2016/ink" xmlns:am3d="http://schemas.microsoft.com/office/drawing/2017/model3d" xmlns:o="urn:schemas-microsoft-com:office:office" xmlns:oel="http://schemas.microsoft.com/office/2019/extlst" xmlns:r="http://schemas.openxmlformats.org/officeDocument/2006/relationships" xmlns:m="http://schemas.openxmlformats.org/officeDocument/2006/math" xmlns:v="urn:schemas-microsoft-com:vml" xmlns:wp14="http://schemas.microsoft.com/office/word/2010/wordprocessingDrawing" xmlns:wp="http://schemas.openxmlformats.org/drawingml/2006/wordprocessingDrawing" xmlns:w10="urn:schemas-microsoft-com:office:word" xmlns:w="http://schemas.openxmlformats.org/wordprocessingml/2006/main" xmlns:w14="http://schemas.microsoft.com/office/word/2010/wordml" xmlns:w15="http://schemas.microsoft.com/office/word/2012/wordml" xmlns:w16cei="http://schemas.microsoft.com/office/word/2026/wordml/cei" xmlns:w16cex="http://schemas.microsoft.com/office/word/2018/wordml/cex" xmlns:w16cid="http://schemas.microsoft.com/office/word/2016/wordml/cid" xmlns:w16="http://schemas.microsoft.com/office/word/2018/wordml" xmlns:w16du="http://schemas.microsoft.com/office/word/2023/wordml/word16du" xmlns:w16sdtdh="http://schemas.microsoft.com/office/word/2020/wordml/sdtdatahash" xmlns:w16sdtfl="http://schemas.microsoft.com/office/word/2024/wordml/sdtformatlock" xmlns:w16se="http://schemas.microsoft.com/office/word/2015/wordml/symex" xmlns:wpg="http://schemas.microsoft.com/office/word/2010/wordprocessingGroup" xmlns:wpi="http://schemas.microsoft.com/office/word/2010/wordprocessingInk" xmlns:wne="http://schemas.microsoft.com/office/word/2006/wordml" xmlns:wps="http://schemas.microsoft.com/office/word/2010/wordprocessingShape" mc:Ignorable="w14 w15 w16se w16cid w16 w16cex w16sdtdh w16sdtfl w16du wp14">
+<w:footnotes xmlns:wpc="http://schemas.microsoft.com/office/word/2010/wordprocessingCanvas" xmlns:cx="http://schemas.microsoft.com/office/drawing/2014/chartex" xmlns:cx1="http://schemas.microsoft.com/office/drawing/2015/9/8/chartex" xmlns:cx2="http://schemas.microsoft.com/office/drawing/2015/10/21/chartex" xmlns:cx3="http://schemas.microsoft.com/office/drawing/2016/5/9/chartex" xmlns:cx4="http://schemas.microsoft.com/office/drawing/2016/5/10/chartex" xmlns:cx5="http://schemas.microsoft.com/office/drawing/2016/5/11/chartex" xmlns:cx6="http://schemas.microsoft.com/office/drawing/2016/5/12/chartex" xmlns:cx7="http://schemas.microsoft.com/office/drawing/2016/5/13/chartex" xmlns:cx8="http://schemas.microsoft.com/office/drawing/2016/5/14/chartex" xmlns:mc="http://schemas.openxmlformats.org/markup-compatibility/2006" xmlns:aink="http://schemas.microsoft.com/office/drawing/2016/ink" xmlns:am3d="http://schemas.microsoft.com/office/drawing/2017/model3d" xmlns:o="urn:schemas-microsoft-com:office:office" xmlns:oel="http://schemas.microsoft.com/office/2019/extlst" xmlns:r="http://schemas.openxmlformats.org/officeDocument/2006/relationships" xmlns:m="http://schemas.openxmlformats.org/officeDocument/2006/math" xmlns:v="urn:schemas-microsoft-com:vml" xmlns:wp14="http://schemas.microsoft.com/office/word/2010/wordprocessingDrawing" xmlns:wp="http://schemas.openxmlformats.org/drawingml/2006/wordprocessingDrawing" xmlns:w10="urn:schemas-microsoft-com:office:word" xmlns:w="http://schemas.openxmlformats.org/wordprocessingml/2006/main" xmlns:w14="http://schemas.microsoft.com/office/word/2010/wordml" xmlns:w15="http://schemas.microsoft.com/office/word/2012/wordml" xmlns:w16cex="http://schemas.microsoft.com/office/word/2018/wordml/cex" xmlns:w16cid="http://schemas.microsoft.com/office/word/2016/wordml/cid" xmlns:w16="http://schemas.microsoft.com/office/word/2018/wordml" xmlns:w16du="http://schemas.microsoft.com/office/word/2023/wordml/word16du" xmlns:w16sdtdh="http://schemas.microsoft.com/office/word/2020/wordml/sdtdatahash" xmlns:w16sdtfl="http://schemas.microsoft.com/office/word/2024/wordml/sdtformatlock" xmlns:w16se="http://schemas.microsoft.com/office/word/2015/wordml/symex" xmlns:wpg="http://schemas.microsoft.com/office/word/2010/wordprocessingGroup" xmlns:wpi="http://schemas.microsoft.com/office/word/2010/wordprocessingInk" xmlns:wne="http://schemas.microsoft.com/office/word/2006/wordml" xmlns:wps="http://schemas.microsoft.com/office/word/2010/wordprocessingShape" mc:Ignorable="w14 w15 w16se w16cid w16 w16cex w16sdtdh w16sdtfl w16du wp14">
   <w:footnote w:type="separator" w:id="-1">
     <w:p>
       <w:pPr>
@@ -50800,7 +51364,7 @@
 </file>
 
 <file path=word/header1.xml><?xml version="1.0" encoding="utf-8"?>
-<w:hdr xmlns:wpc="http://schemas.microsoft.com/office/word/2010/wordprocessingCanvas" xmlns:cx="http://schemas.microsoft.com/office/drawing/2014/chartex" xmlns:cx1="http://schemas.microsoft.com/office/drawing/2015/9/8/chartex" xmlns:cx2="http://schemas.microsoft.com/office/drawing/2015/10/21/chartex" xmlns:cx3="http://schemas.microsoft.com/office/drawing/2016/5/9/chartex" xmlns:cx4="http://schemas.microsoft.com/office/drawing/2016/5/10/chartex" xmlns:cx5="http://schemas.microsoft.com/office/drawing/2016/5/11/chartex" xmlns:cx6="http://schemas.microsoft.com/office/drawing/2016/5/12/chartex" xmlns:cx7="http://schemas.microsoft.com/office/drawing/2016/5/13/chartex" xmlns:cx8="http://schemas.microsoft.com/office/drawing/2016/5/14/chartex" xmlns:mc="http://schemas.openxmlformats.org/markup-compatibility/2006" xmlns:aink="http://schemas.microsoft.com/office/drawing/2016/ink" xmlns:am3d="http://schemas.microsoft.com/office/drawing/2017/model3d" xmlns:o="urn:schemas-microsoft-com:office:office" xmlns:oel="http://schemas.microsoft.com/office/2019/extlst" xmlns:r="http://schemas.openxmlformats.org/officeDocument/2006/relationships" xmlns:m="http://schemas.openxmlformats.org/officeDocument/2006/math" xmlns:v="urn:schemas-microsoft-com:vml" xmlns:wp14="http://schemas.microsoft.com/office/word/2010/wordprocessingDrawing" xmlns:wp="http://schemas.openxmlformats.org/drawingml/2006/wordprocessingDrawing" xmlns:w10="urn:schemas-microsoft-com:office:word" xmlns:w="http://schemas.openxmlformats.org/wordprocessingml/2006/main" xmlns:w14="http://schemas.microsoft.com/office/word/2010/wordml" xmlns:w15="http://schemas.microsoft.com/office/word/2012/wordml" xmlns:w16cei="http://schemas.microsoft.com/office/word/2026/wordml/cei" xmlns:w16cex="http://schemas.microsoft.com/office/word/2018/wordml/cex" xmlns:w16cid="http://schemas.microsoft.com/office/word/2016/wordml/cid" xmlns:w16="http://schemas.microsoft.com/office/word/2018/wordml" xmlns:w16du="http://schemas.microsoft.com/office/word/2023/wordml/word16du" xmlns:w16sdtdh="http://schemas.microsoft.com/office/word/2020/wordml/sdtdatahash" xmlns:w16sdtfl="http://schemas.microsoft.com/office/word/2024/wordml/sdtformatlock" xmlns:w16se="http://schemas.microsoft.com/office/word/2015/wordml/symex" xmlns:wpg="http://schemas.microsoft.com/office/word/2010/wordprocessingGroup" xmlns:wpi="http://schemas.microsoft.com/office/word/2010/wordprocessingInk" xmlns:wne="http://schemas.microsoft.com/office/word/2006/wordml" xmlns:wps="http://schemas.microsoft.com/office/word/2010/wordprocessingShape" mc:Ignorable="w14 w15 w16se w16cid w16 w16cex w16sdtdh w16sdtfl w16du wp14">
+<w:hdr xmlns:wpc="http://schemas.microsoft.com/office/word/2010/wordprocessingCanvas" xmlns:cx="http://schemas.microsoft.com/office/drawing/2014/chartex" xmlns:cx1="http://schemas.microsoft.com/office/drawing/2015/9/8/chartex" xmlns:cx2="http://schemas.microsoft.com/office/drawing/2015/10/21/chartex" xmlns:cx3="http://schemas.microsoft.com/office/drawing/2016/5/9/chartex" xmlns:cx4="http://schemas.microsoft.com/office/drawing/2016/5/10/chartex" xmlns:cx5="http://schemas.microsoft.com/office/drawing/2016/5/11/chartex" xmlns:cx6="http://schemas.microsoft.com/office/drawing/2016/5/12/chartex" xmlns:cx7="http://schemas.microsoft.com/office/drawing/2016/5/13/chartex" xmlns:cx8="http://schemas.microsoft.com/office/drawing/2016/5/14/chartex" xmlns:mc="http://schemas.openxmlformats.org/markup-compatibility/2006" xmlns:aink="http://schemas.microsoft.com/office/drawing/2016/ink" xmlns:am3d="http://schemas.microsoft.com/office/drawing/2017/model3d" xmlns:o="urn:schemas-microsoft-com:office:office" xmlns:oel="http://schemas.microsoft.com/office/2019/extlst" xmlns:r="http://schemas.openxmlformats.org/officeDocument/2006/relationships" xmlns:m="http://schemas.openxmlformats.org/officeDocument/2006/math" xmlns:v="urn:schemas-microsoft-com:vml" xmlns:wp14="http://schemas.microsoft.com/office/word/2010/wordprocessingDrawing" xmlns:wp="http://schemas.openxmlformats.org/drawingml/2006/wordprocessingDrawing" xmlns:w10="urn:schemas-microsoft-com:office:word" xmlns:w="http://schemas.openxmlformats.org/wordprocessingml/2006/main" xmlns:w14="http://schemas.microsoft.com/office/word/2010/wordml" xmlns:w15="http://schemas.microsoft.com/office/word/2012/wordml" xmlns:w16cex="http://schemas.microsoft.com/office/word/2018/wordml/cex" xmlns:w16cid="http://schemas.microsoft.com/office/word/2016/wordml/cid" xmlns:w16="http://schemas.microsoft.com/office/word/2018/wordml" xmlns:w16du="http://schemas.microsoft.com/office/word/2023/wordml/word16du" xmlns:w16sdtdh="http://schemas.microsoft.com/office/word/2020/wordml/sdtdatahash" xmlns:w16sdtfl="http://schemas.microsoft.com/office/word/2024/wordml/sdtformatlock" xmlns:w16se="http://schemas.microsoft.com/office/word/2015/wordml/symex" xmlns:wpg="http://schemas.microsoft.com/office/word/2010/wordprocessingGroup" xmlns:wpi="http://schemas.microsoft.com/office/word/2010/wordprocessingInk" xmlns:wne="http://schemas.microsoft.com/office/word/2006/wordml" xmlns:wps="http://schemas.microsoft.com/office/word/2010/wordprocessingShape" mc:Ignorable="w14 w15 w16se w16cid w16 w16cex w16sdtdh w16sdtfl w16du wp14">
   <w:p>
     <w:pPr>
       <w:pStyle w:val="Header"/>
@@ -50821,7 +51385,7 @@
 </file>
 
 <file path=word/header2.xml><?xml version="1.0" encoding="utf-8"?>
-<w:hdr xmlns:wpc="http://schemas.microsoft.com/office/word/2010/wordprocessingCanvas" xmlns:cx="http://schemas.microsoft.com/office/drawing/2014/chartex" xmlns:cx1="http://schemas.microsoft.com/office/drawing/2015/9/8/chartex" xmlns:cx2="http://schemas.microsoft.com/office/drawing/2015/10/21/chartex" xmlns:cx3="http://schemas.microsoft.com/office/drawing/2016/5/9/chartex" xmlns:cx4="http://schemas.microsoft.com/office/drawing/2016/5/10/chartex" xmlns:cx5="http://schemas.microsoft.com/office/drawing/2016/5/11/chartex" xmlns:cx6="http://schemas.microsoft.com/office/drawing/2016/5/12/chartex" xmlns:cx7="http://schemas.microsoft.com/office/drawing/2016/5/13/chartex" xmlns:cx8="http://schemas.microsoft.com/office/drawing/2016/5/14/chartex" xmlns:mc="http://schemas.openxmlformats.org/markup-compatibility/2006" xmlns:aink="http://schemas.microsoft.com/office/drawing/2016/ink" xmlns:am3d="http://schemas.microsoft.com/office/drawing/2017/model3d" xmlns:o="urn:schemas-microsoft-com:office:office" xmlns:oel="http://schemas.microsoft.com/office/2019/extlst" xmlns:r="http://schemas.openxmlformats.org/officeDocument/2006/relationships" xmlns:m="http://schemas.openxmlformats.org/officeDocument/2006/math" xmlns:v="urn:schemas-microsoft-com:vml" xmlns:wp14="http://schemas.microsoft.com/office/word/2010/wordprocessingDrawing" xmlns:wp="http://schemas.openxmlformats.org/drawingml/2006/wordprocessingDrawing" xmlns:w10="urn:schemas-microsoft-com:office:word" xmlns:w="http://schemas.openxmlformats.org/wordprocessingml/2006/main" xmlns:w14="http://schemas.microsoft.com/office/word/2010/wordml" xmlns:w15="http://schemas.microsoft.com/office/word/2012/wordml" xmlns:w16cei="http://schemas.microsoft.com/office/word/2026/wordml/cei" xmlns:w16cex="http://schemas.microsoft.com/office/word/2018/wordml/cex" xmlns:w16cid="http://schemas.microsoft.com/office/word/2016/wordml/cid" xmlns:w16="http://schemas.microsoft.com/office/word/2018/wordml" xmlns:w16du="http://schemas.microsoft.com/office/word/2023/wordml/word16du" xmlns:w16sdtdh="http://schemas.microsoft.com/office/word/2020/wordml/sdtdatahash" xmlns:w16sdtfl="http://schemas.microsoft.com/office/word/2024/wordml/sdtformatlock" xmlns:w16se="http://schemas.microsoft.com/office/word/2015/wordml/symex" xmlns:wpg="http://schemas.microsoft.com/office/word/2010/wordprocessingGroup" xmlns:wpi="http://schemas.microsoft.com/office/word/2010/wordprocessingInk" xmlns:wne="http://schemas.microsoft.com/office/word/2006/wordml" xmlns:wps="http://schemas.microsoft.com/office/word/2010/wordprocessingShape" mc:Ignorable="w14 w15 w16se w16cid w16 w16cex w16sdtdh w16sdtfl w16du wp14">
+<w:hdr xmlns:wpc="http://schemas.microsoft.com/office/word/2010/wordprocessingCanvas" xmlns:cx="http://schemas.microsoft.com/office/drawing/2014/chartex" xmlns:cx1="http://schemas.microsoft.com/office/drawing/2015/9/8/chartex" xmlns:cx2="http://schemas.microsoft.com/office/drawing/2015/10/21/chartex" xmlns:cx3="http://schemas.microsoft.com/office/drawing/2016/5/9/chartex" xmlns:cx4="http://schemas.microsoft.com/office/drawing/2016/5/10/chartex" xmlns:cx5="http://schemas.microsoft.com/office/drawing/2016/5/11/chartex" xmlns:cx6="http://schemas.microsoft.com/office/drawing/2016/5/12/chartex" xmlns:cx7="http://schemas.microsoft.com/office/drawing/2016/5/13/chartex" xmlns:cx8="http://schemas.microsoft.com/office/drawing/2016/5/14/chartex" xmlns:mc="http://schemas.openxmlformats.org/markup-compatibility/2006" xmlns:aink="http://schemas.microsoft.com/office/drawing/2016/ink" xmlns:am3d="http://schemas.microsoft.com/office/drawing/2017/model3d" xmlns:o="urn:schemas-microsoft-com:office:office" xmlns:oel="http://schemas.microsoft.com/office/2019/extlst" xmlns:r="http://schemas.openxmlformats.org/officeDocument/2006/relationships" xmlns:m="http://schemas.openxmlformats.org/officeDocument/2006/math" xmlns:v="urn:schemas-microsoft-com:vml" xmlns:wp14="http://schemas.microsoft.com/office/word/2010/wordprocessingDrawing" xmlns:wp="http://schemas.openxmlformats.org/drawingml/2006/wordprocessingDrawing" xmlns:w10="urn:schemas-microsoft-com:office:word" xmlns:w="http://schemas.openxmlformats.org/wordprocessingml/2006/main" xmlns:w14="http://schemas.microsoft.com/office/word/2010/wordml" xmlns:w15="http://schemas.microsoft.com/office/word/2012/wordml" xmlns:w16cex="http://schemas.microsoft.com/office/word/2018/wordml/cex" xmlns:w16cid="http://schemas.microsoft.com/office/word/2016/wordml/cid" xmlns:w16="http://schemas.microsoft.com/office/word/2018/wordml" xmlns:w16du="http://schemas.microsoft.com/office/word/2023/wordml/word16du" xmlns:w16sdtdh="http://schemas.microsoft.com/office/word/2020/wordml/sdtdatahash" xmlns:w16sdtfl="http://schemas.microsoft.com/office/word/2024/wordml/sdtformatlock" xmlns:w16se="http://schemas.microsoft.com/office/word/2015/wordml/symex" xmlns:wpg="http://schemas.microsoft.com/office/word/2010/wordprocessingGroup" xmlns:wpi="http://schemas.microsoft.com/office/word/2010/wordprocessingInk" xmlns:wne="http://schemas.microsoft.com/office/word/2006/wordml" xmlns:wps="http://schemas.microsoft.com/office/word/2010/wordprocessingShape" mc:Ignorable="w14 w15 w16se w16cid w16 w16cex w16sdtdh w16sdtfl w16du wp14">
   <w:p>
     <w:pPr>
       <w:pStyle w:val="Header"/>
@@ -51225,7 +51789,7 @@
   <w:style w:type="paragraph" w:default="1" w:styleId="Normal">
     <w:name w:val="Normal"/>
     <w:qFormat/>
-    <w:rsid w:val="00076C05"/>
+    <w:rsid w:val="004451BF"/>
     <w:pPr>
       <w:spacing w:before="120" w:line="276" w:lineRule="auto"/>
     </w:pPr>
